--- a/ClassifiedInstallationStuff/_Instructions/Initial IES Suite Installation Instuctions.docx
+++ b/ClassifiedInstallationStuff/_Instructions/Initial IES Suite Installation Instuctions.docx
@@ -1,6 +1,6 @@
 
 <file path=word/document.xml><?xml version="1.0" encoding="utf-8"?>
-<w:document xmlns:wpc="http://schemas.microsoft.com/office/word/2010/wordprocessingCanvas" xmlns:mc="http://schemas.openxmlformats.org/markup-compatibility/2006" xmlns:o="urn:schemas-microsoft-com:office:office" xmlns:r="http://schemas.openxmlformats.org/officeDocument/2006/relationships" xmlns:m="http://schemas.openxmlformats.org/officeDocument/2006/math" xmlns:v="urn:schemas-microsoft-com:vml" xmlns:wp14="http://schemas.microsoft.com/office/word/2010/wordprocessingDrawing" xmlns:wp="http://schemas.openxmlformats.org/drawingml/2006/wordprocessingDrawing" xmlns:w10="urn:schemas-microsoft-com:office:word" xmlns:w="http://schemas.openxmlformats.org/wordprocessingml/2006/main" xmlns:w14="http://schemas.microsoft.com/office/word/2010/wordml" xmlns:w15="http://schemas.microsoft.com/office/word/2012/wordml" xmlns:wpg="http://schemas.microsoft.com/office/word/2010/wordprocessingGroup" xmlns:wpi="http://schemas.microsoft.com/office/word/2010/wordprocessingInk" xmlns:wne="http://schemas.microsoft.com/office/word/2006/wordml" xmlns:wps="http://schemas.microsoft.com/office/word/2010/wordprocessingShape" mc:Ignorable="w14 w15 wp14">
+<w:document xmlns:wpc="http://schemas.microsoft.com/office/word/2010/wordprocessingCanvas" xmlns:cx="http://schemas.microsoft.com/office/drawing/2014/chartex" xmlns:cx1="http://schemas.microsoft.com/office/drawing/2015/9/8/chartex" xmlns:cx2="http://schemas.microsoft.com/office/drawing/2015/10/21/chartex" xmlns:cx3="http://schemas.microsoft.com/office/drawing/2016/5/9/chartex" xmlns:cx4="http://schemas.microsoft.com/office/drawing/2016/5/10/chartex" xmlns:cx5="http://schemas.microsoft.com/office/drawing/2016/5/11/chartex" xmlns:cx6="http://schemas.microsoft.com/office/drawing/2016/5/12/chartex" xmlns:cx7="http://schemas.microsoft.com/office/drawing/2016/5/13/chartex" xmlns:cx8="http://schemas.microsoft.com/office/drawing/2016/5/14/chartex" xmlns:mc="http://schemas.openxmlformats.org/markup-compatibility/2006" xmlns:aink="http://schemas.microsoft.com/office/drawing/2016/ink" xmlns:am3d="http://schemas.microsoft.com/office/drawing/2017/model3d" xmlns:o="urn:schemas-microsoft-com:office:office" xmlns:oel="http://schemas.microsoft.com/office/2019/extlst" xmlns:r="http://schemas.openxmlformats.org/officeDocument/2006/relationships" xmlns:m="http://schemas.openxmlformats.org/officeDocument/2006/math" xmlns:v="urn:schemas-microsoft-com:vml" xmlns:wp14="http://schemas.microsoft.com/office/word/2010/wordprocessingDrawing" xmlns:wp="http://schemas.openxmlformats.org/drawingml/2006/wordprocessingDrawing" xmlns:w10="urn:schemas-microsoft-com:office:word" xmlns:w="http://schemas.openxmlformats.org/wordprocessingml/2006/main" xmlns:w14="http://schemas.microsoft.com/office/word/2010/wordml" xmlns:w15="http://schemas.microsoft.com/office/word/2012/wordml" xmlns:w16cex="http://schemas.microsoft.com/office/word/2018/wordml/cex" xmlns:w16cid="http://schemas.microsoft.com/office/word/2016/wordml/cid" xmlns:w16="http://schemas.microsoft.com/office/word/2018/wordml" xmlns:w16sdtdh="http://schemas.microsoft.com/office/word/2020/wordml/sdtdatahash" xmlns:w16se="http://schemas.microsoft.com/office/word/2015/wordml/symex" xmlns:wpg="http://schemas.microsoft.com/office/word/2010/wordprocessingGroup" xmlns:wpi="http://schemas.microsoft.com/office/word/2010/wordprocessingInk" xmlns:wne="http://schemas.microsoft.com/office/word/2006/wordml" xmlns:wps="http://schemas.microsoft.com/office/word/2010/wordprocessingShape" mc:Ignorable="w14 w15 w16se w16cid w16 w16cex w16sdtdh wp14">
   <w:body>
     <w:p>
       <w:pPr>
@@ -37,17 +37,17 @@
         </w:rPr>
       </w:pPr>
     </w:p>
-    <w:bookmarkStart w:id="0" w:name="_Toc515460341" w:displacedByCustomXml="next"/>
-    <w:bookmarkStart w:id="1" w:name="_Toc435089160" w:displacedByCustomXml="next"/>
-    <w:bookmarkStart w:id="2" w:name="_Toc402261032" w:displacedByCustomXml="next"/>
-    <w:bookmarkStart w:id="3" w:name="_Toc409096411" w:displacedByCustomXml="next"/>
-    <w:bookmarkStart w:id="4" w:name="_Toc410226779" w:displacedByCustomXml="next"/>
+    <w:bookmarkStart w:id="0" w:name="_Toc4596569" w:displacedByCustomXml="next"/>
+    <w:bookmarkStart w:id="1" w:name="_Toc426545466" w:displacedByCustomXml="next"/>
+    <w:bookmarkStart w:id="2" w:name="_Toc426545102" w:displacedByCustomXml="next"/>
+    <w:bookmarkStart w:id="3" w:name="_Toc426544400" w:displacedByCustomXml="next"/>
+    <w:bookmarkStart w:id="4" w:name="_Toc410652409" w:displacedByCustomXml="next"/>
     <w:bookmarkStart w:id="5" w:name="_Toc410286731" w:displacedByCustomXml="next"/>
-    <w:bookmarkStart w:id="6" w:name="_Toc410652409" w:displacedByCustomXml="next"/>
-    <w:bookmarkStart w:id="7" w:name="_Toc426544400" w:displacedByCustomXml="next"/>
-    <w:bookmarkStart w:id="8" w:name="_Toc426545102" w:displacedByCustomXml="next"/>
-    <w:bookmarkStart w:id="9" w:name="_Toc426545466" w:displacedByCustomXml="next"/>
-    <w:bookmarkStart w:id="10" w:name="_Toc4596569" w:displacedByCustomXml="next"/>
+    <w:bookmarkStart w:id="6" w:name="_Toc410226779" w:displacedByCustomXml="next"/>
+    <w:bookmarkStart w:id="7" w:name="_Toc409096411" w:displacedByCustomXml="next"/>
+    <w:bookmarkStart w:id="8" w:name="_Toc402261032" w:displacedByCustomXml="next"/>
+    <w:bookmarkStart w:id="9" w:name="_Toc435089160" w:displacedByCustomXml="next"/>
+    <w:bookmarkStart w:id="10" w:name="_Toc515460341" w:displacedByCustomXml="next"/>
     <w:sdt>
       <w:sdtPr>
         <w:rPr>
@@ -75,8 +75,8 @@
         </w:rPr>
       </w:sdtEndPr>
       <w:sdtContent>
-        <w:bookmarkStart w:id="11" w:name="_Toc320016168" w:displacedByCustomXml="prev"/>
-        <w:bookmarkStart w:id="12" w:name="_Toc266280202" w:displacedByCustomXml="prev"/>
+        <w:bookmarkStart w:id="11" w:name="_Toc266280202" w:displacedByCustomXml="prev"/>
+        <w:bookmarkStart w:id="12" w:name="_Toc320016168" w:displacedByCustomXml="prev"/>
         <w:p>
           <w:pPr>
             <w:pStyle w:val="Heading1"/>
@@ -361,6 +361,61 @@
                 </w:pPr>
                 <w:r>
                   <w:t>Dusan Palider</w:t>
+                </w:r>
+              </w:p>
+            </w:tc>
+          </w:tr>
+          <w:tr>
+            <w:trPr>
+              <w:cnfStyle w:val="000000100000" w:firstRow="0" w:lastRow="0" w:firstColumn="0" w:lastColumn="0" w:oddVBand="0" w:evenVBand="0" w:oddHBand="1" w:evenHBand="0" w:firstRowFirstColumn="0" w:firstRowLastColumn="0" w:lastRowFirstColumn="0" w:lastRowLastColumn="0"/>
+            </w:trPr>
+            <w:tc>
+              <w:tcPr>
+                <w:cnfStyle w:val="001000000000" w:firstRow="0" w:lastRow="0" w:firstColumn="1" w:lastColumn="0" w:oddVBand="0" w:evenVBand="0" w:oddHBand="0" w:evenHBand="0" w:firstRowFirstColumn="0" w:firstRowLastColumn="0" w:lastRowFirstColumn="0" w:lastRowLastColumn="0"/>
+                <w:tcW w:w="1188" w:type="dxa"/>
+              </w:tcPr>
+              <w:p>
+                <w:r>
+                  <w:t>17</w:t>
+                </w:r>
+              </w:p>
+            </w:tc>
+            <w:tc>
+              <w:tcPr>
+                <w:tcW w:w="1278" w:type="dxa"/>
+              </w:tcPr>
+              <w:p>
+                <w:pPr>
+                  <w:cnfStyle w:val="000000100000" w:firstRow="0" w:lastRow="0" w:firstColumn="0" w:lastColumn="0" w:oddVBand="0" w:evenVBand="0" w:oddHBand="1" w:evenHBand="0" w:firstRowFirstColumn="0" w:firstRowLastColumn="0" w:lastRowFirstColumn="0" w:lastRowLastColumn="0"/>
+                </w:pPr>
+                <w:r>
+                  <w:t>3/21/2023</w:t>
+                </w:r>
+              </w:p>
+            </w:tc>
+            <w:tc>
+              <w:tcPr>
+                <w:tcW w:w="4726" w:type="dxa"/>
+              </w:tcPr>
+              <w:p>
+                <w:pPr>
+                  <w:cnfStyle w:val="000000100000" w:firstRow="0" w:lastRow="0" w:firstColumn="0" w:lastColumn="0" w:oddVBand="0" w:evenVBand="0" w:oddHBand="1" w:evenHBand="0" w:firstRowFirstColumn="0" w:firstRowLastColumn="0" w:lastRowFirstColumn="0" w:lastRowLastColumn="0"/>
+                </w:pPr>
+                <w:r>
+                  <w:t>As of IES.2023.9 .Net Framework 4.8.0 is needed (Developer Pack should do the trick)</w:t>
+                </w:r>
+              </w:p>
+            </w:tc>
+            <w:tc>
+              <w:tcPr>
+                <w:tcW w:w="1772" w:type="dxa"/>
+              </w:tcPr>
+              <w:p>
+                <w:pPr>
+                  <w:cnfStyle w:val="000000100000" w:firstRow="0" w:lastRow="0" w:firstColumn="0" w:lastColumn="0" w:oddVBand="0" w:evenVBand="0" w:oddHBand="1" w:evenHBand="0" w:firstRowFirstColumn="0" w:firstRowLastColumn="0" w:lastRowFirstColumn="0" w:lastRowLastColumn="0"/>
+                </w:pPr>
+                <w:r>
+                  <w:t>Hazrat Rafiqzadah</w:t>
                 </w:r>
               </w:p>
             </w:tc>
@@ -2173,6 +2228,12 @@
         </w:rPr>
         <w:t>Select .NET framework 4</w:t>
       </w:r>
+      <w:r>
+        <w:rPr>
+          <w:rFonts w:ascii="Calibri" w:eastAsia="Times New Roman" w:hAnsi="Calibri" w:cs="Calibri"/>
+        </w:rPr>
+        <w:t>.8.0</w:t>
+      </w:r>
     </w:p>
     <w:p>
       <w:pPr>
@@ -3971,7 +4032,7 @@
           <w:noProof/>
         </w:rPr>
         <w:drawing>
-          <wp:inline distT="0" distB="0" distL="0" distR="0" wp14:anchorId="69112F2E" wp14:editId="1388F351">
+          <wp:inline distT="0" distB="0" distL="0" distR="0" wp14:anchorId="63802DE1" wp14:editId="476CFAFD">
             <wp:extent cx="3802380" cy="1356020"/>
             <wp:effectExtent l="0" t="0" r="7620" b="0"/>
             <wp:docPr id="1" name="Picture 1"/>
@@ -4025,7 +4086,7 @@
           <w:noProof/>
         </w:rPr>
         <w:drawing>
-          <wp:inline distT="0" distB="0" distL="0" distR="0" wp14:anchorId="691CC513" wp14:editId="74DFECEA">
+          <wp:inline distT="0" distB="0" distL="0" distR="0" wp14:anchorId="3AE5851E" wp14:editId="12309523">
             <wp:extent cx="4038600" cy="3642938"/>
             <wp:effectExtent l="0" t="0" r="0" b="0"/>
             <wp:docPr id="2" name="Picture 2"/>
@@ -4100,7 +4161,7 @@
         </w:rPr>
         <w:lastRenderedPageBreak/>
         <w:drawing>
-          <wp:inline distT="0" distB="0" distL="0" distR="0" wp14:anchorId="65A740B2" wp14:editId="16E6F42E">
+          <wp:inline distT="0" distB="0" distL="0" distR="0" wp14:anchorId="6CD60CE5" wp14:editId="6AB99B55">
             <wp:extent cx="1972904" cy="1515486"/>
             <wp:effectExtent l="0" t="0" r="8890" b="8890"/>
             <wp:docPr id="4" name="Picture 4"/>
@@ -4161,7 +4222,7 @@
           <w:noProof/>
         </w:rPr>
         <w:drawing>
-          <wp:inline distT="0" distB="0" distL="0" distR="0" wp14:anchorId="2A5E3C3E" wp14:editId="09CC0D3B">
+          <wp:inline distT="0" distB="0" distL="0" distR="0" wp14:anchorId="6D890CAE" wp14:editId="3DB85244">
             <wp:extent cx="4060954" cy="2175387"/>
             <wp:effectExtent l="0" t="0" r="0" b="0"/>
             <wp:docPr id="3" name="Picture 3"/>
@@ -4434,11 +4495,16 @@
       <w:r>
         <w:t xml:space="preserve">– </w:t>
       </w:r>
+      <w:proofErr w:type="spellStart"/>
       <w:r>
         <w:t>GenBOE</w:t>
       </w:r>
       <w:r>
-        <w:t>’s URL</w:t>
+        <w:t>’s</w:t>
+      </w:r>
+      <w:proofErr w:type="spellEnd"/>
+      <w:r>
+        <w:t xml:space="preserve"> URL</w:t>
       </w:r>
     </w:p>
     <w:p>
@@ -4549,15 +4615,31 @@
         <w:t xml:space="preserve"> </w:t>
       </w:r>
       <w:r>
-        <w:t xml:space="preserve">– ProPricer URL – a URL to a </w:t>
+        <w:t xml:space="preserve">– </w:t>
       </w:r>
       <w:proofErr w:type="spellStart"/>
       <w:r>
+        <w:t>ProPricer</w:t>
+      </w:r>
+      <w:proofErr w:type="spellEnd"/>
+      <w:r>
+        <w:t xml:space="preserve"> URL – a URL to a </w:t>
+      </w:r>
+      <w:proofErr w:type="spellStart"/>
+      <w:r>
         <w:t>sharepoint</w:t>
       </w:r>
       <w:proofErr w:type="spellEnd"/>
       <w:r>
-        <w:t xml:space="preserve"> site where ProPricer links are located</w:t>
+        <w:t xml:space="preserve"> site where </w:t>
+      </w:r>
+      <w:proofErr w:type="spellStart"/>
+      <w:r>
+        <w:t>ProPricer</w:t>
+      </w:r>
+      <w:proofErr w:type="spellEnd"/>
+      <w:r>
+        <w:t xml:space="preserve"> links are located</w:t>
       </w:r>
     </w:p>
     <w:p>
@@ -5200,27 +5282,7 @@
           <w:sz w:val="19"/>
           <w:szCs w:val="19"/>
         </w:rPr>
-        <w:t xml:space="preserve">    &lt;</w:t>
-      </w:r>
-      <w:proofErr w:type="gramStart"/>
-      <w:r>
-        <w:rPr>
-          <w:rFonts w:ascii="Consolas" w:eastAsiaTheme="minorHAnsi" w:hAnsi="Consolas" w:cs="Consolas"/>
-          <w:color w:val="0000FF"/>
-          <w:sz w:val="19"/>
-          <w:szCs w:val="19"/>
-        </w:rPr>
-        <w:t>rewrite</w:t>
-      </w:r>
-      <w:proofErr w:type="gramEnd"/>
-      <w:r>
-        <w:rPr>
-          <w:rFonts w:ascii="Consolas" w:eastAsiaTheme="minorHAnsi" w:hAnsi="Consolas" w:cs="Consolas"/>
-          <w:color w:val="0000FF"/>
-          <w:sz w:val="19"/>
-          <w:szCs w:val="19"/>
-        </w:rPr>
-        <w:t>&gt;</w:t>
+        <w:t xml:space="preserve">    &lt;rewrite&gt;</w:t>
       </w:r>
     </w:p>
     <w:p>
@@ -5244,36 +5306,181 @@
           <w:sz w:val="19"/>
           <w:szCs w:val="19"/>
         </w:rPr>
-        <w:t xml:space="preserve">      &lt;</w:t>
+        <w:t xml:space="preserve">      &lt;rules&gt;</w:t>
+      </w:r>
+      <w:r>
+        <w:rPr>
+          <w:rFonts w:ascii="Consolas" w:eastAsiaTheme="minorHAnsi" w:hAnsi="Consolas" w:cs="Consolas"/>
+          <w:color w:val="0000FF"/>
+          <w:sz w:val="19"/>
+          <w:szCs w:val="19"/>
+        </w:rPr>
+        <w:tab/>
+      </w:r>
+    </w:p>
+    <w:p>
+      <w:pPr>
+        <w:pStyle w:val="ListParagraph"/>
+        <w:spacing w:line="240" w:lineRule="auto"/>
+        <w:rPr>
+          <w:rFonts w:ascii="Consolas" w:eastAsiaTheme="minorHAnsi" w:hAnsi="Consolas" w:cs="Consolas"/>
+          <w:color w:val="0000FF"/>
+          <w:sz w:val="19"/>
+          <w:szCs w:val="19"/>
+        </w:rPr>
+      </w:pPr>
+      <w:r>
+        <w:rPr>
+          <w:rFonts w:ascii="Consolas" w:eastAsiaTheme="minorHAnsi" w:hAnsi="Consolas" w:cs="Consolas"/>
+          <w:color w:val="0000FF"/>
+          <w:sz w:val="19"/>
+          <w:szCs w:val="19"/>
+        </w:rPr>
+        <w:t xml:space="preserve">        &lt;rule </w:t>
+      </w:r>
+      <w:r>
+        <w:rPr>
+          <w:rFonts w:ascii="Consolas" w:eastAsiaTheme="minorHAnsi" w:hAnsi="Consolas" w:cs="Consolas"/>
+          <w:color w:val="FF0000"/>
+          <w:sz w:val="19"/>
+          <w:szCs w:val="19"/>
+        </w:rPr>
+        <w:t>name</w:t>
+      </w:r>
+      <w:r>
+        <w:rPr>
+          <w:rFonts w:ascii="Consolas" w:eastAsiaTheme="minorHAnsi" w:hAnsi="Consolas" w:cs="Consolas"/>
+          <w:color w:val="8064A2" w:themeColor="accent4"/>
+          <w:sz w:val="19"/>
+          <w:szCs w:val="19"/>
+        </w:rPr>
+        <w:t>="Redirect to HTTPs"</w:t>
+      </w:r>
+      <w:r>
+        <w:rPr>
+          <w:rFonts w:ascii="Consolas" w:eastAsiaTheme="minorHAnsi" w:hAnsi="Consolas" w:cs="Consolas"/>
+          <w:color w:val="0000FF"/>
+          <w:sz w:val="19"/>
+          <w:szCs w:val="19"/>
+        </w:rPr>
+        <w:t xml:space="preserve"> </w:t>
+      </w:r>
+      <w:proofErr w:type="spellStart"/>
+      <w:r>
+        <w:rPr>
+          <w:rFonts w:ascii="Consolas" w:eastAsiaTheme="minorHAnsi" w:hAnsi="Consolas" w:cs="Consolas"/>
+          <w:color w:val="FF0000"/>
+          <w:sz w:val="19"/>
+          <w:szCs w:val="19"/>
+        </w:rPr>
+        <w:t>stopProcessing</w:t>
+      </w:r>
+      <w:proofErr w:type="spellEnd"/>
+      <w:r>
+        <w:rPr>
+          <w:rFonts w:ascii="Consolas" w:eastAsiaTheme="minorHAnsi" w:hAnsi="Consolas" w:cs="Consolas"/>
+          <w:color w:val="8064A2" w:themeColor="accent4"/>
+          <w:sz w:val="19"/>
+          <w:szCs w:val="19"/>
+        </w:rPr>
+        <w:t xml:space="preserve">="true" </w:t>
+      </w:r>
+      <w:r>
+        <w:rPr>
+          <w:rFonts w:ascii="Consolas" w:eastAsiaTheme="minorHAnsi" w:hAnsi="Consolas" w:cs="Consolas"/>
+          <w:color w:val="FF0000"/>
+          <w:sz w:val="19"/>
+          <w:szCs w:val="19"/>
+        </w:rPr>
+        <w:t>enabled</w:t>
+      </w:r>
+      <w:r>
+        <w:rPr>
+          <w:rFonts w:ascii="Consolas" w:eastAsiaTheme="minorHAnsi" w:hAnsi="Consolas" w:cs="Consolas"/>
+          <w:color w:val="8064A2" w:themeColor="accent4"/>
+          <w:sz w:val="19"/>
+          <w:szCs w:val="19"/>
+        </w:rPr>
+        <w:t>="true"</w:t>
+      </w:r>
+      <w:r>
+        <w:rPr>
+          <w:rFonts w:ascii="Consolas" w:eastAsiaTheme="minorHAnsi" w:hAnsi="Consolas" w:cs="Consolas"/>
+          <w:color w:val="0000FF"/>
+          <w:sz w:val="19"/>
+          <w:szCs w:val="19"/>
+        </w:rPr>
+        <w:t>&gt;</w:t>
+      </w:r>
+    </w:p>
+    <w:p>
+      <w:pPr>
+        <w:pStyle w:val="ListParagraph"/>
+        <w:spacing w:line="240" w:lineRule="auto"/>
+        <w:rPr>
+          <w:rFonts w:ascii="Consolas" w:eastAsiaTheme="minorHAnsi" w:hAnsi="Consolas" w:cs="Consolas"/>
+          <w:color w:val="0000FF"/>
+          <w:sz w:val="19"/>
+          <w:szCs w:val="19"/>
+        </w:rPr>
+      </w:pPr>
+      <w:r>
+        <w:rPr>
+          <w:rFonts w:ascii="Consolas" w:eastAsiaTheme="minorHAnsi" w:hAnsi="Consolas" w:cs="Consolas"/>
+          <w:color w:val="0000FF"/>
+          <w:sz w:val="19"/>
+          <w:szCs w:val="19"/>
+        </w:rPr>
+        <w:t xml:space="preserve">          &lt;match </w:t>
+      </w:r>
+      <w:proofErr w:type="spellStart"/>
+      <w:r>
+        <w:rPr>
+          <w:rFonts w:ascii="Consolas" w:eastAsiaTheme="minorHAnsi" w:hAnsi="Consolas" w:cs="Consolas"/>
+          <w:color w:val="FF0000"/>
+          <w:sz w:val="19"/>
+          <w:szCs w:val="19"/>
+        </w:rPr>
+        <w:t>url</w:t>
+      </w:r>
+      <w:proofErr w:type="spellEnd"/>
+      <w:r>
+        <w:rPr>
+          <w:rFonts w:ascii="Consolas" w:eastAsiaTheme="minorHAnsi" w:hAnsi="Consolas" w:cs="Consolas"/>
+          <w:color w:val="8064A2" w:themeColor="accent4"/>
+          <w:sz w:val="19"/>
+          <w:szCs w:val="19"/>
+        </w:rPr>
+        <w:t>="</w:t>
       </w:r>
       <w:proofErr w:type="gramStart"/>
       <w:r>
         <w:rPr>
           <w:rFonts w:ascii="Consolas" w:eastAsiaTheme="minorHAnsi" w:hAnsi="Consolas" w:cs="Consolas"/>
-          <w:color w:val="0000FF"/>
-          <w:sz w:val="19"/>
-          <w:szCs w:val="19"/>
-        </w:rPr>
-        <w:t>rules</w:t>
+          <w:color w:val="8064A2" w:themeColor="accent4"/>
+          <w:sz w:val="19"/>
+          <w:szCs w:val="19"/>
+        </w:rPr>
+        <w:t>(.*</w:t>
       </w:r>
       <w:proofErr w:type="gramEnd"/>
       <w:r>
         <w:rPr>
           <w:rFonts w:ascii="Consolas" w:eastAsiaTheme="minorHAnsi" w:hAnsi="Consolas" w:cs="Consolas"/>
-          <w:color w:val="0000FF"/>
-          <w:sz w:val="19"/>
-          <w:szCs w:val="19"/>
-        </w:rPr>
-        <w:t>&gt;</w:t>
-      </w:r>
-      <w:r>
-        <w:rPr>
-          <w:rFonts w:ascii="Consolas" w:eastAsiaTheme="minorHAnsi" w:hAnsi="Consolas" w:cs="Consolas"/>
-          <w:color w:val="0000FF"/>
-          <w:sz w:val="19"/>
-          <w:szCs w:val="19"/>
-        </w:rPr>
-        <w:tab/>
+          <w:color w:val="8064A2" w:themeColor="accent4"/>
+          <w:sz w:val="19"/>
+          <w:szCs w:val="19"/>
+        </w:rPr>
+        <w:t>)"</w:t>
+      </w:r>
+      <w:r>
+        <w:rPr>
+          <w:rFonts w:ascii="Consolas" w:eastAsiaTheme="minorHAnsi" w:hAnsi="Consolas" w:cs="Consolas"/>
+          <w:color w:val="0000FF"/>
+          <w:sz w:val="19"/>
+          <w:szCs w:val="19"/>
+        </w:rPr>
+        <w:t xml:space="preserve"> /&gt;</w:t>
       </w:r>
     </w:p>
     <w:p>
@@ -5294,7 +5501,28 @@
           <w:sz w:val="19"/>
           <w:szCs w:val="19"/>
         </w:rPr>
-        <w:t xml:space="preserve">        &lt;rule </w:t>
+        <w:t xml:space="preserve">          &lt;conditions&gt;</w:t>
+      </w:r>
+    </w:p>
+    <w:p>
+      <w:pPr>
+        <w:pStyle w:val="ListParagraph"/>
+        <w:spacing w:line="240" w:lineRule="auto"/>
+        <w:rPr>
+          <w:rFonts w:ascii="Consolas" w:eastAsiaTheme="minorHAnsi" w:hAnsi="Consolas" w:cs="Consolas"/>
+          <w:color w:val="0000FF"/>
+          <w:sz w:val="19"/>
+          <w:szCs w:val="19"/>
+        </w:rPr>
+      </w:pPr>
+      <w:r>
+        <w:rPr>
+          <w:rFonts w:ascii="Consolas" w:eastAsiaTheme="minorHAnsi" w:hAnsi="Consolas" w:cs="Consolas"/>
+          <w:color w:val="0000FF"/>
+          <w:sz w:val="19"/>
+          <w:szCs w:val="19"/>
+        </w:rPr>
+        <w:t xml:space="preserve">            &lt;add </w:t>
       </w:r>
       <w:r>
         <w:rPr>
@@ -5303,7 +5531,7 @@
           <w:sz w:val="19"/>
           <w:szCs w:val="19"/>
         </w:rPr>
-        <w:t>name</w:t>
+        <w:t>input</w:t>
       </w:r>
       <w:r>
         <w:rPr>
@@ -5312,7 +5540,7 @@
           <w:sz w:val="19"/>
           <w:szCs w:val="19"/>
         </w:rPr>
-        <w:t>="Redirect to HTTPs"</w:t>
+        <w:t>="{HTTPS}"</w:t>
       </w:r>
       <w:r>
         <w:rPr>
@@ -5323,6 +5551,93 @@
         </w:rPr>
         <w:t xml:space="preserve"> </w:t>
       </w:r>
+      <w:r>
+        <w:rPr>
+          <w:rFonts w:ascii="Consolas" w:eastAsiaTheme="minorHAnsi" w:hAnsi="Consolas" w:cs="Consolas"/>
+          <w:color w:val="FF0000"/>
+          <w:sz w:val="19"/>
+          <w:szCs w:val="19"/>
+        </w:rPr>
+        <w:t>pattern</w:t>
+      </w:r>
+      <w:r>
+        <w:rPr>
+          <w:rFonts w:ascii="Consolas" w:eastAsiaTheme="minorHAnsi" w:hAnsi="Consolas" w:cs="Consolas"/>
+          <w:color w:val="8064A2" w:themeColor="accent4"/>
+          <w:sz w:val="19"/>
+          <w:szCs w:val="19"/>
+        </w:rPr>
+        <w:t>="^OFF$"</w:t>
+      </w:r>
+      <w:r>
+        <w:rPr>
+          <w:rFonts w:ascii="Consolas" w:eastAsiaTheme="minorHAnsi" w:hAnsi="Consolas" w:cs="Consolas"/>
+          <w:color w:val="0000FF"/>
+          <w:sz w:val="19"/>
+          <w:szCs w:val="19"/>
+        </w:rPr>
+        <w:t xml:space="preserve"> /&gt;</w:t>
+      </w:r>
+    </w:p>
+    <w:p>
+      <w:pPr>
+        <w:pStyle w:val="ListParagraph"/>
+        <w:spacing w:line="240" w:lineRule="auto"/>
+        <w:rPr>
+          <w:rFonts w:ascii="Consolas" w:eastAsiaTheme="minorHAnsi" w:hAnsi="Consolas" w:cs="Consolas"/>
+          <w:color w:val="0000FF"/>
+          <w:sz w:val="19"/>
+          <w:szCs w:val="19"/>
+        </w:rPr>
+      </w:pPr>
+      <w:r>
+        <w:rPr>
+          <w:rFonts w:ascii="Consolas" w:eastAsiaTheme="minorHAnsi" w:hAnsi="Consolas" w:cs="Consolas"/>
+          <w:color w:val="0000FF"/>
+          <w:sz w:val="19"/>
+          <w:szCs w:val="19"/>
+        </w:rPr>
+        <w:t xml:space="preserve">          &lt;/conditions&gt;</w:t>
+      </w:r>
+    </w:p>
+    <w:p>
+      <w:pPr>
+        <w:pStyle w:val="ListParagraph"/>
+        <w:spacing w:line="240" w:lineRule="auto"/>
+        <w:rPr>
+          <w:rFonts w:ascii="Consolas" w:eastAsiaTheme="minorHAnsi" w:hAnsi="Consolas" w:cs="Consolas"/>
+          <w:color w:val="0000FF"/>
+          <w:sz w:val="19"/>
+          <w:szCs w:val="19"/>
+        </w:rPr>
+      </w:pPr>
+      <w:r>
+        <w:rPr>
+          <w:rFonts w:ascii="Consolas" w:eastAsiaTheme="minorHAnsi" w:hAnsi="Consolas" w:cs="Consolas"/>
+          <w:color w:val="0000FF"/>
+          <w:sz w:val="19"/>
+          <w:szCs w:val="19"/>
+        </w:rPr>
+        <w:t xml:space="preserve">          &lt;action </w:t>
+      </w:r>
+      <w:r>
+        <w:rPr>
+          <w:rFonts w:ascii="Consolas" w:eastAsiaTheme="minorHAnsi" w:hAnsi="Consolas" w:cs="Consolas"/>
+          <w:color w:val="FF0000"/>
+          <w:sz w:val="19"/>
+          <w:szCs w:val="19"/>
+        </w:rPr>
+        <w:t>type</w:t>
+      </w:r>
+      <w:r>
+        <w:rPr>
+          <w:rFonts w:ascii="Consolas" w:eastAsiaTheme="minorHAnsi" w:hAnsi="Consolas" w:cs="Consolas"/>
+          <w:color w:val="8064A2" w:themeColor="accent4"/>
+          <w:sz w:val="19"/>
+          <w:szCs w:val="19"/>
+        </w:rPr>
+        <w:t xml:space="preserve">="Redirect" </w:t>
+      </w:r>
       <w:proofErr w:type="spellStart"/>
       <w:r>
         <w:rPr>
@@ -5331,7 +5646,7 @@
           <w:sz w:val="19"/>
           <w:szCs w:val="19"/>
         </w:rPr>
-        <w:t>stopProcessing</w:t>
+        <w:t>url</w:t>
       </w:r>
       <w:proofErr w:type="spellEnd"/>
       <w:r>
@@ -5341,302 +5656,7 @@
           <w:sz w:val="19"/>
           <w:szCs w:val="19"/>
         </w:rPr>
-        <w:t xml:space="preserve">="true" </w:t>
-      </w:r>
-      <w:r>
-        <w:rPr>
-          <w:rFonts w:ascii="Consolas" w:eastAsiaTheme="minorHAnsi" w:hAnsi="Consolas" w:cs="Consolas"/>
-          <w:color w:val="FF0000"/>
-          <w:sz w:val="19"/>
-          <w:szCs w:val="19"/>
-        </w:rPr>
-        <w:t>enabled</w:t>
-      </w:r>
-      <w:r>
-        <w:rPr>
-          <w:rFonts w:ascii="Consolas" w:eastAsiaTheme="minorHAnsi" w:hAnsi="Consolas" w:cs="Consolas"/>
-          <w:color w:val="8064A2" w:themeColor="accent4"/>
-          <w:sz w:val="19"/>
-          <w:szCs w:val="19"/>
-        </w:rPr>
-        <w:t>="true"</w:t>
-      </w:r>
-      <w:r>
-        <w:rPr>
-          <w:rFonts w:ascii="Consolas" w:eastAsiaTheme="minorHAnsi" w:hAnsi="Consolas" w:cs="Consolas"/>
-          <w:color w:val="0000FF"/>
-          <w:sz w:val="19"/>
-          <w:szCs w:val="19"/>
-        </w:rPr>
-        <w:t>&gt;</w:t>
-      </w:r>
-    </w:p>
-    <w:p>
-      <w:pPr>
-        <w:pStyle w:val="ListParagraph"/>
-        <w:spacing w:line="240" w:lineRule="auto"/>
-        <w:rPr>
-          <w:rFonts w:ascii="Consolas" w:eastAsiaTheme="minorHAnsi" w:hAnsi="Consolas" w:cs="Consolas"/>
-          <w:color w:val="0000FF"/>
-          <w:sz w:val="19"/>
-          <w:szCs w:val="19"/>
-        </w:rPr>
-      </w:pPr>
-      <w:r>
-        <w:rPr>
-          <w:rFonts w:ascii="Consolas" w:eastAsiaTheme="minorHAnsi" w:hAnsi="Consolas" w:cs="Consolas"/>
-          <w:color w:val="0000FF"/>
-          <w:sz w:val="19"/>
-          <w:szCs w:val="19"/>
-        </w:rPr>
-        <w:t xml:space="preserve">          &lt;match </w:t>
-      </w:r>
-      <w:proofErr w:type="spellStart"/>
-      <w:proofErr w:type="gramStart"/>
-      <w:r>
-        <w:rPr>
-          <w:rFonts w:ascii="Consolas" w:eastAsiaTheme="minorHAnsi" w:hAnsi="Consolas" w:cs="Consolas"/>
-          <w:color w:val="FF0000"/>
-          <w:sz w:val="19"/>
-          <w:szCs w:val="19"/>
-        </w:rPr>
-        <w:t>url</w:t>
-      </w:r>
-      <w:proofErr w:type="spellEnd"/>
-      <w:proofErr w:type="gramEnd"/>
-      <w:r>
-        <w:rPr>
-          <w:rFonts w:ascii="Consolas" w:eastAsiaTheme="minorHAnsi" w:hAnsi="Consolas" w:cs="Consolas"/>
-          <w:color w:val="8064A2" w:themeColor="accent4"/>
-          <w:sz w:val="19"/>
-          <w:szCs w:val="19"/>
-        </w:rPr>
-        <w:t>="(.*)"</w:t>
-      </w:r>
-      <w:r>
-        <w:rPr>
-          <w:rFonts w:ascii="Consolas" w:eastAsiaTheme="minorHAnsi" w:hAnsi="Consolas" w:cs="Consolas"/>
-          <w:color w:val="0000FF"/>
-          <w:sz w:val="19"/>
-          <w:szCs w:val="19"/>
-        </w:rPr>
-        <w:t xml:space="preserve"> /&gt;</w:t>
-      </w:r>
-    </w:p>
-    <w:p>
-      <w:pPr>
-        <w:pStyle w:val="ListParagraph"/>
-        <w:spacing w:line="240" w:lineRule="auto"/>
-        <w:rPr>
-          <w:rFonts w:ascii="Consolas" w:eastAsiaTheme="minorHAnsi" w:hAnsi="Consolas" w:cs="Consolas"/>
-          <w:color w:val="0000FF"/>
-          <w:sz w:val="19"/>
-          <w:szCs w:val="19"/>
-        </w:rPr>
-      </w:pPr>
-      <w:r>
-        <w:rPr>
-          <w:rFonts w:ascii="Consolas" w:eastAsiaTheme="minorHAnsi" w:hAnsi="Consolas" w:cs="Consolas"/>
-          <w:color w:val="0000FF"/>
-          <w:sz w:val="19"/>
-          <w:szCs w:val="19"/>
-        </w:rPr>
-        <w:t xml:space="preserve">          &lt;</w:t>
-      </w:r>
-      <w:proofErr w:type="gramStart"/>
-      <w:r>
-        <w:rPr>
-          <w:rFonts w:ascii="Consolas" w:eastAsiaTheme="minorHAnsi" w:hAnsi="Consolas" w:cs="Consolas"/>
-          <w:color w:val="0000FF"/>
-          <w:sz w:val="19"/>
-          <w:szCs w:val="19"/>
-        </w:rPr>
-        <w:t>conditions</w:t>
-      </w:r>
-      <w:proofErr w:type="gramEnd"/>
-      <w:r>
-        <w:rPr>
-          <w:rFonts w:ascii="Consolas" w:eastAsiaTheme="minorHAnsi" w:hAnsi="Consolas" w:cs="Consolas"/>
-          <w:color w:val="0000FF"/>
-          <w:sz w:val="19"/>
-          <w:szCs w:val="19"/>
-        </w:rPr>
-        <w:t>&gt;</w:t>
-      </w:r>
-    </w:p>
-    <w:p>
-      <w:pPr>
-        <w:pStyle w:val="ListParagraph"/>
-        <w:spacing w:line="240" w:lineRule="auto"/>
-        <w:rPr>
-          <w:rFonts w:ascii="Consolas" w:eastAsiaTheme="minorHAnsi" w:hAnsi="Consolas" w:cs="Consolas"/>
-          <w:color w:val="0000FF"/>
-          <w:sz w:val="19"/>
-          <w:szCs w:val="19"/>
-        </w:rPr>
-      </w:pPr>
-      <w:r>
-        <w:rPr>
-          <w:rFonts w:ascii="Consolas" w:eastAsiaTheme="minorHAnsi" w:hAnsi="Consolas" w:cs="Consolas"/>
-          <w:color w:val="0000FF"/>
-          <w:sz w:val="19"/>
-          <w:szCs w:val="19"/>
-        </w:rPr>
-        <w:t xml:space="preserve">            &lt;add </w:t>
-      </w:r>
-      <w:r>
-        <w:rPr>
-          <w:rFonts w:ascii="Consolas" w:eastAsiaTheme="minorHAnsi" w:hAnsi="Consolas" w:cs="Consolas"/>
-          <w:color w:val="FF0000"/>
-          <w:sz w:val="19"/>
-          <w:szCs w:val="19"/>
-        </w:rPr>
-        <w:t>input</w:t>
-      </w:r>
-      <w:r>
-        <w:rPr>
-          <w:rFonts w:ascii="Consolas" w:eastAsiaTheme="minorHAnsi" w:hAnsi="Consolas" w:cs="Consolas"/>
-          <w:color w:val="8064A2" w:themeColor="accent4"/>
-          <w:sz w:val="19"/>
-          <w:szCs w:val="19"/>
-        </w:rPr>
-        <w:t>="{HTTPS}"</w:t>
-      </w:r>
-      <w:r>
-        <w:rPr>
-          <w:rFonts w:ascii="Consolas" w:eastAsiaTheme="minorHAnsi" w:hAnsi="Consolas" w:cs="Consolas"/>
-          <w:color w:val="0000FF"/>
-          <w:sz w:val="19"/>
-          <w:szCs w:val="19"/>
-        </w:rPr>
-        <w:t xml:space="preserve"> </w:t>
-      </w:r>
-      <w:r>
-        <w:rPr>
-          <w:rFonts w:ascii="Consolas" w:eastAsiaTheme="minorHAnsi" w:hAnsi="Consolas" w:cs="Consolas"/>
-          <w:color w:val="FF0000"/>
-          <w:sz w:val="19"/>
-          <w:szCs w:val="19"/>
-        </w:rPr>
-        <w:t>pattern</w:t>
-      </w:r>
-      <w:r>
-        <w:rPr>
-          <w:rFonts w:ascii="Consolas" w:eastAsiaTheme="minorHAnsi" w:hAnsi="Consolas" w:cs="Consolas"/>
-          <w:color w:val="8064A2" w:themeColor="accent4"/>
-          <w:sz w:val="19"/>
-          <w:szCs w:val="19"/>
-        </w:rPr>
-        <w:t>="^OFF$"</w:t>
-      </w:r>
-      <w:r>
-        <w:rPr>
-          <w:rFonts w:ascii="Consolas" w:eastAsiaTheme="minorHAnsi" w:hAnsi="Consolas" w:cs="Consolas"/>
-          <w:color w:val="0000FF"/>
-          <w:sz w:val="19"/>
-          <w:szCs w:val="19"/>
-        </w:rPr>
-        <w:t xml:space="preserve"> /&gt;</w:t>
-      </w:r>
-    </w:p>
-    <w:p>
-      <w:pPr>
-        <w:pStyle w:val="ListParagraph"/>
-        <w:spacing w:line="240" w:lineRule="auto"/>
-        <w:rPr>
-          <w:rFonts w:ascii="Consolas" w:eastAsiaTheme="minorHAnsi" w:hAnsi="Consolas" w:cs="Consolas"/>
-          <w:color w:val="0000FF"/>
-          <w:sz w:val="19"/>
-          <w:szCs w:val="19"/>
-        </w:rPr>
-      </w:pPr>
-      <w:r>
-        <w:rPr>
-          <w:rFonts w:ascii="Consolas" w:eastAsiaTheme="minorHAnsi" w:hAnsi="Consolas" w:cs="Consolas"/>
-          <w:color w:val="0000FF"/>
-          <w:sz w:val="19"/>
-          <w:szCs w:val="19"/>
-        </w:rPr>
-        <w:t xml:space="preserve">          &lt;/conditions&gt;</w:t>
-      </w:r>
-    </w:p>
-    <w:p>
-      <w:pPr>
-        <w:pStyle w:val="ListParagraph"/>
-        <w:spacing w:line="240" w:lineRule="auto"/>
-        <w:rPr>
-          <w:rFonts w:ascii="Consolas" w:eastAsiaTheme="minorHAnsi" w:hAnsi="Consolas" w:cs="Consolas"/>
-          <w:color w:val="0000FF"/>
-          <w:sz w:val="19"/>
-          <w:szCs w:val="19"/>
-        </w:rPr>
-      </w:pPr>
-      <w:r>
-        <w:rPr>
-          <w:rFonts w:ascii="Consolas" w:eastAsiaTheme="minorHAnsi" w:hAnsi="Consolas" w:cs="Consolas"/>
-          <w:color w:val="0000FF"/>
-          <w:sz w:val="19"/>
-          <w:szCs w:val="19"/>
-        </w:rPr>
-        <w:t xml:space="preserve">          &lt;action </w:t>
-      </w:r>
-      <w:r>
-        <w:rPr>
-          <w:rFonts w:ascii="Consolas" w:eastAsiaTheme="minorHAnsi" w:hAnsi="Consolas" w:cs="Consolas"/>
-          <w:color w:val="FF0000"/>
-          <w:sz w:val="19"/>
-          <w:szCs w:val="19"/>
-        </w:rPr>
-        <w:t>type</w:t>
-      </w:r>
-      <w:r>
-        <w:rPr>
-          <w:rFonts w:ascii="Consolas" w:eastAsiaTheme="minorHAnsi" w:hAnsi="Consolas" w:cs="Consolas"/>
-          <w:color w:val="8064A2" w:themeColor="accent4"/>
-          <w:sz w:val="19"/>
-          <w:szCs w:val="19"/>
-        </w:rPr>
-        <w:t xml:space="preserve">="Redirect" </w:t>
-      </w:r>
-      <w:proofErr w:type="spellStart"/>
-      <w:r>
-        <w:rPr>
-          <w:rFonts w:ascii="Consolas" w:eastAsiaTheme="minorHAnsi" w:hAnsi="Consolas" w:cs="Consolas"/>
-          <w:color w:val="FF0000"/>
-          <w:sz w:val="19"/>
-          <w:szCs w:val="19"/>
-        </w:rPr>
-        <w:t>url</w:t>
-      </w:r>
-      <w:proofErr w:type="spellEnd"/>
-      <w:r>
-        <w:rPr>
-          <w:rFonts w:ascii="Consolas" w:eastAsiaTheme="minorHAnsi" w:hAnsi="Consolas" w:cs="Consolas"/>
-          <w:color w:val="8064A2" w:themeColor="accent4"/>
-          <w:sz w:val="19"/>
-          <w:szCs w:val="19"/>
-        </w:rPr>
-        <w:t>="</w:t>
-      </w:r>
-      <w:proofErr w:type="gramStart"/>
-      <w:r>
-        <w:rPr>
-          <w:rFonts w:ascii="Consolas" w:eastAsiaTheme="minorHAnsi" w:hAnsi="Consolas" w:cs="Consolas"/>
-          <w:color w:val="8064A2" w:themeColor="accent4"/>
-          <w:sz w:val="19"/>
-          <w:szCs w:val="19"/>
-        </w:rPr>
-        <w:t>https:</w:t>
-      </w:r>
-      <w:proofErr w:type="gramEnd"/>
-      <w:r>
-        <w:rPr>
-          <w:rFonts w:ascii="Consolas" w:eastAsiaTheme="minorHAnsi" w:hAnsi="Consolas" w:cs="Consolas"/>
-          <w:color w:val="8064A2" w:themeColor="accent4"/>
-          <w:sz w:val="19"/>
-          <w:szCs w:val="19"/>
-        </w:rPr>
-        <w:t>//{HTTP_HOST}/{R:1}"</w:t>
+        <w:t>="https://{HTTP_HOST}/{R:1}"</w:t>
       </w:r>
       <w:r>
         <w:rPr>
@@ -6747,10 +6767,7 @@
         <w:t xml:space="preserve"> </w:t>
       </w:r>
       <w:r>
-        <w:t>– set this to the appropriate AD grou</w:t>
-      </w:r>
-      <w:r>
-        <w:t>p</w:t>
+        <w:t>– set this to the appropriate AD group</w:t>
       </w:r>
     </w:p>
     <w:p>
@@ -7304,27 +7321,7 @@
           <w:sz w:val="19"/>
           <w:szCs w:val="19"/>
         </w:rPr>
-        <w:t xml:space="preserve">    &lt;</w:t>
-      </w:r>
-      <w:proofErr w:type="gramStart"/>
-      <w:r>
-        <w:rPr>
-          <w:rFonts w:ascii="Consolas" w:eastAsiaTheme="minorHAnsi" w:hAnsi="Consolas" w:cs="Consolas"/>
-          <w:color w:val="0000FF"/>
-          <w:sz w:val="19"/>
-          <w:szCs w:val="19"/>
-        </w:rPr>
-        <w:t>rewrite</w:t>
-      </w:r>
-      <w:proofErr w:type="gramEnd"/>
-      <w:r>
-        <w:rPr>
-          <w:rFonts w:ascii="Consolas" w:eastAsiaTheme="minorHAnsi" w:hAnsi="Consolas" w:cs="Consolas"/>
-          <w:color w:val="0000FF"/>
-          <w:sz w:val="19"/>
-          <w:szCs w:val="19"/>
-        </w:rPr>
-        <w:t>&gt;</w:t>
+        <w:t xml:space="preserve">    &lt;rewrite&gt;</w:t>
       </w:r>
     </w:p>
     <w:p>
@@ -7348,36 +7345,181 @@
           <w:sz w:val="19"/>
           <w:szCs w:val="19"/>
         </w:rPr>
-        <w:t xml:space="preserve">      &lt;</w:t>
+        <w:t xml:space="preserve">      &lt;rules&gt;</w:t>
+      </w:r>
+      <w:r>
+        <w:rPr>
+          <w:rFonts w:ascii="Consolas" w:eastAsiaTheme="minorHAnsi" w:hAnsi="Consolas" w:cs="Consolas"/>
+          <w:color w:val="0000FF"/>
+          <w:sz w:val="19"/>
+          <w:szCs w:val="19"/>
+        </w:rPr>
+        <w:tab/>
+      </w:r>
+    </w:p>
+    <w:p>
+      <w:pPr>
+        <w:pStyle w:val="ListParagraph"/>
+        <w:spacing w:line="240" w:lineRule="auto"/>
+        <w:rPr>
+          <w:rFonts w:ascii="Consolas" w:eastAsiaTheme="minorHAnsi" w:hAnsi="Consolas" w:cs="Consolas"/>
+          <w:color w:val="0000FF"/>
+          <w:sz w:val="19"/>
+          <w:szCs w:val="19"/>
+        </w:rPr>
+      </w:pPr>
+      <w:r>
+        <w:rPr>
+          <w:rFonts w:ascii="Consolas" w:eastAsiaTheme="minorHAnsi" w:hAnsi="Consolas" w:cs="Consolas"/>
+          <w:color w:val="0000FF"/>
+          <w:sz w:val="19"/>
+          <w:szCs w:val="19"/>
+        </w:rPr>
+        <w:t xml:space="preserve">        &lt;rule </w:t>
+      </w:r>
+      <w:r>
+        <w:rPr>
+          <w:rFonts w:ascii="Consolas" w:eastAsiaTheme="minorHAnsi" w:hAnsi="Consolas" w:cs="Consolas"/>
+          <w:color w:val="FF0000"/>
+          <w:sz w:val="19"/>
+          <w:szCs w:val="19"/>
+        </w:rPr>
+        <w:t>name</w:t>
+      </w:r>
+      <w:r>
+        <w:rPr>
+          <w:rFonts w:ascii="Consolas" w:eastAsiaTheme="minorHAnsi" w:hAnsi="Consolas" w:cs="Consolas"/>
+          <w:color w:val="8064A2" w:themeColor="accent4"/>
+          <w:sz w:val="19"/>
+          <w:szCs w:val="19"/>
+        </w:rPr>
+        <w:t>="Redirect to HTTPs"</w:t>
+      </w:r>
+      <w:r>
+        <w:rPr>
+          <w:rFonts w:ascii="Consolas" w:eastAsiaTheme="minorHAnsi" w:hAnsi="Consolas" w:cs="Consolas"/>
+          <w:color w:val="0000FF"/>
+          <w:sz w:val="19"/>
+          <w:szCs w:val="19"/>
+        </w:rPr>
+        <w:t xml:space="preserve"> </w:t>
+      </w:r>
+      <w:proofErr w:type="spellStart"/>
+      <w:r>
+        <w:rPr>
+          <w:rFonts w:ascii="Consolas" w:eastAsiaTheme="minorHAnsi" w:hAnsi="Consolas" w:cs="Consolas"/>
+          <w:color w:val="FF0000"/>
+          <w:sz w:val="19"/>
+          <w:szCs w:val="19"/>
+        </w:rPr>
+        <w:t>stopProcessing</w:t>
+      </w:r>
+      <w:proofErr w:type="spellEnd"/>
+      <w:r>
+        <w:rPr>
+          <w:rFonts w:ascii="Consolas" w:eastAsiaTheme="minorHAnsi" w:hAnsi="Consolas" w:cs="Consolas"/>
+          <w:color w:val="8064A2" w:themeColor="accent4"/>
+          <w:sz w:val="19"/>
+          <w:szCs w:val="19"/>
+        </w:rPr>
+        <w:t xml:space="preserve">="true" </w:t>
+      </w:r>
+      <w:r>
+        <w:rPr>
+          <w:rFonts w:ascii="Consolas" w:eastAsiaTheme="minorHAnsi" w:hAnsi="Consolas" w:cs="Consolas"/>
+          <w:color w:val="FF0000"/>
+          <w:sz w:val="19"/>
+          <w:szCs w:val="19"/>
+        </w:rPr>
+        <w:t>enabled</w:t>
+      </w:r>
+      <w:r>
+        <w:rPr>
+          <w:rFonts w:ascii="Consolas" w:eastAsiaTheme="minorHAnsi" w:hAnsi="Consolas" w:cs="Consolas"/>
+          <w:color w:val="8064A2" w:themeColor="accent4"/>
+          <w:sz w:val="19"/>
+          <w:szCs w:val="19"/>
+        </w:rPr>
+        <w:t>="true"</w:t>
+      </w:r>
+      <w:r>
+        <w:rPr>
+          <w:rFonts w:ascii="Consolas" w:eastAsiaTheme="minorHAnsi" w:hAnsi="Consolas" w:cs="Consolas"/>
+          <w:color w:val="0000FF"/>
+          <w:sz w:val="19"/>
+          <w:szCs w:val="19"/>
+        </w:rPr>
+        <w:t>&gt;</w:t>
+      </w:r>
+    </w:p>
+    <w:p>
+      <w:pPr>
+        <w:pStyle w:val="ListParagraph"/>
+        <w:spacing w:line="240" w:lineRule="auto"/>
+        <w:rPr>
+          <w:rFonts w:ascii="Consolas" w:eastAsiaTheme="minorHAnsi" w:hAnsi="Consolas" w:cs="Consolas"/>
+          <w:color w:val="0000FF"/>
+          <w:sz w:val="19"/>
+          <w:szCs w:val="19"/>
+        </w:rPr>
+      </w:pPr>
+      <w:r>
+        <w:rPr>
+          <w:rFonts w:ascii="Consolas" w:eastAsiaTheme="minorHAnsi" w:hAnsi="Consolas" w:cs="Consolas"/>
+          <w:color w:val="0000FF"/>
+          <w:sz w:val="19"/>
+          <w:szCs w:val="19"/>
+        </w:rPr>
+        <w:t xml:space="preserve">          &lt;match </w:t>
+      </w:r>
+      <w:proofErr w:type="spellStart"/>
+      <w:r>
+        <w:rPr>
+          <w:rFonts w:ascii="Consolas" w:eastAsiaTheme="minorHAnsi" w:hAnsi="Consolas" w:cs="Consolas"/>
+          <w:color w:val="FF0000"/>
+          <w:sz w:val="19"/>
+          <w:szCs w:val="19"/>
+        </w:rPr>
+        <w:t>url</w:t>
+      </w:r>
+      <w:proofErr w:type="spellEnd"/>
+      <w:r>
+        <w:rPr>
+          <w:rFonts w:ascii="Consolas" w:eastAsiaTheme="minorHAnsi" w:hAnsi="Consolas" w:cs="Consolas"/>
+          <w:color w:val="8064A2" w:themeColor="accent4"/>
+          <w:sz w:val="19"/>
+          <w:szCs w:val="19"/>
+        </w:rPr>
+        <w:t>="</w:t>
       </w:r>
       <w:proofErr w:type="gramStart"/>
       <w:r>
         <w:rPr>
           <w:rFonts w:ascii="Consolas" w:eastAsiaTheme="minorHAnsi" w:hAnsi="Consolas" w:cs="Consolas"/>
-          <w:color w:val="0000FF"/>
-          <w:sz w:val="19"/>
-          <w:szCs w:val="19"/>
-        </w:rPr>
-        <w:t>rules</w:t>
+          <w:color w:val="8064A2" w:themeColor="accent4"/>
+          <w:sz w:val="19"/>
+          <w:szCs w:val="19"/>
+        </w:rPr>
+        <w:t>(.*</w:t>
       </w:r>
       <w:proofErr w:type="gramEnd"/>
       <w:r>
         <w:rPr>
           <w:rFonts w:ascii="Consolas" w:eastAsiaTheme="minorHAnsi" w:hAnsi="Consolas" w:cs="Consolas"/>
-          <w:color w:val="0000FF"/>
-          <w:sz w:val="19"/>
-          <w:szCs w:val="19"/>
-        </w:rPr>
-        <w:t>&gt;</w:t>
-      </w:r>
-      <w:r>
-        <w:rPr>
-          <w:rFonts w:ascii="Consolas" w:eastAsiaTheme="minorHAnsi" w:hAnsi="Consolas" w:cs="Consolas"/>
-          <w:color w:val="0000FF"/>
-          <w:sz w:val="19"/>
-          <w:szCs w:val="19"/>
-        </w:rPr>
-        <w:tab/>
+          <w:color w:val="8064A2" w:themeColor="accent4"/>
+          <w:sz w:val="19"/>
+          <w:szCs w:val="19"/>
+        </w:rPr>
+        <w:t>)"</w:t>
+      </w:r>
+      <w:r>
+        <w:rPr>
+          <w:rFonts w:ascii="Consolas" w:eastAsiaTheme="minorHAnsi" w:hAnsi="Consolas" w:cs="Consolas"/>
+          <w:color w:val="0000FF"/>
+          <w:sz w:val="19"/>
+          <w:szCs w:val="19"/>
+        </w:rPr>
+        <w:t xml:space="preserve"> /&gt;</w:t>
       </w:r>
     </w:p>
     <w:p>
@@ -7398,7 +7540,28 @@
           <w:sz w:val="19"/>
           <w:szCs w:val="19"/>
         </w:rPr>
-        <w:t xml:space="preserve">        &lt;rule </w:t>
+        <w:t xml:space="preserve">          &lt;conditions&gt;</w:t>
+      </w:r>
+    </w:p>
+    <w:p>
+      <w:pPr>
+        <w:pStyle w:val="ListParagraph"/>
+        <w:spacing w:line="240" w:lineRule="auto"/>
+        <w:rPr>
+          <w:rFonts w:ascii="Consolas" w:eastAsiaTheme="minorHAnsi" w:hAnsi="Consolas" w:cs="Consolas"/>
+          <w:color w:val="0000FF"/>
+          <w:sz w:val="19"/>
+          <w:szCs w:val="19"/>
+        </w:rPr>
+      </w:pPr>
+      <w:r>
+        <w:rPr>
+          <w:rFonts w:ascii="Consolas" w:eastAsiaTheme="minorHAnsi" w:hAnsi="Consolas" w:cs="Consolas"/>
+          <w:color w:val="0000FF"/>
+          <w:sz w:val="19"/>
+          <w:szCs w:val="19"/>
+        </w:rPr>
+        <w:t xml:space="preserve">            &lt;add </w:t>
       </w:r>
       <w:r>
         <w:rPr>
@@ -7407,7 +7570,7 @@
           <w:sz w:val="19"/>
           <w:szCs w:val="19"/>
         </w:rPr>
-        <w:t>name</w:t>
+        <w:t>input</w:t>
       </w:r>
       <w:r>
         <w:rPr>
@@ -7416,7 +7579,7 @@
           <w:sz w:val="19"/>
           <w:szCs w:val="19"/>
         </w:rPr>
-        <w:t>="Redirect to HTTPs"</w:t>
+        <w:t>="{HTTPS}"</w:t>
       </w:r>
       <w:r>
         <w:rPr>
@@ -7427,6 +7590,93 @@
         </w:rPr>
         <w:t xml:space="preserve"> </w:t>
       </w:r>
+      <w:r>
+        <w:rPr>
+          <w:rFonts w:ascii="Consolas" w:eastAsiaTheme="minorHAnsi" w:hAnsi="Consolas" w:cs="Consolas"/>
+          <w:color w:val="FF0000"/>
+          <w:sz w:val="19"/>
+          <w:szCs w:val="19"/>
+        </w:rPr>
+        <w:t>pattern</w:t>
+      </w:r>
+      <w:r>
+        <w:rPr>
+          <w:rFonts w:ascii="Consolas" w:eastAsiaTheme="minorHAnsi" w:hAnsi="Consolas" w:cs="Consolas"/>
+          <w:color w:val="8064A2" w:themeColor="accent4"/>
+          <w:sz w:val="19"/>
+          <w:szCs w:val="19"/>
+        </w:rPr>
+        <w:t>="^OFF$"</w:t>
+      </w:r>
+      <w:r>
+        <w:rPr>
+          <w:rFonts w:ascii="Consolas" w:eastAsiaTheme="minorHAnsi" w:hAnsi="Consolas" w:cs="Consolas"/>
+          <w:color w:val="0000FF"/>
+          <w:sz w:val="19"/>
+          <w:szCs w:val="19"/>
+        </w:rPr>
+        <w:t xml:space="preserve"> /&gt;</w:t>
+      </w:r>
+    </w:p>
+    <w:p>
+      <w:pPr>
+        <w:pStyle w:val="ListParagraph"/>
+        <w:spacing w:line="240" w:lineRule="auto"/>
+        <w:rPr>
+          <w:rFonts w:ascii="Consolas" w:eastAsiaTheme="minorHAnsi" w:hAnsi="Consolas" w:cs="Consolas"/>
+          <w:color w:val="0000FF"/>
+          <w:sz w:val="19"/>
+          <w:szCs w:val="19"/>
+        </w:rPr>
+      </w:pPr>
+      <w:r>
+        <w:rPr>
+          <w:rFonts w:ascii="Consolas" w:eastAsiaTheme="minorHAnsi" w:hAnsi="Consolas" w:cs="Consolas"/>
+          <w:color w:val="0000FF"/>
+          <w:sz w:val="19"/>
+          <w:szCs w:val="19"/>
+        </w:rPr>
+        <w:t xml:space="preserve">          &lt;/conditions&gt;</w:t>
+      </w:r>
+    </w:p>
+    <w:p>
+      <w:pPr>
+        <w:pStyle w:val="ListParagraph"/>
+        <w:spacing w:line="240" w:lineRule="auto"/>
+        <w:rPr>
+          <w:rFonts w:ascii="Consolas" w:eastAsiaTheme="minorHAnsi" w:hAnsi="Consolas" w:cs="Consolas"/>
+          <w:color w:val="0000FF"/>
+          <w:sz w:val="19"/>
+          <w:szCs w:val="19"/>
+        </w:rPr>
+      </w:pPr>
+      <w:r>
+        <w:rPr>
+          <w:rFonts w:ascii="Consolas" w:eastAsiaTheme="minorHAnsi" w:hAnsi="Consolas" w:cs="Consolas"/>
+          <w:color w:val="0000FF"/>
+          <w:sz w:val="19"/>
+          <w:szCs w:val="19"/>
+        </w:rPr>
+        <w:t xml:space="preserve">          &lt;action </w:t>
+      </w:r>
+      <w:r>
+        <w:rPr>
+          <w:rFonts w:ascii="Consolas" w:eastAsiaTheme="minorHAnsi" w:hAnsi="Consolas" w:cs="Consolas"/>
+          <w:color w:val="FF0000"/>
+          <w:sz w:val="19"/>
+          <w:szCs w:val="19"/>
+        </w:rPr>
+        <w:t>type</w:t>
+      </w:r>
+      <w:r>
+        <w:rPr>
+          <w:rFonts w:ascii="Consolas" w:eastAsiaTheme="minorHAnsi" w:hAnsi="Consolas" w:cs="Consolas"/>
+          <w:color w:val="8064A2" w:themeColor="accent4"/>
+          <w:sz w:val="19"/>
+          <w:szCs w:val="19"/>
+        </w:rPr>
+        <w:t xml:space="preserve">="Redirect" </w:t>
+      </w:r>
       <w:proofErr w:type="spellStart"/>
       <w:r>
         <w:rPr>
@@ -7435,7 +7685,7 @@
           <w:sz w:val="19"/>
           <w:szCs w:val="19"/>
         </w:rPr>
-        <w:t>stopProcessing</w:t>
+        <w:t>url</w:t>
       </w:r>
       <w:proofErr w:type="spellEnd"/>
       <w:r>
@@ -7445,302 +7695,7 @@
           <w:sz w:val="19"/>
           <w:szCs w:val="19"/>
         </w:rPr>
-        <w:t xml:space="preserve">="true" </w:t>
-      </w:r>
-      <w:r>
-        <w:rPr>
-          <w:rFonts w:ascii="Consolas" w:eastAsiaTheme="minorHAnsi" w:hAnsi="Consolas" w:cs="Consolas"/>
-          <w:color w:val="FF0000"/>
-          <w:sz w:val="19"/>
-          <w:szCs w:val="19"/>
-        </w:rPr>
-        <w:t>enabled</w:t>
-      </w:r>
-      <w:r>
-        <w:rPr>
-          <w:rFonts w:ascii="Consolas" w:eastAsiaTheme="minorHAnsi" w:hAnsi="Consolas" w:cs="Consolas"/>
-          <w:color w:val="8064A2" w:themeColor="accent4"/>
-          <w:sz w:val="19"/>
-          <w:szCs w:val="19"/>
-        </w:rPr>
-        <w:t>="true"</w:t>
-      </w:r>
-      <w:r>
-        <w:rPr>
-          <w:rFonts w:ascii="Consolas" w:eastAsiaTheme="minorHAnsi" w:hAnsi="Consolas" w:cs="Consolas"/>
-          <w:color w:val="0000FF"/>
-          <w:sz w:val="19"/>
-          <w:szCs w:val="19"/>
-        </w:rPr>
-        <w:t>&gt;</w:t>
-      </w:r>
-    </w:p>
-    <w:p>
-      <w:pPr>
-        <w:pStyle w:val="ListParagraph"/>
-        <w:spacing w:line="240" w:lineRule="auto"/>
-        <w:rPr>
-          <w:rFonts w:ascii="Consolas" w:eastAsiaTheme="minorHAnsi" w:hAnsi="Consolas" w:cs="Consolas"/>
-          <w:color w:val="0000FF"/>
-          <w:sz w:val="19"/>
-          <w:szCs w:val="19"/>
-        </w:rPr>
-      </w:pPr>
-      <w:r>
-        <w:rPr>
-          <w:rFonts w:ascii="Consolas" w:eastAsiaTheme="minorHAnsi" w:hAnsi="Consolas" w:cs="Consolas"/>
-          <w:color w:val="0000FF"/>
-          <w:sz w:val="19"/>
-          <w:szCs w:val="19"/>
-        </w:rPr>
-        <w:t xml:space="preserve">          &lt;match </w:t>
-      </w:r>
-      <w:proofErr w:type="spellStart"/>
-      <w:proofErr w:type="gramStart"/>
-      <w:r>
-        <w:rPr>
-          <w:rFonts w:ascii="Consolas" w:eastAsiaTheme="minorHAnsi" w:hAnsi="Consolas" w:cs="Consolas"/>
-          <w:color w:val="FF0000"/>
-          <w:sz w:val="19"/>
-          <w:szCs w:val="19"/>
-        </w:rPr>
-        <w:t>url</w:t>
-      </w:r>
-      <w:proofErr w:type="spellEnd"/>
-      <w:proofErr w:type="gramEnd"/>
-      <w:r>
-        <w:rPr>
-          <w:rFonts w:ascii="Consolas" w:eastAsiaTheme="minorHAnsi" w:hAnsi="Consolas" w:cs="Consolas"/>
-          <w:color w:val="8064A2" w:themeColor="accent4"/>
-          <w:sz w:val="19"/>
-          <w:szCs w:val="19"/>
-        </w:rPr>
-        <w:t>="(.*)"</w:t>
-      </w:r>
-      <w:r>
-        <w:rPr>
-          <w:rFonts w:ascii="Consolas" w:eastAsiaTheme="minorHAnsi" w:hAnsi="Consolas" w:cs="Consolas"/>
-          <w:color w:val="0000FF"/>
-          <w:sz w:val="19"/>
-          <w:szCs w:val="19"/>
-        </w:rPr>
-        <w:t xml:space="preserve"> /&gt;</w:t>
-      </w:r>
-    </w:p>
-    <w:p>
-      <w:pPr>
-        <w:pStyle w:val="ListParagraph"/>
-        <w:spacing w:line="240" w:lineRule="auto"/>
-        <w:rPr>
-          <w:rFonts w:ascii="Consolas" w:eastAsiaTheme="minorHAnsi" w:hAnsi="Consolas" w:cs="Consolas"/>
-          <w:color w:val="0000FF"/>
-          <w:sz w:val="19"/>
-          <w:szCs w:val="19"/>
-        </w:rPr>
-      </w:pPr>
-      <w:r>
-        <w:rPr>
-          <w:rFonts w:ascii="Consolas" w:eastAsiaTheme="minorHAnsi" w:hAnsi="Consolas" w:cs="Consolas"/>
-          <w:color w:val="0000FF"/>
-          <w:sz w:val="19"/>
-          <w:szCs w:val="19"/>
-        </w:rPr>
-        <w:t xml:space="preserve">          &lt;</w:t>
-      </w:r>
-      <w:proofErr w:type="gramStart"/>
-      <w:r>
-        <w:rPr>
-          <w:rFonts w:ascii="Consolas" w:eastAsiaTheme="minorHAnsi" w:hAnsi="Consolas" w:cs="Consolas"/>
-          <w:color w:val="0000FF"/>
-          <w:sz w:val="19"/>
-          <w:szCs w:val="19"/>
-        </w:rPr>
-        <w:t>conditions</w:t>
-      </w:r>
-      <w:proofErr w:type="gramEnd"/>
-      <w:r>
-        <w:rPr>
-          <w:rFonts w:ascii="Consolas" w:eastAsiaTheme="minorHAnsi" w:hAnsi="Consolas" w:cs="Consolas"/>
-          <w:color w:val="0000FF"/>
-          <w:sz w:val="19"/>
-          <w:szCs w:val="19"/>
-        </w:rPr>
-        <w:t>&gt;</w:t>
-      </w:r>
-    </w:p>
-    <w:p>
-      <w:pPr>
-        <w:pStyle w:val="ListParagraph"/>
-        <w:spacing w:line="240" w:lineRule="auto"/>
-        <w:rPr>
-          <w:rFonts w:ascii="Consolas" w:eastAsiaTheme="minorHAnsi" w:hAnsi="Consolas" w:cs="Consolas"/>
-          <w:color w:val="0000FF"/>
-          <w:sz w:val="19"/>
-          <w:szCs w:val="19"/>
-        </w:rPr>
-      </w:pPr>
-      <w:r>
-        <w:rPr>
-          <w:rFonts w:ascii="Consolas" w:eastAsiaTheme="minorHAnsi" w:hAnsi="Consolas" w:cs="Consolas"/>
-          <w:color w:val="0000FF"/>
-          <w:sz w:val="19"/>
-          <w:szCs w:val="19"/>
-        </w:rPr>
-        <w:t xml:space="preserve">            &lt;add </w:t>
-      </w:r>
-      <w:r>
-        <w:rPr>
-          <w:rFonts w:ascii="Consolas" w:eastAsiaTheme="minorHAnsi" w:hAnsi="Consolas" w:cs="Consolas"/>
-          <w:color w:val="FF0000"/>
-          <w:sz w:val="19"/>
-          <w:szCs w:val="19"/>
-        </w:rPr>
-        <w:t>input</w:t>
-      </w:r>
-      <w:r>
-        <w:rPr>
-          <w:rFonts w:ascii="Consolas" w:eastAsiaTheme="minorHAnsi" w:hAnsi="Consolas" w:cs="Consolas"/>
-          <w:color w:val="8064A2" w:themeColor="accent4"/>
-          <w:sz w:val="19"/>
-          <w:szCs w:val="19"/>
-        </w:rPr>
-        <w:t>="{HTTPS}"</w:t>
-      </w:r>
-      <w:r>
-        <w:rPr>
-          <w:rFonts w:ascii="Consolas" w:eastAsiaTheme="minorHAnsi" w:hAnsi="Consolas" w:cs="Consolas"/>
-          <w:color w:val="0000FF"/>
-          <w:sz w:val="19"/>
-          <w:szCs w:val="19"/>
-        </w:rPr>
-        <w:t xml:space="preserve"> </w:t>
-      </w:r>
-      <w:r>
-        <w:rPr>
-          <w:rFonts w:ascii="Consolas" w:eastAsiaTheme="minorHAnsi" w:hAnsi="Consolas" w:cs="Consolas"/>
-          <w:color w:val="FF0000"/>
-          <w:sz w:val="19"/>
-          <w:szCs w:val="19"/>
-        </w:rPr>
-        <w:t>pattern</w:t>
-      </w:r>
-      <w:r>
-        <w:rPr>
-          <w:rFonts w:ascii="Consolas" w:eastAsiaTheme="minorHAnsi" w:hAnsi="Consolas" w:cs="Consolas"/>
-          <w:color w:val="8064A2" w:themeColor="accent4"/>
-          <w:sz w:val="19"/>
-          <w:szCs w:val="19"/>
-        </w:rPr>
-        <w:t>="^OFF$"</w:t>
-      </w:r>
-      <w:r>
-        <w:rPr>
-          <w:rFonts w:ascii="Consolas" w:eastAsiaTheme="minorHAnsi" w:hAnsi="Consolas" w:cs="Consolas"/>
-          <w:color w:val="0000FF"/>
-          <w:sz w:val="19"/>
-          <w:szCs w:val="19"/>
-        </w:rPr>
-        <w:t xml:space="preserve"> /&gt;</w:t>
-      </w:r>
-    </w:p>
-    <w:p>
-      <w:pPr>
-        <w:pStyle w:val="ListParagraph"/>
-        <w:spacing w:line="240" w:lineRule="auto"/>
-        <w:rPr>
-          <w:rFonts w:ascii="Consolas" w:eastAsiaTheme="minorHAnsi" w:hAnsi="Consolas" w:cs="Consolas"/>
-          <w:color w:val="0000FF"/>
-          <w:sz w:val="19"/>
-          <w:szCs w:val="19"/>
-        </w:rPr>
-      </w:pPr>
-      <w:r>
-        <w:rPr>
-          <w:rFonts w:ascii="Consolas" w:eastAsiaTheme="minorHAnsi" w:hAnsi="Consolas" w:cs="Consolas"/>
-          <w:color w:val="0000FF"/>
-          <w:sz w:val="19"/>
-          <w:szCs w:val="19"/>
-        </w:rPr>
-        <w:t xml:space="preserve">          &lt;/conditions&gt;</w:t>
-      </w:r>
-    </w:p>
-    <w:p>
-      <w:pPr>
-        <w:pStyle w:val="ListParagraph"/>
-        <w:spacing w:line="240" w:lineRule="auto"/>
-        <w:rPr>
-          <w:rFonts w:ascii="Consolas" w:eastAsiaTheme="minorHAnsi" w:hAnsi="Consolas" w:cs="Consolas"/>
-          <w:color w:val="0000FF"/>
-          <w:sz w:val="19"/>
-          <w:szCs w:val="19"/>
-        </w:rPr>
-      </w:pPr>
-      <w:r>
-        <w:rPr>
-          <w:rFonts w:ascii="Consolas" w:eastAsiaTheme="minorHAnsi" w:hAnsi="Consolas" w:cs="Consolas"/>
-          <w:color w:val="0000FF"/>
-          <w:sz w:val="19"/>
-          <w:szCs w:val="19"/>
-        </w:rPr>
-        <w:t xml:space="preserve">          &lt;action </w:t>
-      </w:r>
-      <w:r>
-        <w:rPr>
-          <w:rFonts w:ascii="Consolas" w:eastAsiaTheme="minorHAnsi" w:hAnsi="Consolas" w:cs="Consolas"/>
-          <w:color w:val="FF0000"/>
-          <w:sz w:val="19"/>
-          <w:szCs w:val="19"/>
-        </w:rPr>
-        <w:t>type</w:t>
-      </w:r>
-      <w:r>
-        <w:rPr>
-          <w:rFonts w:ascii="Consolas" w:eastAsiaTheme="minorHAnsi" w:hAnsi="Consolas" w:cs="Consolas"/>
-          <w:color w:val="8064A2" w:themeColor="accent4"/>
-          <w:sz w:val="19"/>
-          <w:szCs w:val="19"/>
-        </w:rPr>
-        <w:t xml:space="preserve">="Redirect" </w:t>
-      </w:r>
-      <w:proofErr w:type="spellStart"/>
-      <w:r>
-        <w:rPr>
-          <w:rFonts w:ascii="Consolas" w:eastAsiaTheme="minorHAnsi" w:hAnsi="Consolas" w:cs="Consolas"/>
-          <w:color w:val="FF0000"/>
-          <w:sz w:val="19"/>
-          <w:szCs w:val="19"/>
-        </w:rPr>
-        <w:t>url</w:t>
-      </w:r>
-      <w:proofErr w:type="spellEnd"/>
-      <w:r>
-        <w:rPr>
-          <w:rFonts w:ascii="Consolas" w:eastAsiaTheme="minorHAnsi" w:hAnsi="Consolas" w:cs="Consolas"/>
-          <w:color w:val="8064A2" w:themeColor="accent4"/>
-          <w:sz w:val="19"/>
-          <w:szCs w:val="19"/>
-        </w:rPr>
-        <w:t>="</w:t>
-      </w:r>
-      <w:proofErr w:type="gramStart"/>
-      <w:r>
-        <w:rPr>
-          <w:rFonts w:ascii="Consolas" w:eastAsiaTheme="minorHAnsi" w:hAnsi="Consolas" w:cs="Consolas"/>
-          <w:color w:val="8064A2" w:themeColor="accent4"/>
-          <w:sz w:val="19"/>
-          <w:szCs w:val="19"/>
-        </w:rPr>
-        <w:t>https:</w:t>
-      </w:r>
-      <w:proofErr w:type="gramEnd"/>
-      <w:r>
-        <w:rPr>
-          <w:rFonts w:ascii="Consolas" w:eastAsiaTheme="minorHAnsi" w:hAnsi="Consolas" w:cs="Consolas"/>
-          <w:color w:val="8064A2" w:themeColor="accent4"/>
-          <w:sz w:val="19"/>
-          <w:szCs w:val="19"/>
-        </w:rPr>
-        <w:t>//{HTTP_HOST}/{R:1}"</w:t>
+        <w:t>="https://{HTTP_HOST}/{R:1}"</w:t>
       </w:r>
       <w:r>
         <w:rPr>
@@ -8145,7 +8100,6 @@
         <w:spacing w:after="0"/>
         <w:textAlignment w:val="center"/>
       </w:pPr>
-      <w:bookmarkStart w:id="37" w:name="_GoBack"/>
       <w:proofErr w:type="spellStart"/>
       <w:r>
         <w:rPr>
@@ -8156,7 +8110,6 @@
         </w:rPr>
         <w:t>EstimatingDataGroupDL</w:t>
       </w:r>
-      <w:bookmarkEnd w:id="37"/>
       <w:proofErr w:type="spellEnd"/>
       <w:r>
         <w:t xml:space="preserve">– </w:t>
@@ -8854,27 +8807,7 @@
           <w:sz w:val="19"/>
           <w:szCs w:val="19"/>
         </w:rPr>
-        <w:t xml:space="preserve">    &lt;</w:t>
-      </w:r>
-      <w:proofErr w:type="gramStart"/>
-      <w:r>
-        <w:rPr>
-          <w:rFonts w:ascii="Consolas" w:eastAsiaTheme="minorHAnsi" w:hAnsi="Consolas" w:cs="Consolas"/>
-          <w:color w:val="0000FF"/>
-          <w:sz w:val="19"/>
-          <w:szCs w:val="19"/>
-        </w:rPr>
-        <w:t>rewrite</w:t>
-      </w:r>
-      <w:proofErr w:type="gramEnd"/>
-      <w:r>
-        <w:rPr>
-          <w:rFonts w:ascii="Consolas" w:eastAsiaTheme="minorHAnsi" w:hAnsi="Consolas" w:cs="Consolas"/>
-          <w:color w:val="0000FF"/>
-          <w:sz w:val="19"/>
-          <w:szCs w:val="19"/>
-        </w:rPr>
-        <w:t>&gt;</w:t>
+        <w:t xml:space="preserve">    &lt;rewrite&gt;</w:t>
       </w:r>
     </w:p>
     <w:p>
@@ -8898,36 +8831,181 @@
           <w:sz w:val="19"/>
           <w:szCs w:val="19"/>
         </w:rPr>
-        <w:t xml:space="preserve">      &lt;</w:t>
+        <w:t xml:space="preserve">      &lt;rules&gt;</w:t>
+      </w:r>
+      <w:r>
+        <w:rPr>
+          <w:rFonts w:ascii="Consolas" w:eastAsiaTheme="minorHAnsi" w:hAnsi="Consolas" w:cs="Consolas"/>
+          <w:color w:val="0000FF"/>
+          <w:sz w:val="19"/>
+          <w:szCs w:val="19"/>
+        </w:rPr>
+        <w:tab/>
+      </w:r>
+    </w:p>
+    <w:p>
+      <w:pPr>
+        <w:pStyle w:val="ListParagraph"/>
+        <w:spacing w:line="240" w:lineRule="auto"/>
+        <w:rPr>
+          <w:rFonts w:ascii="Consolas" w:eastAsiaTheme="minorHAnsi" w:hAnsi="Consolas" w:cs="Consolas"/>
+          <w:color w:val="0000FF"/>
+          <w:sz w:val="19"/>
+          <w:szCs w:val="19"/>
+        </w:rPr>
+      </w:pPr>
+      <w:r>
+        <w:rPr>
+          <w:rFonts w:ascii="Consolas" w:eastAsiaTheme="minorHAnsi" w:hAnsi="Consolas" w:cs="Consolas"/>
+          <w:color w:val="0000FF"/>
+          <w:sz w:val="19"/>
+          <w:szCs w:val="19"/>
+        </w:rPr>
+        <w:t xml:space="preserve">        &lt;rule </w:t>
+      </w:r>
+      <w:r>
+        <w:rPr>
+          <w:rFonts w:ascii="Consolas" w:eastAsiaTheme="minorHAnsi" w:hAnsi="Consolas" w:cs="Consolas"/>
+          <w:color w:val="FF0000"/>
+          <w:sz w:val="19"/>
+          <w:szCs w:val="19"/>
+        </w:rPr>
+        <w:t>name</w:t>
+      </w:r>
+      <w:r>
+        <w:rPr>
+          <w:rFonts w:ascii="Consolas" w:eastAsiaTheme="minorHAnsi" w:hAnsi="Consolas" w:cs="Consolas"/>
+          <w:color w:val="8064A2" w:themeColor="accent4"/>
+          <w:sz w:val="19"/>
+          <w:szCs w:val="19"/>
+        </w:rPr>
+        <w:t>="Redirect to HTTPs"</w:t>
+      </w:r>
+      <w:r>
+        <w:rPr>
+          <w:rFonts w:ascii="Consolas" w:eastAsiaTheme="minorHAnsi" w:hAnsi="Consolas" w:cs="Consolas"/>
+          <w:color w:val="0000FF"/>
+          <w:sz w:val="19"/>
+          <w:szCs w:val="19"/>
+        </w:rPr>
+        <w:t xml:space="preserve"> </w:t>
+      </w:r>
+      <w:proofErr w:type="spellStart"/>
+      <w:r>
+        <w:rPr>
+          <w:rFonts w:ascii="Consolas" w:eastAsiaTheme="minorHAnsi" w:hAnsi="Consolas" w:cs="Consolas"/>
+          <w:color w:val="FF0000"/>
+          <w:sz w:val="19"/>
+          <w:szCs w:val="19"/>
+        </w:rPr>
+        <w:t>stopProcessing</w:t>
+      </w:r>
+      <w:proofErr w:type="spellEnd"/>
+      <w:r>
+        <w:rPr>
+          <w:rFonts w:ascii="Consolas" w:eastAsiaTheme="minorHAnsi" w:hAnsi="Consolas" w:cs="Consolas"/>
+          <w:color w:val="8064A2" w:themeColor="accent4"/>
+          <w:sz w:val="19"/>
+          <w:szCs w:val="19"/>
+        </w:rPr>
+        <w:t xml:space="preserve">="true" </w:t>
+      </w:r>
+      <w:r>
+        <w:rPr>
+          <w:rFonts w:ascii="Consolas" w:eastAsiaTheme="minorHAnsi" w:hAnsi="Consolas" w:cs="Consolas"/>
+          <w:color w:val="FF0000"/>
+          <w:sz w:val="19"/>
+          <w:szCs w:val="19"/>
+        </w:rPr>
+        <w:t>enabled</w:t>
+      </w:r>
+      <w:r>
+        <w:rPr>
+          <w:rFonts w:ascii="Consolas" w:eastAsiaTheme="minorHAnsi" w:hAnsi="Consolas" w:cs="Consolas"/>
+          <w:color w:val="8064A2" w:themeColor="accent4"/>
+          <w:sz w:val="19"/>
+          <w:szCs w:val="19"/>
+        </w:rPr>
+        <w:t>="true"</w:t>
+      </w:r>
+      <w:r>
+        <w:rPr>
+          <w:rFonts w:ascii="Consolas" w:eastAsiaTheme="minorHAnsi" w:hAnsi="Consolas" w:cs="Consolas"/>
+          <w:color w:val="0000FF"/>
+          <w:sz w:val="19"/>
+          <w:szCs w:val="19"/>
+        </w:rPr>
+        <w:t>&gt;</w:t>
+      </w:r>
+    </w:p>
+    <w:p>
+      <w:pPr>
+        <w:pStyle w:val="ListParagraph"/>
+        <w:spacing w:line="240" w:lineRule="auto"/>
+        <w:rPr>
+          <w:rFonts w:ascii="Consolas" w:eastAsiaTheme="minorHAnsi" w:hAnsi="Consolas" w:cs="Consolas"/>
+          <w:color w:val="0000FF"/>
+          <w:sz w:val="19"/>
+          <w:szCs w:val="19"/>
+        </w:rPr>
+      </w:pPr>
+      <w:r>
+        <w:rPr>
+          <w:rFonts w:ascii="Consolas" w:eastAsiaTheme="minorHAnsi" w:hAnsi="Consolas" w:cs="Consolas"/>
+          <w:color w:val="0000FF"/>
+          <w:sz w:val="19"/>
+          <w:szCs w:val="19"/>
+        </w:rPr>
+        <w:t xml:space="preserve">          &lt;match </w:t>
+      </w:r>
+      <w:proofErr w:type="spellStart"/>
+      <w:r>
+        <w:rPr>
+          <w:rFonts w:ascii="Consolas" w:eastAsiaTheme="minorHAnsi" w:hAnsi="Consolas" w:cs="Consolas"/>
+          <w:color w:val="FF0000"/>
+          <w:sz w:val="19"/>
+          <w:szCs w:val="19"/>
+        </w:rPr>
+        <w:t>url</w:t>
+      </w:r>
+      <w:proofErr w:type="spellEnd"/>
+      <w:r>
+        <w:rPr>
+          <w:rFonts w:ascii="Consolas" w:eastAsiaTheme="minorHAnsi" w:hAnsi="Consolas" w:cs="Consolas"/>
+          <w:color w:val="8064A2" w:themeColor="accent4"/>
+          <w:sz w:val="19"/>
+          <w:szCs w:val="19"/>
+        </w:rPr>
+        <w:t>="</w:t>
       </w:r>
       <w:proofErr w:type="gramStart"/>
       <w:r>
         <w:rPr>
           <w:rFonts w:ascii="Consolas" w:eastAsiaTheme="minorHAnsi" w:hAnsi="Consolas" w:cs="Consolas"/>
-          <w:color w:val="0000FF"/>
-          <w:sz w:val="19"/>
-          <w:szCs w:val="19"/>
-        </w:rPr>
-        <w:t>rules</w:t>
+          <w:color w:val="8064A2" w:themeColor="accent4"/>
+          <w:sz w:val="19"/>
+          <w:szCs w:val="19"/>
+        </w:rPr>
+        <w:t>(.*</w:t>
       </w:r>
       <w:proofErr w:type="gramEnd"/>
       <w:r>
         <w:rPr>
           <w:rFonts w:ascii="Consolas" w:eastAsiaTheme="minorHAnsi" w:hAnsi="Consolas" w:cs="Consolas"/>
-          <w:color w:val="0000FF"/>
-          <w:sz w:val="19"/>
-          <w:szCs w:val="19"/>
-        </w:rPr>
-        <w:t>&gt;</w:t>
-      </w:r>
-      <w:r>
-        <w:rPr>
-          <w:rFonts w:ascii="Consolas" w:eastAsiaTheme="minorHAnsi" w:hAnsi="Consolas" w:cs="Consolas"/>
-          <w:color w:val="0000FF"/>
-          <w:sz w:val="19"/>
-          <w:szCs w:val="19"/>
-        </w:rPr>
-        <w:tab/>
+          <w:color w:val="8064A2" w:themeColor="accent4"/>
+          <w:sz w:val="19"/>
+          <w:szCs w:val="19"/>
+        </w:rPr>
+        <w:t>)"</w:t>
+      </w:r>
+      <w:r>
+        <w:rPr>
+          <w:rFonts w:ascii="Consolas" w:eastAsiaTheme="minorHAnsi" w:hAnsi="Consolas" w:cs="Consolas"/>
+          <w:color w:val="0000FF"/>
+          <w:sz w:val="19"/>
+          <w:szCs w:val="19"/>
+        </w:rPr>
+        <w:t xml:space="preserve"> /&gt;</w:t>
       </w:r>
     </w:p>
     <w:p>
@@ -8948,7 +9026,28 @@
           <w:sz w:val="19"/>
           <w:szCs w:val="19"/>
         </w:rPr>
-        <w:t xml:space="preserve">        &lt;rule </w:t>
+        <w:t xml:space="preserve">          &lt;conditions&gt;</w:t>
+      </w:r>
+    </w:p>
+    <w:p>
+      <w:pPr>
+        <w:pStyle w:val="ListParagraph"/>
+        <w:spacing w:line="240" w:lineRule="auto"/>
+        <w:rPr>
+          <w:rFonts w:ascii="Consolas" w:eastAsiaTheme="minorHAnsi" w:hAnsi="Consolas" w:cs="Consolas"/>
+          <w:color w:val="0000FF"/>
+          <w:sz w:val="19"/>
+          <w:szCs w:val="19"/>
+        </w:rPr>
+      </w:pPr>
+      <w:r>
+        <w:rPr>
+          <w:rFonts w:ascii="Consolas" w:eastAsiaTheme="minorHAnsi" w:hAnsi="Consolas" w:cs="Consolas"/>
+          <w:color w:val="0000FF"/>
+          <w:sz w:val="19"/>
+          <w:szCs w:val="19"/>
+        </w:rPr>
+        <w:t xml:space="preserve">            &lt;add </w:t>
       </w:r>
       <w:r>
         <w:rPr>
@@ -8957,7 +9056,7 @@
           <w:sz w:val="19"/>
           <w:szCs w:val="19"/>
         </w:rPr>
-        <w:t>name</w:t>
+        <w:t>input</w:t>
       </w:r>
       <w:r>
         <w:rPr>
@@ -8966,7 +9065,7 @@
           <w:sz w:val="19"/>
           <w:szCs w:val="19"/>
         </w:rPr>
-        <w:t>="Redirect to HTTPs"</w:t>
+        <w:t>="{HTTPS}"</w:t>
       </w:r>
       <w:r>
         <w:rPr>
@@ -8977,6 +9076,93 @@
         </w:rPr>
         <w:t xml:space="preserve"> </w:t>
       </w:r>
+      <w:r>
+        <w:rPr>
+          <w:rFonts w:ascii="Consolas" w:eastAsiaTheme="minorHAnsi" w:hAnsi="Consolas" w:cs="Consolas"/>
+          <w:color w:val="FF0000"/>
+          <w:sz w:val="19"/>
+          <w:szCs w:val="19"/>
+        </w:rPr>
+        <w:t>pattern</w:t>
+      </w:r>
+      <w:r>
+        <w:rPr>
+          <w:rFonts w:ascii="Consolas" w:eastAsiaTheme="minorHAnsi" w:hAnsi="Consolas" w:cs="Consolas"/>
+          <w:color w:val="8064A2" w:themeColor="accent4"/>
+          <w:sz w:val="19"/>
+          <w:szCs w:val="19"/>
+        </w:rPr>
+        <w:t>="^OFF$"</w:t>
+      </w:r>
+      <w:r>
+        <w:rPr>
+          <w:rFonts w:ascii="Consolas" w:eastAsiaTheme="minorHAnsi" w:hAnsi="Consolas" w:cs="Consolas"/>
+          <w:color w:val="0000FF"/>
+          <w:sz w:val="19"/>
+          <w:szCs w:val="19"/>
+        </w:rPr>
+        <w:t xml:space="preserve"> /&gt;</w:t>
+      </w:r>
+    </w:p>
+    <w:p>
+      <w:pPr>
+        <w:pStyle w:val="ListParagraph"/>
+        <w:spacing w:line="240" w:lineRule="auto"/>
+        <w:rPr>
+          <w:rFonts w:ascii="Consolas" w:eastAsiaTheme="minorHAnsi" w:hAnsi="Consolas" w:cs="Consolas"/>
+          <w:color w:val="0000FF"/>
+          <w:sz w:val="19"/>
+          <w:szCs w:val="19"/>
+        </w:rPr>
+      </w:pPr>
+      <w:r>
+        <w:rPr>
+          <w:rFonts w:ascii="Consolas" w:eastAsiaTheme="minorHAnsi" w:hAnsi="Consolas" w:cs="Consolas"/>
+          <w:color w:val="0000FF"/>
+          <w:sz w:val="19"/>
+          <w:szCs w:val="19"/>
+        </w:rPr>
+        <w:t xml:space="preserve">          &lt;/conditions&gt;</w:t>
+      </w:r>
+    </w:p>
+    <w:p>
+      <w:pPr>
+        <w:pStyle w:val="ListParagraph"/>
+        <w:spacing w:line="240" w:lineRule="auto"/>
+        <w:rPr>
+          <w:rFonts w:ascii="Consolas" w:eastAsiaTheme="minorHAnsi" w:hAnsi="Consolas" w:cs="Consolas"/>
+          <w:color w:val="0000FF"/>
+          <w:sz w:val="19"/>
+          <w:szCs w:val="19"/>
+        </w:rPr>
+      </w:pPr>
+      <w:r>
+        <w:rPr>
+          <w:rFonts w:ascii="Consolas" w:eastAsiaTheme="minorHAnsi" w:hAnsi="Consolas" w:cs="Consolas"/>
+          <w:color w:val="0000FF"/>
+          <w:sz w:val="19"/>
+          <w:szCs w:val="19"/>
+        </w:rPr>
+        <w:t xml:space="preserve">          &lt;action </w:t>
+      </w:r>
+      <w:r>
+        <w:rPr>
+          <w:rFonts w:ascii="Consolas" w:eastAsiaTheme="minorHAnsi" w:hAnsi="Consolas" w:cs="Consolas"/>
+          <w:color w:val="FF0000"/>
+          <w:sz w:val="19"/>
+          <w:szCs w:val="19"/>
+        </w:rPr>
+        <w:t>type</w:t>
+      </w:r>
+      <w:r>
+        <w:rPr>
+          <w:rFonts w:ascii="Consolas" w:eastAsiaTheme="minorHAnsi" w:hAnsi="Consolas" w:cs="Consolas"/>
+          <w:color w:val="8064A2" w:themeColor="accent4"/>
+          <w:sz w:val="19"/>
+          <w:szCs w:val="19"/>
+        </w:rPr>
+        <w:t xml:space="preserve">="Redirect" </w:t>
+      </w:r>
       <w:proofErr w:type="spellStart"/>
       <w:r>
         <w:rPr>
@@ -8985,7 +9171,7 @@
           <w:sz w:val="19"/>
           <w:szCs w:val="19"/>
         </w:rPr>
-        <w:t>stopProcessing</w:t>
+        <w:t>url</w:t>
       </w:r>
       <w:proofErr w:type="spellEnd"/>
       <w:r>
@@ -8995,34 +9181,16 @@
           <w:sz w:val="19"/>
           <w:szCs w:val="19"/>
         </w:rPr>
-        <w:t xml:space="preserve">="true" </w:t>
-      </w:r>
-      <w:r>
-        <w:rPr>
-          <w:rFonts w:ascii="Consolas" w:eastAsiaTheme="minorHAnsi" w:hAnsi="Consolas" w:cs="Consolas"/>
-          <w:color w:val="FF0000"/>
-          <w:sz w:val="19"/>
-          <w:szCs w:val="19"/>
-        </w:rPr>
-        <w:t>enabled</w:t>
-      </w:r>
-      <w:r>
-        <w:rPr>
-          <w:rFonts w:ascii="Consolas" w:eastAsiaTheme="minorHAnsi" w:hAnsi="Consolas" w:cs="Consolas"/>
-          <w:color w:val="8064A2" w:themeColor="accent4"/>
-          <w:sz w:val="19"/>
-          <w:szCs w:val="19"/>
-        </w:rPr>
-        <w:t>="true"</w:t>
-      </w:r>
-      <w:r>
-        <w:rPr>
-          <w:rFonts w:ascii="Consolas" w:eastAsiaTheme="minorHAnsi" w:hAnsi="Consolas" w:cs="Consolas"/>
-          <w:color w:val="0000FF"/>
-          <w:sz w:val="19"/>
-          <w:szCs w:val="19"/>
-        </w:rPr>
-        <w:t>&gt;</w:t>
+        <w:t>="https://{HTTP_HOST}/{R:1}"</w:t>
+      </w:r>
+      <w:r>
+        <w:rPr>
+          <w:rFonts w:ascii="Consolas" w:eastAsiaTheme="minorHAnsi" w:hAnsi="Consolas" w:cs="Consolas"/>
+          <w:color w:val="0000FF"/>
+          <w:sz w:val="19"/>
+          <w:szCs w:val="19"/>
+        </w:rPr>
+        <w:t xml:space="preserve"> /&gt;</w:t>
       </w:r>
     </w:p>
     <w:p>
@@ -9043,342 +9211,65 @@
           <w:sz w:val="19"/>
           <w:szCs w:val="19"/>
         </w:rPr>
-        <w:t xml:space="preserve">          &lt;match </w:t>
+        <w:t xml:space="preserve">        &lt;/rule&gt;</w:t>
+      </w:r>
+    </w:p>
+    <w:p>
+      <w:pPr>
+        <w:pStyle w:val="ListParagraph"/>
+        <w:spacing w:line="240" w:lineRule="auto"/>
+        <w:rPr>
+          <w:rFonts w:ascii="Consolas" w:eastAsiaTheme="minorHAnsi" w:hAnsi="Consolas" w:cs="Consolas"/>
+          <w:color w:val="0000FF"/>
+          <w:sz w:val="19"/>
+          <w:szCs w:val="19"/>
+        </w:rPr>
+      </w:pPr>
+      <w:r>
+        <w:rPr>
+          <w:rFonts w:ascii="Consolas" w:eastAsiaTheme="minorHAnsi" w:hAnsi="Consolas" w:cs="Consolas"/>
+          <w:color w:val="0000FF"/>
+          <w:sz w:val="19"/>
+          <w:szCs w:val="19"/>
+        </w:rPr>
+        <w:t xml:space="preserve">      &lt;/rules&gt;</w:t>
+      </w:r>
+    </w:p>
+    <w:p>
+      <w:pPr>
+        <w:pStyle w:val="ListParagraph"/>
+        <w:spacing w:line="240" w:lineRule="auto"/>
+      </w:pPr>
+      <w:r>
+        <w:rPr>
+          <w:rFonts w:ascii="Consolas" w:eastAsiaTheme="minorHAnsi" w:hAnsi="Consolas" w:cs="Consolas"/>
+          <w:color w:val="0000FF"/>
+          <w:sz w:val="19"/>
+          <w:szCs w:val="19"/>
+        </w:rPr>
+        <w:t xml:space="preserve">    &lt;/rewrite&gt;</w:t>
+      </w:r>
+    </w:p>
+    <w:p>
+      <w:pPr>
+        <w:pStyle w:val="Heading1"/>
+      </w:pPr>
+      <w:bookmarkStart w:id="37" w:name="_Toc4596586"/>
+      <w:r>
+        <w:t>Appendix E</w:t>
+      </w:r>
+      <w:r>
+        <w:t xml:space="preserve">: RDSB </w:t>
       </w:r>
       <w:proofErr w:type="spellStart"/>
-      <w:proofErr w:type="gramStart"/>
-      <w:r>
-        <w:rPr>
-          <w:rFonts w:ascii="Consolas" w:eastAsiaTheme="minorHAnsi" w:hAnsi="Consolas" w:cs="Consolas"/>
-          <w:color w:val="FF0000"/>
-          <w:sz w:val="19"/>
-          <w:szCs w:val="19"/>
-        </w:rPr>
-        <w:t>url</w:t>
+      <w:r>
+        <w:t>Web.Config</w:t>
       </w:r>
       <w:proofErr w:type="spellEnd"/>
-      <w:proofErr w:type="gramEnd"/>
-      <w:r>
-        <w:rPr>
-          <w:rFonts w:ascii="Consolas" w:eastAsiaTheme="minorHAnsi" w:hAnsi="Consolas" w:cs="Consolas"/>
-          <w:color w:val="8064A2" w:themeColor="accent4"/>
-          <w:sz w:val="19"/>
-          <w:szCs w:val="19"/>
-        </w:rPr>
-        <w:t>="(.*)"</w:t>
-      </w:r>
-      <w:r>
-        <w:rPr>
-          <w:rFonts w:ascii="Consolas" w:eastAsiaTheme="minorHAnsi" w:hAnsi="Consolas" w:cs="Consolas"/>
-          <w:color w:val="0000FF"/>
-          <w:sz w:val="19"/>
-          <w:szCs w:val="19"/>
-        </w:rPr>
-        <w:t xml:space="preserve"> /&gt;</w:t>
-      </w:r>
-    </w:p>
-    <w:p>
-      <w:pPr>
-        <w:pStyle w:val="ListParagraph"/>
-        <w:spacing w:line="240" w:lineRule="auto"/>
-        <w:rPr>
-          <w:rFonts w:ascii="Consolas" w:eastAsiaTheme="minorHAnsi" w:hAnsi="Consolas" w:cs="Consolas"/>
-          <w:color w:val="0000FF"/>
-          <w:sz w:val="19"/>
-          <w:szCs w:val="19"/>
-        </w:rPr>
-      </w:pPr>
-      <w:r>
-        <w:rPr>
-          <w:rFonts w:ascii="Consolas" w:eastAsiaTheme="minorHAnsi" w:hAnsi="Consolas" w:cs="Consolas"/>
-          <w:color w:val="0000FF"/>
-          <w:sz w:val="19"/>
-          <w:szCs w:val="19"/>
-        </w:rPr>
-        <w:t xml:space="preserve">          &lt;</w:t>
-      </w:r>
-      <w:proofErr w:type="gramStart"/>
-      <w:r>
-        <w:rPr>
-          <w:rFonts w:ascii="Consolas" w:eastAsiaTheme="minorHAnsi" w:hAnsi="Consolas" w:cs="Consolas"/>
-          <w:color w:val="0000FF"/>
-          <w:sz w:val="19"/>
-          <w:szCs w:val="19"/>
-        </w:rPr>
-        <w:t>conditions</w:t>
-      </w:r>
-      <w:proofErr w:type="gramEnd"/>
-      <w:r>
-        <w:rPr>
-          <w:rFonts w:ascii="Consolas" w:eastAsiaTheme="minorHAnsi" w:hAnsi="Consolas" w:cs="Consolas"/>
-          <w:color w:val="0000FF"/>
-          <w:sz w:val="19"/>
-          <w:szCs w:val="19"/>
-        </w:rPr>
-        <w:t>&gt;</w:t>
-      </w:r>
-    </w:p>
-    <w:p>
-      <w:pPr>
-        <w:pStyle w:val="ListParagraph"/>
-        <w:spacing w:line="240" w:lineRule="auto"/>
-        <w:rPr>
-          <w:rFonts w:ascii="Consolas" w:eastAsiaTheme="minorHAnsi" w:hAnsi="Consolas" w:cs="Consolas"/>
-          <w:color w:val="0000FF"/>
-          <w:sz w:val="19"/>
-          <w:szCs w:val="19"/>
-        </w:rPr>
-      </w:pPr>
-      <w:r>
-        <w:rPr>
-          <w:rFonts w:ascii="Consolas" w:eastAsiaTheme="minorHAnsi" w:hAnsi="Consolas" w:cs="Consolas"/>
-          <w:color w:val="0000FF"/>
-          <w:sz w:val="19"/>
-          <w:szCs w:val="19"/>
-        </w:rPr>
-        <w:t xml:space="preserve">            &lt;add </w:t>
-      </w:r>
-      <w:r>
-        <w:rPr>
-          <w:rFonts w:ascii="Consolas" w:eastAsiaTheme="minorHAnsi" w:hAnsi="Consolas" w:cs="Consolas"/>
-          <w:color w:val="FF0000"/>
-          <w:sz w:val="19"/>
-          <w:szCs w:val="19"/>
-        </w:rPr>
-        <w:t>input</w:t>
-      </w:r>
-      <w:r>
-        <w:rPr>
-          <w:rFonts w:ascii="Consolas" w:eastAsiaTheme="minorHAnsi" w:hAnsi="Consolas" w:cs="Consolas"/>
-          <w:color w:val="8064A2" w:themeColor="accent4"/>
-          <w:sz w:val="19"/>
-          <w:szCs w:val="19"/>
-        </w:rPr>
-        <w:t>="{HTTPS}"</w:t>
-      </w:r>
-      <w:r>
-        <w:rPr>
-          <w:rFonts w:ascii="Consolas" w:eastAsiaTheme="minorHAnsi" w:hAnsi="Consolas" w:cs="Consolas"/>
-          <w:color w:val="0000FF"/>
-          <w:sz w:val="19"/>
-          <w:szCs w:val="19"/>
-        </w:rPr>
-        <w:t xml:space="preserve"> </w:t>
-      </w:r>
-      <w:r>
-        <w:rPr>
-          <w:rFonts w:ascii="Consolas" w:eastAsiaTheme="minorHAnsi" w:hAnsi="Consolas" w:cs="Consolas"/>
-          <w:color w:val="FF0000"/>
-          <w:sz w:val="19"/>
-          <w:szCs w:val="19"/>
-        </w:rPr>
-        <w:t>pattern</w:t>
-      </w:r>
-      <w:r>
-        <w:rPr>
-          <w:rFonts w:ascii="Consolas" w:eastAsiaTheme="minorHAnsi" w:hAnsi="Consolas" w:cs="Consolas"/>
-          <w:color w:val="8064A2" w:themeColor="accent4"/>
-          <w:sz w:val="19"/>
-          <w:szCs w:val="19"/>
-        </w:rPr>
-        <w:t>="^OFF$"</w:t>
-      </w:r>
-      <w:r>
-        <w:rPr>
-          <w:rFonts w:ascii="Consolas" w:eastAsiaTheme="minorHAnsi" w:hAnsi="Consolas" w:cs="Consolas"/>
-          <w:color w:val="0000FF"/>
-          <w:sz w:val="19"/>
-          <w:szCs w:val="19"/>
-        </w:rPr>
-        <w:t xml:space="preserve"> /&gt;</w:t>
-      </w:r>
-    </w:p>
-    <w:p>
-      <w:pPr>
-        <w:pStyle w:val="ListParagraph"/>
-        <w:spacing w:line="240" w:lineRule="auto"/>
-        <w:rPr>
-          <w:rFonts w:ascii="Consolas" w:eastAsiaTheme="minorHAnsi" w:hAnsi="Consolas" w:cs="Consolas"/>
-          <w:color w:val="0000FF"/>
-          <w:sz w:val="19"/>
-          <w:szCs w:val="19"/>
-        </w:rPr>
-      </w:pPr>
-      <w:r>
-        <w:rPr>
-          <w:rFonts w:ascii="Consolas" w:eastAsiaTheme="minorHAnsi" w:hAnsi="Consolas" w:cs="Consolas"/>
-          <w:color w:val="0000FF"/>
-          <w:sz w:val="19"/>
-          <w:szCs w:val="19"/>
-        </w:rPr>
-        <w:t xml:space="preserve">          &lt;/conditions&gt;</w:t>
-      </w:r>
-    </w:p>
-    <w:p>
-      <w:pPr>
-        <w:pStyle w:val="ListParagraph"/>
-        <w:spacing w:line="240" w:lineRule="auto"/>
-        <w:rPr>
-          <w:rFonts w:ascii="Consolas" w:eastAsiaTheme="minorHAnsi" w:hAnsi="Consolas" w:cs="Consolas"/>
-          <w:color w:val="0000FF"/>
-          <w:sz w:val="19"/>
-          <w:szCs w:val="19"/>
-        </w:rPr>
-      </w:pPr>
-      <w:r>
-        <w:rPr>
-          <w:rFonts w:ascii="Consolas" w:eastAsiaTheme="minorHAnsi" w:hAnsi="Consolas" w:cs="Consolas"/>
-          <w:color w:val="0000FF"/>
-          <w:sz w:val="19"/>
-          <w:szCs w:val="19"/>
-        </w:rPr>
-        <w:t xml:space="preserve">          &lt;action </w:t>
-      </w:r>
-      <w:r>
-        <w:rPr>
-          <w:rFonts w:ascii="Consolas" w:eastAsiaTheme="minorHAnsi" w:hAnsi="Consolas" w:cs="Consolas"/>
-          <w:color w:val="FF0000"/>
-          <w:sz w:val="19"/>
-          <w:szCs w:val="19"/>
-        </w:rPr>
-        <w:t>type</w:t>
-      </w:r>
-      <w:r>
-        <w:rPr>
-          <w:rFonts w:ascii="Consolas" w:eastAsiaTheme="minorHAnsi" w:hAnsi="Consolas" w:cs="Consolas"/>
-          <w:color w:val="8064A2" w:themeColor="accent4"/>
-          <w:sz w:val="19"/>
-          <w:szCs w:val="19"/>
-        </w:rPr>
-        <w:t xml:space="preserve">="Redirect" </w:t>
-      </w:r>
-      <w:proofErr w:type="spellStart"/>
-      <w:r>
-        <w:rPr>
-          <w:rFonts w:ascii="Consolas" w:eastAsiaTheme="minorHAnsi" w:hAnsi="Consolas" w:cs="Consolas"/>
-          <w:color w:val="FF0000"/>
-          <w:sz w:val="19"/>
-          <w:szCs w:val="19"/>
-        </w:rPr>
-        <w:t>url</w:t>
-      </w:r>
-      <w:proofErr w:type="spellEnd"/>
-      <w:r>
-        <w:rPr>
-          <w:rFonts w:ascii="Consolas" w:eastAsiaTheme="minorHAnsi" w:hAnsi="Consolas" w:cs="Consolas"/>
-          <w:color w:val="8064A2" w:themeColor="accent4"/>
-          <w:sz w:val="19"/>
-          <w:szCs w:val="19"/>
-        </w:rPr>
-        <w:t>="</w:t>
-      </w:r>
-      <w:proofErr w:type="gramStart"/>
-      <w:r>
-        <w:rPr>
-          <w:rFonts w:ascii="Consolas" w:eastAsiaTheme="minorHAnsi" w:hAnsi="Consolas" w:cs="Consolas"/>
-          <w:color w:val="8064A2" w:themeColor="accent4"/>
-          <w:sz w:val="19"/>
-          <w:szCs w:val="19"/>
-        </w:rPr>
-        <w:t>https:</w:t>
-      </w:r>
-      <w:proofErr w:type="gramEnd"/>
-      <w:r>
-        <w:rPr>
-          <w:rFonts w:ascii="Consolas" w:eastAsiaTheme="minorHAnsi" w:hAnsi="Consolas" w:cs="Consolas"/>
-          <w:color w:val="8064A2" w:themeColor="accent4"/>
-          <w:sz w:val="19"/>
-          <w:szCs w:val="19"/>
-        </w:rPr>
-        <w:t>//{HTTP_HOST}/{R:1}"</w:t>
-      </w:r>
-      <w:r>
-        <w:rPr>
-          <w:rFonts w:ascii="Consolas" w:eastAsiaTheme="minorHAnsi" w:hAnsi="Consolas" w:cs="Consolas"/>
-          <w:color w:val="0000FF"/>
-          <w:sz w:val="19"/>
-          <w:szCs w:val="19"/>
-        </w:rPr>
-        <w:t xml:space="preserve"> /&gt;</w:t>
-      </w:r>
-    </w:p>
-    <w:p>
-      <w:pPr>
-        <w:pStyle w:val="ListParagraph"/>
-        <w:spacing w:line="240" w:lineRule="auto"/>
-        <w:rPr>
-          <w:rFonts w:ascii="Consolas" w:eastAsiaTheme="minorHAnsi" w:hAnsi="Consolas" w:cs="Consolas"/>
-          <w:color w:val="0000FF"/>
-          <w:sz w:val="19"/>
-          <w:szCs w:val="19"/>
-        </w:rPr>
-      </w:pPr>
-      <w:r>
-        <w:rPr>
-          <w:rFonts w:ascii="Consolas" w:eastAsiaTheme="minorHAnsi" w:hAnsi="Consolas" w:cs="Consolas"/>
-          <w:color w:val="0000FF"/>
-          <w:sz w:val="19"/>
-          <w:szCs w:val="19"/>
-        </w:rPr>
-        <w:t xml:space="preserve">        &lt;/rule&gt;</w:t>
-      </w:r>
-    </w:p>
-    <w:p>
-      <w:pPr>
-        <w:pStyle w:val="ListParagraph"/>
-        <w:spacing w:line="240" w:lineRule="auto"/>
-        <w:rPr>
-          <w:rFonts w:ascii="Consolas" w:eastAsiaTheme="minorHAnsi" w:hAnsi="Consolas" w:cs="Consolas"/>
-          <w:color w:val="0000FF"/>
-          <w:sz w:val="19"/>
-          <w:szCs w:val="19"/>
-        </w:rPr>
-      </w:pPr>
-      <w:r>
-        <w:rPr>
-          <w:rFonts w:ascii="Consolas" w:eastAsiaTheme="minorHAnsi" w:hAnsi="Consolas" w:cs="Consolas"/>
-          <w:color w:val="0000FF"/>
-          <w:sz w:val="19"/>
-          <w:szCs w:val="19"/>
-        </w:rPr>
-        <w:t xml:space="preserve">      &lt;/rules&gt;</w:t>
-      </w:r>
-    </w:p>
-    <w:p>
-      <w:pPr>
-        <w:pStyle w:val="ListParagraph"/>
-        <w:spacing w:line="240" w:lineRule="auto"/>
-      </w:pPr>
-      <w:r>
-        <w:rPr>
-          <w:rFonts w:ascii="Consolas" w:eastAsiaTheme="minorHAnsi" w:hAnsi="Consolas" w:cs="Consolas"/>
-          <w:color w:val="0000FF"/>
-          <w:sz w:val="19"/>
-          <w:szCs w:val="19"/>
-        </w:rPr>
-        <w:t xml:space="preserve">    &lt;/rewrite&gt;</w:t>
-      </w:r>
-    </w:p>
-    <w:p>
-      <w:pPr>
-        <w:pStyle w:val="Heading1"/>
-      </w:pPr>
-      <w:bookmarkStart w:id="38" w:name="_Toc4596586"/>
-      <w:r>
-        <w:t>Appendix E</w:t>
-      </w:r>
-      <w:r>
-        <w:t xml:space="preserve">: RDSB </w:t>
-      </w:r>
-      <w:proofErr w:type="spellStart"/>
-      <w:r>
-        <w:t>Web.Config</w:t>
-      </w:r>
-      <w:proofErr w:type="spellEnd"/>
       <w:r>
         <w:t xml:space="preserve"> Customization</w:t>
       </w:r>
-      <w:bookmarkEnd w:id="38"/>
+      <w:bookmarkEnd w:id="37"/>
     </w:p>
     <w:p>
       <w:pPr>
@@ -10236,27 +10127,7 @@
           <w:sz w:val="19"/>
           <w:szCs w:val="19"/>
         </w:rPr>
-        <w:t xml:space="preserve">    &lt;</w:t>
-      </w:r>
-      <w:proofErr w:type="gramStart"/>
-      <w:r>
-        <w:rPr>
-          <w:rFonts w:ascii="Consolas" w:eastAsiaTheme="minorHAnsi" w:hAnsi="Consolas" w:cs="Consolas"/>
-          <w:color w:val="0000FF"/>
-          <w:sz w:val="19"/>
-          <w:szCs w:val="19"/>
-        </w:rPr>
-        <w:t>rewrite</w:t>
-      </w:r>
-      <w:proofErr w:type="gramEnd"/>
-      <w:r>
-        <w:rPr>
-          <w:rFonts w:ascii="Consolas" w:eastAsiaTheme="minorHAnsi" w:hAnsi="Consolas" w:cs="Consolas"/>
-          <w:color w:val="0000FF"/>
-          <w:sz w:val="19"/>
-          <w:szCs w:val="19"/>
-        </w:rPr>
-        <w:t>&gt;</w:t>
+        <w:t xml:space="preserve">    &lt;rewrite&gt;</w:t>
       </w:r>
     </w:p>
     <w:p>
@@ -10280,36 +10151,181 @@
           <w:sz w:val="19"/>
           <w:szCs w:val="19"/>
         </w:rPr>
-        <w:t xml:space="preserve">      &lt;</w:t>
+        <w:t xml:space="preserve">      &lt;rules&gt;</w:t>
+      </w:r>
+      <w:r>
+        <w:rPr>
+          <w:rFonts w:ascii="Consolas" w:eastAsiaTheme="minorHAnsi" w:hAnsi="Consolas" w:cs="Consolas"/>
+          <w:color w:val="0000FF"/>
+          <w:sz w:val="19"/>
+          <w:szCs w:val="19"/>
+        </w:rPr>
+        <w:tab/>
+      </w:r>
+    </w:p>
+    <w:p>
+      <w:pPr>
+        <w:pStyle w:val="ListParagraph"/>
+        <w:spacing w:line="240" w:lineRule="auto"/>
+        <w:rPr>
+          <w:rFonts w:ascii="Consolas" w:eastAsiaTheme="minorHAnsi" w:hAnsi="Consolas" w:cs="Consolas"/>
+          <w:color w:val="0000FF"/>
+          <w:sz w:val="19"/>
+          <w:szCs w:val="19"/>
+        </w:rPr>
+      </w:pPr>
+      <w:r>
+        <w:rPr>
+          <w:rFonts w:ascii="Consolas" w:eastAsiaTheme="minorHAnsi" w:hAnsi="Consolas" w:cs="Consolas"/>
+          <w:color w:val="0000FF"/>
+          <w:sz w:val="19"/>
+          <w:szCs w:val="19"/>
+        </w:rPr>
+        <w:t xml:space="preserve">        &lt;rule </w:t>
+      </w:r>
+      <w:r>
+        <w:rPr>
+          <w:rFonts w:ascii="Consolas" w:eastAsiaTheme="minorHAnsi" w:hAnsi="Consolas" w:cs="Consolas"/>
+          <w:color w:val="FF0000"/>
+          <w:sz w:val="19"/>
+          <w:szCs w:val="19"/>
+        </w:rPr>
+        <w:t>name</w:t>
+      </w:r>
+      <w:r>
+        <w:rPr>
+          <w:rFonts w:ascii="Consolas" w:eastAsiaTheme="minorHAnsi" w:hAnsi="Consolas" w:cs="Consolas"/>
+          <w:color w:val="8064A2" w:themeColor="accent4"/>
+          <w:sz w:val="19"/>
+          <w:szCs w:val="19"/>
+        </w:rPr>
+        <w:t>="Redirect to HTTPs"</w:t>
+      </w:r>
+      <w:r>
+        <w:rPr>
+          <w:rFonts w:ascii="Consolas" w:eastAsiaTheme="minorHAnsi" w:hAnsi="Consolas" w:cs="Consolas"/>
+          <w:color w:val="0000FF"/>
+          <w:sz w:val="19"/>
+          <w:szCs w:val="19"/>
+        </w:rPr>
+        <w:t xml:space="preserve"> </w:t>
+      </w:r>
+      <w:proofErr w:type="spellStart"/>
+      <w:r>
+        <w:rPr>
+          <w:rFonts w:ascii="Consolas" w:eastAsiaTheme="minorHAnsi" w:hAnsi="Consolas" w:cs="Consolas"/>
+          <w:color w:val="FF0000"/>
+          <w:sz w:val="19"/>
+          <w:szCs w:val="19"/>
+        </w:rPr>
+        <w:t>stopProcessing</w:t>
+      </w:r>
+      <w:proofErr w:type="spellEnd"/>
+      <w:r>
+        <w:rPr>
+          <w:rFonts w:ascii="Consolas" w:eastAsiaTheme="minorHAnsi" w:hAnsi="Consolas" w:cs="Consolas"/>
+          <w:color w:val="8064A2" w:themeColor="accent4"/>
+          <w:sz w:val="19"/>
+          <w:szCs w:val="19"/>
+        </w:rPr>
+        <w:t xml:space="preserve">="true" </w:t>
+      </w:r>
+      <w:r>
+        <w:rPr>
+          <w:rFonts w:ascii="Consolas" w:eastAsiaTheme="minorHAnsi" w:hAnsi="Consolas" w:cs="Consolas"/>
+          <w:color w:val="FF0000"/>
+          <w:sz w:val="19"/>
+          <w:szCs w:val="19"/>
+        </w:rPr>
+        <w:t>enabled</w:t>
+      </w:r>
+      <w:r>
+        <w:rPr>
+          <w:rFonts w:ascii="Consolas" w:eastAsiaTheme="minorHAnsi" w:hAnsi="Consolas" w:cs="Consolas"/>
+          <w:color w:val="8064A2" w:themeColor="accent4"/>
+          <w:sz w:val="19"/>
+          <w:szCs w:val="19"/>
+        </w:rPr>
+        <w:t>="true"</w:t>
+      </w:r>
+      <w:r>
+        <w:rPr>
+          <w:rFonts w:ascii="Consolas" w:eastAsiaTheme="minorHAnsi" w:hAnsi="Consolas" w:cs="Consolas"/>
+          <w:color w:val="0000FF"/>
+          <w:sz w:val="19"/>
+          <w:szCs w:val="19"/>
+        </w:rPr>
+        <w:t>&gt;</w:t>
+      </w:r>
+    </w:p>
+    <w:p>
+      <w:pPr>
+        <w:pStyle w:val="ListParagraph"/>
+        <w:spacing w:line="240" w:lineRule="auto"/>
+        <w:rPr>
+          <w:rFonts w:ascii="Consolas" w:eastAsiaTheme="minorHAnsi" w:hAnsi="Consolas" w:cs="Consolas"/>
+          <w:color w:val="0000FF"/>
+          <w:sz w:val="19"/>
+          <w:szCs w:val="19"/>
+        </w:rPr>
+      </w:pPr>
+      <w:r>
+        <w:rPr>
+          <w:rFonts w:ascii="Consolas" w:eastAsiaTheme="minorHAnsi" w:hAnsi="Consolas" w:cs="Consolas"/>
+          <w:color w:val="0000FF"/>
+          <w:sz w:val="19"/>
+          <w:szCs w:val="19"/>
+        </w:rPr>
+        <w:t xml:space="preserve">          &lt;match </w:t>
+      </w:r>
+      <w:proofErr w:type="spellStart"/>
+      <w:r>
+        <w:rPr>
+          <w:rFonts w:ascii="Consolas" w:eastAsiaTheme="minorHAnsi" w:hAnsi="Consolas" w:cs="Consolas"/>
+          <w:color w:val="FF0000"/>
+          <w:sz w:val="19"/>
+          <w:szCs w:val="19"/>
+        </w:rPr>
+        <w:t>url</w:t>
+      </w:r>
+      <w:proofErr w:type="spellEnd"/>
+      <w:r>
+        <w:rPr>
+          <w:rFonts w:ascii="Consolas" w:eastAsiaTheme="minorHAnsi" w:hAnsi="Consolas" w:cs="Consolas"/>
+          <w:color w:val="8064A2" w:themeColor="accent4"/>
+          <w:sz w:val="19"/>
+          <w:szCs w:val="19"/>
+        </w:rPr>
+        <w:t>="</w:t>
       </w:r>
       <w:proofErr w:type="gramStart"/>
       <w:r>
         <w:rPr>
           <w:rFonts w:ascii="Consolas" w:eastAsiaTheme="minorHAnsi" w:hAnsi="Consolas" w:cs="Consolas"/>
-          <w:color w:val="0000FF"/>
-          <w:sz w:val="19"/>
-          <w:szCs w:val="19"/>
-        </w:rPr>
-        <w:t>rules</w:t>
+          <w:color w:val="8064A2" w:themeColor="accent4"/>
+          <w:sz w:val="19"/>
+          <w:szCs w:val="19"/>
+        </w:rPr>
+        <w:t>(.*</w:t>
       </w:r>
       <w:proofErr w:type="gramEnd"/>
       <w:r>
         <w:rPr>
           <w:rFonts w:ascii="Consolas" w:eastAsiaTheme="minorHAnsi" w:hAnsi="Consolas" w:cs="Consolas"/>
-          <w:color w:val="0000FF"/>
-          <w:sz w:val="19"/>
-          <w:szCs w:val="19"/>
-        </w:rPr>
-        <w:t>&gt;</w:t>
-      </w:r>
-      <w:r>
-        <w:rPr>
-          <w:rFonts w:ascii="Consolas" w:eastAsiaTheme="minorHAnsi" w:hAnsi="Consolas" w:cs="Consolas"/>
-          <w:color w:val="0000FF"/>
-          <w:sz w:val="19"/>
-          <w:szCs w:val="19"/>
-        </w:rPr>
-        <w:tab/>
+          <w:color w:val="8064A2" w:themeColor="accent4"/>
+          <w:sz w:val="19"/>
+          <w:szCs w:val="19"/>
+        </w:rPr>
+        <w:t>)"</w:t>
+      </w:r>
+      <w:r>
+        <w:rPr>
+          <w:rFonts w:ascii="Consolas" w:eastAsiaTheme="minorHAnsi" w:hAnsi="Consolas" w:cs="Consolas"/>
+          <w:color w:val="0000FF"/>
+          <w:sz w:val="19"/>
+          <w:szCs w:val="19"/>
+        </w:rPr>
+        <w:t xml:space="preserve"> /&gt;</w:t>
       </w:r>
     </w:p>
     <w:p>
@@ -10330,7 +10346,28 @@
           <w:sz w:val="19"/>
           <w:szCs w:val="19"/>
         </w:rPr>
-        <w:t xml:space="preserve">        &lt;rule </w:t>
+        <w:t xml:space="preserve">          &lt;conditions&gt;</w:t>
+      </w:r>
+    </w:p>
+    <w:p>
+      <w:pPr>
+        <w:pStyle w:val="ListParagraph"/>
+        <w:spacing w:line="240" w:lineRule="auto"/>
+        <w:rPr>
+          <w:rFonts w:ascii="Consolas" w:eastAsiaTheme="minorHAnsi" w:hAnsi="Consolas" w:cs="Consolas"/>
+          <w:color w:val="0000FF"/>
+          <w:sz w:val="19"/>
+          <w:szCs w:val="19"/>
+        </w:rPr>
+      </w:pPr>
+      <w:r>
+        <w:rPr>
+          <w:rFonts w:ascii="Consolas" w:eastAsiaTheme="minorHAnsi" w:hAnsi="Consolas" w:cs="Consolas"/>
+          <w:color w:val="0000FF"/>
+          <w:sz w:val="19"/>
+          <w:szCs w:val="19"/>
+        </w:rPr>
+        <w:t xml:space="preserve">            &lt;add </w:t>
       </w:r>
       <w:r>
         <w:rPr>
@@ -10339,7 +10376,7 @@
           <w:sz w:val="19"/>
           <w:szCs w:val="19"/>
         </w:rPr>
-        <w:t>name</w:t>
+        <w:t>input</w:t>
       </w:r>
       <w:r>
         <w:rPr>
@@ -10348,7 +10385,7 @@
           <w:sz w:val="19"/>
           <w:szCs w:val="19"/>
         </w:rPr>
-        <w:t>="Redirect to HTTPs"</w:t>
+        <w:t>="{HTTPS}"</w:t>
       </w:r>
       <w:r>
         <w:rPr>
@@ -10359,6 +10396,93 @@
         </w:rPr>
         <w:t xml:space="preserve"> </w:t>
       </w:r>
+      <w:r>
+        <w:rPr>
+          <w:rFonts w:ascii="Consolas" w:eastAsiaTheme="minorHAnsi" w:hAnsi="Consolas" w:cs="Consolas"/>
+          <w:color w:val="FF0000"/>
+          <w:sz w:val="19"/>
+          <w:szCs w:val="19"/>
+        </w:rPr>
+        <w:t>pattern</w:t>
+      </w:r>
+      <w:r>
+        <w:rPr>
+          <w:rFonts w:ascii="Consolas" w:eastAsiaTheme="minorHAnsi" w:hAnsi="Consolas" w:cs="Consolas"/>
+          <w:color w:val="8064A2" w:themeColor="accent4"/>
+          <w:sz w:val="19"/>
+          <w:szCs w:val="19"/>
+        </w:rPr>
+        <w:t>="^OFF$"</w:t>
+      </w:r>
+      <w:r>
+        <w:rPr>
+          <w:rFonts w:ascii="Consolas" w:eastAsiaTheme="minorHAnsi" w:hAnsi="Consolas" w:cs="Consolas"/>
+          <w:color w:val="0000FF"/>
+          <w:sz w:val="19"/>
+          <w:szCs w:val="19"/>
+        </w:rPr>
+        <w:t xml:space="preserve"> /&gt;</w:t>
+      </w:r>
+    </w:p>
+    <w:p>
+      <w:pPr>
+        <w:pStyle w:val="ListParagraph"/>
+        <w:spacing w:line="240" w:lineRule="auto"/>
+        <w:rPr>
+          <w:rFonts w:ascii="Consolas" w:eastAsiaTheme="minorHAnsi" w:hAnsi="Consolas" w:cs="Consolas"/>
+          <w:color w:val="0000FF"/>
+          <w:sz w:val="19"/>
+          <w:szCs w:val="19"/>
+        </w:rPr>
+      </w:pPr>
+      <w:r>
+        <w:rPr>
+          <w:rFonts w:ascii="Consolas" w:eastAsiaTheme="minorHAnsi" w:hAnsi="Consolas" w:cs="Consolas"/>
+          <w:color w:val="0000FF"/>
+          <w:sz w:val="19"/>
+          <w:szCs w:val="19"/>
+        </w:rPr>
+        <w:t xml:space="preserve">          &lt;/conditions&gt;</w:t>
+      </w:r>
+    </w:p>
+    <w:p>
+      <w:pPr>
+        <w:pStyle w:val="ListParagraph"/>
+        <w:spacing w:line="240" w:lineRule="auto"/>
+        <w:rPr>
+          <w:rFonts w:ascii="Consolas" w:eastAsiaTheme="minorHAnsi" w:hAnsi="Consolas" w:cs="Consolas"/>
+          <w:color w:val="0000FF"/>
+          <w:sz w:val="19"/>
+          <w:szCs w:val="19"/>
+        </w:rPr>
+      </w:pPr>
+      <w:r>
+        <w:rPr>
+          <w:rFonts w:ascii="Consolas" w:eastAsiaTheme="minorHAnsi" w:hAnsi="Consolas" w:cs="Consolas"/>
+          <w:color w:val="0000FF"/>
+          <w:sz w:val="19"/>
+          <w:szCs w:val="19"/>
+        </w:rPr>
+        <w:t xml:space="preserve">          &lt;action </w:t>
+      </w:r>
+      <w:r>
+        <w:rPr>
+          <w:rFonts w:ascii="Consolas" w:eastAsiaTheme="minorHAnsi" w:hAnsi="Consolas" w:cs="Consolas"/>
+          <w:color w:val="FF0000"/>
+          <w:sz w:val="19"/>
+          <w:szCs w:val="19"/>
+        </w:rPr>
+        <w:t>type</w:t>
+      </w:r>
+      <w:r>
+        <w:rPr>
+          <w:rFonts w:ascii="Consolas" w:eastAsiaTheme="minorHAnsi" w:hAnsi="Consolas" w:cs="Consolas"/>
+          <w:color w:val="8064A2" w:themeColor="accent4"/>
+          <w:sz w:val="19"/>
+          <w:szCs w:val="19"/>
+        </w:rPr>
+        <w:t xml:space="preserve">="Redirect" </w:t>
+      </w:r>
       <w:proofErr w:type="spellStart"/>
       <w:r>
         <w:rPr>
@@ -10367,7 +10491,7 @@
           <w:sz w:val="19"/>
           <w:szCs w:val="19"/>
         </w:rPr>
-        <w:t>stopProcessing</w:t>
+        <w:t>url</w:t>
       </w:r>
       <w:proofErr w:type="spellEnd"/>
       <w:r>
@@ -10377,34 +10501,16 @@
           <w:sz w:val="19"/>
           <w:szCs w:val="19"/>
         </w:rPr>
-        <w:t xml:space="preserve">="true" </w:t>
-      </w:r>
-      <w:r>
-        <w:rPr>
-          <w:rFonts w:ascii="Consolas" w:eastAsiaTheme="minorHAnsi" w:hAnsi="Consolas" w:cs="Consolas"/>
-          <w:color w:val="FF0000"/>
-          <w:sz w:val="19"/>
-          <w:szCs w:val="19"/>
-        </w:rPr>
-        <w:t>enabled</w:t>
-      </w:r>
-      <w:r>
-        <w:rPr>
-          <w:rFonts w:ascii="Consolas" w:eastAsiaTheme="minorHAnsi" w:hAnsi="Consolas" w:cs="Consolas"/>
-          <w:color w:val="8064A2" w:themeColor="accent4"/>
-          <w:sz w:val="19"/>
-          <w:szCs w:val="19"/>
-        </w:rPr>
-        <w:t>="true"</w:t>
-      </w:r>
-      <w:r>
-        <w:rPr>
-          <w:rFonts w:ascii="Consolas" w:eastAsiaTheme="minorHAnsi" w:hAnsi="Consolas" w:cs="Consolas"/>
-          <w:color w:val="0000FF"/>
-          <w:sz w:val="19"/>
-          <w:szCs w:val="19"/>
-        </w:rPr>
-        <w:t>&gt;</w:t>
+        <w:t>="https://{HTTP_HOST}/{R:1}"</w:t>
+      </w:r>
+      <w:r>
+        <w:rPr>
+          <w:rFonts w:ascii="Consolas" w:eastAsiaTheme="minorHAnsi" w:hAnsi="Consolas" w:cs="Consolas"/>
+          <w:color w:val="0000FF"/>
+          <w:sz w:val="19"/>
+          <w:szCs w:val="19"/>
+        </w:rPr>
+        <w:t xml:space="preserve"> /&gt;</w:t>
       </w:r>
     </w:p>
     <w:p>
@@ -10425,348 +10531,71 @@
           <w:sz w:val="19"/>
           <w:szCs w:val="19"/>
         </w:rPr>
-        <w:t xml:space="preserve">          &lt;match </w:t>
+        <w:t xml:space="preserve">        &lt;/rule&gt;</w:t>
+      </w:r>
+    </w:p>
+    <w:p>
+      <w:pPr>
+        <w:pStyle w:val="ListParagraph"/>
+        <w:spacing w:line="240" w:lineRule="auto"/>
+        <w:rPr>
+          <w:rFonts w:ascii="Consolas" w:eastAsiaTheme="minorHAnsi" w:hAnsi="Consolas" w:cs="Consolas"/>
+          <w:color w:val="0000FF"/>
+          <w:sz w:val="19"/>
+          <w:szCs w:val="19"/>
+        </w:rPr>
+      </w:pPr>
+      <w:r>
+        <w:rPr>
+          <w:rFonts w:ascii="Consolas" w:eastAsiaTheme="minorHAnsi" w:hAnsi="Consolas" w:cs="Consolas"/>
+          <w:color w:val="0000FF"/>
+          <w:sz w:val="19"/>
+          <w:szCs w:val="19"/>
+        </w:rPr>
+        <w:t xml:space="preserve">      &lt;/rules&gt;</w:t>
+      </w:r>
+    </w:p>
+    <w:p>
+      <w:pPr>
+        <w:pStyle w:val="ListParagraph"/>
+        <w:spacing w:line="240" w:lineRule="auto"/>
+      </w:pPr>
+      <w:r>
+        <w:rPr>
+          <w:rFonts w:ascii="Consolas" w:eastAsiaTheme="minorHAnsi" w:hAnsi="Consolas" w:cs="Consolas"/>
+          <w:color w:val="0000FF"/>
+          <w:sz w:val="19"/>
+          <w:szCs w:val="19"/>
+        </w:rPr>
+        <w:t xml:space="preserve">    &lt;/rewrite&gt;</w:t>
+      </w:r>
+    </w:p>
+    <w:p>
+      <w:pPr>
+        <w:pStyle w:val="Heading1"/>
+      </w:pPr>
+      <w:bookmarkStart w:id="38" w:name="_Toc4596587"/>
+      <w:r>
+        <w:t>Appendix F</w:t>
+      </w:r>
+      <w:r>
+        <w:t xml:space="preserve">: </w:t>
+      </w:r>
+      <w:r>
+        <w:t xml:space="preserve">PTM </w:t>
+      </w:r>
+      <w:r>
+        <w:t xml:space="preserve">Emailer - </w:t>
       </w:r>
       <w:proofErr w:type="spellStart"/>
-      <w:proofErr w:type="gramStart"/>
-      <w:r>
-        <w:rPr>
-          <w:rFonts w:ascii="Consolas" w:eastAsiaTheme="minorHAnsi" w:hAnsi="Consolas" w:cs="Consolas"/>
-          <w:color w:val="FF0000"/>
-          <w:sz w:val="19"/>
-          <w:szCs w:val="19"/>
-        </w:rPr>
-        <w:t>url</w:t>
+      <w:r>
+        <w:t>App.Config</w:t>
       </w:r>
       <w:proofErr w:type="spellEnd"/>
-      <w:proofErr w:type="gramEnd"/>
-      <w:r>
-        <w:rPr>
-          <w:rFonts w:ascii="Consolas" w:eastAsiaTheme="minorHAnsi" w:hAnsi="Consolas" w:cs="Consolas"/>
-          <w:color w:val="8064A2" w:themeColor="accent4"/>
-          <w:sz w:val="19"/>
-          <w:szCs w:val="19"/>
-        </w:rPr>
-        <w:t>="(.*)"</w:t>
-      </w:r>
-      <w:r>
-        <w:rPr>
-          <w:rFonts w:ascii="Consolas" w:eastAsiaTheme="minorHAnsi" w:hAnsi="Consolas" w:cs="Consolas"/>
-          <w:color w:val="0000FF"/>
-          <w:sz w:val="19"/>
-          <w:szCs w:val="19"/>
-        </w:rPr>
-        <w:t xml:space="preserve"> /&gt;</w:t>
-      </w:r>
-    </w:p>
-    <w:p>
-      <w:pPr>
-        <w:pStyle w:val="ListParagraph"/>
-        <w:spacing w:line="240" w:lineRule="auto"/>
-        <w:rPr>
-          <w:rFonts w:ascii="Consolas" w:eastAsiaTheme="minorHAnsi" w:hAnsi="Consolas" w:cs="Consolas"/>
-          <w:color w:val="0000FF"/>
-          <w:sz w:val="19"/>
-          <w:szCs w:val="19"/>
-        </w:rPr>
-      </w:pPr>
-      <w:r>
-        <w:rPr>
-          <w:rFonts w:ascii="Consolas" w:eastAsiaTheme="minorHAnsi" w:hAnsi="Consolas" w:cs="Consolas"/>
-          <w:color w:val="0000FF"/>
-          <w:sz w:val="19"/>
-          <w:szCs w:val="19"/>
-        </w:rPr>
-        <w:t xml:space="preserve">          &lt;</w:t>
-      </w:r>
-      <w:proofErr w:type="gramStart"/>
-      <w:r>
-        <w:rPr>
-          <w:rFonts w:ascii="Consolas" w:eastAsiaTheme="minorHAnsi" w:hAnsi="Consolas" w:cs="Consolas"/>
-          <w:color w:val="0000FF"/>
-          <w:sz w:val="19"/>
-          <w:szCs w:val="19"/>
-        </w:rPr>
-        <w:t>conditions</w:t>
-      </w:r>
-      <w:proofErr w:type="gramEnd"/>
-      <w:r>
-        <w:rPr>
-          <w:rFonts w:ascii="Consolas" w:eastAsiaTheme="minorHAnsi" w:hAnsi="Consolas" w:cs="Consolas"/>
-          <w:color w:val="0000FF"/>
-          <w:sz w:val="19"/>
-          <w:szCs w:val="19"/>
-        </w:rPr>
-        <w:t>&gt;</w:t>
-      </w:r>
-    </w:p>
-    <w:p>
-      <w:pPr>
-        <w:pStyle w:val="ListParagraph"/>
-        <w:spacing w:line="240" w:lineRule="auto"/>
-        <w:rPr>
-          <w:rFonts w:ascii="Consolas" w:eastAsiaTheme="minorHAnsi" w:hAnsi="Consolas" w:cs="Consolas"/>
-          <w:color w:val="0000FF"/>
-          <w:sz w:val="19"/>
-          <w:szCs w:val="19"/>
-        </w:rPr>
-      </w:pPr>
-      <w:r>
-        <w:rPr>
-          <w:rFonts w:ascii="Consolas" w:eastAsiaTheme="minorHAnsi" w:hAnsi="Consolas" w:cs="Consolas"/>
-          <w:color w:val="0000FF"/>
-          <w:sz w:val="19"/>
-          <w:szCs w:val="19"/>
-        </w:rPr>
-        <w:t xml:space="preserve">            &lt;add </w:t>
-      </w:r>
-      <w:r>
-        <w:rPr>
-          <w:rFonts w:ascii="Consolas" w:eastAsiaTheme="minorHAnsi" w:hAnsi="Consolas" w:cs="Consolas"/>
-          <w:color w:val="FF0000"/>
-          <w:sz w:val="19"/>
-          <w:szCs w:val="19"/>
-        </w:rPr>
-        <w:t>input</w:t>
-      </w:r>
-      <w:r>
-        <w:rPr>
-          <w:rFonts w:ascii="Consolas" w:eastAsiaTheme="minorHAnsi" w:hAnsi="Consolas" w:cs="Consolas"/>
-          <w:color w:val="8064A2" w:themeColor="accent4"/>
-          <w:sz w:val="19"/>
-          <w:szCs w:val="19"/>
-        </w:rPr>
-        <w:t>="{HTTPS}"</w:t>
-      </w:r>
-      <w:r>
-        <w:rPr>
-          <w:rFonts w:ascii="Consolas" w:eastAsiaTheme="minorHAnsi" w:hAnsi="Consolas" w:cs="Consolas"/>
-          <w:color w:val="0000FF"/>
-          <w:sz w:val="19"/>
-          <w:szCs w:val="19"/>
-        </w:rPr>
-        <w:t xml:space="preserve"> </w:t>
-      </w:r>
-      <w:r>
-        <w:rPr>
-          <w:rFonts w:ascii="Consolas" w:eastAsiaTheme="minorHAnsi" w:hAnsi="Consolas" w:cs="Consolas"/>
-          <w:color w:val="FF0000"/>
-          <w:sz w:val="19"/>
-          <w:szCs w:val="19"/>
-        </w:rPr>
-        <w:t>pattern</w:t>
-      </w:r>
-      <w:r>
-        <w:rPr>
-          <w:rFonts w:ascii="Consolas" w:eastAsiaTheme="minorHAnsi" w:hAnsi="Consolas" w:cs="Consolas"/>
-          <w:color w:val="8064A2" w:themeColor="accent4"/>
-          <w:sz w:val="19"/>
-          <w:szCs w:val="19"/>
-        </w:rPr>
-        <w:t>="^OFF$"</w:t>
-      </w:r>
-      <w:r>
-        <w:rPr>
-          <w:rFonts w:ascii="Consolas" w:eastAsiaTheme="minorHAnsi" w:hAnsi="Consolas" w:cs="Consolas"/>
-          <w:color w:val="0000FF"/>
-          <w:sz w:val="19"/>
-          <w:szCs w:val="19"/>
-        </w:rPr>
-        <w:t xml:space="preserve"> /&gt;</w:t>
-      </w:r>
-    </w:p>
-    <w:p>
-      <w:pPr>
-        <w:pStyle w:val="ListParagraph"/>
-        <w:spacing w:line="240" w:lineRule="auto"/>
-        <w:rPr>
-          <w:rFonts w:ascii="Consolas" w:eastAsiaTheme="minorHAnsi" w:hAnsi="Consolas" w:cs="Consolas"/>
-          <w:color w:val="0000FF"/>
-          <w:sz w:val="19"/>
-          <w:szCs w:val="19"/>
-        </w:rPr>
-      </w:pPr>
-      <w:r>
-        <w:rPr>
-          <w:rFonts w:ascii="Consolas" w:eastAsiaTheme="minorHAnsi" w:hAnsi="Consolas" w:cs="Consolas"/>
-          <w:color w:val="0000FF"/>
-          <w:sz w:val="19"/>
-          <w:szCs w:val="19"/>
-        </w:rPr>
-        <w:t xml:space="preserve">          &lt;/conditions&gt;</w:t>
-      </w:r>
-    </w:p>
-    <w:p>
-      <w:pPr>
-        <w:pStyle w:val="ListParagraph"/>
-        <w:spacing w:line="240" w:lineRule="auto"/>
-        <w:rPr>
-          <w:rFonts w:ascii="Consolas" w:eastAsiaTheme="minorHAnsi" w:hAnsi="Consolas" w:cs="Consolas"/>
-          <w:color w:val="0000FF"/>
-          <w:sz w:val="19"/>
-          <w:szCs w:val="19"/>
-        </w:rPr>
-      </w:pPr>
-      <w:r>
-        <w:rPr>
-          <w:rFonts w:ascii="Consolas" w:eastAsiaTheme="minorHAnsi" w:hAnsi="Consolas" w:cs="Consolas"/>
-          <w:color w:val="0000FF"/>
-          <w:sz w:val="19"/>
-          <w:szCs w:val="19"/>
-        </w:rPr>
-        <w:t xml:space="preserve">          &lt;action </w:t>
-      </w:r>
-      <w:r>
-        <w:rPr>
-          <w:rFonts w:ascii="Consolas" w:eastAsiaTheme="minorHAnsi" w:hAnsi="Consolas" w:cs="Consolas"/>
-          <w:color w:val="FF0000"/>
-          <w:sz w:val="19"/>
-          <w:szCs w:val="19"/>
-        </w:rPr>
-        <w:t>type</w:t>
-      </w:r>
-      <w:r>
-        <w:rPr>
-          <w:rFonts w:ascii="Consolas" w:eastAsiaTheme="minorHAnsi" w:hAnsi="Consolas" w:cs="Consolas"/>
-          <w:color w:val="8064A2" w:themeColor="accent4"/>
-          <w:sz w:val="19"/>
-          <w:szCs w:val="19"/>
-        </w:rPr>
-        <w:t xml:space="preserve">="Redirect" </w:t>
-      </w:r>
-      <w:proofErr w:type="spellStart"/>
-      <w:r>
-        <w:rPr>
-          <w:rFonts w:ascii="Consolas" w:eastAsiaTheme="minorHAnsi" w:hAnsi="Consolas" w:cs="Consolas"/>
-          <w:color w:val="FF0000"/>
-          <w:sz w:val="19"/>
-          <w:szCs w:val="19"/>
-        </w:rPr>
-        <w:t>url</w:t>
-      </w:r>
-      <w:proofErr w:type="spellEnd"/>
-      <w:r>
-        <w:rPr>
-          <w:rFonts w:ascii="Consolas" w:eastAsiaTheme="minorHAnsi" w:hAnsi="Consolas" w:cs="Consolas"/>
-          <w:color w:val="8064A2" w:themeColor="accent4"/>
-          <w:sz w:val="19"/>
-          <w:szCs w:val="19"/>
-        </w:rPr>
-        <w:t>="</w:t>
-      </w:r>
-      <w:proofErr w:type="gramStart"/>
-      <w:r>
-        <w:rPr>
-          <w:rFonts w:ascii="Consolas" w:eastAsiaTheme="minorHAnsi" w:hAnsi="Consolas" w:cs="Consolas"/>
-          <w:color w:val="8064A2" w:themeColor="accent4"/>
-          <w:sz w:val="19"/>
-          <w:szCs w:val="19"/>
-        </w:rPr>
-        <w:t>https:</w:t>
-      </w:r>
-      <w:proofErr w:type="gramEnd"/>
-      <w:r>
-        <w:rPr>
-          <w:rFonts w:ascii="Consolas" w:eastAsiaTheme="minorHAnsi" w:hAnsi="Consolas" w:cs="Consolas"/>
-          <w:color w:val="8064A2" w:themeColor="accent4"/>
-          <w:sz w:val="19"/>
-          <w:szCs w:val="19"/>
-        </w:rPr>
-        <w:t>//{HTTP_HOST}/{R:1}"</w:t>
-      </w:r>
-      <w:r>
-        <w:rPr>
-          <w:rFonts w:ascii="Consolas" w:eastAsiaTheme="minorHAnsi" w:hAnsi="Consolas" w:cs="Consolas"/>
-          <w:color w:val="0000FF"/>
-          <w:sz w:val="19"/>
-          <w:szCs w:val="19"/>
-        </w:rPr>
-        <w:t xml:space="preserve"> /&gt;</w:t>
-      </w:r>
-    </w:p>
-    <w:p>
-      <w:pPr>
-        <w:pStyle w:val="ListParagraph"/>
-        <w:spacing w:line="240" w:lineRule="auto"/>
-        <w:rPr>
-          <w:rFonts w:ascii="Consolas" w:eastAsiaTheme="minorHAnsi" w:hAnsi="Consolas" w:cs="Consolas"/>
-          <w:color w:val="0000FF"/>
-          <w:sz w:val="19"/>
-          <w:szCs w:val="19"/>
-        </w:rPr>
-      </w:pPr>
-      <w:r>
-        <w:rPr>
-          <w:rFonts w:ascii="Consolas" w:eastAsiaTheme="minorHAnsi" w:hAnsi="Consolas" w:cs="Consolas"/>
-          <w:color w:val="0000FF"/>
-          <w:sz w:val="19"/>
-          <w:szCs w:val="19"/>
-        </w:rPr>
-        <w:t xml:space="preserve">        &lt;/rule&gt;</w:t>
-      </w:r>
-    </w:p>
-    <w:p>
-      <w:pPr>
-        <w:pStyle w:val="ListParagraph"/>
-        <w:spacing w:line="240" w:lineRule="auto"/>
-        <w:rPr>
-          <w:rFonts w:ascii="Consolas" w:eastAsiaTheme="minorHAnsi" w:hAnsi="Consolas" w:cs="Consolas"/>
-          <w:color w:val="0000FF"/>
-          <w:sz w:val="19"/>
-          <w:szCs w:val="19"/>
-        </w:rPr>
-      </w:pPr>
-      <w:r>
-        <w:rPr>
-          <w:rFonts w:ascii="Consolas" w:eastAsiaTheme="minorHAnsi" w:hAnsi="Consolas" w:cs="Consolas"/>
-          <w:color w:val="0000FF"/>
-          <w:sz w:val="19"/>
-          <w:szCs w:val="19"/>
-        </w:rPr>
-        <w:t xml:space="preserve">      &lt;/rules&gt;</w:t>
-      </w:r>
-    </w:p>
-    <w:p>
-      <w:pPr>
-        <w:pStyle w:val="ListParagraph"/>
-        <w:spacing w:line="240" w:lineRule="auto"/>
-      </w:pPr>
-      <w:r>
-        <w:rPr>
-          <w:rFonts w:ascii="Consolas" w:eastAsiaTheme="minorHAnsi" w:hAnsi="Consolas" w:cs="Consolas"/>
-          <w:color w:val="0000FF"/>
-          <w:sz w:val="19"/>
-          <w:szCs w:val="19"/>
-        </w:rPr>
-        <w:t xml:space="preserve">    &lt;/rewrite&gt;</w:t>
-      </w:r>
-    </w:p>
-    <w:p>
-      <w:pPr>
-        <w:pStyle w:val="Heading1"/>
-      </w:pPr>
-      <w:bookmarkStart w:id="39" w:name="_Toc4596587"/>
-      <w:r>
-        <w:t>Appendix F</w:t>
-      </w:r>
-      <w:r>
-        <w:t xml:space="preserve">: </w:t>
-      </w:r>
-      <w:r>
-        <w:t xml:space="preserve">PTM </w:t>
-      </w:r>
-      <w:r>
-        <w:t xml:space="preserve">Emailer - </w:t>
-      </w:r>
-      <w:proofErr w:type="spellStart"/>
-      <w:r>
-        <w:t>App.Config</w:t>
-      </w:r>
-      <w:proofErr w:type="spellEnd"/>
       <w:r>
         <w:t xml:space="preserve"> Customization</w:t>
       </w:r>
-      <w:bookmarkEnd w:id="39"/>
+      <w:bookmarkEnd w:id="38"/>
     </w:p>
     <w:p>
       <w:pPr>
@@ -11063,7 +10892,7 @@
       <w:pPr>
         <w:pStyle w:val="Heading1"/>
       </w:pPr>
-      <w:bookmarkStart w:id="40" w:name="_Toc4596588"/>
+      <w:bookmarkStart w:id="39" w:name="_Toc4596588"/>
       <w:r>
         <w:t xml:space="preserve">Appendix G: RDM Data Replication - </w:t>
       </w:r>
@@ -11075,7 +10904,7 @@
       <w:r>
         <w:t xml:space="preserve"> Customization</w:t>
       </w:r>
-      <w:bookmarkEnd w:id="40"/>
+      <w:bookmarkEnd w:id="39"/>
     </w:p>
     <w:p>
       <w:pPr>
@@ -11528,7 +11357,7 @@
       <w:pPr>
         <w:pStyle w:val="Heading1"/>
       </w:pPr>
-      <w:bookmarkStart w:id="41" w:name="_Toc4596589"/>
+      <w:bookmarkStart w:id="40" w:name="_Toc4596589"/>
       <w:r>
         <w:t xml:space="preserve">Appendix H: GenBOE Auto Backup - </w:t>
       </w:r>
@@ -11540,7 +11369,7 @@
       <w:r>
         <w:t xml:space="preserve"> Customization</w:t>
       </w:r>
-      <w:bookmarkEnd w:id="41"/>
+      <w:bookmarkEnd w:id="40"/>
     </w:p>
     <w:p>
       <w:pPr>
@@ -11867,7 +11696,7 @@
 </file>
 
 <file path=word/endnotes.xml><?xml version="1.0" encoding="utf-8"?>
-<w:endnotes xmlns:wpc="http://schemas.microsoft.com/office/word/2010/wordprocessingCanvas" xmlns:mc="http://schemas.openxmlformats.org/markup-compatibility/2006" xmlns:o="urn:schemas-microsoft-com:office:office" xmlns:r="http://schemas.openxmlformats.org/officeDocument/2006/relationships" xmlns:m="http://schemas.openxmlformats.org/officeDocument/2006/math" xmlns:v="urn:schemas-microsoft-com:vml" xmlns:wp14="http://schemas.microsoft.com/office/word/2010/wordprocessingDrawing" xmlns:wp="http://schemas.openxmlformats.org/drawingml/2006/wordprocessingDrawing" xmlns:w10="urn:schemas-microsoft-com:office:word" xmlns:w="http://schemas.openxmlformats.org/wordprocessingml/2006/main" xmlns:w14="http://schemas.microsoft.com/office/word/2010/wordml" xmlns:w15="http://schemas.microsoft.com/office/word/2012/wordml" xmlns:wpg="http://schemas.microsoft.com/office/word/2010/wordprocessingGroup" xmlns:wpi="http://schemas.microsoft.com/office/word/2010/wordprocessingInk" xmlns:wne="http://schemas.microsoft.com/office/word/2006/wordml" xmlns:wps="http://schemas.microsoft.com/office/word/2010/wordprocessingShape" mc:Ignorable="w14 w15 wp14">
+<w:endnotes xmlns:wpc="http://schemas.microsoft.com/office/word/2010/wordprocessingCanvas" xmlns:cx="http://schemas.microsoft.com/office/drawing/2014/chartex" xmlns:cx1="http://schemas.microsoft.com/office/drawing/2015/9/8/chartex" xmlns:cx2="http://schemas.microsoft.com/office/drawing/2015/10/21/chartex" xmlns:cx3="http://schemas.microsoft.com/office/drawing/2016/5/9/chartex" xmlns:cx4="http://schemas.microsoft.com/office/drawing/2016/5/10/chartex" xmlns:cx5="http://schemas.microsoft.com/office/drawing/2016/5/11/chartex" xmlns:cx6="http://schemas.microsoft.com/office/drawing/2016/5/12/chartex" xmlns:cx7="http://schemas.microsoft.com/office/drawing/2016/5/13/chartex" xmlns:cx8="http://schemas.microsoft.com/office/drawing/2016/5/14/chartex" xmlns:mc="http://schemas.openxmlformats.org/markup-compatibility/2006" xmlns:aink="http://schemas.microsoft.com/office/drawing/2016/ink" xmlns:am3d="http://schemas.microsoft.com/office/drawing/2017/model3d" xmlns:o="urn:schemas-microsoft-com:office:office" xmlns:oel="http://schemas.microsoft.com/office/2019/extlst" xmlns:r="http://schemas.openxmlformats.org/officeDocument/2006/relationships" xmlns:m="http://schemas.openxmlformats.org/officeDocument/2006/math" xmlns:v="urn:schemas-microsoft-com:vml" xmlns:wp14="http://schemas.microsoft.com/office/word/2010/wordprocessingDrawing" xmlns:wp="http://schemas.openxmlformats.org/drawingml/2006/wordprocessingDrawing" xmlns:w10="urn:schemas-microsoft-com:office:word" xmlns:w="http://schemas.openxmlformats.org/wordprocessingml/2006/main" xmlns:w14="http://schemas.microsoft.com/office/word/2010/wordml" xmlns:w15="http://schemas.microsoft.com/office/word/2012/wordml" xmlns:w16cex="http://schemas.microsoft.com/office/word/2018/wordml/cex" xmlns:w16cid="http://schemas.microsoft.com/office/word/2016/wordml/cid" xmlns:w16="http://schemas.microsoft.com/office/word/2018/wordml" xmlns:w16sdtdh="http://schemas.microsoft.com/office/word/2020/wordml/sdtdatahash" xmlns:w16se="http://schemas.microsoft.com/office/word/2015/wordml/symex" xmlns:wpg="http://schemas.microsoft.com/office/word/2010/wordprocessingGroup" xmlns:wpi="http://schemas.microsoft.com/office/word/2010/wordprocessingInk" xmlns:wne="http://schemas.microsoft.com/office/word/2006/wordml" xmlns:wps="http://schemas.microsoft.com/office/word/2010/wordprocessingShape" mc:Ignorable="w14 w15 w16se w16cid w16 w16cex w16sdtdh wp14">
   <w:endnote w:type="separator" w:id="-1">
     <w:p>
       <w:pPr>
@@ -11892,12 +11721,131 @@
 </file>
 
 <file path=word/footer1.xml><?xml version="1.0" encoding="utf-8"?>
-<w:ftr xmlns:wpc="http://schemas.microsoft.com/office/word/2010/wordprocessingCanvas" xmlns:mc="http://schemas.openxmlformats.org/markup-compatibility/2006" xmlns:o="urn:schemas-microsoft-com:office:office" xmlns:r="http://schemas.openxmlformats.org/officeDocument/2006/relationships" xmlns:m="http://schemas.openxmlformats.org/officeDocument/2006/math" xmlns:v="urn:schemas-microsoft-com:vml" xmlns:wp14="http://schemas.microsoft.com/office/word/2010/wordprocessingDrawing" xmlns:wp="http://schemas.openxmlformats.org/drawingml/2006/wordprocessingDrawing" xmlns:w10="urn:schemas-microsoft-com:office:word" xmlns:w="http://schemas.openxmlformats.org/wordprocessingml/2006/main" xmlns:w14="http://schemas.microsoft.com/office/word/2010/wordml" xmlns:w15="http://schemas.microsoft.com/office/word/2012/wordml" xmlns:wpg="http://schemas.microsoft.com/office/word/2010/wordprocessingGroup" xmlns:wpi="http://schemas.microsoft.com/office/word/2010/wordprocessingInk" xmlns:wne="http://schemas.microsoft.com/office/word/2006/wordml" xmlns:wps="http://schemas.microsoft.com/office/word/2010/wordprocessingShape" mc:Ignorable="w14 w15 wp14">
+<w:ftr xmlns:wpc="http://schemas.microsoft.com/office/word/2010/wordprocessingCanvas" xmlns:cx="http://schemas.microsoft.com/office/drawing/2014/chartex" xmlns:cx1="http://schemas.microsoft.com/office/drawing/2015/9/8/chartex" xmlns:cx2="http://schemas.microsoft.com/office/drawing/2015/10/21/chartex" xmlns:cx3="http://schemas.microsoft.com/office/drawing/2016/5/9/chartex" xmlns:cx4="http://schemas.microsoft.com/office/drawing/2016/5/10/chartex" xmlns:cx5="http://schemas.microsoft.com/office/drawing/2016/5/11/chartex" xmlns:cx6="http://schemas.microsoft.com/office/drawing/2016/5/12/chartex" xmlns:cx7="http://schemas.microsoft.com/office/drawing/2016/5/13/chartex" xmlns:cx8="http://schemas.microsoft.com/office/drawing/2016/5/14/chartex" xmlns:mc="http://schemas.openxmlformats.org/markup-compatibility/2006" xmlns:aink="http://schemas.microsoft.com/office/drawing/2016/ink" xmlns:am3d="http://schemas.microsoft.com/office/drawing/2017/model3d" xmlns:o="urn:schemas-microsoft-com:office:office" xmlns:oel="http://schemas.microsoft.com/office/2019/extlst" xmlns:r="http://schemas.openxmlformats.org/officeDocument/2006/relationships" xmlns:m="http://schemas.openxmlformats.org/officeDocument/2006/math" xmlns:v="urn:schemas-microsoft-com:vml" xmlns:wp14="http://schemas.microsoft.com/office/word/2010/wordprocessingDrawing" xmlns:wp="http://schemas.openxmlformats.org/drawingml/2006/wordprocessingDrawing" xmlns:w10="urn:schemas-microsoft-com:office:word" xmlns:w="http://schemas.openxmlformats.org/wordprocessingml/2006/main" xmlns:w14="http://schemas.microsoft.com/office/word/2010/wordml" xmlns:w15="http://schemas.microsoft.com/office/word/2012/wordml" xmlns:w16cex="http://schemas.microsoft.com/office/word/2018/wordml/cex" xmlns:w16cid="http://schemas.microsoft.com/office/word/2016/wordml/cid" xmlns:w16="http://schemas.microsoft.com/office/word/2018/wordml" xmlns:w16sdtdh="http://schemas.microsoft.com/office/word/2020/wordml/sdtdatahash" xmlns:w16se="http://schemas.microsoft.com/office/word/2015/wordml/symex" xmlns:wpg="http://schemas.microsoft.com/office/word/2010/wordprocessingGroup" xmlns:wpi="http://schemas.microsoft.com/office/word/2010/wordprocessingInk" xmlns:wne="http://schemas.microsoft.com/office/word/2006/wordml" xmlns:wps="http://schemas.microsoft.com/office/word/2010/wordprocessingShape" mc:Ignorable="w14 w15 w16se w16cid w16 w16cex w16sdtdh wp14">
   <w:p>
     <w:pPr>
       <w:pStyle w:val="Footer"/>
       <w:jc w:val="center"/>
     </w:pPr>
+    <w:r>
+      <w:rPr>
+        <w:noProof/>
+      </w:rPr>
+      <mc:AlternateContent>
+        <mc:Choice Requires="wps">
+          <w:drawing>
+            <wp:anchor distT="0" distB="0" distL="0" distR="0" simplePos="0" relativeHeight="251662336" behindDoc="0" locked="0" layoutInCell="1" allowOverlap="1" wp14:anchorId="18B92BC2" wp14:editId="5D7B49D9">
+              <wp:simplePos x="635" y="635"/>
+              <wp:positionH relativeFrom="column">
+                <wp:align>center</wp:align>
+              </wp:positionH>
+              <wp:positionV relativeFrom="paragraph">
+                <wp:posOffset>635</wp:posOffset>
+              </wp:positionV>
+              <wp:extent cx="443865" cy="443865"/>
+              <wp:effectExtent l="0" t="0" r="1905" b="18415"/>
+              <wp:wrapSquare wrapText="bothSides"/>
+              <wp:docPr id="9" name="Text Box 9" descr="Lockheed Martin Proprietary Information">
+                <a:extLst xmlns:a="http://schemas.openxmlformats.org/drawingml/2006/main">
+                  <a:ext uri="{5AE41FA2-C0FF-4470-9BD4-5FADCA87CBE2}">
+                    <aclsh:classification xmlns:aclsh="http://schemas.microsoft.com/office/drawing/2020/classificationShape" classificationOutcomeType="ftr"/>
+                  </a:ext>
+                </a:extLst>
+              </wp:docPr>
+              <wp:cNvGraphicFramePr/>
+              <a:graphic xmlns:a="http://schemas.openxmlformats.org/drawingml/2006/main">
+                <a:graphicData uri="http://schemas.microsoft.com/office/word/2010/wordprocessingShape">
+                  <wps:wsp>
+                    <wps:cNvSpPr txBox="1"/>
+                    <wps:spPr>
+                      <a:xfrm>
+                        <a:off x="0" y="0"/>
+                        <a:ext cx="443865" cy="443865"/>
+                      </a:xfrm>
+                      <a:prstGeom prst="rect">
+                        <a:avLst/>
+                      </a:prstGeom>
+                      <a:noFill/>
+                      <a:ln>
+                        <a:noFill/>
+                      </a:ln>
+                    </wps:spPr>
+                    <wps:txbx>
+                      <w:txbxContent>
+                        <w:p>
+                          <w:pPr>
+                            <w:rPr>
+                              <w:rFonts w:ascii="Calibri" w:eastAsia="Calibri" w:hAnsi="Calibri" w:cs="Calibri"/>
+                              <w:noProof/>
+                              <w:color w:val="000000"/>
+                              <w:sz w:val="20"/>
+                              <w:szCs w:val="20"/>
+                            </w:rPr>
+                          </w:pPr>
+                          <w:r>
+                            <w:rPr>
+                              <w:rFonts w:ascii="Calibri" w:eastAsia="Calibri" w:hAnsi="Calibri" w:cs="Calibri"/>
+                              <w:noProof/>
+                              <w:color w:val="000000"/>
+                              <w:sz w:val="20"/>
+                              <w:szCs w:val="20"/>
+                            </w:rPr>
+                            <w:t>Lockheed Martin Proprietary Information</w:t>
+                          </w:r>
+                        </w:p>
+                      </w:txbxContent>
+                    </wps:txbx>
+                    <wps:bodyPr rot="0" spcFirstLastPara="0" vertOverflow="overflow" horzOverflow="overflow" vert="horz" wrap="none" lIns="0" tIns="0" rIns="0" bIns="0" numCol="1" spcCol="0" rtlCol="0" fromWordArt="0" anchor="t" anchorCtr="0" forceAA="0" compatLnSpc="1">
+                      <a:prstTxWarp prst="textNoShape">
+                        <a:avLst/>
+                      </a:prstTxWarp>
+                      <a:spAutoFit/>
+                    </wps:bodyPr>
+                  </wps:wsp>
+                </a:graphicData>
+              </a:graphic>
+            </wp:anchor>
+          </w:drawing>
+        </mc:Choice>
+        <mc:Fallback>
+          <w:pict>
+            <v:shapetype w14:anchorId="18B92BC2" id="_x0000_t202" coordsize="21600,21600" o:spt="202" path="m,l,21600r21600,l21600,xe">
+              <v:stroke joinstyle="miter"/>
+              <v:path gradientshapeok="t" o:connecttype="rect"/>
+            </v:shapetype>
+            <v:shape id="Text Box 9" o:spid="_x0000_s1028" type="#_x0000_t202" alt="Lockheed Martin Proprietary Information" style="position:absolute;left:0;text-align:left;margin-left:0;margin-top:.05pt;width:34.95pt;height:34.95pt;z-index:251662336;visibility:visible;mso-wrap-style:none;mso-wrap-distance-left:0;mso-wrap-distance-top:0;mso-wrap-distance-right:0;mso-wrap-distance-bottom:0;mso-position-horizontal:center;mso-position-horizontal-relative:text;mso-position-vertical:absolute;mso-position-vertical-relative:text;v-text-anchor:top" o:gfxdata="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" filled="f" stroked="f">
+              <v:fill o:detectmouseclick="t"/>
+              <v:textbox style="mso-fit-shape-to-text:t" inset="0,0,0,0">
+                <w:txbxContent>
+                  <w:p>
+                    <w:pPr>
+                      <w:rPr>
+                        <w:rFonts w:ascii="Calibri" w:eastAsia="Calibri" w:hAnsi="Calibri" w:cs="Calibri"/>
+                        <w:noProof/>
+                        <w:color w:val="000000"/>
+                        <w:sz w:val="20"/>
+                        <w:szCs w:val="20"/>
+                      </w:rPr>
+                    </w:pPr>
+                    <w:r>
+                      <w:rPr>
+                        <w:rFonts w:ascii="Calibri" w:eastAsia="Calibri" w:hAnsi="Calibri" w:cs="Calibri"/>
+                        <w:noProof/>
+                        <w:color w:val="000000"/>
+                        <w:sz w:val="20"/>
+                        <w:szCs w:val="20"/>
+                      </w:rPr>
+                      <w:t>Lockheed Martin Proprietary Information</w:t>
+                    </w:r>
+                  </w:p>
+                </w:txbxContent>
+              </v:textbox>
+              <w10:wrap type="square"/>
+            </v:shape>
+          </w:pict>
+        </mc:Fallback>
+      </mc:AlternateContent>
+    </w:r>
     <w:r>
       <w:t>Lockheed Martin Proprietary Information</w:t>
     </w:r>
@@ -11911,12 +11859,131 @@
 </file>
 
 <file path=word/footer2.xml><?xml version="1.0" encoding="utf-8"?>
-<w:ftr xmlns:wpc="http://schemas.microsoft.com/office/word/2010/wordprocessingCanvas" xmlns:mc="http://schemas.openxmlformats.org/markup-compatibility/2006" xmlns:o="urn:schemas-microsoft-com:office:office" xmlns:r="http://schemas.openxmlformats.org/officeDocument/2006/relationships" xmlns:m="http://schemas.openxmlformats.org/officeDocument/2006/math" xmlns:v="urn:schemas-microsoft-com:vml" xmlns:wp14="http://schemas.microsoft.com/office/word/2010/wordprocessingDrawing" xmlns:wp="http://schemas.openxmlformats.org/drawingml/2006/wordprocessingDrawing" xmlns:w10="urn:schemas-microsoft-com:office:word" xmlns:w="http://schemas.openxmlformats.org/wordprocessingml/2006/main" xmlns:w14="http://schemas.microsoft.com/office/word/2010/wordml" xmlns:w15="http://schemas.microsoft.com/office/word/2012/wordml" xmlns:wpg="http://schemas.microsoft.com/office/word/2010/wordprocessingGroup" xmlns:wpi="http://schemas.microsoft.com/office/word/2010/wordprocessingInk" xmlns:wne="http://schemas.microsoft.com/office/word/2006/wordml" xmlns:wps="http://schemas.microsoft.com/office/word/2010/wordprocessingShape" mc:Ignorable="w14 w15 wp14">
+<w:ftr xmlns:wpc="http://schemas.microsoft.com/office/word/2010/wordprocessingCanvas" xmlns:cx="http://schemas.microsoft.com/office/drawing/2014/chartex" xmlns:cx1="http://schemas.microsoft.com/office/drawing/2015/9/8/chartex" xmlns:cx2="http://schemas.microsoft.com/office/drawing/2015/10/21/chartex" xmlns:cx3="http://schemas.microsoft.com/office/drawing/2016/5/9/chartex" xmlns:cx4="http://schemas.microsoft.com/office/drawing/2016/5/10/chartex" xmlns:cx5="http://schemas.microsoft.com/office/drawing/2016/5/11/chartex" xmlns:cx6="http://schemas.microsoft.com/office/drawing/2016/5/12/chartex" xmlns:cx7="http://schemas.microsoft.com/office/drawing/2016/5/13/chartex" xmlns:cx8="http://schemas.microsoft.com/office/drawing/2016/5/14/chartex" xmlns:mc="http://schemas.openxmlformats.org/markup-compatibility/2006" xmlns:aink="http://schemas.microsoft.com/office/drawing/2016/ink" xmlns:am3d="http://schemas.microsoft.com/office/drawing/2017/model3d" xmlns:o="urn:schemas-microsoft-com:office:office" xmlns:oel="http://schemas.microsoft.com/office/2019/extlst" xmlns:r="http://schemas.openxmlformats.org/officeDocument/2006/relationships" xmlns:m="http://schemas.openxmlformats.org/officeDocument/2006/math" xmlns:v="urn:schemas-microsoft-com:vml" xmlns:wp14="http://schemas.microsoft.com/office/word/2010/wordprocessingDrawing" xmlns:wp="http://schemas.openxmlformats.org/drawingml/2006/wordprocessingDrawing" xmlns:w10="urn:schemas-microsoft-com:office:word" xmlns:w="http://schemas.openxmlformats.org/wordprocessingml/2006/main" xmlns:w14="http://schemas.microsoft.com/office/word/2010/wordml" xmlns:w15="http://schemas.microsoft.com/office/word/2012/wordml" xmlns:w16cex="http://schemas.microsoft.com/office/word/2018/wordml/cex" xmlns:w16cid="http://schemas.microsoft.com/office/word/2016/wordml/cid" xmlns:w16="http://schemas.microsoft.com/office/word/2018/wordml" xmlns:w16sdtdh="http://schemas.microsoft.com/office/word/2020/wordml/sdtdatahash" xmlns:w16se="http://schemas.microsoft.com/office/word/2015/wordml/symex" xmlns:wpg="http://schemas.microsoft.com/office/word/2010/wordprocessingGroup" xmlns:wpi="http://schemas.microsoft.com/office/word/2010/wordprocessingInk" xmlns:wne="http://schemas.microsoft.com/office/word/2006/wordml" xmlns:wps="http://schemas.microsoft.com/office/word/2010/wordprocessingShape" mc:Ignorable="w14 w15 w16se w16cid w16 w16cex w16sdtdh wp14">
   <w:p>
     <w:pPr>
       <w:pStyle w:val="Footer"/>
       <w:jc w:val="center"/>
     </w:pPr>
+    <w:r>
+      <w:rPr>
+        <w:noProof/>
+      </w:rPr>
+      <mc:AlternateContent>
+        <mc:Choice Requires="wps">
+          <w:drawing>
+            <wp:anchor distT="0" distB="0" distL="0" distR="0" simplePos="0" relativeHeight="251663360" behindDoc="0" locked="0" layoutInCell="1" allowOverlap="1" wp14:anchorId="0C606DC7" wp14:editId="64A32914">
+              <wp:simplePos x="914400" y="9258300"/>
+              <wp:positionH relativeFrom="column">
+                <wp:align>center</wp:align>
+              </wp:positionH>
+              <wp:positionV relativeFrom="paragraph">
+                <wp:posOffset>635</wp:posOffset>
+              </wp:positionV>
+              <wp:extent cx="443865" cy="443865"/>
+              <wp:effectExtent l="0" t="0" r="1905" b="18415"/>
+              <wp:wrapSquare wrapText="bothSides"/>
+              <wp:docPr id="10" name="Text Box 10" descr="Lockheed Martin Proprietary Information">
+                <a:extLst xmlns:a="http://schemas.openxmlformats.org/drawingml/2006/main">
+                  <a:ext uri="{5AE41FA2-C0FF-4470-9BD4-5FADCA87CBE2}">
+                    <aclsh:classification xmlns:aclsh="http://schemas.microsoft.com/office/drawing/2020/classificationShape" classificationOutcomeType="ftr"/>
+                  </a:ext>
+                </a:extLst>
+              </wp:docPr>
+              <wp:cNvGraphicFramePr/>
+              <a:graphic xmlns:a="http://schemas.openxmlformats.org/drawingml/2006/main">
+                <a:graphicData uri="http://schemas.microsoft.com/office/word/2010/wordprocessingShape">
+                  <wps:wsp>
+                    <wps:cNvSpPr txBox="1"/>
+                    <wps:spPr>
+                      <a:xfrm>
+                        <a:off x="0" y="0"/>
+                        <a:ext cx="443865" cy="443865"/>
+                      </a:xfrm>
+                      <a:prstGeom prst="rect">
+                        <a:avLst/>
+                      </a:prstGeom>
+                      <a:noFill/>
+                      <a:ln>
+                        <a:noFill/>
+                      </a:ln>
+                    </wps:spPr>
+                    <wps:txbx>
+                      <w:txbxContent>
+                        <w:p>
+                          <w:pPr>
+                            <w:rPr>
+                              <w:rFonts w:ascii="Calibri" w:eastAsia="Calibri" w:hAnsi="Calibri" w:cs="Calibri"/>
+                              <w:noProof/>
+                              <w:color w:val="000000"/>
+                              <w:sz w:val="20"/>
+                              <w:szCs w:val="20"/>
+                            </w:rPr>
+                          </w:pPr>
+                          <w:r>
+                            <w:rPr>
+                              <w:rFonts w:ascii="Calibri" w:eastAsia="Calibri" w:hAnsi="Calibri" w:cs="Calibri"/>
+                              <w:noProof/>
+                              <w:color w:val="000000"/>
+                              <w:sz w:val="20"/>
+                              <w:szCs w:val="20"/>
+                            </w:rPr>
+                            <w:t>Lockheed Martin Proprietary Information</w:t>
+                          </w:r>
+                        </w:p>
+                      </w:txbxContent>
+                    </wps:txbx>
+                    <wps:bodyPr rot="0" spcFirstLastPara="0" vertOverflow="overflow" horzOverflow="overflow" vert="horz" wrap="none" lIns="0" tIns="0" rIns="0" bIns="0" numCol="1" spcCol="0" rtlCol="0" fromWordArt="0" anchor="t" anchorCtr="0" forceAA="0" compatLnSpc="1">
+                      <a:prstTxWarp prst="textNoShape">
+                        <a:avLst/>
+                      </a:prstTxWarp>
+                      <a:spAutoFit/>
+                    </wps:bodyPr>
+                  </wps:wsp>
+                </a:graphicData>
+              </a:graphic>
+            </wp:anchor>
+          </w:drawing>
+        </mc:Choice>
+        <mc:Fallback>
+          <w:pict>
+            <v:shapetype w14:anchorId="0C606DC7" id="_x0000_t202" coordsize="21600,21600" o:spt="202" path="m,l,21600r21600,l21600,xe">
+              <v:stroke joinstyle="miter"/>
+              <v:path gradientshapeok="t" o:connecttype="rect"/>
+            </v:shapetype>
+            <v:shape id="Text Box 10" o:spid="_x0000_s1029" type="#_x0000_t202" alt="Lockheed Martin Proprietary Information" style="position:absolute;left:0;text-align:left;margin-left:0;margin-top:.05pt;width:34.95pt;height:34.95pt;z-index:251663360;visibility:visible;mso-wrap-style:none;mso-wrap-distance-left:0;mso-wrap-distance-top:0;mso-wrap-distance-right:0;mso-wrap-distance-bottom:0;mso-position-horizontal:center;mso-position-horizontal-relative:text;mso-position-vertical:absolute;mso-position-vertical-relative:text;v-text-anchor:top" o:gfxdata="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" filled="f" stroked="f">
+              <v:fill o:detectmouseclick="t"/>
+              <v:textbox style="mso-fit-shape-to-text:t" inset="0,0,0,0">
+                <w:txbxContent>
+                  <w:p>
+                    <w:pPr>
+                      <w:rPr>
+                        <w:rFonts w:ascii="Calibri" w:eastAsia="Calibri" w:hAnsi="Calibri" w:cs="Calibri"/>
+                        <w:noProof/>
+                        <w:color w:val="000000"/>
+                        <w:sz w:val="20"/>
+                        <w:szCs w:val="20"/>
+                      </w:rPr>
+                    </w:pPr>
+                    <w:r>
+                      <w:rPr>
+                        <w:rFonts w:ascii="Calibri" w:eastAsia="Calibri" w:hAnsi="Calibri" w:cs="Calibri"/>
+                        <w:noProof/>
+                        <w:color w:val="000000"/>
+                        <w:sz w:val="20"/>
+                        <w:szCs w:val="20"/>
+                      </w:rPr>
+                      <w:t>Lockheed Martin Proprietary Information</w:t>
+                    </w:r>
+                  </w:p>
+                </w:txbxContent>
+              </v:textbox>
+              <w10:wrap type="square"/>
+            </v:shape>
+          </w:pict>
+        </mc:Fallback>
+      </mc:AlternateContent>
+    </w:r>
     <w:r>
       <w:t>Lockheed Martin Proprietary Information</w:t>
     </w:r>
@@ -11930,12 +11997,131 @@
 </file>
 
 <file path=word/footer3.xml><?xml version="1.0" encoding="utf-8"?>
-<w:ftr xmlns:wpc="http://schemas.microsoft.com/office/word/2010/wordprocessingCanvas" xmlns:mc="http://schemas.openxmlformats.org/markup-compatibility/2006" xmlns:o="urn:schemas-microsoft-com:office:office" xmlns:r="http://schemas.openxmlformats.org/officeDocument/2006/relationships" xmlns:m="http://schemas.openxmlformats.org/officeDocument/2006/math" xmlns:v="urn:schemas-microsoft-com:vml" xmlns:wp14="http://schemas.microsoft.com/office/word/2010/wordprocessingDrawing" xmlns:wp="http://schemas.openxmlformats.org/drawingml/2006/wordprocessingDrawing" xmlns:w10="urn:schemas-microsoft-com:office:word" xmlns:w="http://schemas.openxmlformats.org/wordprocessingml/2006/main" xmlns:w14="http://schemas.microsoft.com/office/word/2010/wordml" xmlns:w15="http://schemas.microsoft.com/office/word/2012/wordml" xmlns:wpg="http://schemas.microsoft.com/office/word/2010/wordprocessingGroup" xmlns:wpi="http://schemas.microsoft.com/office/word/2010/wordprocessingInk" xmlns:wne="http://schemas.microsoft.com/office/word/2006/wordml" xmlns:wps="http://schemas.microsoft.com/office/word/2010/wordprocessingShape" mc:Ignorable="w14 w15 wp14">
+<w:ftr xmlns:wpc="http://schemas.microsoft.com/office/word/2010/wordprocessingCanvas" xmlns:cx="http://schemas.microsoft.com/office/drawing/2014/chartex" xmlns:cx1="http://schemas.microsoft.com/office/drawing/2015/9/8/chartex" xmlns:cx2="http://schemas.microsoft.com/office/drawing/2015/10/21/chartex" xmlns:cx3="http://schemas.microsoft.com/office/drawing/2016/5/9/chartex" xmlns:cx4="http://schemas.microsoft.com/office/drawing/2016/5/10/chartex" xmlns:cx5="http://schemas.microsoft.com/office/drawing/2016/5/11/chartex" xmlns:cx6="http://schemas.microsoft.com/office/drawing/2016/5/12/chartex" xmlns:cx7="http://schemas.microsoft.com/office/drawing/2016/5/13/chartex" xmlns:cx8="http://schemas.microsoft.com/office/drawing/2016/5/14/chartex" xmlns:mc="http://schemas.openxmlformats.org/markup-compatibility/2006" xmlns:aink="http://schemas.microsoft.com/office/drawing/2016/ink" xmlns:am3d="http://schemas.microsoft.com/office/drawing/2017/model3d" xmlns:o="urn:schemas-microsoft-com:office:office" xmlns:oel="http://schemas.microsoft.com/office/2019/extlst" xmlns:r="http://schemas.openxmlformats.org/officeDocument/2006/relationships" xmlns:m="http://schemas.openxmlformats.org/officeDocument/2006/math" xmlns:v="urn:schemas-microsoft-com:vml" xmlns:wp14="http://schemas.microsoft.com/office/word/2010/wordprocessingDrawing" xmlns:wp="http://schemas.openxmlformats.org/drawingml/2006/wordprocessingDrawing" xmlns:w10="urn:schemas-microsoft-com:office:word" xmlns:w="http://schemas.openxmlformats.org/wordprocessingml/2006/main" xmlns:w14="http://schemas.microsoft.com/office/word/2010/wordml" xmlns:w15="http://schemas.microsoft.com/office/word/2012/wordml" xmlns:w16cex="http://schemas.microsoft.com/office/word/2018/wordml/cex" xmlns:w16cid="http://schemas.microsoft.com/office/word/2016/wordml/cid" xmlns:w16="http://schemas.microsoft.com/office/word/2018/wordml" xmlns:w16sdtdh="http://schemas.microsoft.com/office/word/2020/wordml/sdtdatahash" xmlns:w16se="http://schemas.microsoft.com/office/word/2015/wordml/symex" xmlns:wpg="http://schemas.microsoft.com/office/word/2010/wordprocessingGroup" xmlns:wpi="http://schemas.microsoft.com/office/word/2010/wordprocessingInk" xmlns:wne="http://schemas.microsoft.com/office/word/2006/wordml" xmlns:wps="http://schemas.microsoft.com/office/word/2010/wordprocessingShape" mc:Ignorable="w14 w15 w16se w16cid w16 w16cex w16sdtdh wp14">
   <w:p>
     <w:pPr>
       <w:pStyle w:val="Footer"/>
       <w:jc w:val="center"/>
     </w:pPr>
+    <w:r>
+      <w:rPr>
+        <w:noProof/>
+      </w:rPr>
+      <mc:AlternateContent>
+        <mc:Choice Requires="wps">
+          <w:drawing>
+            <wp:anchor distT="0" distB="0" distL="0" distR="0" simplePos="0" relativeHeight="251661312" behindDoc="0" locked="0" layoutInCell="1" allowOverlap="1" wp14:anchorId="2DE3DD26" wp14:editId="4815F008">
+              <wp:simplePos x="635" y="635"/>
+              <wp:positionH relativeFrom="column">
+                <wp:align>center</wp:align>
+              </wp:positionH>
+              <wp:positionV relativeFrom="paragraph">
+                <wp:posOffset>635</wp:posOffset>
+              </wp:positionV>
+              <wp:extent cx="443865" cy="443865"/>
+              <wp:effectExtent l="0" t="0" r="1905" b="18415"/>
+              <wp:wrapSquare wrapText="bothSides"/>
+              <wp:docPr id="8" name="Text Box 8" descr="Lockheed Martin Proprietary Information">
+                <a:extLst xmlns:a="http://schemas.openxmlformats.org/drawingml/2006/main">
+                  <a:ext uri="{5AE41FA2-C0FF-4470-9BD4-5FADCA87CBE2}">
+                    <aclsh:classification xmlns:aclsh="http://schemas.microsoft.com/office/drawing/2020/classificationShape" classificationOutcomeType="ftr"/>
+                  </a:ext>
+                </a:extLst>
+              </wp:docPr>
+              <wp:cNvGraphicFramePr/>
+              <a:graphic xmlns:a="http://schemas.openxmlformats.org/drawingml/2006/main">
+                <a:graphicData uri="http://schemas.microsoft.com/office/word/2010/wordprocessingShape">
+                  <wps:wsp>
+                    <wps:cNvSpPr txBox="1"/>
+                    <wps:spPr>
+                      <a:xfrm>
+                        <a:off x="0" y="0"/>
+                        <a:ext cx="443865" cy="443865"/>
+                      </a:xfrm>
+                      <a:prstGeom prst="rect">
+                        <a:avLst/>
+                      </a:prstGeom>
+                      <a:noFill/>
+                      <a:ln>
+                        <a:noFill/>
+                      </a:ln>
+                    </wps:spPr>
+                    <wps:txbx>
+                      <w:txbxContent>
+                        <w:p>
+                          <w:pPr>
+                            <w:rPr>
+                              <w:rFonts w:ascii="Calibri" w:eastAsia="Calibri" w:hAnsi="Calibri" w:cs="Calibri"/>
+                              <w:noProof/>
+                              <w:color w:val="000000"/>
+                              <w:sz w:val="20"/>
+                              <w:szCs w:val="20"/>
+                            </w:rPr>
+                          </w:pPr>
+                          <w:r>
+                            <w:rPr>
+                              <w:rFonts w:ascii="Calibri" w:eastAsia="Calibri" w:hAnsi="Calibri" w:cs="Calibri"/>
+                              <w:noProof/>
+                              <w:color w:val="000000"/>
+                              <w:sz w:val="20"/>
+                              <w:szCs w:val="20"/>
+                            </w:rPr>
+                            <w:t>Lockheed Martin Proprietary Information</w:t>
+                          </w:r>
+                        </w:p>
+                      </w:txbxContent>
+                    </wps:txbx>
+                    <wps:bodyPr rot="0" spcFirstLastPara="0" vertOverflow="overflow" horzOverflow="overflow" vert="horz" wrap="none" lIns="0" tIns="0" rIns="0" bIns="0" numCol="1" spcCol="0" rtlCol="0" fromWordArt="0" anchor="t" anchorCtr="0" forceAA="0" compatLnSpc="1">
+                      <a:prstTxWarp prst="textNoShape">
+                        <a:avLst/>
+                      </a:prstTxWarp>
+                      <a:spAutoFit/>
+                    </wps:bodyPr>
+                  </wps:wsp>
+                </a:graphicData>
+              </a:graphic>
+            </wp:anchor>
+          </w:drawing>
+        </mc:Choice>
+        <mc:Fallback>
+          <w:pict>
+            <v:shapetype w14:anchorId="2DE3DD26" id="_x0000_t202" coordsize="21600,21600" o:spt="202" path="m,l,21600r21600,l21600,xe">
+              <v:stroke joinstyle="miter"/>
+              <v:path gradientshapeok="t" o:connecttype="rect"/>
+            </v:shapetype>
+            <v:shape id="Text Box 8" o:spid="_x0000_s1031" type="#_x0000_t202" alt="Lockheed Martin Proprietary Information" style="position:absolute;left:0;text-align:left;margin-left:0;margin-top:.05pt;width:34.95pt;height:34.95pt;z-index:251661312;visibility:visible;mso-wrap-style:none;mso-wrap-distance-left:0;mso-wrap-distance-top:0;mso-wrap-distance-right:0;mso-wrap-distance-bottom:0;mso-position-horizontal:center;mso-position-horizontal-relative:text;mso-position-vertical:absolute;mso-position-vertical-relative:text;v-text-anchor:top" o:gfxdata="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" filled="f" stroked="f">
+              <v:fill o:detectmouseclick="t"/>
+              <v:textbox style="mso-fit-shape-to-text:t" inset="0,0,0,0">
+                <w:txbxContent>
+                  <w:p>
+                    <w:pPr>
+                      <w:rPr>
+                        <w:rFonts w:ascii="Calibri" w:eastAsia="Calibri" w:hAnsi="Calibri" w:cs="Calibri"/>
+                        <w:noProof/>
+                        <w:color w:val="000000"/>
+                        <w:sz w:val="20"/>
+                        <w:szCs w:val="20"/>
+                      </w:rPr>
+                    </w:pPr>
+                    <w:r>
+                      <w:rPr>
+                        <w:rFonts w:ascii="Calibri" w:eastAsia="Calibri" w:hAnsi="Calibri" w:cs="Calibri"/>
+                        <w:noProof/>
+                        <w:color w:val="000000"/>
+                        <w:sz w:val="20"/>
+                        <w:szCs w:val="20"/>
+                      </w:rPr>
+                      <w:t>Lockheed Martin Proprietary Information</w:t>
+                    </w:r>
+                  </w:p>
+                </w:txbxContent>
+              </v:textbox>
+              <w10:wrap type="square"/>
+            </v:shape>
+          </w:pict>
+        </mc:Fallback>
+      </mc:AlternateContent>
+    </w:r>
     <w:r>
       <w:t>Lockheed Martin Proprietary Information</w:t>
     </w:r>
@@ -11949,7 +12135,7 @@
 </file>
 
 <file path=word/footnotes.xml><?xml version="1.0" encoding="utf-8"?>
-<w:footnotes xmlns:wpc="http://schemas.microsoft.com/office/word/2010/wordprocessingCanvas" xmlns:mc="http://schemas.openxmlformats.org/markup-compatibility/2006" xmlns:o="urn:schemas-microsoft-com:office:office" xmlns:r="http://schemas.openxmlformats.org/officeDocument/2006/relationships" xmlns:m="http://schemas.openxmlformats.org/officeDocument/2006/math" xmlns:v="urn:schemas-microsoft-com:vml" xmlns:wp14="http://schemas.microsoft.com/office/word/2010/wordprocessingDrawing" xmlns:wp="http://schemas.openxmlformats.org/drawingml/2006/wordprocessingDrawing" xmlns:w10="urn:schemas-microsoft-com:office:word" xmlns:w="http://schemas.openxmlformats.org/wordprocessingml/2006/main" xmlns:w14="http://schemas.microsoft.com/office/word/2010/wordml" xmlns:w15="http://schemas.microsoft.com/office/word/2012/wordml" xmlns:wpg="http://schemas.microsoft.com/office/word/2010/wordprocessingGroup" xmlns:wpi="http://schemas.microsoft.com/office/word/2010/wordprocessingInk" xmlns:wne="http://schemas.microsoft.com/office/word/2006/wordml" xmlns:wps="http://schemas.microsoft.com/office/word/2010/wordprocessingShape" mc:Ignorable="w14 w15 wp14">
+<w:footnotes xmlns:wpc="http://schemas.microsoft.com/office/word/2010/wordprocessingCanvas" xmlns:cx="http://schemas.microsoft.com/office/drawing/2014/chartex" xmlns:cx1="http://schemas.microsoft.com/office/drawing/2015/9/8/chartex" xmlns:cx2="http://schemas.microsoft.com/office/drawing/2015/10/21/chartex" xmlns:cx3="http://schemas.microsoft.com/office/drawing/2016/5/9/chartex" xmlns:cx4="http://schemas.microsoft.com/office/drawing/2016/5/10/chartex" xmlns:cx5="http://schemas.microsoft.com/office/drawing/2016/5/11/chartex" xmlns:cx6="http://schemas.microsoft.com/office/drawing/2016/5/12/chartex" xmlns:cx7="http://schemas.microsoft.com/office/drawing/2016/5/13/chartex" xmlns:cx8="http://schemas.microsoft.com/office/drawing/2016/5/14/chartex" xmlns:mc="http://schemas.openxmlformats.org/markup-compatibility/2006" xmlns:aink="http://schemas.microsoft.com/office/drawing/2016/ink" xmlns:am3d="http://schemas.microsoft.com/office/drawing/2017/model3d" xmlns:o="urn:schemas-microsoft-com:office:office" xmlns:oel="http://schemas.microsoft.com/office/2019/extlst" xmlns:r="http://schemas.openxmlformats.org/officeDocument/2006/relationships" xmlns:m="http://schemas.openxmlformats.org/officeDocument/2006/math" xmlns:v="urn:schemas-microsoft-com:vml" xmlns:wp14="http://schemas.microsoft.com/office/word/2010/wordprocessingDrawing" xmlns:wp="http://schemas.openxmlformats.org/drawingml/2006/wordprocessingDrawing" xmlns:w10="urn:schemas-microsoft-com:office:word" xmlns:w="http://schemas.openxmlformats.org/wordprocessingml/2006/main" xmlns:w14="http://schemas.microsoft.com/office/word/2010/wordml" xmlns:w15="http://schemas.microsoft.com/office/word/2012/wordml" xmlns:w16cex="http://schemas.microsoft.com/office/word/2018/wordml/cex" xmlns:w16cid="http://schemas.microsoft.com/office/word/2016/wordml/cid" xmlns:w16="http://schemas.microsoft.com/office/word/2018/wordml" xmlns:w16sdtdh="http://schemas.microsoft.com/office/word/2020/wordml/sdtdatahash" xmlns:w16se="http://schemas.microsoft.com/office/word/2015/wordml/symex" xmlns:wpg="http://schemas.microsoft.com/office/word/2010/wordprocessingGroup" xmlns:wpi="http://schemas.microsoft.com/office/word/2010/wordprocessingInk" xmlns:wne="http://schemas.microsoft.com/office/word/2006/wordml" xmlns:wps="http://schemas.microsoft.com/office/word/2010/wordprocessingShape" mc:Ignorable="w14 w15 w16se w16cid w16 w16cex w16sdtdh wp14">
   <w:footnote w:type="separator" w:id="-1">
     <w:p>
       <w:pPr>
@@ -12050,7 +12236,6 @@
         </w:rPr>
         <w:t>"</w:t>
       </w:r>
-      <w:proofErr w:type="spellStart"/>
       <w:r>
         <w:rPr>
           <w:rFonts w:ascii="Consolas" w:eastAsiaTheme="minorHAnsi" w:hAnsi="Consolas" w:cs="Consolas"/>
@@ -12060,7 +12245,6 @@
         </w:rPr>
         <w:t>RPMUrl</w:t>
       </w:r>
-      <w:proofErr w:type="spellEnd"/>
       <w:r>
         <w:rPr>
           <w:rFonts w:ascii="Consolas" w:hAnsi="Consolas" w:cs="Consolas"/>
@@ -12160,12 +12344,131 @@
 </file>
 
 <file path=word/header1.xml><?xml version="1.0" encoding="utf-8"?>
-<w:hdr xmlns:wpc="http://schemas.microsoft.com/office/word/2010/wordprocessingCanvas" xmlns:mc="http://schemas.openxmlformats.org/markup-compatibility/2006" xmlns:o="urn:schemas-microsoft-com:office:office" xmlns:r="http://schemas.openxmlformats.org/officeDocument/2006/relationships" xmlns:m="http://schemas.openxmlformats.org/officeDocument/2006/math" xmlns:v="urn:schemas-microsoft-com:vml" xmlns:wp14="http://schemas.microsoft.com/office/word/2010/wordprocessingDrawing" xmlns:wp="http://schemas.openxmlformats.org/drawingml/2006/wordprocessingDrawing" xmlns:w10="urn:schemas-microsoft-com:office:word" xmlns:w="http://schemas.openxmlformats.org/wordprocessingml/2006/main" xmlns:w14="http://schemas.microsoft.com/office/word/2010/wordml" xmlns:w15="http://schemas.microsoft.com/office/word/2012/wordml" xmlns:wpg="http://schemas.microsoft.com/office/word/2010/wordprocessingGroup" xmlns:wpi="http://schemas.microsoft.com/office/word/2010/wordprocessingInk" xmlns:wne="http://schemas.microsoft.com/office/word/2006/wordml" xmlns:wps="http://schemas.microsoft.com/office/word/2010/wordprocessingShape" mc:Ignorable="w14 w15 wp14">
+<w:hdr xmlns:wpc="http://schemas.microsoft.com/office/word/2010/wordprocessingCanvas" xmlns:cx="http://schemas.microsoft.com/office/drawing/2014/chartex" xmlns:cx1="http://schemas.microsoft.com/office/drawing/2015/9/8/chartex" xmlns:cx2="http://schemas.microsoft.com/office/drawing/2015/10/21/chartex" xmlns:cx3="http://schemas.microsoft.com/office/drawing/2016/5/9/chartex" xmlns:cx4="http://schemas.microsoft.com/office/drawing/2016/5/10/chartex" xmlns:cx5="http://schemas.microsoft.com/office/drawing/2016/5/11/chartex" xmlns:cx6="http://schemas.microsoft.com/office/drawing/2016/5/12/chartex" xmlns:cx7="http://schemas.microsoft.com/office/drawing/2016/5/13/chartex" xmlns:cx8="http://schemas.microsoft.com/office/drawing/2016/5/14/chartex" xmlns:mc="http://schemas.openxmlformats.org/markup-compatibility/2006" xmlns:aink="http://schemas.microsoft.com/office/drawing/2016/ink" xmlns:am3d="http://schemas.microsoft.com/office/drawing/2017/model3d" xmlns:o="urn:schemas-microsoft-com:office:office" xmlns:oel="http://schemas.microsoft.com/office/2019/extlst" xmlns:r="http://schemas.openxmlformats.org/officeDocument/2006/relationships" xmlns:m="http://schemas.openxmlformats.org/officeDocument/2006/math" xmlns:v="urn:schemas-microsoft-com:vml" xmlns:wp14="http://schemas.microsoft.com/office/word/2010/wordprocessingDrawing" xmlns:wp="http://schemas.openxmlformats.org/drawingml/2006/wordprocessingDrawing" xmlns:w10="urn:schemas-microsoft-com:office:word" xmlns:w="http://schemas.openxmlformats.org/wordprocessingml/2006/main" xmlns:w14="http://schemas.microsoft.com/office/word/2010/wordml" xmlns:w15="http://schemas.microsoft.com/office/word/2012/wordml" xmlns:w16cex="http://schemas.microsoft.com/office/word/2018/wordml/cex" xmlns:w16cid="http://schemas.microsoft.com/office/word/2016/wordml/cid" xmlns:w16="http://schemas.microsoft.com/office/word/2018/wordml" xmlns:w16sdtdh="http://schemas.microsoft.com/office/word/2020/wordml/sdtdatahash" xmlns:w16se="http://schemas.microsoft.com/office/word/2015/wordml/symex" xmlns:wpg="http://schemas.microsoft.com/office/word/2010/wordprocessingGroup" xmlns:wpi="http://schemas.microsoft.com/office/word/2010/wordprocessingInk" xmlns:wne="http://schemas.microsoft.com/office/word/2006/wordml" xmlns:wps="http://schemas.microsoft.com/office/word/2010/wordprocessingShape" mc:Ignorable="w14 w15 w16se w16cid w16 w16cex w16sdtdh wp14">
   <w:p>
     <w:pPr>
       <w:pStyle w:val="Header"/>
       <w:jc w:val="center"/>
     </w:pPr>
+    <w:r>
+      <w:rPr>
+        <w:noProof/>
+      </w:rPr>
+      <mc:AlternateContent>
+        <mc:Choice Requires="wps">
+          <w:drawing>
+            <wp:anchor distT="0" distB="0" distL="0" distR="0" simplePos="0" relativeHeight="251659264" behindDoc="0" locked="0" layoutInCell="1" allowOverlap="1" wp14:anchorId="6BD78410" wp14:editId="693408F3">
+              <wp:simplePos x="635" y="635"/>
+              <wp:positionH relativeFrom="column">
+                <wp:align>center</wp:align>
+              </wp:positionH>
+              <wp:positionV relativeFrom="paragraph">
+                <wp:posOffset>635</wp:posOffset>
+              </wp:positionV>
+              <wp:extent cx="443865" cy="443865"/>
+              <wp:effectExtent l="0" t="0" r="1905" b="18415"/>
+              <wp:wrapSquare wrapText="bothSides"/>
+              <wp:docPr id="6" name="Text Box 6" descr="Lockheed Martin Proprietary Information">
+                <a:extLst xmlns:a="http://schemas.openxmlformats.org/drawingml/2006/main">
+                  <a:ext uri="{5AE41FA2-C0FF-4470-9BD4-5FADCA87CBE2}">
+                    <aclsh:classification xmlns:aclsh="http://schemas.microsoft.com/office/drawing/2020/classificationShape" classificationOutcomeType="hdr"/>
+                  </a:ext>
+                </a:extLst>
+              </wp:docPr>
+              <wp:cNvGraphicFramePr/>
+              <a:graphic xmlns:a="http://schemas.openxmlformats.org/drawingml/2006/main">
+                <a:graphicData uri="http://schemas.microsoft.com/office/word/2010/wordprocessingShape">
+                  <wps:wsp>
+                    <wps:cNvSpPr txBox="1"/>
+                    <wps:spPr>
+                      <a:xfrm>
+                        <a:off x="0" y="0"/>
+                        <a:ext cx="443865" cy="443865"/>
+                      </a:xfrm>
+                      <a:prstGeom prst="rect">
+                        <a:avLst/>
+                      </a:prstGeom>
+                      <a:noFill/>
+                      <a:ln>
+                        <a:noFill/>
+                      </a:ln>
+                    </wps:spPr>
+                    <wps:txbx>
+                      <w:txbxContent>
+                        <w:p>
+                          <w:pPr>
+                            <w:rPr>
+                              <w:rFonts w:ascii="Calibri" w:eastAsia="Calibri" w:hAnsi="Calibri" w:cs="Calibri"/>
+                              <w:noProof/>
+                              <w:color w:val="000000"/>
+                              <w:sz w:val="20"/>
+                              <w:szCs w:val="20"/>
+                            </w:rPr>
+                          </w:pPr>
+                          <w:r>
+                            <w:rPr>
+                              <w:rFonts w:ascii="Calibri" w:eastAsia="Calibri" w:hAnsi="Calibri" w:cs="Calibri"/>
+                              <w:noProof/>
+                              <w:color w:val="000000"/>
+                              <w:sz w:val="20"/>
+                              <w:szCs w:val="20"/>
+                            </w:rPr>
+                            <w:t>Lockheed Martin Proprietary Information</w:t>
+                          </w:r>
+                        </w:p>
+                      </w:txbxContent>
+                    </wps:txbx>
+                    <wps:bodyPr rot="0" spcFirstLastPara="0" vertOverflow="overflow" horzOverflow="overflow" vert="horz" wrap="none" lIns="0" tIns="0" rIns="0" bIns="0" numCol="1" spcCol="0" rtlCol="0" fromWordArt="0" anchor="t" anchorCtr="0" forceAA="0" compatLnSpc="1">
+                      <a:prstTxWarp prst="textNoShape">
+                        <a:avLst/>
+                      </a:prstTxWarp>
+                      <a:spAutoFit/>
+                    </wps:bodyPr>
+                  </wps:wsp>
+                </a:graphicData>
+              </a:graphic>
+            </wp:anchor>
+          </w:drawing>
+        </mc:Choice>
+        <mc:Fallback>
+          <w:pict>
+            <v:shapetype w14:anchorId="6BD78410" id="_x0000_t202" coordsize="21600,21600" o:spt="202" path="m,l,21600r21600,l21600,xe">
+              <v:stroke joinstyle="miter"/>
+              <v:path gradientshapeok="t" o:connecttype="rect"/>
+            </v:shapetype>
+            <v:shape id="Text Box 6" o:spid="_x0000_s1026" type="#_x0000_t202" alt="Lockheed Martin Proprietary Information" style="position:absolute;left:0;text-align:left;margin-left:0;margin-top:.05pt;width:34.95pt;height:34.95pt;z-index:251659264;visibility:visible;mso-wrap-style:none;mso-wrap-distance-left:0;mso-wrap-distance-top:0;mso-wrap-distance-right:0;mso-wrap-distance-bottom:0;mso-position-horizontal:center;mso-position-horizontal-relative:text;mso-position-vertical:absolute;mso-position-vertical-relative:text;v-text-anchor:top" o:gfxdata="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" filled="f" stroked="f">
+              <v:fill o:detectmouseclick="t"/>
+              <v:textbox style="mso-fit-shape-to-text:t" inset="0,0,0,0">
+                <w:txbxContent>
+                  <w:p>
+                    <w:pPr>
+                      <w:rPr>
+                        <w:rFonts w:ascii="Calibri" w:eastAsia="Calibri" w:hAnsi="Calibri" w:cs="Calibri"/>
+                        <w:noProof/>
+                        <w:color w:val="000000"/>
+                        <w:sz w:val="20"/>
+                        <w:szCs w:val="20"/>
+                      </w:rPr>
+                    </w:pPr>
+                    <w:r>
+                      <w:rPr>
+                        <w:rFonts w:ascii="Calibri" w:eastAsia="Calibri" w:hAnsi="Calibri" w:cs="Calibri"/>
+                        <w:noProof/>
+                        <w:color w:val="000000"/>
+                        <w:sz w:val="20"/>
+                        <w:szCs w:val="20"/>
+                      </w:rPr>
+                      <w:t>Lockheed Martin Proprietary Information</w:t>
+                    </w:r>
+                  </w:p>
+                </w:txbxContent>
+              </v:textbox>
+              <w10:wrap type="square"/>
+            </v:shape>
+          </w:pict>
+        </mc:Fallback>
+      </mc:AlternateContent>
+    </w:r>
     <w:r>
       <w:t>Lockheed Martin Proprietary Information</w:t>
     </w:r>
@@ -12179,12 +12482,131 @@
 </file>
 
 <file path=word/header2.xml><?xml version="1.0" encoding="utf-8"?>
-<w:hdr xmlns:wpc="http://schemas.microsoft.com/office/word/2010/wordprocessingCanvas" xmlns:mc="http://schemas.openxmlformats.org/markup-compatibility/2006" xmlns:o="urn:schemas-microsoft-com:office:office" xmlns:r="http://schemas.openxmlformats.org/officeDocument/2006/relationships" xmlns:m="http://schemas.openxmlformats.org/officeDocument/2006/math" xmlns:v="urn:schemas-microsoft-com:vml" xmlns:wp14="http://schemas.microsoft.com/office/word/2010/wordprocessingDrawing" xmlns:wp="http://schemas.openxmlformats.org/drawingml/2006/wordprocessingDrawing" xmlns:w10="urn:schemas-microsoft-com:office:word" xmlns:w="http://schemas.openxmlformats.org/wordprocessingml/2006/main" xmlns:w14="http://schemas.microsoft.com/office/word/2010/wordml" xmlns:w15="http://schemas.microsoft.com/office/word/2012/wordml" xmlns:wpg="http://schemas.microsoft.com/office/word/2010/wordprocessingGroup" xmlns:wpi="http://schemas.microsoft.com/office/word/2010/wordprocessingInk" xmlns:wne="http://schemas.microsoft.com/office/word/2006/wordml" xmlns:wps="http://schemas.microsoft.com/office/word/2010/wordprocessingShape" mc:Ignorable="w14 w15 wp14">
+<w:hdr xmlns:wpc="http://schemas.microsoft.com/office/word/2010/wordprocessingCanvas" xmlns:cx="http://schemas.microsoft.com/office/drawing/2014/chartex" xmlns:cx1="http://schemas.microsoft.com/office/drawing/2015/9/8/chartex" xmlns:cx2="http://schemas.microsoft.com/office/drawing/2015/10/21/chartex" xmlns:cx3="http://schemas.microsoft.com/office/drawing/2016/5/9/chartex" xmlns:cx4="http://schemas.microsoft.com/office/drawing/2016/5/10/chartex" xmlns:cx5="http://schemas.microsoft.com/office/drawing/2016/5/11/chartex" xmlns:cx6="http://schemas.microsoft.com/office/drawing/2016/5/12/chartex" xmlns:cx7="http://schemas.microsoft.com/office/drawing/2016/5/13/chartex" xmlns:cx8="http://schemas.microsoft.com/office/drawing/2016/5/14/chartex" xmlns:mc="http://schemas.openxmlformats.org/markup-compatibility/2006" xmlns:aink="http://schemas.microsoft.com/office/drawing/2016/ink" xmlns:am3d="http://schemas.microsoft.com/office/drawing/2017/model3d" xmlns:o="urn:schemas-microsoft-com:office:office" xmlns:oel="http://schemas.microsoft.com/office/2019/extlst" xmlns:r="http://schemas.openxmlformats.org/officeDocument/2006/relationships" xmlns:m="http://schemas.openxmlformats.org/officeDocument/2006/math" xmlns:v="urn:schemas-microsoft-com:vml" xmlns:wp14="http://schemas.microsoft.com/office/word/2010/wordprocessingDrawing" xmlns:wp="http://schemas.openxmlformats.org/drawingml/2006/wordprocessingDrawing" xmlns:w10="urn:schemas-microsoft-com:office:word" xmlns:w="http://schemas.openxmlformats.org/wordprocessingml/2006/main" xmlns:w14="http://schemas.microsoft.com/office/word/2010/wordml" xmlns:w15="http://schemas.microsoft.com/office/word/2012/wordml" xmlns:w16cex="http://schemas.microsoft.com/office/word/2018/wordml/cex" xmlns:w16cid="http://schemas.microsoft.com/office/word/2016/wordml/cid" xmlns:w16="http://schemas.microsoft.com/office/word/2018/wordml" xmlns:w16sdtdh="http://schemas.microsoft.com/office/word/2020/wordml/sdtdatahash" xmlns:w16se="http://schemas.microsoft.com/office/word/2015/wordml/symex" xmlns:wpg="http://schemas.microsoft.com/office/word/2010/wordprocessingGroup" xmlns:wpi="http://schemas.microsoft.com/office/word/2010/wordprocessingInk" xmlns:wne="http://schemas.microsoft.com/office/word/2006/wordml" xmlns:wps="http://schemas.microsoft.com/office/word/2010/wordprocessingShape" mc:Ignorable="w14 w15 w16se w16cid w16 w16cex w16sdtdh wp14">
   <w:p>
     <w:pPr>
       <w:pStyle w:val="Header"/>
       <w:jc w:val="center"/>
     </w:pPr>
+    <w:r>
+      <w:rPr>
+        <w:noProof/>
+      </w:rPr>
+      <mc:AlternateContent>
+        <mc:Choice Requires="wps">
+          <w:drawing>
+            <wp:anchor distT="0" distB="0" distL="0" distR="0" simplePos="0" relativeHeight="251660288" behindDoc="0" locked="0" layoutInCell="1" allowOverlap="1" wp14:anchorId="5C8A4294" wp14:editId="36DB9CF5">
+              <wp:simplePos x="914400" y="457200"/>
+              <wp:positionH relativeFrom="column">
+                <wp:align>center</wp:align>
+              </wp:positionH>
+              <wp:positionV relativeFrom="paragraph">
+                <wp:posOffset>635</wp:posOffset>
+              </wp:positionV>
+              <wp:extent cx="443865" cy="443865"/>
+              <wp:effectExtent l="0" t="0" r="1905" b="18415"/>
+              <wp:wrapSquare wrapText="bothSides"/>
+              <wp:docPr id="7" name="Text Box 7" descr="Lockheed Martin Proprietary Information">
+                <a:extLst xmlns:a="http://schemas.openxmlformats.org/drawingml/2006/main">
+                  <a:ext uri="{5AE41FA2-C0FF-4470-9BD4-5FADCA87CBE2}">
+                    <aclsh:classification xmlns:aclsh="http://schemas.microsoft.com/office/drawing/2020/classificationShape" classificationOutcomeType="hdr"/>
+                  </a:ext>
+                </a:extLst>
+              </wp:docPr>
+              <wp:cNvGraphicFramePr/>
+              <a:graphic xmlns:a="http://schemas.openxmlformats.org/drawingml/2006/main">
+                <a:graphicData uri="http://schemas.microsoft.com/office/word/2010/wordprocessingShape">
+                  <wps:wsp>
+                    <wps:cNvSpPr txBox="1"/>
+                    <wps:spPr>
+                      <a:xfrm>
+                        <a:off x="0" y="0"/>
+                        <a:ext cx="443865" cy="443865"/>
+                      </a:xfrm>
+                      <a:prstGeom prst="rect">
+                        <a:avLst/>
+                      </a:prstGeom>
+                      <a:noFill/>
+                      <a:ln>
+                        <a:noFill/>
+                      </a:ln>
+                    </wps:spPr>
+                    <wps:txbx>
+                      <w:txbxContent>
+                        <w:p>
+                          <w:pPr>
+                            <w:rPr>
+                              <w:rFonts w:ascii="Calibri" w:eastAsia="Calibri" w:hAnsi="Calibri" w:cs="Calibri"/>
+                              <w:noProof/>
+                              <w:color w:val="000000"/>
+                              <w:sz w:val="20"/>
+                              <w:szCs w:val="20"/>
+                            </w:rPr>
+                          </w:pPr>
+                          <w:r>
+                            <w:rPr>
+                              <w:rFonts w:ascii="Calibri" w:eastAsia="Calibri" w:hAnsi="Calibri" w:cs="Calibri"/>
+                              <w:noProof/>
+                              <w:color w:val="000000"/>
+                              <w:sz w:val="20"/>
+                              <w:szCs w:val="20"/>
+                            </w:rPr>
+                            <w:t>Lockheed Martin Proprietary Information</w:t>
+                          </w:r>
+                        </w:p>
+                      </w:txbxContent>
+                    </wps:txbx>
+                    <wps:bodyPr rot="0" spcFirstLastPara="0" vertOverflow="overflow" horzOverflow="overflow" vert="horz" wrap="none" lIns="0" tIns="0" rIns="0" bIns="0" numCol="1" spcCol="0" rtlCol="0" fromWordArt="0" anchor="t" anchorCtr="0" forceAA="0" compatLnSpc="1">
+                      <a:prstTxWarp prst="textNoShape">
+                        <a:avLst/>
+                      </a:prstTxWarp>
+                      <a:spAutoFit/>
+                    </wps:bodyPr>
+                  </wps:wsp>
+                </a:graphicData>
+              </a:graphic>
+            </wp:anchor>
+          </w:drawing>
+        </mc:Choice>
+        <mc:Fallback>
+          <w:pict>
+            <v:shapetype w14:anchorId="5C8A4294" id="_x0000_t202" coordsize="21600,21600" o:spt="202" path="m,l,21600r21600,l21600,xe">
+              <v:stroke joinstyle="miter"/>
+              <v:path gradientshapeok="t" o:connecttype="rect"/>
+            </v:shapetype>
+            <v:shape id="Text Box 7" o:spid="_x0000_s1027" type="#_x0000_t202" alt="Lockheed Martin Proprietary Information" style="position:absolute;left:0;text-align:left;margin-left:0;margin-top:.05pt;width:34.95pt;height:34.95pt;z-index:251660288;visibility:visible;mso-wrap-style:none;mso-wrap-distance-left:0;mso-wrap-distance-top:0;mso-wrap-distance-right:0;mso-wrap-distance-bottom:0;mso-position-horizontal:center;mso-position-horizontal-relative:text;mso-position-vertical:absolute;mso-position-vertical-relative:text;v-text-anchor:top" o:gfxdata="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" filled="f" stroked="f">
+              <v:fill o:detectmouseclick="t"/>
+              <v:textbox style="mso-fit-shape-to-text:t" inset="0,0,0,0">
+                <w:txbxContent>
+                  <w:p>
+                    <w:pPr>
+                      <w:rPr>
+                        <w:rFonts w:ascii="Calibri" w:eastAsia="Calibri" w:hAnsi="Calibri" w:cs="Calibri"/>
+                        <w:noProof/>
+                        <w:color w:val="000000"/>
+                        <w:sz w:val="20"/>
+                        <w:szCs w:val="20"/>
+                      </w:rPr>
+                    </w:pPr>
+                    <w:r>
+                      <w:rPr>
+                        <w:rFonts w:ascii="Calibri" w:eastAsia="Calibri" w:hAnsi="Calibri" w:cs="Calibri"/>
+                        <w:noProof/>
+                        <w:color w:val="000000"/>
+                        <w:sz w:val="20"/>
+                        <w:szCs w:val="20"/>
+                      </w:rPr>
+                      <w:t>Lockheed Martin Proprietary Information</w:t>
+                    </w:r>
+                  </w:p>
+                </w:txbxContent>
+              </v:textbox>
+              <w10:wrap type="square"/>
+            </v:shape>
+          </w:pict>
+        </mc:Fallback>
+      </mc:AlternateContent>
+    </w:r>
     <w:r>
       <w:t>Lockheed Martin Proprietary Information</w:t>
     </w:r>
@@ -12198,12 +12620,131 @@
 </file>
 
 <file path=word/header3.xml><?xml version="1.0" encoding="utf-8"?>
-<w:hdr xmlns:wpc="http://schemas.microsoft.com/office/word/2010/wordprocessingCanvas" xmlns:mc="http://schemas.openxmlformats.org/markup-compatibility/2006" xmlns:o="urn:schemas-microsoft-com:office:office" xmlns:r="http://schemas.openxmlformats.org/officeDocument/2006/relationships" xmlns:m="http://schemas.openxmlformats.org/officeDocument/2006/math" xmlns:v="urn:schemas-microsoft-com:vml" xmlns:wp14="http://schemas.microsoft.com/office/word/2010/wordprocessingDrawing" xmlns:wp="http://schemas.openxmlformats.org/drawingml/2006/wordprocessingDrawing" xmlns:w10="urn:schemas-microsoft-com:office:word" xmlns:w="http://schemas.openxmlformats.org/wordprocessingml/2006/main" xmlns:w14="http://schemas.microsoft.com/office/word/2010/wordml" xmlns:w15="http://schemas.microsoft.com/office/word/2012/wordml" xmlns:wpg="http://schemas.microsoft.com/office/word/2010/wordprocessingGroup" xmlns:wpi="http://schemas.microsoft.com/office/word/2010/wordprocessingInk" xmlns:wne="http://schemas.microsoft.com/office/word/2006/wordml" xmlns:wps="http://schemas.microsoft.com/office/word/2010/wordprocessingShape" mc:Ignorable="w14 w15 wp14">
+<w:hdr xmlns:wpc="http://schemas.microsoft.com/office/word/2010/wordprocessingCanvas" xmlns:cx="http://schemas.microsoft.com/office/drawing/2014/chartex" xmlns:cx1="http://schemas.microsoft.com/office/drawing/2015/9/8/chartex" xmlns:cx2="http://schemas.microsoft.com/office/drawing/2015/10/21/chartex" xmlns:cx3="http://schemas.microsoft.com/office/drawing/2016/5/9/chartex" xmlns:cx4="http://schemas.microsoft.com/office/drawing/2016/5/10/chartex" xmlns:cx5="http://schemas.microsoft.com/office/drawing/2016/5/11/chartex" xmlns:cx6="http://schemas.microsoft.com/office/drawing/2016/5/12/chartex" xmlns:cx7="http://schemas.microsoft.com/office/drawing/2016/5/13/chartex" xmlns:cx8="http://schemas.microsoft.com/office/drawing/2016/5/14/chartex" xmlns:mc="http://schemas.openxmlformats.org/markup-compatibility/2006" xmlns:aink="http://schemas.microsoft.com/office/drawing/2016/ink" xmlns:am3d="http://schemas.microsoft.com/office/drawing/2017/model3d" xmlns:o="urn:schemas-microsoft-com:office:office" xmlns:oel="http://schemas.microsoft.com/office/2019/extlst" xmlns:r="http://schemas.openxmlformats.org/officeDocument/2006/relationships" xmlns:m="http://schemas.openxmlformats.org/officeDocument/2006/math" xmlns:v="urn:schemas-microsoft-com:vml" xmlns:wp14="http://schemas.microsoft.com/office/word/2010/wordprocessingDrawing" xmlns:wp="http://schemas.openxmlformats.org/drawingml/2006/wordprocessingDrawing" xmlns:w10="urn:schemas-microsoft-com:office:word" xmlns:w="http://schemas.openxmlformats.org/wordprocessingml/2006/main" xmlns:w14="http://schemas.microsoft.com/office/word/2010/wordml" xmlns:w15="http://schemas.microsoft.com/office/word/2012/wordml" xmlns:w16cex="http://schemas.microsoft.com/office/word/2018/wordml/cex" xmlns:w16cid="http://schemas.microsoft.com/office/word/2016/wordml/cid" xmlns:w16="http://schemas.microsoft.com/office/word/2018/wordml" xmlns:w16sdtdh="http://schemas.microsoft.com/office/word/2020/wordml/sdtdatahash" xmlns:w16se="http://schemas.microsoft.com/office/word/2015/wordml/symex" xmlns:wpg="http://schemas.microsoft.com/office/word/2010/wordprocessingGroup" xmlns:wpi="http://schemas.microsoft.com/office/word/2010/wordprocessingInk" xmlns:wne="http://schemas.microsoft.com/office/word/2006/wordml" xmlns:wps="http://schemas.microsoft.com/office/word/2010/wordprocessingShape" mc:Ignorable="w14 w15 w16se w16cid w16 w16cex w16sdtdh wp14">
   <w:p>
     <w:pPr>
       <w:pStyle w:val="Header"/>
       <w:jc w:val="center"/>
     </w:pPr>
+    <w:r>
+      <w:rPr>
+        <w:noProof/>
+      </w:rPr>
+      <mc:AlternateContent>
+        <mc:Choice Requires="wps">
+          <w:drawing>
+            <wp:anchor distT="0" distB="0" distL="0" distR="0" simplePos="0" relativeHeight="251658240" behindDoc="0" locked="0" layoutInCell="1" allowOverlap="1" wp14:anchorId="6A4E3105" wp14:editId="5E4252B9">
+              <wp:simplePos x="635" y="635"/>
+              <wp:positionH relativeFrom="column">
+                <wp:align>center</wp:align>
+              </wp:positionH>
+              <wp:positionV relativeFrom="paragraph">
+                <wp:posOffset>635</wp:posOffset>
+              </wp:positionV>
+              <wp:extent cx="443865" cy="443865"/>
+              <wp:effectExtent l="0" t="0" r="1905" b="18415"/>
+              <wp:wrapSquare wrapText="bothSides"/>
+              <wp:docPr id="5" name="Text Box 5" descr="Lockheed Martin Proprietary Information">
+                <a:extLst xmlns:a="http://schemas.openxmlformats.org/drawingml/2006/main">
+                  <a:ext uri="{5AE41FA2-C0FF-4470-9BD4-5FADCA87CBE2}">
+                    <aclsh:classification xmlns:aclsh="http://schemas.microsoft.com/office/drawing/2020/classificationShape" classificationOutcomeType="hdr"/>
+                  </a:ext>
+                </a:extLst>
+              </wp:docPr>
+              <wp:cNvGraphicFramePr/>
+              <a:graphic xmlns:a="http://schemas.openxmlformats.org/drawingml/2006/main">
+                <a:graphicData uri="http://schemas.microsoft.com/office/word/2010/wordprocessingShape">
+                  <wps:wsp>
+                    <wps:cNvSpPr txBox="1"/>
+                    <wps:spPr>
+                      <a:xfrm>
+                        <a:off x="0" y="0"/>
+                        <a:ext cx="443865" cy="443865"/>
+                      </a:xfrm>
+                      <a:prstGeom prst="rect">
+                        <a:avLst/>
+                      </a:prstGeom>
+                      <a:noFill/>
+                      <a:ln>
+                        <a:noFill/>
+                      </a:ln>
+                    </wps:spPr>
+                    <wps:txbx>
+                      <w:txbxContent>
+                        <w:p>
+                          <w:pPr>
+                            <w:rPr>
+                              <w:rFonts w:ascii="Calibri" w:eastAsia="Calibri" w:hAnsi="Calibri" w:cs="Calibri"/>
+                              <w:noProof/>
+                              <w:color w:val="000000"/>
+                              <w:sz w:val="20"/>
+                              <w:szCs w:val="20"/>
+                            </w:rPr>
+                          </w:pPr>
+                          <w:r>
+                            <w:rPr>
+                              <w:rFonts w:ascii="Calibri" w:eastAsia="Calibri" w:hAnsi="Calibri" w:cs="Calibri"/>
+                              <w:noProof/>
+                              <w:color w:val="000000"/>
+                              <w:sz w:val="20"/>
+                              <w:szCs w:val="20"/>
+                            </w:rPr>
+                            <w:t>Lockheed Martin Proprietary Information</w:t>
+                          </w:r>
+                        </w:p>
+                      </w:txbxContent>
+                    </wps:txbx>
+                    <wps:bodyPr rot="0" spcFirstLastPara="0" vertOverflow="overflow" horzOverflow="overflow" vert="horz" wrap="none" lIns="0" tIns="0" rIns="0" bIns="0" numCol="1" spcCol="0" rtlCol="0" fromWordArt="0" anchor="t" anchorCtr="0" forceAA="0" compatLnSpc="1">
+                      <a:prstTxWarp prst="textNoShape">
+                        <a:avLst/>
+                      </a:prstTxWarp>
+                      <a:spAutoFit/>
+                    </wps:bodyPr>
+                  </wps:wsp>
+                </a:graphicData>
+              </a:graphic>
+            </wp:anchor>
+          </w:drawing>
+        </mc:Choice>
+        <mc:Fallback>
+          <w:pict>
+            <v:shapetype w14:anchorId="6A4E3105" id="_x0000_t202" coordsize="21600,21600" o:spt="202" path="m,l,21600r21600,l21600,xe">
+              <v:stroke joinstyle="miter"/>
+              <v:path gradientshapeok="t" o:connecttype="rect"/>
+            </v:shapetype>
+            <v:shape id="Text Box 5" o:spid="_x0000_s1030" type="#_x0000_t202" alt="Lockheed Martin Proprietary Information" style="position:absolute;left:0;text-align:left;margin-left:0;margin-top:.05pt;width:34.95pt;height:34.95pt;z-index:251658240;visibility:visible;mso-wrap-style:none;mso-wrap-distance-left:0;mso-wrap-distance-top:0;mso-wrap-distance-right:0;mso-wrap-distance-bottom:0;mso-position-horizontal:center;mso-position-horizontal-relative:text;mso-position-vertical:absolute;mso-position-vertical-relative:text;v-text-anchor:top" o:gfxdata="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" filled="f" stroked="f">
+              <v:fill o:detectmouseclick="t"/>
+              <v:textbox style="mso-fit-shape-to-text:t" inset="0,0,0,0">
+                <w:txbxContent>
+                  <w:p>
+                    <w:pPr>
+                      <w:rPr>
+                        <w:rFonts w:ascii="Calibri" w:eastAsia="Calibri" w:hAnsi="Calibri" w:cs="Calibri"/>
+                        <w:noProof/>
+                        <w:color w:val="000000"/>
+                        <w:sz w:val="20"/>
+                        <w:szCs w:val="20"/>
+                      </w:rPr>
+                    </w:pPr>
+                    <w:r>
+                      <w:rPr>
+                        <w:rFonts w:ascii="Calibri" w:eastAsia="Calibri" w:hAnsi="Calibri" w:cs="Calibri"/>
+                        <w:noProof/>
+                        <w:color w:val="000000"/>
+                        <w:sz w:val="20"/>
+                        <w:szCs w:val="20"/>
+                      </w:rPr>
+                      <w:t>Lockheed Martin Proprietary Information</w:t>
+                    </w:r>
+                  </w:p>
+                </w:txbxContent>
+              </v:textbox>
+              <w10:wrap type="square"/>
+            </v:shape>
+          </w:pict>
+        </mc:Fallback>
+      </mc:AlternateContent>
+    </w:r>
     <w:r>
       <w:t>Lockheed Martin Proprietary Information</w:t>
     </w:r>
@@ -12217,7 +12758,7 @@
 </file>
 
 <file path=word/numbering.xml><?xml version="1.0" encoding="utf-8"?>
-<w:numbering xmlns:wpc="http://schemas.microsoft.com/office/word/2010/wordprocessingCanvas" xmlns:mc="http://schemas.openxmlformats.org/markup-compatibility/2006" xmlns:o="urn:schemas-microsoft-com:office:office" xmlns:r="http://schemas.openxmlformats.org/officeDocument/2006/relationships" xmlns:m="http://schemas.openxmlformats.org/officeDocument/2006/math" xmlns:v="urn:schemas-microsoft-com:vml" xmlns:wp14="http://schemas.microsoft.com/office/word/2010/wordprocessingDrawing" xmlns:wp="http://schemas.openxmlformats.org/drawingml/2006/wordprocessingDrawing" xmlns:w10="urn:schemas-microsoft-com:office:word" xmlns:w="http://schemas.openxmlformats.org/wordprocessingml/2006/main" xmlns:w14="http://schemas.microsoft.com/office/word/2010/wordml" xmlns:w15="http://schemas.microsoft.com/office/word/2012/wordml" xmlns:wpg="http://schemas.microsoft.com/office/word/2010/wordprocessingGroup" xmlns:wpi="http://schemas.microsoft.com/office/word/2010/wordprocessingInk" xmlns:wne="http://schemas.microsoft.com/office/word/2006/wordml" xmlns:wps="http://schemas.microsoft.com/office/word/2010/wordprocessingShape" mc:Ignorable="w14 w15 wp14">
+<w:numbering xmlns:wpc="http://schemas.microsoft.com/office/word/2010/wordprocessingCanvas" xmlns:cx="http://schemas.microsoft.com/office/drawing/2014/chartex" xmlns:cx1="http://schemas.microsoft.com/office/drawing/2015/9/8/chartex" xmlns:cx2="http://schemas.microsoft.com/office/drawing/2015/10/21/chartex" xmlns:cx3="http://schemas.microsoft.com/office/drawing/2016/5/9/chartex" xmlns:cx4="http://schemas.microsoft.com/office/drawing/2016/5/10/chartex" xmlns:cx5="http://schemas.microsoft.com/office/drawing/2016/5/11/chartex" xmlns:cx6="http://schemas.microsoft.com/office/drawing/2016/5/12/chartex" xmlns:cx7="http://schemas.microsoft.com/office/drawing/2016/5/13/chartex" xmlns:cx8="http://schemas.microsoft.com/office/drawing/2016/5/14/chartex" xmlns:mc="http://schemas.openxmlformats.org/markup-compatibility/2006" xmlns:aink="http://schemas.microsoft.com/office/drawing/2016/ink" xmlns:am3d="http://schemas.microsoft.com/office/drawing/2017/model3d" xmlns:o="urn:schemas-microsoft-com:office:office" xmlns:oel="http://schemas.microsoft.com/office/2019/extlst" xmlns:r="http://schemas.openxmlformats.org/officeDocument/2006/relationships" xmlns:m="http://schemas.openxmlformats.org/officeDocument/2006/math" xmlns:v="urn:schemas-microsoft-com:vml" xmlns:wp14="http://schemas.microsoft.com/office/word/2010/wordprocessingDrawing" xmlns:wp="http://schemas.openxmlformats.org/drawingml/2006/wordprocessingDrawing" xmlns:w10="urn:schemas-microsoft-com:office:word" xmlns:w="http://schemas.openxmlformats.org/wordprocessingml/2006/main" xmlns:w14="http://schemas.microsoft.com/office/word/2010/wordml" xmlns:w15="http://schemas.microsoft.com/office/word/2012/wordml" xmlns:w16cex="http://schemas.microsoft.com/office/word/2018/wordml/cex" xmlns:w16cid="http://schemas.microsoft.com/office/word/2016/wordml/cid" xmlns:w16="http://schemas.microsoft.com/office/word/2018/wordml" xmlns:w16sdtdh="http://schemas.microsoft.com/office/word/2020/wordml/sdtdatahash" xmlns:w16se="http://schemas.microsoft.com/office/word/2015/wordml/symex" xmlns:wpg="http://schemas.microsoft.com/office/word/2010/wordprocessingGroup" xmlns:wpi="http://schemas.microsoft.com/office/word/2010/wordprocessingInk" xmlns:wne="http://schemas.microsoft.com/office/word/2006/wordml" xmlns:wps="http://schemas.microsoft.com/office/word/2010/wordprocessingShape" mc:Ignorable="w14 w15 w16se w16cid w16 w16cex w16sdtdh wp14">
   <w:abstractNum w:abstractNumId="0" w15:restartNumberingAfterBreak="0">
     <w:nsid w:val="01AF491F"/>
     <w:multiLevelType w:val="hybridMultilevel"/>
@@ -15000,94 +15541,94 @@
       </w:pPr>
     </w:lvl>
   </w:abstractNum>
-  <w:num w:numId="1">
+  <w:num w:numId="1" w16cid:durableId="946038924">
     <w:abstractNumId w:val="9"/>
   </w:num>
-  <w:num w:numId="2">
+  <w:num w:numId="2" w16cid:durableId="590553951">
     <w:abstractNumId w:val="1"/>
   </w:num>
-  <w:num w:numId="3">
+  <w:num w:numId="3" w16cid:durableId="390032998">
     <w:abstractNumId w:val="24"/>
   </w:num>
-  <w:num w:numId="4">
+  <w:num w:numId="4" w16cid:durableId="158888824">
     <w:abstractNumId w:val="28"/>
   </w:num>
-  <w:num w:numId="5">
+  <w:num w:numId="5" w16cid:durableId="235096662">
     <w:abstractNumId w:val="13"/>
   </w:num>
-  <w:num w:numId="6">
+  <w:num w:numId="6" w16cid:durableId="331876383">
     <w:abstractNumId w:val="8"/>
   </w:num>
-  <w:num w:numId="7">
+  <w:num w:numId="7" w16cid:durableId="1702516703">
     <w:abstractNumId w:val="3"/>
   </w:num>
-  <w:num w:numId="8">
+  <w:num w:numId="8" w16cid:durableId="1901091877">
     <w:abstractNumId w:val="25"/>
   </w:num>
-  <w:num w:numId="9">
+  <w:num w:numId="9" w16cid:durableId="14162554">
     <w:abstractNumId w:val="11"/>
   </w:num>
-  <w:num w:numId="10">
+  <w:num w:numId="10" w16cid:durableId="651175742">
     <w:abstractNumId w:val="7"/>
   </w:num>
-  <w:num w:numId="11">
+  <w:num w:numId="11" w16cid:durableId="783812957">
     <w:abstractNumId w:val="10"/>
   </w:num>
-  <w:num w:numId="12">
+  <w:num w:numId="12" w16cid:durableId="957226880">
     <w:abstractNumId w:val="16"/>
   </w:num>
-  <w:num w:numId="13">
+  <w:num w:numId="13" w16cid:durableId="1079325796">
     <w:abstractNumId w:val="18"/>
   </w:num>
-  <w:num w:numId="14">
+  <w:num w:numId="14" w16cid:durableId="1674068478">
     <w:abstractNumId w:val="6"/>
   </w:num>
-  <w:num w:numId="15">
+  <w:num w:numId="15" w16cid:durableId="1786998155">
     <w:abstractNumId w:val="17"/>
   </w:num>
-  <w:num w:numId="16">
+  <w:num w:numId="16" w16cid:durableId="227346338">
     <w:abstractNumId w:val="29"/>
   </w:num>
-  <w:num w:numId="17">
+  <w:num w:numId="17" w16cid:durableId="476993888">
     <w:abstractNumId w:val="5"/>
   </w:num>
-  <w:num w:numId="18">
+  <w:num w:numId="18" w16cid:durableId="1422949890">
     <w:abstractNumId w:val="12"/>
   </w:num>
-  <w:num w:numId="19">
+  <w:num w:numId="19" w16cid:durableId="1268007134">
     <w:abstractNumId w:val="23"/>
   </w:num>
-  <w:num w:numId="20">
+  <w:num w:numId="20" w16cid:durableId="1819416655">
     <w:abstractNumId w:val="26"/>
   </w:num>
-  <w:num w:numId="21">
+  <w:num w:numId="21" w16cid:durableId="66415874">
     <w:abstractNumId w:val="19"/>
   </w:num>
-  <w:num w:numId="22">
+  <w:num w:numId="22" w16cid:durableId="315381410">
     <w:abstractNumId w:val="22"/>
   </w:num>
-  <w:num w:numId="23">
+  <w:num w:numId="23" w16cid:durableId="2145156280">
     <w:abstractNumId w:val="15"/>
   </w:num>
-  <w:num w:numId="24">
+  <w:num w:numId="24" w16cid:durableId="1030765312">
     <w:abstractNumId w:val="14"/>
   </w:num>
-  <w:num w:numId="25">
+  <w:num w:numId="25" w16cid:durableId="33509320">
     <w:abstractNumId w:val="27"/>
   </w:num>
-  <w:num w:numId="26">
+  <w:num w:numId="26" w16cid:durableId="1568763575">
     <w:abstractNumId w:val="4"/>
   </w:num>
-  <w:num w:numId="27">
+  <w:num w:numId="27" w16cid:durableId="1707634682">
     <w:abstractNumId w:val="0"/>
   </w:num>
-  <w:num w:numId="28">
+  <w:num w:numId="28" w16cid:durableId="79765593">
     <w:abstractNumId w:val="2"/>
   </w:num>
-  <w:num w:numId="29">
+  <w:num w:numId="29" w16cid:durableId="2041589663">
     <w:abstractNumId w:val="21"/>
   </w:num>
-  <w:num w:numId="30">
+  <w:num w:numId="30" w16cid:durableId="1955674934">
     <w:abstractNumId w:val="20"/>
   </w:num>
   <w:numIdMacAtCleanup w:val="5"/>
@@ -15095,7 +15636,7 @@
 </file>
 
 <file path=word/styles.xml><?xml version="1.0" encoding="utf-8"?>
-<w:styles xmlns:mc="http://schemas.openxmlformats.org/markup-compatibility/2006" xmlns:r="http://schemas.openxmlformats.org/officeDocument/2006/relationships" xmlns:w="http://schemas.openxmlformats.org/wordprocessingml/2006/main" xmlns:w14="http://schemas.microsoft.com/office/word/2010/wordml" xmlns:w15="http://schemas.microsoft.com/office/word/2012/wordml" mc:Ignorable="w14 w15">
+<w:styles xmlns:mc="http://schemas.openxmlformats.org/markup-compatibility/2006" xmlns:r="http://schemas.openxmlformats.org/officeDocument/2006/relationships" xmlns:w="http://schemas.openxmlformats.org/wordprocessingml/2006/main" xmlns:w14="http://schemas.microsoft.com/office/word/2010/wordml" xmlns:w15="http://schemas.microsoft.com/office/word/2012/wordml" xmlns:w16cex="http://schemas.microsoft.com/office/word/2018/wordml/cex" xmlns:w16cid="http://schemas.microsoft.com/office/word/2016/wordml/cid" xmlns:w16="http://schemas.microsoft.com/office/word/2018/wordml" xmlns:w16sdtdh="http://schemas.microsoft.com/office/word/2020/wordml/sdtdatahash" xmlns:w16se="http://schemas.microsoft.com/office/word/2015/wordml/symex" mc:Ignorable="w14 w15 w16se w16cid w16 w16cex w16sdtdh">
   <w:docDefaults>
     <w:rPrDefault>
       <w:rPr>
@@ -15111,7 +15652,7 @@
       </w:pPr>
     </w:pPrDefault>
   </w:docDefaults>
-  <w:latentStyles w:defLockedState="0" w:defUIPriority="99" w:defSemiHidden="0" w:defUnhideWhenUsed="0" w:defQFormat="0" w:count="371">
+  <w:latentStyles w:defLockedState="0" w:defUIPriority="99" w:defSemiHidden="0" w:defUnhideWhenUsed="0" w:defQFormat="0" w:count="376">
     <w:lsdException w:name="Normal" w:uiPriority="0" w:qFormat="1"/>
     <w:lsdException w:name="heading 1" w:uiPriority="9" w:qFormat="1"/>
     <w:lsdException w:name="heading 2" w:semiHidden="1" w:uiPriority="9" w:unhideWhenUsed="1" w:qFormat="1"/>
@@ -15217,7 +15758,6 @@
     <w:lsdException w:name="HTML Sample" w:semiHidden="1" w:unhideWhenUsed="1"/>
     <w:lsdException w:name="HTML Typewriter" w:semiHidden="1" w:unhideWhenUsed="1"/>
     <w:lsdException w:name="HTML Variable" w:semiHidden="1" w:unhideWhenUsed="1"/>
-    <w:lsdException w:name="Normal Table" w:semiHidden="1" w:unhideWhenUsed="1"/>
     <w:lsdException w:name="annotation subject" w:semiHidden="1" w:unhideWhenUsed="1"/>
     <w:lsdException w:name="No List" w:semiHidden="1" w:unhideWhenUsed="1"/>
     <w:lsdException w:name="Outline List 1" w:semiHidden="1" w:unhideWhenUsed="1"/>
@@ -15260,11 +15800,8 @@
     <w:lsdException w:name="Table Contemporary" w:semiHidden="1" w:unhideWhenUsed="1"/>
     <w:lsdException w:name="Table Elegant" w:semiHidden="1" w:unhideWhenUsed="1"/>
     <w:lsdException w:name="Table Professional" w:semiHidden="1" w:unhideWhenUsed="1"/>
-    <w:lsdException w:name="Table Subtle 1" w:semiHidden="1" w:unhideWhenUsed="1"/>
     <w:lsdException w:name="Table Subtle 2" w:semiHidden="1" w:unhideWhenUsed="1"/>
     <w:lsdException w:name="Table Web 1" w:semiHidden="1" w:unhideWhenUsed="1"/>
-    <w:lsdException w:name="Table Web 2" w:semiHidden="1" w:unhideWhenUsed="1"/>
-    <w:lsdException w:name="Table Web 3" w:semiHidden="1" w:unhideWhenUsed="1"/>
     <w:lsdException w:name="Balloon Text" w:semiHidden="1" w:unhideWhenUsed="1"/>
     <w:lsdException w:name="Table Grid" w:uiPriority="59"/>
     <w:lsdException w:name="Table Theme" w:semiHidden="1" w:unhideWhenUsed="1"/>
@@ -15483,6 +16020,11 @@
     <w:lsdException w:name="List Table 5 Dark Accent 6" w:uiPriority="50"/>
     <w:lsdException w:name="List Table 6 Colorful Accent 6" w:uiPriority="51"/>
     <w:lsdException w:name="List Table 7 Colorful Accent 6" w:uiPriority="52"/>
+    <w:lsdException w:name="Mention" w:semiHidden="1" w:unhideWhenUsed="1"/>
+    <w:lsdException w:name="Smart Hyperlink" w:semiHidden="1" w:unhideWhenUsed="1"/>
+    <w:lsdException w:name="Hashtag" w:semiHidden="1" w:unhideWhenUsed="1"/>
+    <w:lsdException w:name="Unresolved Mention" w:semiHidden="1" w:unhideWhenUsed="1"/>
+    <w:lsdException w:name="Smart Link" w:semiHidden="1" w:unhideWhenUsed="1"/>
   </w:latentStyles>
   <w:style w:type="paragraph" w:default="1" w:styleId="Normal">
     <w:name w:val="Normal"/>

--- a/ClassifiedInstallationStuff/_Instructions/Initial IES Suite Installation Instuctions.docx
+++ b/ClassifiedInstallationStuff/_Instructions/Initial IES Suite Installation Instuctions.docx
@@ -37,17 +37,17 @@
         </w:rPr>
       </w:pPr>
     </w:p>
-    <w:bookmarkStart w:id="0" w:name="_Toc4596569" w:displacedByCustomXml="next"/>
-    <w:bookmarkStart w:id="1" w:name="_Toc426545466" w:displacedByCustomXml="next"/>
-    <w:bookmarkStart w:id="2" w:name="_Toc426545102" w:displacedByCustomXml="next"/>
-    <w:bookmarkStart w:id="3" w:name="_Toc426544400" w:displacedByCustomXml="next"/>
-    <w:bookmarkStart w:id="4" w:name="_Toc410652409" w:displacedByCustomXml="next"/>
+    <w:bookmarkStart w:id="0" w:name="_Toc515460341" w:displacedByCustomXml="next"/>
+    <w:bookmarkStart w:id="1" w:name="_Toc435089160" w:displacedByCustomXml="next"/>
+    <w:bookmarkStart w:id="2" w:name="_Toc402261032" w:displacedByCustomXml="next"/>
+    <w:bookmarkStart w:id="3" w:name="_Toc409096411" w:displacedByCustomXml="next"/>
+    <w:bookmarkStart w:id="4" w:name="_Toc410226779" w:displacedByCustomXml="next"/>
     <w:bookmarkStart w:id="5" w:name="_Toc410286731" w:displacedByCustomXml="next"/>
-    <w:bookmarkStart w:id="6" w:name="_Toc410226779" w:displacedByCustomXml="next"/>
-    <w:bookmarkStart w:id="7" w:name="_Toc409096411" w:displacedByCustomXml="next"/>
-    <w:bookmarkStart w:id="8" w:name="_Toc402261032" w:displacedByCustomXml="next"/>
-    <w:bookmarkStart w:id="9" w:name="_Toc435089160" w:displacedByCustomXml="next"/>
-    <w:bookmarkStart w:id="10" w:name="_Toc515460341" w:displacedByCustomXml="next"/>
+    <w:bookmarkStart w:id="6" w:name="_Toc410652409" w:displacedByCustomXml="next"/>
+    <w:bookmarkStart w:id="7" w:name="_Toc426544400" w:displacedByCustomXml="next"/>
+    <w:bookmarkStart w:id="8" w:name="_Toc426545102" w:displacedByCustomXml="next"/>
+    <w:bookmarkStart w:id="9" w:name="_Toc426545466" w:displacedByCustomXml="next"/>
+    <w:bookmarkStart w:id="10" w:name="_Toc4596569" w:displacedByCustomXml="next"/>
     <w:sdt>
       <w:sdtPr>
         <w:rPr>
@@ -75,8 +75,8 @@
         </w:rPr>
       </w:sdtEndPr>
       <w:sdtContent>
-        <w:bookmarkStart w:id="11" w:name="_Toc266280202" w:displacedByCustomXml="prev"/>
-        <w:bookmarkStart w:id="12" w:name="_Toc320016168" w:displacedByCustomXml="prev"/>
+        <w:bookmarkStart w:id="11" w:name="_Toc320016168" w:displacedByCustomXml="prev"/>
+        <w:bookmarkStart w:id="12" w:name="_Toc266280202" w:displacedByCustomXml="prev"/>
         <w:p>
           <w:pPr>
             <w:pStyle w:val="Heading1"/>
@@ -156,14 +156,7 @@
               <w:lang w:val="fr-FR"/>
             </w:rPr>
             <w:lastRenderedPageBreak/>
-            <w:t xml:space="preserve">Change </w:t>
-          </w:r>
-          <w:proofErr w:type="spellStart"/>
-          <w:r>
-            <w:rPr>
-              <w:lang w:val="fr-FR"/>
-            </w:rPr>
-            <w:t>History</w:t>
+            <w:t>Change History</w:t>
           </w:r>
           <w:bookmarkEnd w:id="12"/>
           <w:bookmarkEnd w:id="11"/>
@@ -171,7 +164,6 @@
           <w:bookmarkEnd w:id="14"/>
           <w:bookmarkEnd w:id="15"/>
           <w:bookmarkEnd w:id="16"/>
-          <w:proofErr w:type="spellEnd"/>
         </w:p>
         <w:p>
           <w:pPr>
@@ -1735,7 +1727,6 @@
       <w:r>
         <w:t xml:space="preserve"> account that the SSRS server will use. Name it </w:t>
       </w:r>
-      <w:proofErr w:type="spellStart"/>
       <w:r>
         <w:rPr>
           <w:rFonts w:ascii="Consolas" w:hAnsi="Consolas"/>
@@ -1744,7 +1735,6 @@
         </w:rPr>
         <w:t>generationReporter</w:t>
       </w:r>
-      <w:proofErr w:type="spellEnd"/>
       <w:r>
         <w:t xml:space="preserve"> or you will cause the DB scripts to keep failing.</w:t>
       </w:r>
@@ -1814,44 +1804,102 @@
           <w:color w:val="E36C0A" w:themeColor="accent6" w:themeShade="BF"/>
           <w:sz w:val="20"/>
         </w:rPr>
-        <w:t>us\</w:t>
-      </w:r>
-      <w:proofErr w:type="spellStart"/>
+        <w:t>us\EBS.EstimationInitiative.DevTeam</w:t>
+      </w:r>
+    </w:p>
+    <w:p>
+      <w:pPr>
+        <w:pStyle w:val="ListParagraph"/>
+        <w:numPr>
+          <w:ilvl w:val="1"/>
+          <w:numId w:val="2"/>
+        </w:numPr>
+      </w:pPr>
+      <w:r>
+        <w:t>User group – should reuse one from GenBOE if possible; will contain all application users; will be used by all apps</w:t>
+      </w:r>
+    </w:p>
+    <w:p>
+      <w:pPr>
+        <w:pStyle w:val="ListParagraph"/>
+        <w:numPr>
+          <w:ilvl w:val="1"/>
+          <w:numId w:val="2"/>
+        </w:numPr>
+      </w:pPr>
+      <w:r>
+        <w:t xml:space="preserve">Additional application specific groups for </w:t>
+      </w:r>
+      <w:r>
+        <w:t>PTM:</w:t>
+      </w:r>
+    </w:p>
+    <w:p>
+      <w:pPr>
+        <w:pStyle w:val="ListParagraph"/>
+        <w:numPr>
+          <w:ilvl w:val="2"/>
+          <w:numId w:val="2"/>
+        </w:numPr>
+      </w:pPr>
+      <w:r>
+        <w:t>LeadEstimators</w:t>
+      </w:r>
+    </w:p>
+    <w:p>
+      <w:pPr>
+        <w:pStyle w:val="ListParagraph"/>
+        <w:numPr>
+          <w:ilvl w:val="2"/>
+          <w:numId w:val="2"/>
+        </w:numPr>
+      </w:pPr>
+      <w:r>
+        <w:t>PricingVerification</w:t>
+      </w:r>
+    </w:p>
+    <w:p>
+      <w:pPr>
+        <w:pStyle w:val="ListParagraph"/>
+        <w:numPr>
+          <w:ilvl w:val="2"/>
+          <w:numId w:val="2"/>
+        </w:numPr>
+      </w:pPr>
+      <w:r>
+        <w:t>IndependentReviewers</w:t>
+      </w:r>
+    </w:p>
+    <w:p>
+      <w:pPr>
+        <w:pStyle w:val="ListParagraph"/>
+        <w:numPr>
+          <w:ilvl w:val="3"/>
+          <w:numId w:val="2"/>
+        </w:numPr>
+      </w:pPr>
+      <w:r>
+        <w:t>In our prod system, the above 3 are combined into a single group</w:t>
+      </w:r>
+    </w:p>
+    <w:p>
+      <w:pPr>
+        <w:pStyle w:val="ListParagraph"/>
+        <w:numPr>
+          <w:ilvl w:val="3"/>
+          <w:numId w:val="2"/>
+        </w:numPr>
+        <w:rPr>
+          <w:rFonts w:ascii="Consolas" w:hAnsi="Consolas"/>
+        </w:rPr>
+      </w:pPr>
       <w:r>
         <w:rPr>
           <w:rFonts w:ascii="Consolas" w:hAnsi="Consolas"/>
           <w:color w:val="E36C0A" w:themeColor="accent6" w:themeShade="BF"/>
           <w:sz w:val="20"/>
         </w:rPr>
-        <w:t>EBS.EstimationInitiative.DevTeam</w:t>
-      </w:r>
-      <w:proofErr w:type="spellEnd"/>
-    </w:p>
-    <w:p>
-      <w:pPr>
-        <w:pStyle w:val="ListParagraph"/>
-        <w:numPr>
-          <w:ilvl w:val="1"/>
-          <w:numId w:val="2"/>
-        </w:numPr>
-      </w:pPr>
-      <w:r>
-        <w:t>User group – should reuse one from GenBOE if possible; will contain all application users; will be used by all apps</w:t>
-      </w:r>
-    </w:p>
-    <w:p>
-      <w:pPr>
-        <w:pStyle w:val="ListParagraph"/>
-        <w:numPr>
-          <w:ilvl w:val="1"/>
-          <w:numId w:val="2"/>
-        </w:numPr>
-      </w:pPr>
-      <w:r>
-        <w:t xml:space="preserve">Additional application specific groups for </w:t>
-      </w:r>
-      <w:r>
-        <w:t>PTM:</w:t>
+        <w:t>us\EBS.IES.LeadEst.PricingVer.IndependentRev.Roles</w:t>
       </w:r>
     </w:p>
     <w:p>
@@ -1862,39 +1910,9 @@
           <w:numId w:val="2"/>
         </w:numPr>
       </w:pPr>
-      <w:proofErr w:type="spellStart"/>
-      <w:r>
-        <w:t>LeadEstimators</w:t>
-      </w:r>
-      <w:proofErr w:type="spellEnd"/>
-    </w:p>
-    <w:p>
-      <w:pPr>
-        <w:pStyle w:val="ListParagraph"/>
-        <w:numPr>
-          <w:ilvl w:val="2"/>
-          <w:numId w:val="2"/>
-        </w:numPr>
-      </w:pPr>
-      <w:proofErr w:type="spellStart"/>
-      <w:r>
-        <w:t>PricingVerification</w:t>
-      </w:r>
-      <w:proofErr w:type="spellEnd"/>
-    </w:p>
-    <w:p>
-      <w:pPr>
-        <w:pStyle w:val="ListParagraph"/>
-        <w:numPr>
-          <w:ilvl w:val="2"/>
-          <w:numId w:val="2"/>
-        </w:numPr>
-      </w:pPr>
-      <w:proofErr w:type="spellStart"/>
-      <w:r>
-        <w:t>IndependentReviewers</w:t>
-      </w:r>
-      <w:proofErr w:type="spellEnd"/>
+      <w:r>
+        <w:t>LOBLeads</w:t>
+      </w:r>
     </w:p>
     <w:p>
       <w:pPr>
@@ -1903,131 +1921,53 @@
           <w:ilvl w:val="3"/>
           <w:numId w:val="2"/>
         </w:numPr>
-      </w:pPr>
-      <w:r>
-        <w:t>In our prod system, the above 3 are combined into a single group</w:t>
-      </w:r>
-    </w:p>
-    <w:p>
-      <w:pPr>
-        <w:pStyle w:val="ListParagraph"/>
-        <w:numPr>
-          <w:ilvl w:val="3"/>
-          <w:numId w:val="2"/>
-        </w:numPr>
         <w:rPr>
           <w:rFonts w:ascii="Consolas" w:hAnsi="Consolas"/>
         </w:rPr>
       </w:pPr>
+      <w:r>
+        <w:t xml:space="preserve">Our value: </w:t>
+      </w:r>
       <w:r>
         <w:rPr>
           <w:rFonts w:ascii="Consolas" w:hAnsi="Consolas"/>
           <w:color w:val="E36C0A" w:themeColor="accent6" w:themeShade="BF"/>
           <w:sz w:val="20"/>
         </w:rPr>
-        <w:t>us\</w:t>
-      </w:r>
-      <w:proofErr w:type="spellStart"/>
+        <w:t>us\EBS.IES.LOBLeads</w:t>
+      </w:r>
+    </w:p>
+    <w:p>
+      <w:pPr>
+        <w:pStyle w:val="ListParagraph"/>
+        <w:numPr>
+          <w:ilvl w:val="2"/>
+          <w:numId w:val="2"/>
+        </w:numPr>
+      </w:pPr>
+      <w:r>
+        <w:t>CoverSheetApprovers</w:t>
+      </w:r>
+    </w:p>
+    <w:p>
+      <w:pPr>
+        <w:pStyle w:val="ListParagraph"/>
+        <w:numPr>
+          <w:ilvl w:val="3"/>
+          <w:numId w:val="2"/>
+        </w:numPr>
+      </w:pPr>
+      <w:r>
+        <w:t xml:space="preserve">Our value: </w:t>
+      </w:r>
       <w:r>
         <w:rPr>
           <w:rFonts w:ascii="Consolas" w:hAnsi="Consolas"/>
           <w:color w:val="E36C0A" w:themeColor="accent6" w:themeShade="BF"/>
           <w:sz w:val="20"/>
         </w:rPr>
-        <w:t>EBS.IES.LeadEst.PricingVer.IndependentRev.Roles</w:t>
-      </w:r>
-      <w:proofErr w:type="spellEnd"/>
-    </w:p>
-    <w:p>
-      <w:pPr>
-        <w:pStyle w:val="ListParagraph"/>
-        <w:numPr>
-          <w:ilvl w:val="2"/>
-          <w:numId w:val="2"/>
-        </w:numPr>
-      </w:pPr>
-      <w:proofErr w:type="spellStart"/>
-      <w:r>
-        <w:t>LOBLeads</w:t>
-      </w:r>
-      <w:proofErr w:type="spellEnd"/>
-    </w:p>
-    <w:p>
-      <w:pPr>
-        <w:pStyle w:val="ListParagraph"/>
-        <w:numPr>
-          <w:ilvl w:val="3"/>
-          <w:numId w:val="2"/>
-        </w:numPr>
-        <w:rPr>
-          <w:rFonts w:ascii="Consolas" w:hAnsi="Consolas"/>
-        </w:rPr>
-      </w:pPr>
-      <w:r>
-        <w:t xml:space="preserve">Our value: </w:t>
-      </w:r>
-      <w:r>
-        <w:rPr>
-          <w:rFonts w:ascii="Consolas" w:hAnsi="Consolas"/>
-          <w:color w:val="E36C0A" w:themeColor="accent6" w:themeShade="BF"/>
-          <w:sz w:val="20"/>
-        </w:rPr>
-        <w:t>us\</w:t>
-      </w:r>
-      <w:proofErr w:type="spellStart"/>
-      <w:r>
-        <w:rPr>
-          <w:rFonts w:ascii="Consolas" w:hAnsi="Consolas"/>
-          <w:color w:val="E36C0A" w:themeColor="accent6" w:themeShade="BF"/>
-          <w:sz w:val="20"/>
-        </w:rPr>
-        <w:t>EBS.IES.LOBLeads</w:t>
-      </w:r>
-      <w:proofErr w:type="spellEnd"/>
-    </w:p>
-    <w:p>
-      <w:pPr>
-        <w:pStyle w:val="ListParagraph"/>
-        <w:numPr>
-          <w:ilvl w:val="2"/>
-          <w:numId w:val="2"/>
-        </w:numPr>
-      </w:pPr>
-      <w:proofErr w:type="spellStart"/>
-      <w:r>
-        <w:t>CoverSheetApprovers</w:t>
-      </w:r>
-      <w:proofErr w:type="spellEnd"/>
-    </w:p>
-    <w:p>
-      <w:pPr>
-        <w:pStyle w:val="ListParagraph"/>
-        <w:numPr>
-          <w:ilvl w:val="3"/>
-          <w:numId w:val="2"/>
-        </w:numPr>
-      </w:pPr>
-      <w:r>
-        <w:t xml:space="preserve">Our value: </w:t>
-      </w:r>
-      <w:r>
-        <w:rPr>
-          <w:rFonts w:ascii="Consolas" w:hAnsi="Consolas"/>
-          <w:color w:val="E36C0A" w:themeColor="accent6" w:themeShade="BF"/>
-          <w:sz w:val="20"/>
-        </w:rPr>
-        <w:t>us\</w:t>
-      </w:r>
-      <w:proofErr w:type="spellStart"/>
-      <w:r>
-        <w:rPr>
-          <w:rFonts w:ascii="Consolas" w:hAnsi="Consolas"/>
-          <w:color w:val="E36C0A" w:themeColor="accent6" w:themeShade="BF"/>
-          <w:sz w:val="20"/>
-        </w:rPr>
-        <w:t>EBS.IES.CoverSheetApprovers</w:t>
-      </w:r>
-      <w:proofErr w:type="spellEnd"/>
+        <w:t>us\EBS.IES.CoverSheetApprovers</w:t>
+      </w:r>
     </w:p>
     <w:p>
       <w:pPr>
@@ -2827,11 +2767,9 @@
           <w:numId w:val="1"/>
         </w:numPr>
       </w:pPr>
-      <w:proofErr w:type="spellStart"/>
       <w:r>
         <w:t>IES.Web</w:t>
       </w:r>
-      <w:proofErr w:type="spellEnd"/>
     </w:p>
     <w:p>
       <w:pPr>
@@ -2841,11 +2779,9 @@
           <w:numId w:val="1"/>
         </w:numPr>
       </w:pPr>
-      <w:proofErr w:type="spellStart"/>
       <w:r>
         <w:t>PTM.Web</w:t>
       </w:r>
-      <w:proofErr w:type="spellEnd"/>
     </w:p>
     <w:p>
       <w:pPr>
@@ -2855,11 +2791,9 @@
           <w:numId w:val="1"/>
         </w:numPr>
       </w:pPr>
-      <w:proofErr w:type="spellStart"/>
       <w:r>
         <w:t>RDM.Web</w:t>
       </w:r>
-      <w:proofErr w:type="spellEnd"/>
     </w:p>
     <w:p>
       <w:pPr>
@@ -2869,11 +2803,9 @@
           <w:numId w:val="1"/>
         </w:numPr>
       </w:pPr>
-      <w:proofErr w:type="spellStart"/>
       <w:r>
         <w:t>RDSB.Web</w:t>
       </w:r>
-      <w:proofErr w:type="spellEnd"/>
     </w:p>
     <w:p>
       <w:pPr>
@@ -3258,7 +3190,6 @@
       <w:r>
         <w:t xml:space="preserve">The </w:t>
       </w:r>
-      <w:proofErr w:type="spellStart"/>
       <w:r>
         <w:rPr>
           <w:rFonts w:ascii="Consolas" w:hAnsi="Consolas"/>
@@ -3267,7 +3198,6 @@
         </w:rPr>
         <w:t>GenTracEmailScheduler.exe.config</w:t>
       </w:r>
-      <w:proofErr w:type="spellEnd"/>
       <w:r>
         <w:t xml:space="preserve"> file</w:t>
       </w:r>
@@ -3327,16 +3257,8 @@
         <w:rPr>
           <w:rFonts w:ascii="Calibri" w:eastAsia="Times New Roman" w:hAnsi="Calibri" w:cs="Calibri"/>
         </w:rPr>
-        <w:t xml:space="preserve"> PTM / </w:t>
-      </w:r>
-      <w:proofErr w:type="spellStart"/>
-      <w:r>
-        <w:rPr>
-          <w:rFonts w:ascii="Calibri" w:eastAsia="Times New Roman" w:hAnsi="Calibri" w:cs="Calibri"/>
-        </w:rPr>
-        <w:t>GenTrac</w:t>
-      </w:r>
-      <w:proofErr w:type="spellEnd"/>
+        <w:t xml:space="preserve"> PTM / GenTrac</w:t>
+      </w:r>
       <w:r>
         <w:rPr>
           <w:rFonts w:ascii="Calibri" w:eastAsia="Times New Roman" w:hAnsi="Calibri" w:cs="Calibri"/>
@@ -3478,7 +3400,6 @@
       <w:r>
         <w:t xml:space="preserve">The </w:t>
       </w:r>
-      <w:proofErr w:type="spellStart"/>
       <w:r>
         <w:rPr>
           <w:rFonts w:ascii="Consolas" w:eastAsia="Times New Roman" w:hAnsi="Consolas" w:cs="Calibri"/>
@@ -3488,11 +3409,7 @@
         <w:t>RDMClassifiedDeployment</w:t>
       </w:r>
       <w:r>
-        <w:t>.exe.config</w:t>
-      </w:r>
-      <w:proofErr w:type="spellEnd"/>
-      <w:r>
-        <w:t xml:space="preserve"> file</w:t>
+        <w:t>.exe.config file</w:t>
       </w:r>
     </w:p>
     <w:p>
@@ -3708,7 +3625,6 @@
       <w:r>
         <w:t xml:space="preserve">The </w:t>
       </w:r>
-      <w:proofErr w:type="spellStart"/>
       <w:r>
         <w:rPr>
           <w:rFonts w:ascii="Consolas" w:eastAsia="Times New Roman" w:hAnsi="Consolas" w:cs="Calibri"/>
@@ -3718,11 +3634,7 @@
         <w:t>GenBOEAutoBackup</w:t>
       </w:r>
       <w:r>
-        <w:t>.exe.config</w:t>
-      </w:r>
-      <w:proofErr w:type="spellEnd"/>
-      <w:r>
-        <w:t xml:space="preserve"> file</w:t>
+        <w:t>.exe.config file</w:t>
       </w:r>
     </w:p>
     <w:p>
@@ -3856,7 +3768,6 @@
         </w:rPr>
         <w:t xml:space="preserve">We use </w:t>
       </w:r>
-      <w:proofErr w:type="spellStart"/>
       <w:r>
         <w:rPr>
           <w:rFonts w:ascii="Consolas" w:eastAsia="Times New Roman" w:hAnsi="Consolas" w:cs="Calibri"/>
@@ -3864,7 +3775,6 @@
         </w:rPr>
         <w:t>GenTrac</w:t>
       </w:r>
-      <w:proofErr w:type="spellEnd"/>
       <w:r>
         <w:rPr>
           <w:rFonts w:ascii="Calibri" w:eastAsia="Times New Roman" w:hAnsi="Calibri" w:cs="Calibri"/>
@@ -3944,7 +3854,6 @@
       <w:r>
         <w:t>“</w:t>
       </w:r>
-      <w:proofErr w:type="spellStart"/>
       <w:r>
         <w:rPr>
           <w:rFonts w:ascii="Consolas" w:hAnsi="Consolas"/>
@@ -3952,7 +3861,6 @@
         </w:rPr>
         <w:t>genTrac</w:t>
       </w:r>
-      <w:proofErr w:type="spellEnd"/>
       <w:r>
         <w:t xml:space="preserve">”, </w:t>
       </w:r>
@@ -4321,15 +4229,7 @@
         <w:t>Appendix B</w:t>
       </w:r>
       <w:r>
-        <w:t xml:space="preserve">: IES </w:t>
-      </w:r>
-      <w:proofErr w:type="spellStart"/>
-      <w:r>
-        <w:t>Web.Config</w:t>
-      </w:r>
-      <w:proofErr w:type="spellEnd"/>
-      <w:r>
-        <w:t xml:space="preserve"> Customization</w:t>
+        <w:t>: IES Web.Config Customization</w:t>
       </w:r>
       <w:bookmarkEnd w:id="33"/>
     </w:p>
@@ -4368,25 +4268,14 @@
         </w:numPr>
         <w:spacing w:after="0"/>
       </w:pPr>
-      <w:proofErr w:type="spellStart"/>
-      <w:r>
-        <w:rPr>
-          <w:rFonts w:ascii="Consolas" w:eastAsiaTheme="minorHAnsi" w:hAnsi="Consolas" w:cs="Consolas"/>
-          <w:color w:val="0000FF"/>
-          <w:sz w:val="19"/>
-          <w:szCs w:val="19"/>
-        </w:rPr>
-        <w:t>IESEntities</w:t>
-      </w:r>
-      <w:proofErr w:type="spellEnd"/>
-      <w:r>
-        <w:rPr>
-          <w:rFonts w:ascii="Consolas" w:eastAsiaTheme="minorHAnsi" w:hAnsi="Consolas" w:cs="Consolas"/>
-          <w:color w:val="0000FF"/>
-          <w:sz w:val="19"/>
-          <w:szCs w:val="19"/>
-        </w:rPr>
-        <w:t xml:space="preserve"> </w:t>
+      <w:r>
+        <w:rPr>
+          <w:rFonts w:ascii="Consolas" w:eastAsiaTheme="minorHAnsi" w:hAnsi="Consolas" w:cs="Consolas"/>
+          <w:color w:val="0000FF"/>
+          <w:sz w:val="19"/>
+          <w:szCs w:val="19"/>
+        </w:rPr>
+        <w:t xml:space="preserve">IESEntities </w:t>
       </w:r>
       <w:r>
         <w:rPr>
@@ -4472,39 +4361,23 @@
           <w:rFonts w:ascii="Calibri" w:eastAsia="Times New Roman" w:hAnsi="Calibri" w:cs="Calibri"/>
         </w:rPr>
       </w:pPr>
-      <w:proofErr w:type="spellStart"/>
-      <w:r>
-        <w:rPr>
-          <w:rFonts w:ascii="Consolas" w:eastAsiaTheme="minorHAnsi" w:hAnsi="Consolas" w:cs="Consolas"/>
-          <w:color w:val="0000FF"/>
-          <w:sz w:val="19"/>
-          <w:szCs w:val="19"/>
-        </w:rPr>
-        <w:t>BOEUrl</w:t>
-      </w:r>
-      <w:proofErr w:type="spellEnd"/>
-      <w:r>
-        <w:rPr>
-          <w:rFonts w:ascii="Consolas" w:eastAsiaTheme="minorHAnsi" w:hAnsi="Consolas" w:cs="Consolas"/>
-          <w:color w:val="0000FF"/>
-          <w:sz w:val="19"/>
-          <w:szCs w:val="19"/>
-        </w:rPr>
-        <w:t xml:space="preserve"> </w:t>
+      <w:r>
+        <w:rPr>
+          <w:rFonts w:ascii="Consolas" w:eastAsiaTheme="minorHAnsi" w:hAnsi="Consolas" w:cs="Consolas"/>
+          <w:color w:val="0000FF"/>
+          <w:sz w:val="19"/>
+          <w:szCs w:val="19"/>
+        </w:rPr>
+        <w:t xml:space="preserve">BOEUrl </w:t>
       </w:r>
       <w:r>
         <w:t xml:space="preserve">– </w:t>
       </w:r>
-      <w:proofErr w:type="spellStart"/>
       <w:r>
         <w:t>GenBOE</w:t>
       </w:r>
       <w:r>
-        <w:t>’s</w:t>
-      </w:r>
-      <w:proofErr w:type="spellEnd"/>
-      <w:r>
-        <w:t xml:space="preserve"> URL</w:t>
+        <w:t>’s URL</w:t>
       </w:r>
     </w:p>
     <w:p>
@@ -4520,25 +4393,14 @@
           <w:rFonts w:ascii="Calibri" w:eastAsia="Times New Roman" w:hAnsi="Calibri" w:cs="Calibri"/>
         </w:rPr>
       </w:pPr>
-      <w:proofErr w:type="spellStart"/>
-      <w:r>
-        <w:rPr>
-          <w:rFonts w:ascii="Consolas" w:eastAsiaTheme="minorHAnsi" w:hAnsi="Consolas" w:cs="Consolas"/>
-          <w:color w:val="0000FF"/>
-          <w:sz w:val="19"/>
-          <w:szCs w:val="19"/>
-        </w:rPr>
-        <w:t>PTMUrl</w:t>
-      </w:r>
-      <w:proofErr w:type="spellEnd"/>
-      <w:r>
-        <w:rPr>
-          <w:rFonts w:ascii="Consolas" w:eastAsiaTheme="minorHAnsi" w:hAnsi="Consolas" w:cs="Consolas"/>
-          <w:color w:val="0000FF"/>
-          <w:sz w:val="19"/>
-          <w:szCs w:val="19"/>
-        </w:rPr>
-        <w:t xml:space="preserve"> </w:t>
+      <w:r>
+        <w:rPr>
+          <w:rFonts w:ascii="Consolas" w:eastAsiaTheme="minorHAnsi" w:hAnsi="Consolas" w:cs="Consolas"/>
+          <w:color w:val="0000FF"/>
+          <w:sz w:val="19"/>
+          <w:szCs w:val="19"/>
+        </w:rPr>
+        <w:t xml:space="preserve">PTMUrl </w:t>
       </w:r>
       <w:r>
         <w:t>– PTM’s URL</w:t>
@@ -4557,25 +4419,14 @@
           <w:rFonts w:ascii="Calibri" w:eastAsia="Times New Roman" w:hAnsi="Calibri" w:cs="Calibri"/>
         </w:rPr>
       </w:pPr>
-      <w:proofErr w:type="spellStart"/>
-      <w:r>
-        <w:rPr>
-          <w:rFonts w:ascii="Consolas" w:eastAsiaTheme="minorHAnsi" w:hAnsi="Consolas" w:cs="Consolas"/>
-          <w:color w:val="0000FF"/>
-          <w:sz w:val="19"/>
-          <w:szCs w:val="19"/>
-        </w:rPr>
-        <w:t>RDMUrl</w:t>
-      </w:r>
-      <w:proofErr w:type="spellEnd"/>
-      <w:r>
-        <w:rPr>
-          <w:rFonts w:ascii="Consolas" w:eastAsiaTheme="minorHAnsi" w:hAnsi="Consolas" w:cs="Consolas"/>
-          <w:color w:val="0000FF"/>
-          <w:sz w:val="19"/>
-          <w:szCs w:val="19"/>
-        </w:rPr>
-        <w:t xml:space="preserve"> </w:t>
+      <w:r>
+        <w:rPr>
+          <w:rFonts w:ascii="Consolas" w:eastAsiaTheme="minorHAnsi" w:hAnsi="Consolas" w:cs="Consolas"/>
+          <w:color w:val="0000FF"/>
+          <w:sz w:val="19"/>
+          <w:szCs w:val="19"/>
+        </w:rPr>
+        <w:t xml:space="preserve">RDMUrl </w:t>
       </w:r>
       <w:r>
         <w:t>– RDM’s URL</w:t>
@@ -4594,52 +4445,17 @@
           <w:rFonts w:ascii="Calibri" w:eastAsia="Times New Roman" w:hAnsi="Calibri" w:cs="Calibri"/>
         </w:rPr>
       </w:pPr>
-      <w:proofErr w:type="spellStart"/>
-      <w:r>
-        <w:rPr>
-          <w:rFonts w:ascii="Consolas" w:eastAsiaTheme="minorHAnsi" w:hAnsi="Consolas" w:cs="Consolas"/>
-          <w:color w:val="0000FF"/>
-          <w:sz w:val="19"/>
-          <w:szCs w:val="19"/>
-        </w:rPr>
-        <w:t>PPUrl</w:t>
-      </w:r>
-      <w:proofErr w:type="spellEnd"/>
-      <w:r>
-        <w:rPr>
-          <w:rFonts w:ascii="Consolas" w:eastAsiaTheme="minorHAnsi" w:hAnsi="Consolas" w:cs="Consolas"/>
-          <w:color w:val="0000FF"/>
-          <w:sz w:val="19"/>
-          <w:szCs w:val="19"/>
-        </w:rPr>
-        <w:t xml:space="preserve"> </w:t>
-      </w:r>
-      <w:r>
-        <w:t xml:space="preserve">– </w:t>
-      </w:r>
-      <w:proofErr w:type="spellStart"/>
-      <w:r>
-        <w:t>ProPricer</w:t>
-      </w:r>
-      <w:proofErr w:type="spellEnd"/>
-      <w:r>
-        <w:t xml:space="preserve"> URL – a URL to a </w:t>
-      </w:r>
-      <w:proofErr w:type="spellStart"/>
-      <w:r>
-        <w:t>sharepoint</w:t>
-      </w:r>
-      <w:proofErr w:type="spellEnd"/>
-      <w:r>
-        <w:t xml:space="preserve"> site where </w:t>
-      </w:r>
-      <w:proofErr w:type="spellStart"/>
-      <w:r>
-        <w:t>ProPricer</w:t>
-      </w:r>
-      <w:proofErr w:type="spellEnd"/>
-      <w:r>
-        <w:t xml:space="preserve"> links are located</w:t>
+      <w:r>
+        <w:rPr>
+          <w:rFonts w:ascii="Consolas" w:eastAsiaTheme="minorHAnsi" w:hAnsi="Consolas" w:cs="Consolas"/>
+          <w:color w:val="0000FF"/>
+          <w:sz w:val="19"/>
+          <w:szCs w:val="19"/>
+        </w:rPr>
+        <w:t xml:space="preserve">PPUrl </w:t>
+      </w:r>
+      <w:r>
+        <w:t>– ProPricer URL – a URL to a sharepoint site where ProPricer links are located</w:t>
       </w:r>
     </w:p>
     <w:p>
@@ -4655,25 +4471,14 @@
           <w:rFonts w:ascii="Calibri" w:eastAsia="Times New Roman" w:hAnsi="Calibri" w:cs="Calibri"/>
         </w:rPr>
       </w:pPr>
-      <w:proofErr w:type="spellStart"/>
-      <w:r>
-        <w:rPr>
-          <w:rFonts w:ascii="Consolas" w:eastAsiaTheme="minorHAnsi" w:hAnsi="Consolas" w:cs="Consolas"/>
-          <w:color w:val="0000FF"/>
-          <w:sz w:val="19"/>
-          <w:szCs w:val="19"/>
-        </w:rPr>
-        <w:t>RPMUrl</w:t>
-      </w:r>
-      <w:proofErr w:type="spellEnd"/>
-      <w:r>
-        <w:rPr>
-          <w:rFonts w:ascii="Consolas" w:eastAsiaTheme="minorHAnsi" w:hAnsi="Consolas" w:cs="Consolas"/>
-          <w:color w:val="0000FF"/>
-          <w:sz w:val="19"/>
-          <w:szCs w:val="19"/>
-        </w:rPr>
-        <w:t xml:space="preserve"> </w:t>
+      <w:r>
+        <w:rPr>
+          <w:rFonts w:ascii="Consolas" w:eastAsiaTheme="minorHAnsi" w:hAnsi="Consolas" w:cs="Consolas"/>
+          <w:color w:val="0000FF"/>
+          <w:sz w:val="19"/>
+          <w:szCs w:val="19"/>
+        </w:rPr>
+        <w:t xml:space="preserve">RPMUrl </w:t>
       </w:r>
       <w:r>
         <w:t xml:space="preserve">– </w:t>
@@ -4709,25 +4514,14 @@
           <w:rFonts w:ascii="Calibri" w:eastAsia="Times New Roman" w:hAnsi="Calibri" w:cs="Calibri"/>
         </w:rPr>
       </w:pPr>
-      <w:proofErr w:type="spellStart"/>
-      <w:r>
-        <w:rPr>
-          <w:rFonts w:ascii="Consolas" w:eastAsiaTheme="minorHAnsi" w:hAnsi="Consolas" w:cs="Consolas"/>
-          <w:color w:val="0000FF"/>
-          <w:sz w:val="19"/>
-          <w:szCs w:val="19"/>
-        </w:rPr>
-        <w:t>IESPortalAdminGroups</w:t>
-      </w:r>
-      <w:proofErr w:type="spellEnd"/>
-      <w:r>
-        <w:rPr>
-          <w:rFonts w:ascii="Consolas" w:eastAsiaTheme="minorHAnsi" w:hAnsi="Consolas" w:cs="Consolas"/>
-          <w:color w:val="0000FF"/>
-          <w:sz w:val="19"/>
-          <w:szCs w:val="19"/>
-        </w:rPr>
-        <w:t xml:space="preserve"> </w:t>
+      <w:r>
+        <w:rPr>
+          <w:rFonts w:ascii="Consolas" w:eastAsiaTheme="minorHAnsi" w:hAnsi="Consolas" w:cs="Consolas"/>
+          <w:color w:val="0000FF"/>
+          <w:sz w:val="19"/>
+          <w:szCs w:val="19"/>
+        </w:rPr>
+        <w:t xml:space="preserve">IESPortalAdminGroups </w:t>
       </w:r>
       <w:r>
         <w:t>– Admin AD group</w:t>
@@ -4837,7 +4631,6 @@
           <w:rFonts w:ascii="Calibri" w:eastAsia="Times New Roman" w:hAnsi="Calibri" w:cs="Calibri"/>
         </w:rPr>
       </w:pPr>
-      <w:proofErr w:type="spellStart"/>
       <w:r>
         <w:rPr>
           <w:rFonts w:ascii="Consolas" w:eastAsiaTheme="minorHAnsi" w:hAnsi="Consolas" w:cs="Consolas"/>
@@ -4848,7 +4641,6 @@
         </w:rPr>
         <w:t>system.web</w:t>
       </w:r>
-      <w:proofErr w:type="spellEnd"/>
       <w:r>
         <w:rPr>
           <w:rFonts w:ascii="Consolas" w:eastAsiaTheme="minorHAnsi" w:hAnsi="Consolas" w:cs="Consolas"/>
@@ -5031,7 +4823,6 @@
         </w:rPr>
         <w:t>"</w:t>
       </w:r>
-      <w:proofErr w:type="spellStart"/>
       <w:r>
         <w:rPr>
           <w:rFonts w:ascii="Consolas" w:eastAsiaTheme="minorHAnsi" w:hAnsi="Consolas" w:cs="Consolas"/>
@@ -5042,7 +4833,6 @@
         </w:rPr>
         <w:t>elmah.axd</w:t>
       </w:r>
-      <w:proofErr w:type="spellEnd"/>
       <w:r>
         <w:rPr>
           <w:rFonts w:ascii="Consolas" w:eastAsiaTheme="minorHAnsi" w:hAnsi="Consolas" w:cs="Consolas"/>
@@ -5069,7 +4859,6 @@
         </w:rPr>
         <w:t xml:space="preserve">-&gt; </w:t>
       </w:r>
-      <w:proofErr w:type="spellStart"/>
       <w:r>
         <w:rPr>
           <w:rFonts w:ascii="Consolas" w:eastAsiaTheme="minorHAnsi" w:hAnsi="Consolas" w:cs="Consolas"/>
@@ -5080,7 +4869,6 @@
         </w:rPr>
         <w:t>system.web</w:t>
       </w:r>
-      <w:proofErr w:type="spellEnd"/>
       <w:r>
         <w:rPr>
           <w:rFonts w:ascii="Consolas" w:eastAsiaTheme="minorHAnsi" w:hAnsi="Consolas" w:cs="Consolas"/>
@@ -5365,7 +5153,6 @@
         </w:rPr>
         <w:t xml:space="preserve"> </w:t>
       </w:r>
-      <w:proofErr w:type="spellStart"/>
       <w:r>
         <w:rPr>
           <w:rFonts w:ascii="Consolas" w:eastAsiaTheme="minorHAnsi" w:hAnsi="Consolas" w:cs="Consolas"/>
@@ -5375,7 +5162,6 @@
         </w:rPr>
         <w:t>stopProcessing</w:t>
       </w:r>
-      <w:proofErr w:type="spellEnd"/>
       <w:r>
         <w:rPr>
           <w:rFonts w:ascii="Consolas" w:eastAsiaTheme="minorHAnsi" w:hAnsi="Consolas" w:cs="Consolas"/>
@@ -5433,7 +5219,6 @@
         </w:rPr>
         <w:t xml:space="preserve">          &lt;match </w:t>
       </w:r>
-      <w:proofErr w:type="spellStart"/>
       <w:r>
         <w:rPr>
           <w:rFonts w:ascii="Consolas" w:eastAsiaTheme="minorHAnsi" w:hAnsi="Consolas" w:cs="Consolas"/>
@@ -5443,7 +5228,6 @@
         </w:rPr>
         <w:t>url</w:t>
       </w:r>
-      <w:proofErr w:type="spellEnd"/>
       <w:r>
         <w:rPr>
           <w:rFonts w:ascii="Consolas" w:eastAsiaTheme="minorHAnsi" w:hAnsi="Consolas" w:cs="Consolas"/>
@@ -5451,9 +5235,68 @@
           <w:sz w:val="19"/>
           <w:szCs w:val="19"/>
         </w:rPr>
-        <w:t>="</w:t>
-      </w:r>
-      <w:proofErr w:type="gramStart"/>
+        <w:t>="(.*)"</w:t>
+      </w:r>
+      <w:r>
+        <w:rPr>
+          <w:rFonts w:ascii="Consolas" w:eastAsiaTheme="minorHAnsi" w:hAnsi="Consolas" w:cs="Consolas"/>
+          <w:color w:val="0000FF"/>
+          <w:sz w:val="19"/>
+          <w:szCs w:val="19"/>
+        </w:rPr>
+        <w:t xml:space="preserve"> /&gt;</w:t>
+      </w:r>
+    </w:p>
+    <w:p>
+      <w:pPr>
+        <w:pStyle w:val="ListParagraph"/>
+        <w:spacing w:line="240" w:lineRule="auto"/>
+        <w:rPr>
+          <w:rFonts w:ascii="Consolas" w:eastAsiaTheme="minorHAnsi" w:hAnsi="Consolas" w:cs="Consolas"/>
+          <w:color w:val="0000FF"/>
+          <w:sz w:val="19"/>
+          <w:szCs w:val="19"/>
+        </w:rPr>
+      </w:pPr>
+      <w:r>
+        <w:rPr>
+          <w:rFonts w:ascii="Consolas" w:eastAsiaTheme="minorHAnsi" w:hAnsi="Consolas" w:cs="Consolas"/>
+          <w:color w:val="0000FF"/>
+          <w:sz w:val="19"/>
+          <w:szCs w:val="19"/>
+        </w:rPr>
+        <w:t xml:space="preserve">          &lt;conditions&gt;</w:t>
+      </w:r>
+    </w:p>
+    <w:p>
+      <w:pPr>
+        <w:pStyle w:val="ListParagraph"/>
+        <w:spacing w:line="240" w:lineRule="auto"/>
+        <w:rPr>
+          <w:rFonts w:ascii="Consolas" w:eastAsiaTheme="minorHAnsi" w:hAnsi="Consolas" w:cs="Consolas"/>
+          <w:color w:val="0000FF"/>
+          <w:sz w:val="19"/>
+          <w:szCs w:val="19"/>
+        </w:rPr>
+      </w:pPr>
+      <w:r>
+        <w:rPr>
+          <w:rFonts w:ascii="Consolas" w:eastAsiaTheme="minorHAnsi" w:hAnsi="Consolas" w:cs="Consolas"/>
+          <w:color w:val="0000FF"/>
+          <w:sz w:val="19"/>
+          <w:szCs w:val="19"/>
+        </w:rPr>
+        <w:t xml:space="preserve">            &lt;add </w:t>
+      </w:r>
+      <w:r>
+        <w:rPr>
+          <w:rFonts w:ascii="Consolas" w:eastAsiaTheme="minorHAnsi" w:hAnsi="Consolas" w:cs="Consolas"/>
+          <w:color w:val="FF0000"/>
+          <w:sz w:val="19"/>
+          <w:szCs w:val="19"/>
+        </w:rPr>
+        <w:t>input</w:t>
+      </w:r>
       <w:r>
         <w:rPr>
           <w:rFonts w:ascii="Consolas" w:eastAsiaTheme="minorHAnsi" w:hAnsi="Consolas" w:cs="Consolas"/>
@@ -5461,9 +5304,26 @@
           <w:sz w:val="19"/>
           <w:szCs w:val="19"/>
         </w:rPr>
-        <w:t>(.*</w:t>
-      </w:r>
-      <w:proofErr w:type="gramEnd"/>
+        <w:t>="{HTTPS}"</w:t>
+      </w:r>
+      <w:r>
+        <w:rPr>
+          <w:rFonts w:ascii="Consolas" w:eastAsiaTheme="minorHAnsi" w:hAnsi="Consolas" w:cs="Consolas"/>
+          <w:color w:val="0000FF"/>
+          <w:sz w:val="19"/>
+          <w:szCs w:val="19"/>
+        </w:rPr>
+        <w:t xml:space="preserve"> </w:t>
+      </w:r>
+      <w:r>
+        <w:rPr>
+          <w:rFonts w:ascii="Consolas" w:eastAsiaTheme="minorHAnsi" w:hAnsi="Consolas" w:cs="Consolas"/>
+          <w:color w:val="FF0000"/>
+          <w:sz w:val="19"/>
+          <w:szCs w:val="19"/>
+        </w:rPr>
+        <w:t>pattern</w:t>
+      </w:r>
       <w:r>
         <w:rPr>
           <w:rFonts w:ascii="Consolas" w:eastAsiaTheme="minorHAnsi" w:hAnsi="Consolas" w:cs="Consolas"/>
@@ -5471,7 +5331,7 @@
           <w:sz w:val="19"/>
           <w:szCs w:val="19"/>
         </w:rPr>
-        <w:t>)"</w:t>
+        <w:t>="^OFF$"</w:t>
       </w:r>
       <w:r>
         <w:rPr>
@@ -5501,7 +5361,7 @@
           <w:sz w:val="19"/>
           <w:szCs w:val="19"/>
         </w:rPr>
-        <w:t xml:space="preserve">          &lt;conditions&gt;</w:t>
+        <w:t xml:space="preserve">          &lt;/conditions&gt;</w:t>
       </w:r>
     </w:p>
     <w:p>
@@ -5522,7 +5382,7 @@
           <w:sz w:val="19"/>
           <w:szCs w:val="19"/>
         </w:rPr>
-        <w:t xml:space="preserve">            &lt;add </w:t>
+        <w:t xml:space="preserve">          &lt;action </w:t>
       </w:r>
       <w:r>
         <w:rPr>
@@ -5531,7 +5391,7 @@
           <w:sz w:val="19"/>
           <w:szCs w:val="19"/>
         </w:rPr>
-        <w:t>input</w:t>
+        <w:t>type</w:t>
       </w:r>
       <w:r>
         <w:rPr>
@@ -5540,16 +5400,7 @@
           <w:sz w:val="19"/>
           <w:szCs w:val="19"/>
         </w:rPr>
-        <w:t>="{HTTPS}"</w:t>
-      </w:r>
-      <w:r>
-        <w:rPr>
-          <w:rFonts w:ascii="Consolas" w:eastAsiaTheme="minorHAnsi" w:hAnsi="Consolas" w:cs="Consolas"/>
-          <w:color w:val="0000FF"/>
-          <w:sz w:val="19"/>
-          <w:szCs w:val="19"/>
-        </w:rPr>
-        <w:t xml:space="preserve"> </w:t>
+        <w:t xml:space="preserve">="Redirect" </w:t>
       </w:r>
       <w:r>
         <w:rPr>
@@ -5558,7 +5409,7 @@
           <w:sz w:val="19"/>
           <w:szCs w:val="19"/>
         </w:rPr>
-        <w:t>pattern</w:t>
+        <w:t>url</w:t>
       </w:r>
       <w:r>
         <w:rPr>
@@ -5567,7 +5418,7 @@
           <w:sz w:val="19"/>
           <w:szCs w:val="19"/>
         </w:rPr>
-        <w:t>="^OFF$"</w:t>
+        <w:t>="https://{HTTP_HOST}/{R:1}"</w:t>
       </w:r>
       <w:r>
         <w:rPr>
@@ -5597,7 +5448,7 @@
           <w:sz w:val="19"/>
           <w:szCs w:val="19"/>
         </w:rPr>
-        <w:t xml:space="preserve">          &lt;/conditions&gt;</w:t>
+        <w:t xml:space="preserve">        &lt;/rule&gt;</w:t>
       </w:r>
     </w:p>
     <w:p>
@@ -5618,102 +5469,13 @@
           <w:sz w:val="19"/>
           <w:szCs w:val="19"/>
         </w:rPr>
-        <w:t xml:space="preserve">          &lt;action </w:t>
-      </w:r>
-      <w:r>
-        <w:rPr>
-          <w:rFonts w:ascii="Consolas" w:eastAsiaTheme="minorHAnsi" w:hAnsi="Consolas" w:cs="Consolas"/>
-          <w:color w:val="FF0000"/>
-          <w:sz w:val="19"/>
-          <w:szCs w:val="19"/>
-        </w:rPr>
-        <w:t>type</w:t>
-      </w:r>
-      <w:r>
-        <w:rPr>
-          <w:rFonts w:ascii="Consolas" w:eastAsiaTheme="minorHAnsi" w:hAnsi="Consolas" w:cs="Consolas"/>
-          <w:color w:val="8064A2" w:themeColor="accent4"/>
-          <w:sz w:val="19"/>
-          <w:szCs w:val="19"/>
-        </w:rPr>
-        <w:t xml:space="preserve">="Redirect" </w:t>
-      </w:r>
-      <w:proofErr w:type="spellStart"/>
-      <w:r>
-        <w:rPr>
-          <w:rFonts w:ascii="Consolas" w:eastAsiaTheme="minorHAnsi" w:hAnsi="Consolas" w:cs="Consolas"/>
-          <w:color w:val="FF0000"/>
-          <w:sz w:val="19"/>
-          <w:szCs w:val="19"/>
-        </w:rPr>
-        <w:t>url</w:t>
-      </w:r>
-      <w:proofErr w:type="spellEnd"/>
-      <w:r>
-        <w:rPr>
-          <w:rFonts w:ascii="Consolas" w:eastAsiaTheme="minorHAnsi" w:hAnsi="Consolas" w:cs="Consolas"/>
-          <w:color w:val="8064A2" w:themeColor="accent4"/>
-          <w:sz w:val="19"/>
-          <w:szCs w:val="19"/>
-        </w:rPr>
-        <w:t>="https://{HTTP_HOST}/{R:1}"</w:t>
-      </w:r>
-      <w:r>
-        <w:rPr>
-          <w:rFonts w:ascii="Consolas" w:eastAsiaTheme="minorHAnsi" w:hAnsi="Consolas" w:cs="Consolas"/>
-          <w:color w:val="0000FF"/>
-          <w:sz w:val="19"/>
-          <w:szCs w:val="19"/>
-        </w:rPr>
-        <w:t xml:space="preserve"> /&gt;</w:t>
+        <w:t xml:space="preserve">      &lt;/rules&gt;</w:t>
       </w:r>
     </w:p>
     <w:p>
       <w:pPr>
         <w:pStyle w:val="ListParagraph"/>
         <w:spacing w:line="240" w:lineRule="auto"/>
-        <w:rPr>
-          <w:rFonts w:ascii="Consolas" w:eastAsiaTheme="minorHAnsi" w:hAnsi="Consolas" w:cs="Consolas"/>
-          <w:color w:val="0000FF"/>
-          <w:sz w:val="19"/>
-          <w:szCs w:val="19"/>
-        </w:rPr>
-      </w:pPr>
-      <w:r>
-        <w:rPr>
-          <w:rFonts w:ascii="Consolas" w:eastAsiaTheme="minorHAnsi" w:hAnsi="Consolas" w:cs="Consolas"/>
-          <w:color w:val="0000FF"/>
-          <w:sz w:val="19"/>
-          <w:szCs w:val="19"/>
-        </w:rPr>
-        <w:t xml:space="preserve">        &lt;/rule&gt;</w:t>
-      </w:r>
-    </w:p>
-    <w:p>
-      <w:pPr>
-        <w:pStyle w:val="ListParagraph"/>
-        <w:spacing w:line="240" w:lineRule="auto"/>
-        <w:rPr>
-          <w:rFonts w:ascii="Consolas" w:eastAsiaTheme="minorHAnsi" w:hAnsi="Consolas" w:cs="Consolas"/>
-          <w:color w:val="0000FF"/>
-          <w:sz w:val="19"/>
-          <w:szCs w:val="19"/>
-        </w:rPr>
-      </w:pPr>
-      <w:r>
-        <w:rPr>
-          <w:rFonts w:ascii="Consolas" w:eastAsiaTheme="minorHAnsi" w:hAnsi="Consolas" w:cs="Consolas"/>
-          <w:color w:val="0000FF"/>
-          <w:sz w:val="19"/>
-          <w:szCs w:val="19"/>
-        </w:rPr>
-        <w:t xml:space="preserve">      &lt;/rules&gt;</w:t>
-      </w:r>
-    </w:p>
-    <w:p>
-      <w:pPr>
-        <w:pStyle w:val="ListParagraph"/>
-        <w:spacing w:line="240" w:lineRule="auto"/>
       </w:pPr>
       <w:r>
         <w:rPr>
@@ -5739,13 +5501,8 @@
       <w:r>
         <w:t xml:space="preserve">PTM </w:t>
       </w:r>
-      <w:proofErr w:type="spellStart"/>
-      <w:r>
-        <w:t>Web.Config</w:t>
-      </w:r>
-      <w:proofErr w:type="spellEnd"/>
-      <w:r>
-        <w:t xml:space="preserve"> Customization</w:t>
+      <w:r>
+        <w:t>Web.Config Customization</w:t>
       </w:r>
       <w:bookmarkEnd w:id="34"/>
       <w:bookmarkEnd w:id="35"/>
@@ -5785,25 +5542,14 @@
         </w:numPr>
         <w:spacing w:after="0"/>
       </w:pPr>
-      <w:proofErr w:type="spellStart"/>
-      <w:r>
-        <w:rPr>
-          <w:rFonts w:ascii="Consolas" w:eastAsiaTheme="minorHAnsi" w:hAnsi="Consolas" w:cs="Consolas"/>
-          <w:color w:val="0000FF"/>
-          <w:sz w:val="19"/>
-          <w:szCs w:val="19"/>
-        </w:rPr>
-        <w:t>genTracEntities</w:t>
-      </w:r>
-      <w:proofErr w:type="spellEnd"/>
-      <w:r>
-        <w:rPr>
-          <w:rFonts w:ascii="Consolas" w:eastAsiaTheme="minorHAnsi" w:hAnsi="Consolas" w:cs="Consolas"/>
-          <w:color w:val="0000FF"/>
-          <w:sz w:val="19"/>
-          <w:szCs w:val="19"/>
-        </w:rPr>
-        <w:t xml:space="preserve"> </w:t>
+      <w:r>
+        <w:rPr>
+          <w:rFonts w:ascii="Consolas" w:eastAsiaTheme="minorHAnsi" w:hAnsi="Consolas" w:cs="Consolas"/>
+          <w:color w:val="0000FF"/>
+          <w:sz w:val="19"/>
+          <w:szCs w:val="19"/>
+        </w:rPr>
+        <w:t xml:space="preserve">genTracEntities </w:t>
       </w:r>
       <w:r>
         <w:rPr>
@@ -5833,7 +5579,6 @@
         </w:numPr>
         <w:spacing w:after="0"/>
       </w:pPr>
-      <w:proofErr w:type="spellStart"/>
       <w:r>
         <w:rPr>
           <w:rFonts w:ascii="Consolas" w:eastAsiaTheme="minorHAnsi" w:hAnsi="Consolas" w:cs="Consolas"/>
@@ -5850,17 +5595,7 @@
           <w:sz w:val="19"/>
           <w:szCs w:val="19"/>
         </w:rPr>
-        <w:t>Entities</w:t>
-      </w:r>
-      <w:proofErr w:type="spellEnd"/>
-      <w:r>
-        <w:rPr>
-          <w:rFonts w:ascii="Consolas" w:eastAsiaTheme="minorHAnsi" w:hAnsi="Consolas" w:cs="Consolas"/>
-          <w:color w:val="0000FF"/>
-          <w:sz w:val="19"/>
-          <w:szCs w:val="19"/>
-        </w:rPr>
-        <w:t xml:space="preserve"> </w:t>
+        <w:t xml:space="preserve">Entities </w:t>
       </w:r>
       <w:r>
         <w:rPr>
@@ -5950,7 +5685,6 @@
           <w:rFonts w:ascii="Calibri" w:eastAsia="Times New Roman" w:hAnsi="Calibri" w:cs="Calibri"/>
         </w:rPr>
       </w:pPr>
-      <w:proofErr w:type="spellStart"/>
       <w:r>
         <w:rPr>
           <w:rFonts w:ascii="Consolas" w:eastAsiaTheme="minorHAnsi" w:hAnsi="Consolas" w:cs="Consolas"/>
@@ -5961,7 +5695,6 @@
         </w:rPr>
         <w:t>EmailServer</w:t>
       </w:r>
-      <w:proofErr w:type="spellEnd"/>
       <w:r>
         <w:t xml:space="preserve"> </w:t>
       </w:r>
@@ -5984,7 +5717,6 @@
           <w:rFonts w:ascii="Calibri" w:eastAsia="Times New Roman" w:hAnsi="Calibri" w:cs="Calibri"/>
         </w:rPr>
       </w:pPr>
-      <w:proofErr w:type="spellStart"/>
       <w:r>
         <w:rPr>
           <w:rFonts w:ascii="Consolas" w:eastAsiaTheme="minorHAnsi" w:hAnsi="Consolas" w:cs="Consolas"/>
@@ -5995,7 +5727,6 @@
         </w:rPr>
         <w:t>ActiveDirectoryPath</w:t>
       </w:r>
-      <w:proofErr w:type="spellEnd"/>
       <w:r>
         <w:t xml:space="preserve"> </w:t>
       </w:r>
@@ -6018,7 +5749,6 @@
           <w:rFonts w:ascii="Calibri" w:eastAsia="Times New Roman" w:hAnsi="Calibri" w:cs="Calibri"/>
         </w:rPr>
       </w:pPr>
-      <w:proofErr w:type="spellStart"/>
       <w:r>
         <w:rPr>
           <w:rFonts w:ascii="Consolas" w:eastAsiaTheme="minorHAnsi" w:hAnsi="Consolas" w:cs="Consolas"/>
@@ -6029,7 +5759,6 @@
         </w:rPr>
         <w:t>ServerURL</w:t>
       </w:r>
-      <w:proofErr w:type="spellEnd"/>
       <w:r>
         <w:rPr>
           <w:rFonts w:eastAsiaTheme="minorHAnsi" w:cs="Consolas"/>
@@ -6053,7 +5782,6 @@
           <w:rFonts w:ascii="Calibri" w:eastAsia="Times New Roman" w:hAnsi="Calibri" w:cs="Calibri"/>
         </w:rPr>
       </w:pPr>
-      <w:proofErr w:type="spellStart"/>
       <w:r>
         <w:rPr>
           <w:rFonts w:ascii="Consolas" w:eastAsiaTheme="minorHAnsi" w:hAnsi="Consolas" w:cs="Consolas"/>
@@ -6063,7 +5791,6 @@
         </w:rPr>
         <w:t>AuthorizeProposalCreationGroups</w:t>
       </w:r>
-      <w:proofErr w:type="spellEnd"/>
       <w:r>
         <w:rPr>
           <w:rFonts w:ascii="Calibri" w:eastAsia="Times New Roman" w:hAnsi="Calibri" w:cs="Calibri"/>
@@ -6083,19 +5810,8 @@
           <w:sz w:val="19"/>
           <w:szCs w:val="19"/>
         </w:rPr>
-        <w:t>US\</w:t>
-      </w:r>
-      <w:proofErr w:type="spellStart"/>
-      <w:r>
-        <w:rPr>
-          <w:rFonts w:ascii="Consolas" w:eastAsiaTheme="minorHAnsi" w:hAnsi="Consolas" w:cs="Consolas"/>
-          <w:color w:val="0000FF"/>
-          <w:sz w:val="19"/>
-          <w:szCs w:val="19"/>
-        </w:rPr>
-        <w:t>lmco.all.emp</w:t>
-      </w:r>
-      <w:proofErr w:type="spellEnd"/>
+        <w:t>US\lmco.all.emp</w:t>
+      </w:r>
     </w:p>
     <w:p>
       <w:pPr>
@@ -6109,7 +5825,6 @@
           <w:rFonts w:ascii="Calibri" w:eastAsia="Times New Roman" w:hAnsi="Calibri" w:cs="Calibri"/>
         </w:rPr>
       </w:pPr>
-      <w:proofErr w:type="spellStart"/>
       <w:r>
         <w:rPr>
           <w:rFonts w:ascii="Consolas" w:eastAsiaTheme="minorHAnsi" w:hAnsi="Consolas" w:cs="Consolas"/>
@@ -6120,7 +5835,6 @@
         </w:rPr>
         <w:t>DomesticUsersGroup</w:t>
       </w:r>
-      <w:proofErr w:type="spellEnd"/>
       <w:r>
         <w:rPr>
           <w:rFonts w:ascii="Calibri" w:eastAsia="Times New Roman" w:hAnsi="Calibri" w:cs="Calibri"/>
@@ -6164,19 +5878,8 @@
           <w:sz w:val="19"/>
           <w:szCs w:val="19"/>
         </w:rPr>
-        <w:t>US\</w:t>
-      </w:r>
-      <w:proofErr w:type="spellStart"/>
-      <w:r>
-        <w:rPr>
-          <w:rFonts w:ascii="Consolas" w:eastAsiaTheme="minorHAnsi" w:hAnsi="Consolas" w:cs="Consolas"/>
-          <w:color w:val="0000FF"/>
-          <w:sz w:val="19"/>
-          <w:szCs w:val="19"/>
-        </w:rPr>
-        <w:t>lmco.all.emp</w:t>
-      </w:r>
-      <w:proofErr w:type="spellEnd"/>
+        <w:t>US\lmco.all.emp</w:t>
+      </w:r>
     </w:p>
     <w:p>
       <w:pPr>
@@ -6187,7 +5890,6 @@
         </w:numPr>
         <w:spacing w:after="0"/>
       </w:pPr>
-      <w:proofErr w:type="spellStart"/>
       <w:r>
         <w:rPr>
           <w:rFonts w:ascii="Consolas" w:eastAsiaTheme="minorHAnsi" w:hAnsi="Consolas" w:cs="Consolas"/>
@@ -6198,7 +5900,6 @@
         </w:rPr>
         <w:t>HelpdeskEmailAddress</w:t>
       </w:r>
-      <w:proofErr w:type="spellEnd"/>
       <w:r>
         <w:t xml:space="preserve"> – email displayed to the users to contact for help</w:t>
       </w:r>
@@ -6216,7 +5917,6 @@
           <w:rFonts w:ascii="Calibri" w:eastAsia="Times New Roman" w:hAnsi="Calibri" w:cs="Calibri"/>
         </w:rPr>
       </w:pPr>
-      <w:proofErr w:type="spellStart"/>
       <w:r>
         <w:rPr>
           <w:rFonts w:ascii="Consolas" w:eastAsiaTheme="minorHAnsi" w:hAnsi="Consolas" w:cs="Consolas"/>
@@ -6226,7 +5926,6 @@
         </w:rPr>
         <w:t>BaseUrlForInstructionLocation</w:t>
       </w:r>
-      <w:proofErr w:type="spellEnd"/>
       <w:r>
         <w:t xml:space="preserve"> – set this to the URL where the instruction files can be located. This path should start with </w:t>
       </w:r>
@@ -6294,25 +5993,14 @@
           <w:rFonts w:ascii="Calibri" w:eastAsia="Times New Roman" w:hAnsi="Calibri" w:cs="Calibri"/>
         </w:rPr>
       </w:pPr>
-      <w:proofErr w:type="spellStart"/>
-      <w:r>
-        <w:rPr>
-          <w:rFonts w:ascii="Consolas" w:eastAsiaTheme="minorHAnsi" w:hAnsi="Consolas" w:cs="Consolas"/>
-          <w:color w:val="0000FF"/>
-          <w:sz w:val="19"/>
-          <w:szCs w:val="19"/>
-        </w:rPr>
-        <w:t>IsClassEnvironment</w:t>
-      </w:r>
-      <w:proofErr w:type="spellEnd"/>
-      <w:r>
-        <w:rPr>
-          <w:rFonts w:ascii="Consolas" w:eastAsiaTheme="minorHAnsi" w:hAnsi="Consolas" w:cs="Consolas"/>
-          <w:color w:val="0000FF"/>
-          <w:sz w:val="19"/>
-          <w:szCs w:val="19"/>
-        </w:rPr>
-        <w:t xml:space="preserve"> </w:t>
+      <w:r>
+        <w:rPr>
+          <w:rFonts w:ascii="Consolas" w:eastAsiaTheme="minorHAnsi" w:hAnsi="Consolas" w:cs="Consolas"/>
+          <w:color w:val="0000FF"/>
+          <w:sz w:val="19"/>
+          <w:szCs w:val="19"/>
+        </w:rPr>
+        <w:t xml:space="preserve">IsClassEnvironment </w:t>
       </w:r>
       <w:r>
         <w:t xml:space="preserve">– set this to </w:t>
@@ -6436,7 +6124,6 @@
           <w:rFonts w:ascii="Calibri" w:eastAsia="Times New Roman" w:hAnsi="Calibri" w:cs="Calibri"/>
         </w:rPr>
       </w:pPr>
-      <w:proofErr w:type="spellStart"/>
       <w:r>
         <w:rPr>
           <w:rFonts w:ascii="Consolas" w:eastAsiaTheme="minorHAnsi" w:hAnsi="Consolas" w:cs="Consolas"/>
@@ -6446,7 +6133,6 @@
         </w:rPr>
         <w:t>IESHeaderUrl</w:t>
       </w:r>
-      <w:proofErr w:type="spellEnd"/>
       <w:r>
         <w:t xml:space="preserve"> – if IES portal is installed, put in the URL to it; otherwise leave blank</w:t>
       </w:r>
@@ -6464,7 +6150,6 @@
           <w:rFonts w:ascii="Calibri" w:eastAsia="Times New Roman" w:hAnsi="Calibri" w:cs="Calibri"/>
         </w:rPr>
       </w:pPr>
-      <w:proofErr w:type="spellStart"/>
       <w:r>
         <w:rPr>
           <w:rFonts w:ascii="Consolas" w:eastAsiaTheme="minorHAnsi" w:hAnsi="Consolas" w:cs="Consolas"/>
@@ -6474,7 +6159,6 @@
         </w:rPr>
         <w:t>RDSBUrl</w:t>
       </w:r>
-      <w:proofErr w:type="spellEnd"/>
       <w:r>
         <w:rPr>
           <w:rFonts w:ascii="Consolas" w:eastAsiaTheme="minorHAnsi" w:hAnsi="Consolas" w:cs="Consolas"/>
@@ -6501,7 +6185,6 @@
           <w:rFonts w:ascii="Calibri" w:eastAsia="Times New Roman" w:hAnsi="Calibri" w:cs="Calibri"/>
         </w:rPr>
       </w:pPr>
-      <w:proofErr w:type="spellStart"/>
       <w:r>
         <w:rPr>
           <w:rFonts w:ascii="Consolas" w:eastAsiaTheme="minorHAnsi" w:hAnsi="Consolas" w:cs="Consolas"/>
@@ -6520,7 +6203,6 @@
         </w:rPr>
         <w:t>Url</w:t>
       </w:r>
-      <w:proofErr w:type="spellEnd"/>
       <w:r>
         <w:rPr>
           <w:rFonts w:ascii="Consolas" w:eastAsiaTheme="minorHAnsi" w:hAnsi="Consolas" w:cs="Consolas"/>
@@ -6657,25 +6339,14 @@
           <w:rFonts w:ascii="Calibri" w:eastAsia="Times New Roman" w:hAnsi="Calibri" w:cs="Calibri"/>
         </w:rPr>
       </w:pPr>
-      <w:proofErr w:type="spellStart"/>
-      <w:r>
-        <w:rPr>
-          <w:rFonts w:ascii="Consolas" w:eastAsiaTheme="minorHAnsi" w:hAnsi="Consolas" w:cs="Consolas"/>
-          <w:color w:val="0000FF"/>
-          <w:sz w:val="19"/>
-          <w:szCs w:val="19"/>
-        </w:rPr>
-        <w:t>LeadEstimators</w:t>
-      </w:r>
-      <w:proofErr w:type="spellEnd"/>
-      <w:r>
-        <w:rPr>
-          <w:rFonts w:ascii="Consolas" w:eastAsiaTheme="minorHAnsi" w:hAnsi="Consolas" w:cs="Consolas"/>
-          <w:color w:val="0000FF"/>
-          <w:sz w:val="19"/>
-          <w:szCs w:val="19"/>
-        </w:rPr>
-        <w:t xml:space="preserve"> </w:t>
+      <w:r>
+        <w:rPr>
+          <w:rFonts w:ascii="Consolas" w:eastAsiaTheme="minorHAnsi" w:hAnsi="Consolas" w:cs="Consolas"/>
+          <w:color w:val="0000FF"/>
+          <w:sz w:val="19"/>
+          <w:szCs w:val="19"/>
+        </w:rPr>
+        <w:t xml:space="preserve">LeadEstimators </w:t>
       </w:r>
       <w:r>
         <w:t xml:space="preserve">– set this </w:t>
@@ -6697,25 +6368,14 @@
           <w:rFonts w:ascii="Calibri" w:eastAsia="Times New Roman" w:hAnsi="Calibri" w:cs="Calibri"/>
         </w:rPr>
       </w:pPr>
-      <w:proofErr w:type="spellStart"/>
-      <w:r>
-        <w:rPr>
-          <w:rFonts w:ascii="Consolas" w:eastAsiaTheme="minorHAnsi" w:hAnsi="Consolas" w:cs="Consolas"/>
-          <w:color w:val="0000FF"/>
-          <w:sz w:val="19"/>
-          <w:szCs w:val="19"/>
-        </w:rPr>
-        <w:t>LOBLeads</w:t>
-      </w:r>
-      <w:proofErr w:type="spellEnd"/>
-      <w:r>
-        <w:rPr>
-          <w:rFonts w:ascii="Consolas" w:eastAsiaTheme="minorHAnsi" w:hAnsi="Consolas" w:cs="Consolas"/>
-          <w:color w:val="0000FF"/>
-          <w:sz w:val="19"/>
-          <w:szCs w:val="19"/>
-        </w:rPr>
-        <w:t xml:space="preserve"> </w:t>
+      <w:r>
+        <w:rPr>
+          <w:rFonts w:ascii="Consolas" w:eastAsiaTheme="minorHAnsi" w:hAnsi="Consolas" w:cs="Consolas"/>
+          <w:color w:val="0000FF"/>
+          <w:sz w:val="19"/>
+          <w:szCs w:val="19"/>
+        </w:rPr>
+        <w:t xml:space="preserve">LOBLeads </w:t>
       </w:r>
       <w:r>
         <w:t xml:space="preserve">– </w:t>
@@ -6746,25 +6406,14 @@
           <w:rFonts w:ascii="Calibri" w:eastAsia="Times New Roman" w:hAnsi="Calibri" w:cs="Calibri"/>
         </w:rPr>
       </w:pPr>
-      <w:proofErr w:type="spellStart"/>
-      <w:r>
-        <w:rPr>
-          <w:rFonts w:ascii="Consolas" w:eastAsiaTheme="minorHAnsi" w:hAnsi="Consolas" w:cs="Consolas"/>
-          <w:color w:val="0000FF"/>
-          <w:sz w:val="19"/>
-          <w:szCs w:val="19"/>
-        </w:rPr>
-        <w:t>LOBManagers</w:t>
-      </w:r>
-      <w:proofErr w:type="spellEnd"/>
-      <w:r>
-        <w:rPr>
-          <w:rFonts w:ascii="Consolas" w:eastAsiaTheme="minorHAnsi" w:hAnsi="Consolas" w:cs="Consolas"/>
-          <w:color w:val="0000FF"/>
-          <w:sz w:val="19"/>
-          <w:szCs w:val="19"/>
-        </w:rPr>
-        <w:t xml:space="preserve"> </w:t>
+      <w:r>
+        <w:rPr>
+          <w:rFonts w:ascii="Consolas" w:eastAsiaTheme="minorHAnsi" w:hAnsi="Consolas" w:cs="Consolas"/>
+          <w:color w:val="0000FF"/>
+          <w:sz w:val="19"/>
+          <w:szCs w:val="19"/>
+        </w:rPr>
+        <w:t xml:space="preserve">LOBManagers </w:t>
       </w:r>
       <w:r>
         <w:t>– set this to the appropriate AD group</w:t>
@@ -6783,25 +6432,14 @@
           <w:rFonts w:ascii="Calibri" w:eastAsia="Times New Roman" w:hAnsi="Calibri" w:cs="Calibri"/>
         </w:rPr>
       </w:pPr>
-      <w:proofErr w:type="spellStart"/>
-      <w:r>
-        <w:rPr>
-          <w:rFonts w:ascii="Consolas" w:eastAsiaTheme="minorHAnsi" w:hAnsi="Consolas" w:cs="Consolas"/>
-          <w:color w:val="0000FF"/>
-          <w:sz w:val="19"/>
-          <w:szCs w:val="19"/>
-        </w:rPr>
-        <w:t>CoverSheetApprovers</w:t>
-      </w:r>
-      <w:proofErr w:type="spellEnd"/>
-      <w:r>
-        <w:rPr>
-          <w:rFonts w:ascii="Consolas" w:eastAsiaTheme="minorHAnsi" w:hAnsi="Consolas" w:cs="Consolas"/>
-          <w:color w:val="0000FF"/>
-          <w:sz w:val="19"/>
-          <w:szCs w:val="19"/>
-        </w:rPr>
-        <w:t xml:space="preserve"> </w:t>
+      <w:r>
+        <w:rPr>
+          <w:rFonts w:ascii="Consolas" w:eastAsiaTheme="minorHAnsi" w:hAnsi="Consolas" w:cs="Consolas"/>
+          <w:color w:val="0000FF"/>
+          <w:sz w:val="19"/>
+          <w:szCs w:val="19"/>
+        </w:rPr>
+        <w:t xml:space="preserve">CoverSheetApprovers </w:t>
       </w:r>
       <w:r>
         <w:t xml:space="preserve">– </w:t>
@@ -6823,25 +6461,14 @@
           <w:rFonts w:ascii="Calibri" w:eastAsia="Times New Roman" w:hAnsi="Calibri" w:cs="Calibri"/>
         </w:rPr>
       </w:pPr>
-      <w:proofErr w:type="spellStart"/>
-      <w:r>
-        <w:rPr>
-          <w:rFonts w:ascii="Consolas" w:eastAsiaTheme="minorHAnsi" w:hAnsi="Consolas" w:cs="Consolas"/>
-          <w:color w:val="0000FF"/>
-          <w:sz w:val="19"/>
-          <w:szCs w:val="19"/>
-        </w:rPr>
-        <w:t>PricingVerifications</w:t>
-      </w:r>
-      <w:proofErr w:type="spellEnd"/>
-      <w:r>
-        <w:rPr>
-          <w:rFonts w:ascii="Consolas" w:eastAsiaTheme="minorHAnsi" w:hAnsi="Consolas" w:cs="Consolas"/>
-          <w:color w:val="0000FF"/>
-          <w:sz w:val="19"/>
-          <w:szCs w:val="19"/>
-        </w:rPr>
-        <w:t xml:space="preserve"> </w:t>
+      <w:r>
+        <w:rPr>
+          <w:rFonts w:ascii="Consolas" w:eastAsiaTheme="minorHAnsi" w:hAnsi="Consolas" w:cs="Consolas"/>
+          <w:color w:val="0000FF"/>
+          <w:sz w:val="19"/>
+          <w:szCs w:val="19"/>
+        </w:rPr>
+        <w:t xml:space="preserve">PricingVerifications </w:t>
       </w:r>
       <w:r>
         <w:t xml:space="preserve">– </w:t>
@@ -6863,25 +6490,14 @@
           <w:rFonts w:ascii="Calibri" w:eastAsia="Times New Roman" w:hAnsi="Calibri" w:cs="Calibri"/>
         </w:rPr>
       </w:pPr>
-      <w:proofErr w:type="spellStart"/>
-      <w:r>
-        <w:rPr>
-          <w:rFonts w:ascii="Consolas" w:eastAsiaTheme="minorHAnsi" w:hAnsi="Consolas" w:cs="Consolas"/>
-          <w:color w:val="0000FF"/>
-          <w:sz w:val="19"/>
-          <w:szCs w:val="19"/>
-        </w:rPr>
-        <w:t>IndependentReviewers</w:t>
-      </w:r>
-      <w:proofErr w:type="spellEnd"/>
-      <w:r>
-        <w:rPr>
-          <w:rFonts w:ascii="Consolas" w:eastAsiaTheme="minorHAnsi" w:hAnsi="Consolas" w:cs="Consolas"/>
-          <w:color w:val="0000FF"/>
-          <w:sz w:val="19"/>
-          <w:szCs w:val="19"/>
-        </w:rPr>
-        <w:t xml:space="preserve"> </w:t>
+      <w:r>
+        <w:rPr>
+          <w:rFonts w:ascii="Consolas" w:eastAsiaTheme="minorHAnsi" w:hAnsi="Consolas" w:cs="Consolas"/>
+          <w:color w:val="0000FF"/>
+          <w:sz w:val="19"/>
+          <w:szCs w:val="19"/>
+        </w:rPr>
+        <w:t xml:space="preserve">IndependentReviewers </w:t>
       </w:r>
       <w:r>
         <w:t xml:space="preserve">– </w:t>
@@ -6903,7 +6519,6 @@
           <w:rFonts w:ascii="Calibri" w:eastAsia="Times New Roman" w:hAnsi="Calibri" w:cs="Calibri"/>
         </w:rPr>
       </w:pPr>
-      <w:proofErr w:type="spellStart"/>
       <w:r>
         <w:rPr>
           <w:rFonts w:ascii="Consolas" w:eastAsiaTheme="minorHAnsi" w:hAnsi="Consolas" w:cs="Consolas"/>
@@ -6914,7 +6529,6 @@
         </w:rPr>
         <w:t>system.web</w:t>
       </w:r>
-      <w:proofErr w:type="spellEnd"/>
       <w:r>
         <w:rPr>
           <w:rFonts w:ascii="Consolas" w:eastAsiaTheme="minorHAnsi" w:hAnsi="Consolas" w:cs="Consolas"/>
@@ -7067,7 +6681,6 @@
         </w:rPr>
         <w:t>"</w:t>
       </w:r>
-      <w:proofErr w:type="spellStart"/>
       <w:r>
         <w:rPr>
           <w:rFonts w:ascii="Consolas" w:eastAsiaTheme="minorHAnsi" w:hAnsi="Consolas" w:cs="Consolas"/>
@@ -7078,7 +6691,6 @@
         </w:rPr>
         <w:t>elmah.axd</w:t>
       </w:r>
-      <w:proofErr w:type="spellEnd"/>
       <w:r>
         <w:rPr>
           <w:rFonts w:ascii="Consolas" w:eastAsiaTheme="minorHAnsi" w:hAnsi="Consolas" w:cs="Consolas"/>
@@ -7105,7 +6717,6 @@
         </w:rPr>
         <w:t xml:space="preserve">-&gt; </w:t>
       </w:r>
-      <w:proofErr w:type="spellStart"/>
       <w:r>
         <w:rPr>
           <w:rFonts w:ascii="Consolas" w:eastAsiaTheme="minorHAnsi" w:hAnsi="Consolas" w:cs="Consolas"/>
@@ -7116,7 +6727,6 @@
         </w:rPr>
         <w:t>system.web</w:t>
       </w:r>
-      <w:proofErr w:type="spellEnd"/>
       <w:r>
         <w:rPr>
           <w:rFonts w:ascii="Consolas" w:eastAsiaTheme="minorHAnsi" w:hAnsi="Consolas" w:cs="Consolas"/>
@@ -7404,7 +7014,6 @@
         </w:rPr>
         <w:t xml:space="preserve"> </w:t>
       </w:r>
-      <w:proofErr w:type="spellStart"/>
       <w:r>
         <w:rPr>
           <w:rFonts w:ascii="Consolas" w:eastAsiaTheme="minorHAnsi" w:hAnsi="Consolas" w:cs="Consolas"/>
@@ -7414,7 +7023,6 @@
         </w:rPr>
         <w:t>stopProcessing</w:t>
       </w:r>
-      <w:proofErr w:type="spellEnd"/>
       <w:r>
         <w:rPr>
           <w:rFonts w:ascii="Consolas" w:eastAsiaTheme="minorHAnsi" w:hAnsi="Consolas" w:cs="Consolas"/>
@@ -7472,7 +7080,6 @@
         </w:rPr>
         <w:t xml:space="preserve">          &lt;match </w:t>
       </w:r>
-      <w:proofErr w:type="spellStart"/>
       <w:r>
         <w:rPr>
           <w:rFonts w:ascii="Consolas" w:eastAsiaTheme="minorHAnsi" w:hAnsi="Consolas" w:cs="Consolas"/>
@@ -7482,7 +7089,6 @@
         </w:rPr>
         <w:t>url</w:t>
       </w:r>
-      <w:proofErr w:type="spellEnd"/>
       <w:r>
         <w:rPr>
           <w:rFonts w:ascii="Consolas" w:eastAsiaTheme="minorHAnsi" w:hAnsi="Consolas" w:cs="Consolas"/>
@@ -7490,9 +7096,68 @@
           <w:sz w:val="19"/>
           <w:szCs w:val="19"/>
         </w:rPr>
-        <w:t>="</w:t>
-      </w:r>
-      <w:proofErr w:type="gramStart"/>
+        <w:t>="(.*)"</w:t>
+      </w:r>
+      <w:r>
+        <w:rPr>
+          <w:rFonts w:ascii="Consolas" w:eastAsiaTheme="minorHAnsi" w:hAnsi="Consolas" w:cs="Consolas"/>
+          <w:color w:val="0000FF"/>
+          <w:sz w:val="19"/>
+          <w:szCs w:val="19"/>
+        </w:rPr>
+        <w:t xml:space="preserve"> /&gt;</w:t>
+      </w:r>
+    </w:p>
+    <w:p>
+      <w:pPr>
+        <w:pStyle w:val="ListParagraph"/>
+        <w:spacing w:line="240" w:lineRule="auto"/>
+        <w:rPr>
+          <w:rFonts w:ascii="Consolas" w:eastAsiaTheme="minorHAnsi" w:hAnsi="Consolas" w:cs="Consolas"/>
+          <w:color w:val="0000FF"/>
+          <w:sz w:val="19"/>
+          <w:szCs w:val="19"/>
+        </w:rPr>
+      </w:pPr>
+      <w:r>
+        <w:rPr>
+          <w:rFonts w:ascii="Consolas" w:eastAsiaTheme="minorHAnsi" w:hAnsi="Consolas" w:cs="Consolas"/>
+          <w:color w:val="0000FF"/>
+          <w:sz w:val="19"/>
+          <w:szCs w:val="19"/>
+        </w:rPr>
+        <w:t xml:space="preserve">          &lt;conditions&gt;</w:t>
+      </w:r>
+    </w:p>
+    <w:p>
+      <w:pPr>
+        <w:pStyle w:val="ListParagraph"/>
+        <w:spacing w:line="240" w:lineRule="auto"/>
+        <w:rPr>
+          <w:rFonts w:ascii="Consolas" w:eastAsiaTheme="minorHAnsi" w:hAnsi="Consolas" w:cs="Consolas"/>
+          <w:color w:val="0000FF"/>
+          <w:sz w:val="19"/>
+          <w:szCs w:val="19"/>
+        </w:rPr>
+      </w:pPr>
+      <w:r>
+        <w:rPr>
+          <w:rFonts w:ascii="Consolas" w:eastAsiaTheme="minorHAnsi" w:hAnsi="Consolas" w:cs="Consolas"/>
+          <w:color w:val="0000FF"/>
+          <w:sz w:val="19"/>
+          <w:szCs w:val="19"/>
+        </w:rPr>
+        <w:t xml:space="preserve">            &lt;add </w:t>
+      </w:r>
+      <w:r>
+        <w:rPr>
+          <w:rFonts w:ascii="Consolas" w:eastAsiaTheme="minorHAnsi" w:hAnsi="Consolas" w:cs="Consolas"/>
+          <w:color w:val="FF0000"/>
+          <w:sz w:val="19"/>
+          <w:szCs w:val="19"/>
+        </w:rPr>
+        <w:t>input</w:t>
+      </w:r>
       <w:r>
         <w:rPr>
           <w:rFonts w:ascii="Consolas" w:eastAsiaTheme="minorHAnsi" w:hAnsi="Consolas" w:cs="Consolas"/>
@@ -7500,9 +7165,26 @@
           <w:sz w:val="19"/>
           <w:szCs w:val="19"/>
         </w:rPr>
-        <w:t>(.*</w:t>
-      </w:r>
-      <w:proofErr w:type="gramEnd"/>
+        <w:t>="{HTTPS}"</w:t>
+      </w:r>
+      <w:r>
+        <w:rPr>
+          <w:rFonts w:ascii="Consolas" w:eastAsiaTheme="minorHAnsi" w:hAnsi="Consolas" w:cs="Consolas"/>
+          <w:color w:val="0000FF"/>
+          <w:sz w:val="19"/>
+          <w:szCs w:val="19"/>
+        </w:rPr>
+        <w:t xml:space="preserve"> </w:t>
+      </w:r>
+      <w:r>
+        <w:rPr>
+          <w:rFonts w:ascii="Consolas" w:eastAsiaTheme="minorHAnsi" w:hAnsi="Consolas" w:cs="Consolas"/>
+          <w:color w:val="FF0000"/>
+          <w:sz w:val="19"/>
+          <w:szCs w:val="19"/>
+        </w:rPr>
+        <w:t>pattern</w:t>
+      </w:r>
       <w:r>
         <w:rPr>
           <w:rFonts w:ascii="Consolas" w:eastAsiaTheme="minorHAnsi" w:hAnsi="Consolas" w:cs="Consolas"/>
@@ -7510,7 +7192,7 @@
           <w:sz w:val="19"/>
           <w:szCs w:val="19"/>
         </w:rPr>
-        <w:t>)"</w:t>
+        <w:t>="^OFF$"</w:t>
       </w:r>
       <w:r>
         <w:rPr>
@@ -7540,7 +7222,7 @@
           <w:sz w:val="19"/>
           <w:szCs w:val="19"/>
         </w:rPr>
-        <w:t xml:space="preserve">          &lt;conditions&gt;</w:t>
+        <w:t xml:space="preserve">          &lt;/conditions&gt;</w:t>
       </w:r>
     </w:p>
     <w:p>
@@ -7561,7 +7243,7 @@
           <w:sz w:val="19"/>
           <w:szCs w:val="19"/>
         </w:rPr>
-        <w:t xml:space="preserve">            &lt;add </w:t>
+        <w:t xml:space="preserve">          &lt;action </w:t>
       </w:r>
       <w:r>
         <w:rPr>
@@ -7570,7 +7252,7 @@
           <w:sz w:val="19"/>
           <w:szCs w:val="19"/>
         </w:rPr>
-        <w:t>input</w:t>
+        <w:t>type</w:t>
       </w:r>
       <w:r>
         <w:rPr>
@@ -7579,16 +7261,7 @@
           <w:sz w:val="19"/>
           <w:szCs w:val="19"/>
         </w:rPr>
-        <w:t>="{HTTPS}"</w:t>
-      </w:r>
-      <w:r>
-        <w:rPr>
-          <w:rFonts w:ascii="Consolas" w:eastAsiaTheme="minorHAnsi" w:hAnsi="Consolas" w:cs="Consolas"/>
-          <w:color w:val="0000FF"/>
-          <w:sz w:val="19"/>
-          <w:szCs w:val="19"/>
-        </w:rPr>
-        <w:t xml:space="preserve"> </w:t>
+        <w:t xml:space="preserve">="Redirect" </w:t>
       </w:r>
       <w:r>
         <w:rPr>
@@ -7597,7 +7270,7 @@
           <w:sz w:val="19"/>
           <w:szCs w:val="19"/>
         </w:rPr>
-        <w:t>pattern</w:t>
+        <w:t>url</w:t>
       </w:r>
       <w:r>
         <w:rPr>
@@ -7606,7 +7279,7 @@
           <w:sz w:val="19"/>
           <w:szCs w:val="19"/>
         </w:rPr>
-        <w:t>="^OFF$"</w:t>
+        <w:t>="https://{HTTP_HOST}/{R:1}"</w:t>
       </w:r>
       <w:r>
         <w:rPr>
@@ -7636,7 +7309,7 @@
           <w:sz w:val="19"/>
           <w:szCs w:val="19"/>
         </w:rPr>
-        <w:t xml:space="preserve">          &lt;/conditions&gt;</w:t>
+        <w:t xml:space="preserve">        &lt;/rule&gt;</w:t>
       </w:r>
     </w:p>
     <w:p>
@@ -7657,54 +7330,7 @@
           <w:sz w:val="19"/>
           <w:szCs w:val="19"/>
         </w:rPr>
-        <w:t xml:space="preserve">          &lt;action </w:t>
-      </w:r>
-      <w:r>
-        <w:rPr>
-          <w:rFonts w:ascii="Consolas" w:eastAsiaTheme="minorHAnsi" w:hAnsi="Consolas" w:cs="Consolas"/>
-          <w:color w:val="FF0000"/>
-          <w:sz w:val="19"/>
-          <w:szCs w:val="19"/>
-        </w:rPr>
-        <w:t>type</w:t>
-      </w:r>
-      <w:r>
-        <w:rPr>
-          <w:rFonts w:ascii="Consolas" w:eastAsiaTheme="minorHAnsi" w:hAnsi="Consolas" w:cs="Consolas"/>
-          <w:color w:val="8064A2" w:themeColor="accent4"/>
-          <w:sz w:val="19"/>
-          <w:szCs w:val="19"/>
-        </w:rPr>
-        <w:t xml:space="preserve">="Redirect" </w:t>
-      </w:r>
-      <w:proofErr w:type="spellStart"/>
-      <w:r>
-        <w:rPr>
-          <w:rFonts w:ascii="Consolas" w:eastAsiaTheme="minorHAnsi" w:hAnsi="Consolas" w:cs="Consolas"/>
-          <w:color w:val="FF0000"/>
-          <w:sz w:val="19"/>
-          <w:szCs w:val="19"/>
-        </w:rPr>
-        <w:t>url</w:t>
-      </w:r>
-      <w:proofErr w:type="spellEnd"/>
-      <w:r>
-        <w:rPr>
-          <w:rFonts w:ascii="Consolas" w:eastAsiaTheme="minorHAnsi" w:hAnsi="Consolas" w:cs="Consolas"/>
-          <w:color w:val="8064A2" w:themeColor="accent4"/>
-          <w:sz w:val="19"/>
-          <w:szCs w:val="19"/>
-        </w:rPr>
-        <w:t>="https://{HTTP_HOST}/{R:1}"</w:t>
-      </w:r>
-      <w:r>
-        <w:rPr>
-          <w:rFonts w:ascii="Consolas" w:eastAsiaTheme="minorHAnsi" w:hAnsi="Consolas" w:cs="Consolas"/>
-          <w:color w:val="0000FF"/>
-          <w:sz w:val="19"/>
-          <w:szCs w:val="19"/>
-        </w:rPr>
-        <w:t xml:space="preserve"> /&gt;</w:t>
+        <w:t xml:space="preserve">      &lt;/rules&gt;</w:t>
       </w:r>
     </w:p>
     <w:p>
@@ -7712,48 +7338,6 @@
         <w:pStyle w:val="ListParagraph"/>
         <w:spacing w:line="240" w:lineRule="auto"/>
         <w:rPr>
-          <w:rFonts w:ascii="Consolas" w:eastAsiaTheme="minorHAnsi" w:hAnsi="Consolas" w:cs="Consolas"/>
-          <w:color w:val="0000FF"/>
-          <w:sz w:val="19"/>
-          <w:szCs w:val="19"/>
-        </w:rPr>
-      </w:pPr>
-      <w:r>
-        <w:rPr>
-          <w:rFonts w:ascii="Consolas" w:eastAsiaTheme="minorHAnsi" w:hAnsi="Consolas" w:cs="Consolas"/>
-          <w:color w:val="0000FF"/>
-          <w:sz w:val="19"/>
-          <w:szCs w:val="19"/>
-        </w:rPr>
-        <w:t xml:space="preserve">        &lt;/rule&gt;</w:t>
-      </w:r>
-    </w:p>
-    <w:p>
-      <w:pPr>
-        <w:pStyle w:val="ListParagraph"/>
-        <w:spacing w:line="240" w:lineRule="auto"/>
-        <w:rPr>
-          <w:rFonts w:ascii="Consolas" w:eastAsiaTheme="minorHAnsi" w:hAnsi="Consolas" w:cs="Consolas"/>
-          <w:color w:val="0000FF"/>
-          <w:sz w:val="19"/>
-          <w:szCs w:val="19"/>
-        </w:rPr>
-      </w:pPr>
-      <w:r>
-        <w:rPr>
-          <w:rFonts w:ascii="Consolas" w:eastAsiaTheme="minorHAnsi" w:hAnsi="Consolas" w:cs="Consolas"/>
-          <w:color w:val="0000FF"/>
-          <w:sz w:val="19"/>
-          <w:szCs w:val="19"/>
-        </w:rPr>
-        <w:t xml:space="preserve">      &lt;/rules&gt;</w:t>
-      </w:r>
-    </w:p>
-    <w:p>
-      <w:pPr>
-        <w:pStyle w:val="ListParagraph"/>
-        <w:spacing w:line="240" w:lineRule="auto"/>
-        <w:rPr>
           <w:rFonts w:ascii="Calibri" w:eastAsia="Times New Roman" w:hAnsi="Calibri" w:cs="Calibri"/>
         </w:rPr>
       </w:pPr>
@@ -7776,15 +7360,7 @@
         <w:t>Appendix D</w:t>
       </w:r>
       <w:r>
-        <w:t xml:space="preserve">: RDM </w:t>
-      </w:r>
-      <w:proofErr w:type="spellStart"/>
-      <w:r>
-        <w:t>Web.Config</w:t>
-      </w:r>
-      <w:proofErr w:type="spellEnd"/>
-      <w:r>
-        <w:t xml:space="preserve"> Customization</w:t>
+        <w:t>: RDM Web.Config Customization</w:t>
       </w:r>
       <w:bookmarkEnd w:id="36"/>
     </w:p>
@@ -7823,7 +7399,6 @@
         </w:numPr>
         <w:spacing w:after="0"/>
       </w:pPr>
-      <w:proofErr w:type="spellStart"/>
       <w:r>
         <w:rPr>
           <w:rFonts w:ascii="Consolas" w:eastAsiaTheme="minorHAnsi" w:hAnsi="Consolas" w:cs="Consolas"/>
@@ -7833,7 +7408,6 @@
         </w:rPr>
         <w:t>IESEntities</w:t>
       </w:r>
-      <w:proofErr w:type="spellEnd"/>
       <w:r>
         <w:rPr>
           <w:rFonts w:ascii="Calibri" w:eastAsia="Times New Roman" w:hAnsi="Calibri" w:cs="Calibri"/>
@@ -7916,7 +7490,6 @@
           <w:rFonts w:ascii="Calibri" w:eastAsia="Times New Roman" w:hAnsi="Calibri" w:cs="Calibri"/>
         </w:rPr>
       </w:pPr>
-      <w:proofErr w:type="spellStart"/>
       <w:r>
         <w:rPr>
           <w:rFonts w:ascii="Consolas" w:eastAsiaTheme="minorHAnsi" w:hAnsi="Consolas" w:cs="Consolas"/>
@@ -7927,7 +7500,6 @@
         </w:rPr>
         <w:t>EmailServer</w:t>
       </w:r>
-      <w:proofErr w:type="spellEnd"/>
       <w:r>
         <w:t xml:space="preserve"> </w:t>
       </w:r>
@@ -7950,7 +7522,6 @@
           <w:rFonts w:ascii="Calibri" w:eastAsia="Times New Roman" w:hAnsi="Calibri" w:cs="Calibri"/>
         </w:rPr>
       </w:pPr>
-      <w:proofErr w:type="spellStart"/>
       <w:r>
         <w:rPr>
           <w:rFonts w:ascii="Consolas" w:eastAsiaTheme="minorHAnsi" w:hAnsi="Consolas" w:cs="Consolas"/>
@@ -7961,7 +7532,6 @@
         </w:rPr>
         <w:t>ActiveDirectoryPath</w:t>
       </w:r>
-      <w:proofErr w:type="spellEnd"/>
       <w:r>
         <w:t xml:space="preserve"> </w:t>
       </w:r>
@@ -7984,7 +7554,6 @@
           <w:rFonts w:ascii="Calibri" w:eastAsia="Times New Roman" w:hAnsi="Calibri" w:cs="Calibri"/>
         </w:rPr>
       </w:pPr>
-      <w:proofErr w:type="spellStart"/>
       <w:r>
         <w:rPr>
           <w:rFonts w:ascii="Consolas" w:eastAsiaTheme="minorHAnsi" w:hAnsi="Consolas" w:cs="Consolas"/>
@@ -7995,7 +7564,6 @@
         </w:rPr>
         <w:t>ServerURL</w:t>
       </w:r>
-      <w:proofErr w:type="spellEnd"/>
       <w:r>
         <w:rPr>
           <w:rFonts w:eastAsiaTheme="minorHAnsi" w:cs="Consolas"/>
@@ -8019,7 +7587,6 @@
           <w:rFonts w:ascii="Calibri" w:eastAsia="Times New Roman" w:hAnsi="Calibri" w:cs="Calibri"/>
         </w:rPr>
       </w:pPr>
-      <w:proofErr w:type="spellStart"/>
       <w:r>
         <w:rPr>
           <w:rFonts w:ascii="Consolas" w:eastAsiaTheme="minorHAnsi" w:hAnsi="Consolas" w:cs="Consolas"/>
@@ -8031,7 +7598,6 @@
         <w:lastRenderedPageBreak/>
         <w:t>HelpdeskEmailAddress</w:t>
       </w:r>
-      <w:proofErr w:type="spellEnd"/>
       <w:r>
         <w:t xml:space="preserve"> – email displayed to the users to contact for help</w:t>
       </w:r>
@@ -8049,7 +7615,6 @@
           <w:rFonts w:ascii="Calibri" w:eastAsia="Times New Roman" w:hAnsi="Calibri" w:cs="Calibri"/>
         </w:rPr>
       </w:pPr>
-      <w:proofErr w:type="spellStart"/>
       <w:r>
         <w:rPr>
           <w:rFonts w:ascii="Consolas" w:eastAsiaTheme="minorHAnsi" w:hAnsi="Consolas" w:cs="Consolas"/>
@@ -8059,7 +7624,6 @@
         </w:rPr>
         <w:t>IESHeaderUrl</w:t>
       </w:r>
-      <w:proofErr w:type="spellEnd"/>
       <w:r>
         <w:t xml:space="preserve"> – if IES portal is installed, put in the URL to it; otherwise leave blank</w:t>
       </w:r>
@@ -8100,7 +7664,6 @@
         <w:spacing w:after="0"/>
         <w:textAlignment w:val="center"/>
       </w:pPr>
-      <w:proofErr w:type="spellStart"/>
       <w:r>
         <w:rPr>
           <w:rFonts w:ascii="Consolas" w:eastAsiaTheme="minorHAnsi" w:hAnsi="Consolas" w:cs="Consolas"/>
@@ -8110,7 +7673,6 @@
         </w:rPr>
         <w:t>EstimatingDataGroupDL</w:t>
       </w:r>
-      <w:proofErr w:type="spellEnd"/>
       <w:r>
         <w:t xml:space="preserve">– </w:t>
       </w:r>
@@ -8128,6 +7690,74 @@
           <w:vertAlign w:val="superscript"/>
         </w:rPr>
         <w:t>1</w:t>
+      </w:r>
+    </w:p>
+    <w:p>
+      <w:pPr>
+        <w:pStyle w:val="ListParagraph"/>
+        <w:numPr>
+          <w:ilvl w:val="1"/>
+          <w:numId w:val="16"/>
+        </w:numPr>
+        <w:spacing w:after="0"/>
+        <w:textAlignment w:val="center"/>
+        <w:rPr>
+          <w:rFonts w:ascii="Calibri" w:eastAsia="Times New Roman" w:hAnsi="Calibri" w:cs="Calibri"/>
+        </w:rPr>
+      </w:pPr>
+      <w:r>
+        <w:rPr>
+          <w:rFonts w:ascii="Consolas" w:eastAsiaTheme="minorHAnsi" w:hAnsi="Consolas" w:cs="Consolas"/>
+          <w:color w:val="0000FF"/>
+          <w:sz w:val="19"/>
+          <w:szCs w:val="19"/>
+        </w:rPr>
+        <w:t>HideNonPortionMarking</w:t>
+      </w:r>
+      <w:r>
+        <w:rPr>
+          <w:rFonts w:ascii="Consolas" w:eastAsiaTheme="minorHAnsi" w:hAnsi="Consolas" w:cs="Consolas"/>
+          <w:color w:val="0000FF"/>
+          <w:sz w:val="19"/>
+          <w:szCs w:val="19"/>
+        </w:rPr>
+        <w:t xml:space="preserve"> </w:t>
+      </w:r>
+      <w:r>
+        <w:t xml:space="preserve">– </w:t>
+      </w:r>
+      <w:r>
+        <w:t>set this to false, h</w:t>
+      </w:r>
+      <w:r>
+        <w:t>ide</w:t>
+      </w:r>
+      <w:r>
+        <w:t>s</w:t>
+      </w:r>
+      <w:r>
+        <w:t xml:space="preserve"> the </w:t>
+      </w:r>
+      <w:r>
+        <w:t>n</w:t>
+      </w:r>
+      <w:r>
+        <w:t>on-</w:t>
+      </w:r>
+      <w:r>
+        <w:t>p</w:t>
+      </w:r>
+      <w:r>
+        <w:t xml:space="preserve">ortion </w:t>
+      </w:r>
+      <w:r>
+        <w:t>m</w:t>
+      </w:r>
+      <w:r>
+        <w:t>arking buttons</w:t>
+      </w:r>
+      <w:r>
+        <w:t>;</w:t>
       </w:r>
     </w:p>
     <w:p>
@@ -8254,25 +7884,14 @@
           <w:rFonts w:ascii="Calibri" w:eastAsia="Times New Roman" w:hAnsi="Calibri" w:cs="Calibri"/>
         </w:rPr>
       </w:pPr>
-      <w:proofErr w:type="spellStart"/>
-      <w:r>
-        <w:rPr>
-          <w:rFonts w:ascii="Consolas" w:eastAsiaTheme="minorHAnsi" w:hAnsi="Consolas" w:cs="Consolas"/>
-          <w:color w:val="0000FF"/>
-          <w:sz w:val="19"/>
-          <w:szCs w:val="19"/>
-        </w:rPr>
-        <w:t>RDMAdminGroups</w:t>
-      </w:r>
-      <w:proofErr w:type="spellEnd"/>
-      <w:r>
-        <w:rPr>
-          <w:rFonts w:ascii="Consolas" w:eastAsiaTheme="minorHAnsi" w:hAnsi="Consolas" w:cs="Consolas"/>
-          <w:color w:val="0000FF"/>
-          <w:sz w:val="19"/>
-          <w:szCs w:val="19"/>
-        </w:rPr>
-        <w:t xml:space="preserve"> </w:t>
+      <w:r>
+        <w:rPr>
+          <w:rFonts w:ascii="Consolas" w:eastAsiaTheme="minorHAnsi" w:hAnsi="Consolas" w:cs="Consolas"/>
+          <w:color w:val="0000FF"/>
+          <w:sz w:val="19"/>
+          <w:szCs w:val="19"/>
+        </w:rPr>
+        <w:t xml:space="preserve">RDMAdminGroups </w:t>
       </w:r>
       <w:r>
         <w:t>– admin users;</w:t>
@@ -8291,25 +7910,14 @@
           <w:rFonts w:ascii="Calibri" w:eastAsia="Times New Roman" w:hAnsi="Calibri" w:cs="Calibri"/>
         </w:rPr>
       </w:pPr>
-      <w:proofErr w:type="spellStart"/>
-      <w:r>
-        <w:rPr>
-          <w:rFonts w:ascii="Consolas" w:eastAsiaTheme="minorHAnsi" w:hAnsi="Consolas" w:cs="Consolas"/>
-          <w:color w:val="0000FF"/>
-          <w:sz w:val="19"/>
-          <w:szCs w:val="19"/>
-        </w:rPr>
-        <w:t>RDMCobraAdminGroups</w:t>
-      </w:r>
-      <w:proofErr w:type="spellEnd"/>
-      <w:r>
-        <w:rPr>
-          <w:rFonts w:ascii="Consolas" w:eastAsiaTheme="minorHAnsi" w:hAnsi="Consolas" w:cs="Consolas"/>
-          <w:color w:val="0000FF"/>
-          <w:sz w:val="19"/>
-          <w:szCs w:val="19"/>
-        </w:rPr>
-        <w:t xml:space="preserve"> </w:t>
+      <w:r>
+        <w:rPr>
+          <w:rFonts w:ascii="Consolas" w:eastAsiaTheme="minorHAnsi" w:hAnsi="Consolas" w:cs="Consolas"/>
+          <w:color w:val="0000FF"/>
+          <w:sz w:val="19"/>
+          <w:szCs w:val="19"/>
+        </w:rPr>
+        <w:t xml:space="preserve">RDMCobraAdminGroups </w:t>
       </w:r>
       <w:r>
         <w:t xml:space="preserve">– </w:t>
@@ -8334,25 +7942,14 @@
           <w:rFonts w:ascii="Calibri" w:eastAsia="Times New Roman" w:hAnsi="Calibri" w:cs="Calibri"/>
         </w:rPr>
       </w:pPr>
-      <w:proofErr w:type="spellStart"/>
-      <w:r>
-        <w:rPr>
-          <w:rFonts w:ascii="Consolas" w:eastAsiaTheme="minorHAnsi" w:hAnsi="Consolas" w:cs="Consolas"/>
-          <w:color w:val="0000FF"/>
-          <w:sz w:val="19"/>
-          <w:szCs w:val="19"/>
-        </w:rPr>
-        <w:t>RDMViewerGroups</w:t>
-      </w:r>
-      <w:proofErr w:type="spellEnd"/>
-      <w:r>
-        <w:rPr>
-          <w:rFonts w:ascii="Consolas" w:eastAsiaTheme="minorHAnsi" w:hAnsi="Consolas" w:cs="Consolas"/>
-          <w:color w:val="0000FF"/>
-          <w:sz w:val="19"/>
-          <w:szCs w:val="19"/>
-        </w:rPr>
-        <w:t xml:space="preserve"> </w:t>
+      <w:r>
+        <w:rPr>
+          <w:rFonts w:ascii="Consolas" w:eastAsiaTheme="minorHAnsi" w:hAnsi="Consolas" w:cs="Consolas"/>
+          <w:color w:val="0000FF"/>
+          <w:sz w:val="19"/>
+          <w:szCs w:val="19"/>
+        </w:rPr>
+        <w:t xml:space="preserve">RDMViewerGroups </w:t>
       </w:r>
       <w:r>
         <w:t xml:space="preserve">– all users that need to have </w:t>
@@ -8380,7 +7977,6 @@
           <w:rFonts w:ascii="Calibri" w:eastAsia="Times New Roman" w:hAnsi="Calibri" w:cs="Calibri"/>
         </w:rPr>
       </w:pPr>
-      <w:proofErr w:type="spellStart"/>
       <w:r>
         <w:rPr>
           <w:rFonts w:ascii="Consolas" w:eastAsiaTheme="minorHAnsi" w:hAnsi="Consolas" w:cs="Consolas"/>
@@ -8391,7 +7987,6 @@
         </w:rPr>
         <w:t>system.web</w:t>
       </w:r>
-      <w:proofErr w:type="spellEnd"/>
       <w:r>
         <w:rPr>
           <w:rFonts w:ascii="Consolas" w:eastAsiaTheme="minorHAnsi" w:hAnsi="Consolas" w:cs="Consolas"/>
@@ -8544,7 +8139,6 @@
         </w:rPr>
         <w:t>"</w:t>
       </w:r>
-      <w:proofErr w:type="spellStart"/>
       <w:r>
         <w:rPr>
           <w:rFonts w:ascii="Consolas" w:eastAsiaTheme="minorHAnsi" w:hAnsi="Consolas" w:cs="Consolas"/>
@@ -8555,7 +8149,6 @@
         </w:rPr>
         <w:t>elmah.axd</w:t>
       </w:r>
-      <w:proofErr w:type="spellEnd"/>
       <w:r>
         <w:rPr>
           <w:rFonts w:ascii="Consolas" w:eastAsiaTheme="minorHAnsi" w:hAnsi="Consolas" w:cs="Consolas"/>
@@ -8582,7 +8175,6 @@
         </w:rPr>
         <w:t xml:space="preserve">-&gt; </w:t>
       </w:r>
-      <w:proofErr w:type="spellStart"/>
       <w:r>
         <w:rPr>
           <w:rFonts w:ascii="Consolas" w:eastAsiaTheme="minorHAnsi" w:hAnsi="Consolas" w:cs="Consolas"/>
@@ -8593,7 +8185,6 @@
         </w:rPr>
         <w:t>system.web</w:t>
       </w:r>
-      <w:proofErr w:type="spellEnd"/>
       <w:r>
         <w:rPr>
           <w:rFonts w:ascii="Consolas" w:eastAsiaTheme="minorHAnsi" w:hAnsi="Consolas" w:cs="Consolas"/>
@@ -8890,7 +8481,6 @@
         </w:rPr>
         <w:t xml:space="preserve"> </w:t>
       </w:r>
-      <w:proofErr w:type="spellStart"/>
       <w:r>
         <w:rPr>
           <w:rFonts w:ascii="Consolas" w:eastAsiaTheme="minorHAnsi" w:hAnsi="Consolas" w:cs="Consolas"/>
@@ -8900,7 +8490,6 @@
         </w:rPr>
         <w:t>stopProcessing</w:t>
       </w:r>
-      <w:proofErr w:type="spellEnd"/>
       <w:r>
         <w:rPr>
           <w:rFonts w:ascii="Consolas" w:eastAsiaTheme="minorHAnsi" w:hAnsi="Consolas" w:cs="Consolas"/>
@@ -8958,7 +8547,6 @@
         </w:rPr>
         <w:t xml:space="preserve">          &lt;match </w:t>
       </w:r>
-      <w:proofErr w:type="spellStart"/>
       <w:r>
         <w:rPr>
           <w:rFonts w:ascii="Consolas" w:eastAsiaTheme="minorHAnsi" w:hAnsi="Consolas" w:cs="Consolas"/>
@@ -8968,7 +8556,6 @@
         </w:rPr>
         <w:t>url</w:t>
       </w:r>
-      <w:proofErr w:type="spellEnd"/>
       <w:r>
         <w:rPr>
           <w:rFonts w:ascii="Consolas" w:eastAsiaTheme="minorHAnsi" w:hAnsi="Consolas" w:cs="Consolas"/>
@@ -8976,9 +8563,68 @@
           <w:sz w:val="19"/>
           <w:szCs w:val="19"/>
         </w:rPr>
-        <w:t>="</w:t>
-      </w:r>
-      <w:proofErr w:type="gramStart"/>
+        <w:t>="(.*)"</w:t>
+      </w:r>
+      <w:r>
+        <w:rPr>
+          <w:rFonts w:ascii="Consolas" w:eastAsiaTheme="minorHAnsi" w:hAnsi="Consolas" w:cs="Consolas"/>
+          <w:color w:val="0000FF"/>
+          <w:sz w:val="19"/>
+          <w:szCs w:val="19"/>
+        </w:rPr>
+        <w:t xml:space="preserve"> /&gt;</w:t>
+      </w:r>
+    </w:p>
+    <w:p>
+      <w:pPr>
+        <w:pStyle w:val="ListParagraph"/>
+        <w:spacing w:line="240" w:lineRule="auto"/>
+        <w:rPr>
+          <w:rFonts w:ascii="Consolas" w:eastAsiaTheme="minorHAnsi" w:hAnsi="Consolas" w:cs="Consolas"/>
+          <w:color w:val="0000FF"/>
+          <w:sz w:val="19"/>
+          <w:szCs w:val="19"/>
+        </w:rPr>
+      </w:pPr>
+      <w:r>
+        <w:rPr>
+          <w:rFonts w:ascii="Consolas" w:eastAsiaTheme="minorHAnsi" w:hAnsi="Consolas" w:cs="Consolas"/>
+          <w:color w:val="0000FF"/>
+          <w:sz w:val="19"/>
+          <w:szCs w:val="19"/>
+        </w:rPr>
+        <w:t xml:space="preserve">          &lt;conditions&gt;</w:t>
+      </w:r>
+    </w:p>
+    <w:p>
+      <w:pPr>
+        <w:pStyle w:val="ListParagraph"/>
+        <w:spacing w:line="240" w:lineRule="auto"/>
+        <w:rPr>
+          <w:rFonts w:ascii="Consolas" w:eastAsiaTheme="minorHAnsi" w:hAnsi="Consolas" w:cs="Consolas"/>
+          <w:color w:val="0000FF"/>
+          <w:sz w:val="19"/>
+          <w:szCs w:val="19"/>
+        </w:rPr>
+      </w:pPr>
+      <w:r>
+        <w:rPr>
+          <w:rFonts w:ascii="Consolas" w:eastAsiaTheme="minorHAnsi" w:hAnsi="Consolas" w:cs="Consolas"/>
+          <w:color w:val="0000FF"/>
+          <w:sz w:val="19"/>
+          <w:szCs w:val="19"/>
+        </w:rPr>
+        <w:t xml:space="preserve">            &lt;add </w:t>
+      </w:r>
+      <w:r>
+        <w:rPr>
+          <w:rFonts w:ascii="Consolas" w:eastAsiaTheme="minorHAnsi" w:hAnsi="Consolas" w:cs="Consolas"/>
+          <w:color w:val="FF0000"/>
+          <w:sz w:val="19"/>
+          <w:szCs w:val="19"/>
+        </w:rPr>
+        <w:t>input</w:t>
+      </w:r>
       <w:r>
         <w:rPr>
           <w:rFonts w:ascii="Consolas" w:eastAsiaTheme="minorHAnsi" w:hAnsi="Consolas" w:cs="Consolas"/>
@@ -8986,9 +8632,26 @@
           <w:sz w:val="19"/>
           <w:szCs w:val="19"/>
         </w:rPr>
-        <w:t>(.*</w:t>
-      </w:r>
-      <w:proofErr w:type="gramEnd"/>
+        <w:t>="{HTTPS}"</w:t>
+      </w:r>
+      <w:r>
+        <w:rPr>
+          <w:rFonts w:ascii="Consolas" w:eastAsiaTheme="minorHAnsi" w:hAnsi="Consolas" w:cs="Consolas"/>
+          <w:color w:val="0000FF"/>
+          <w:sz w:val="19"/>
+          <w:szCs w:val="19"/>
+        </w:rPr>
+        <w:t xml:space="preserve"> </w:t>
+      </w:r>
+      <w:r>
+        <w:rPr>
+          <w:rFonts w:ascii="Consolas" w:eastAsiaTheme="minorHAnsi" w:hAnsi="Consolas" w:cs="Consolas"/>
+          <w:color w:val="FF0000"/>
+          <w:sz w:val="19"/>
+          <w:szCs w:val="19"/>
+        </w:rPr>
+        <w:t>pattern</w:t>
+      </w:r>
       <w:r>
         <w:rPr>
           <w:rFonts w:ascii="Consolas" w:eastAsiaTheme="minorHAnsi" w:hAnsi="Consolas" w:cs="Consolas"/>
@@ -8996,7 +8659,7 @@
           <w:sz w:val="19"/>
           <w:szCs w:val="19"/>
         </w:rPr>
-        <w:t>)"</w:t>
+        <w:t>="^OFF$"</w:t>
       </w:r>
       <w:r>
         <w:rPr>
@@ -9026,7 +8689,7 @@
           <w:sz w:val="19"/>
           <w:szCs w:val="19"/>
         </w:rPr>
-        <w:t xml:space="preserve">          &lt;conditions&gt;</w:t>
+        <w:t xml:space="preserve">          &lt;/conditions&gt;</w:t>
       </w:r>
     </w:p>
     <w:p>
@@ -9047,7 +8710,7 @@
           <w:sz w:val="19"/>
           <w:szCs w:val="19"/>
         </w:rPr>
-        <w:t xml:space="preserve">            &lt;add </w:t>
+        <w:t xml:space="preserve">          &lt;action </w:t>
       </w:r>
       <w:r>
         <w:rPr>
@@ -9056,7 +8719,7 @@
           <w:sz w:val="19"/>
           <w:szCs w:val="19"/>
         </w:rPr>
-        <w:t>input</w:t>
+        <w:t>type</w:t>
       </w:r>
       <w:r>
         <w:rPr>
@@ -9065,16 +8728,7 @@
           <w:sz w:val="19"/>
           <w:szCs w:val="19"/>
         </w:rPr>
-        <w:t>="{HTTPS}"</w:t>
-      </w:r>
-      <w:r>
-        <w:rPr>
-          <w:rFonts w:ascii="Consolas" w:eastAsiaTheme="minorHAnsi" w:hAnsi="Consolas" w:cs="Consolas"/>
-          <w:color w:val="0000FF"/>
-          <w:sz w:val="19"/>
-          <w:szCs w:val="19"/>
-        </w:rPr>
-        <w:t xml:space="preserve"> </w:t>
+        <w:t xml:space="preserve">="Redirect" </w:t>
       </w:r>
       <w:r>
         <w:rPr>
@@ -9083,7 +8737,7 @@
           <w:sz w:val="19"/>
           <w:szCs w:val="19"/>
         </w:rPr>
-        <w:t>pattern</w:t>
+        <w:t>url</w:t>
       </w:r>
       <w:r>
         <w:rPr>
@@ -9092,7 +8746,7 @@
           <w:sz w:val="19"/>
           <w:szCs w:val="19"/>
         </w:rPr>
-        <w:t>="^OFF$"</w:t>
+        <w:t>="https://{HTTP_HOST}/{R:1}"</w:t>
       </w:r>
       <w:r>
         <w:rPr>
@@ -9122,7 +8776,7 @@
           <w:sz w:val="19"/>
           <w:szCs w:val="19"/>
         </w:rPr>
-        <w:t xml:space="preserve">          &lt;/conditions&gt;</w:t>
+        <w:t xml:space="preserve">        &lt;/rule&gt;</w:t>
       </w:r>
     </w:p>
     <w:p>
@@ -9143,102 +8797,13 @@
           <w:sz w:val="19"/>
           <w:szCs w:val="19"/>
         </w:rPr>
-        <w:t xml:space="preserve">          &lt;action </w:t>
-      </w:r>
-      <w:r>
-        <w:rPr>
-          <w:rFonts w:ascii="Consolas" w:eastAsiaTheme="minorHAnsi" w:hAnsi="Consolas" w:cs="Consolas"/>
-          <w:color w:val="FF0000"/>
-          <w:sz w:val="19"/>
-          <w:szCs w:val="19"/>
-        </w:rPr>
-        <w:t>type</w:t>
-      </w:r>
-      <w:r>
-        <w:rPr>
-          <w:rFonts w:ascii="Consolas" w:eastAsiaTheme="minorHAnsi" w:hAnsi="Consolas" w:cs="Consolas"/>
-          <w:color w:val="8064A2" w:themeColor="accent4"/>
-          <w:sz w:val="19"/>
-          <w:szCs w:val="19"/>
-        </w:rPr>
-        <w:t xml:space="preserve">="Redirect" </w:t>
-      </w:r>
-      <w:proofErr w:type="spellStart"/>
-      <w:r>
-        <w:rPr>
-          <w:rFonts w:ascii="Consolas" w:eastAsiaTheme="minorHAnsi" w:hAnsi="Consolas" w:cs="Consolas"/>
-          <w:color w:val="FF0000"/>
-          <w:sz w:val="19"/>
-          <w:szCs w:val="19"/>
-        </w:rPr>
-        <w:t>url</w:t>
-      </w:r>
-      <w:proofErr w:type="spellEnd"/>
-      <w:r>
-        <w:rPr>
-          <w:rFonts w:ascii="Consolas" w:eastAsiaTheme="minorHAnsi" w:hAnsi="Consolas" w:cs="Consolas"/>
-          <w:color w:val="8064A2" w:themeColor="accent4"/>
-          <w:sz w:val="19"/>
-          <w:szCs w:val="19"/>
-        </w:rPr>
-        <w:t>="https://{HTTP_HOST}/{R:1}"</w:t>
-      </w:r>
-      <w:r>
-        <w:rPr>
-          <w:rFonts w:ascii="Consolas" w:eastAsiaTheme="minorHAnsi" w:hAnsi="Consolas" w:cs="Consolas"/>
-          <w:color w:val="0000FF"/>
-          <w:sz w:val="19"/>
-          <w:szCs w:val="19"/>
-        </w:rPr>
-        <w:t xml:space="preserve"> /&gt;</w:t>
+        <w:t xml:space="preserve">      &lt;/rules&gt;</w:t>
       </w:r>
     </w:p>
     <w:p>
       <w:pPr>
         <w:pStyle w:val="ListParagraph"/>
         <w:spacing w:line="240" w:lineRule="auto"/>
-        <w:rPr>
-          <w:rFonts w:ascii="Consolas" w:eastAsiaTheme="minorHAnsi" w:hAnsi="Consolas" w:cs="Consolas"/>
-          <w:color w:val="0000FF"/>
-          <w:sz w:val="19"/>
-          <w:szCs w:val="19"/>
-        </w:rPr>
-      </w:pPr>
-      <w:r>
-        <w:rPr>
-          <w:rFonts w:ascii="Consolas" w:eastAsiaTheme="minorHAnsi" w:hAnsi="Consolas" w:cs="Consolas"/>
-          <w:color w:val="0000FF"/>
-          <w:sz w:val="19"/>
-          <w:szCs w:val="19"/>
-        </w:rPr>
-        <w:t xml:space="preserve">        &lt;/rule&gt;</w:t>
-      </w:r>
-    </w:p>
-    <w:p>
-      <w:pPr>
-        <w:pStyle w:val="ListParagraph"/>
-        <w:spacing w:line="240" w:lineRule="auto"/>
-        <w:rPr>
-          <w:rFonts w:ascii="Consolas" w:eastAsiaTheme="minorHAnsi" w:hAnsi="Consolas" w:cs="Consolas"/>
-          <w:color w:val="0000FF"/>
-          <w:sz w:val="19"/>
-          <w:szCs w:val="19"/>
-        </w:rPr>
-      </w:pPr>
-      <w:r>
-        <w:rPr>
-          <w:rFonts w:ascii="Consolas" w:eastAsiaTheme="minorHAnsi" w:hAnsi="Consolas" w:cs="Consolas"/>
-          <w:color w:val="0000FF"/>
-          <w:sz w:val="19"/>
-          <w:szCs w:val="19"/>
-        </w:rPr>
-        <w:t xml:space="preserve">      &lt;/rules&gt;</w:t>
-      </w:r>
-    </w:p>
-    <w:p>
-      <w:pPr>
-        <w:pStyle w:val="ListParagraph"/>
-        <w:spacing w:line="240" w:lineRule="auto"/>
       </w:pPr>
       <w:r>
         <w:rPr>
@@ -9259,15 +8824,7 @@
         <w:t>Appendix E</w:t>
       </w:r>
       <w:r>
-        <w:t xml:space="preserve">: RDSB </w:t>
-      </w:r>
-      <w:proofErr w:type="spellStart"/>
-      <w:r>
-        <w:t>Web.Config</w:t>
-      </w:r>
-      <w:proofErr w:type="spellEnd"/>
-      <w:r>
-        <w:t xml:space="preserve"> Customization</w:t>
+        <w:t>: RDSB Web.Config Customization</w:t>
       </w:r>
       <w:bookmarkEnd w:id="37"/>
     </w:p>
@@ -9306,25 +8863,14 @@
         </w:numPr>
         <w:spacing w:after="0"/>
       </w:pPr>
-      <w:proofErr w:type="spellStart"/>
-      <w:r>
-        <w:rPr>
-          <w:rFonts w:ascii="Consolas" w:eastAsiaTheme="minorHAnsi" w:hAnsi="Consolas" w:cs="Consolas"/>
-          <w:color w:val="0000FF"/>
-          <w:sz w:val="19"/>
-          <w:szCs w:val="19"/>
-        </w:rPr>
-        <w:t>genTracEntities</w:t>
-      </w:r>
-      <w:proofErr w:type="spellEnd"/>
-      <w:r>
-        <w:rPr>
-          <w:rFonts w:ascii="Consolas" w:eastAsiaTheme="minorHAnsi" w:hAnsi="Consolas" w:cs="Consolas"/>
-          <w:color w:val="0000FF"/>
-          <w:sz w:val="19"/>
-          <w:szCs w:val="19"/>
-        </w:rPr>
-        <w:t xml:space="preserve"> </w:t>
+      <w:r>
+        <w:rPr>
+          <w:rFonts w:ascii="Consolas" w:eastAsiaTheme="minorHAnsi" w:hAnsi="Consolas" w:cs="Consolas"/>
+          <w:color w:val="0000FF"/>
+          <w:sz w:val="19"/>
+          <w:szCs w:val="19"/>
+        </w:rPr>
+        <w:t xml:space="preserve">genTracEntities </w:t>
       </w:r>
       <w:r>
         <w:rPr>
@@ -9354,7 +8900,6 @@
         </w:numPr>
         <w:spacing w:after="0"/>
       </w:pPr>
-      <w:proofErr w:type="spellStart"/>
       <w:r>
         <w:rPr>
           <w:rFonts w:ascii="Consolas" w:eastAsiaTheme="minorHAnsi" w:hAnsi="Consolas" w:cs="Consolas"/>
@@ -9364,7 +8909,6 @@
         </w:rPr>
         <w:t>IESEntities</w:t>
       </w:r>
-      <w:proofErr w:type="spellEnd"/>
       <w:r>
         <w:rPr>
           <w:rFonts w:ascii="Calibri" w:eastAsia="Times New Roman" w:hAnsi="Calibri" w:cs="Calibri"/>
@@ -9441,7 +8985,6 @@
           <w:rFonts w:ascii="Calibri" w:eastAsia="Times New Roman" w:hAnsi="Calibri" w:cs="Calibri"/>
         </w:rPr>
       </w:pPr>
-      <w:proofErr w:type="spellStart"/>
       <w:r>
         <w:rPr>
           <w:rFonts w:ascii="Consolas" w:eastAsiaTheme="minorHAnsi" w:hAnsi="Consolas" w:cs="Consolas"/>
@@ -9452,7 +8995,6 @@
         </w:rPr>
         <w:t>ActiveDirectoryPath</w:t>
       </w:r>
-      <w:proofErr w:type="spellEnd"/>
       <w:r>
         <w:t xml:space="preserve"> </w:t>
       </w:r>
@@ -9521,25 +9063,14 @@
           <w:rFonts w:ascii="Calibri" w:eastAsia="Times New Roman" w:hAnsi="Calibri" w:cs="Calibri"/>
         </w:rPr>
       </w:pPr>
-      <w:proofErr w:type="spellStart"/>
-      <w:r>
-        <w:rPr>
-          <w:rFonts w:ascii="Consolas" w:eastAsiaTheme="minorHAnsi" w:hAnsi="Consolas" w:cs="Consolas"/>
-          <w:color w:val="0000FF"/>
-          <w:sz w:val="19"/>
-          <w:szCs w:val="19"/>
-        </w:rPr>
-        <w:t>AuthorizeViewWhosOnlineGroups</w:t>
-      </w:r>
-      <w:proofErr w:type="spellEnd"/>
-      <w:r>
-        <w:rPr>
-          <w:rFonts w:ascii="Consolas" w:eastAsiaTheme="minorHAnsi" w:hAnsi="Consolas" w:cs="Consolas"/>
-          <w:color w:val="0000FF"/>
-          <w:sz w:val="19"/>
-          <w:szCs w:val="19"/>
-        </w:rPr>
-        <w:t xml:space="preserve"> </w:t>
+      <w:r>
+        <w:rPr>
+          <w:rFonts w:ascii="Consolas" w:eastAsiaTheme="minorHAnsi" w:hAnsi="Consolas" w:cs="Consolas"/>
+          <w:color w:val="0000FF"/>
+          <w:sz w:val="19"/>
+          <w:szCs w:val="19"/>
+        </w:rPr>
+        <w:t xml:space="preserve">AuthorizeViewWhosOnlineGroups </w:t>
       </w:r>
       <w:r>
         <w:rPr>
@@ -9567,17 +9098,47 @@
           <w:rFonts w:ascii="Calibri" w:eastAsia="Times New Roman" w:hAnsi="Calibri" w:cs="Calibri"/>
         </w:rPr>
       </w:pPr>
-      <w:proofErr w:type="spellStart"/>
-      <w:r>
-        <w:rPr>
-          <w:rFonts w:ascii="Consolas" w:eastAsiaTheme="minorHAnsi" w:hAnsi="Consolas" w:cs="Consolas"/>
-          <w:color w:val="0000FF"/>
-          <w:sz w:val="19"/>
-          <w:szCs w:val="19"/>
-        </w:rPr>
-        <w:t>IESHomeUrl</w:t>
-      </w:r>
-      <w:proofErr w:type="spellEnd"/>
+      <w:r>
+        <w:rPr>
+          <w:rFonts w:ascii="Consolas" w:eastAsiaTheme="minorHAnsi" w:hAnsi="Consolas" w:cs="Consolas"/>
+          <w:color w:val="0000FF"/>
+          <w:sz w:val="19"/>
+          <w:szCs w:val="19"/>
+        </w:rPr>
+        <w:t xml:space="preserve">IESHomeUrl </w:t>
+      </w:r>
+      <w:r>
+        <w:t xml:space="preserve">– </w:t>
+      </w:r>
+      <w:r>
+        <w:t>IES</w:t>
+      </w:r>
+      <w:r>
+        <w:t xml:space="preserve"> URL</w:t>
+      </w:r>
+    </w:p>
+    <w:p>
+      <w:pPr>
+        <w:pStyle w:val="ListParagraph"/>
+        <w:numPr>
+          <w:ilvl w:val="0"/>
+          <w:numId w:val="23"/>
+        </w:numPr>
+        <w:spacing w:after="0"/>
+        <w:textAlignment w:val="center"/>
+        <w:rPr>
+          <w:rFonts w:ascii="Calibri" w:eastAsia="Times New Roman" w:hAnsi="Calibri" w:cs="Calibri"/>
+        </w:rPr>
+      </w:pPr>
+      <w:r>
+        <w:rPr>
+          <w:rFonts w:ascii="Consolas" w:eastAsiaTheme="minorHAnsi" w:hAnsi="Consolas" w:cs="Consolas"/>
+          <w:color w:val="0000FF"/>
+          <w:sz w:val="19"/>
+          <w:szCs w:val="19"/>
+        </w:rPr>
+        <w:t>HideNonPortionMarking</w:t>
+      </w:r>
       <w:r>
         <w:rPr>
           <w:rFonts w:ascii="Consolas" w:eastAsiaTheme="minorHAnsi" w:hAnsi="Consolas" w:cs="Consolas"/>
@@ -9588,13 +9149,34 @@
         <w:t xml:space="preserve"> </w:t>
       </w:r>
       <w:r>
-        <w:t xml:space="preserve">– </w:t>
-      </w:r>
-      <w:r>
-        <w:t>IES</w:t>
-      </w:r>
-      <w:r>
-        <w:t xml:space="preserve"> URL</w:t>
+        <w:t>– set this to false, h</w:t>
+      </w:r>
+      <w:r>
+        <w:t>ide</w:t>
+      </w:r>
+      <w:r>
+        <w:t>s</w:t>
+      </w:r>
+      <w:r>
+        <w:t xml:space="preserve"> the </w:t>
+      </w:r>
+      <w:r>
+        <w:t>n</w:t>
+      </w:r>
+      <w:r>
+        <w:t>on-</w:t>
+      </w:r>
+      <w:r>
+        <w:t>p</w:t>
+      </w:r>
+      <w:r>
+        <w:t xml:space="preserve">ortion </w:t>
+      </w:r>
+      <w:r>
+        <w:t>m</w:t>
+      </w:r>
+      <w:r>
+        <w:t>arking buttons</w:t>
       </w:r>
     </w:p>
     <w:p>
@@ -9683,6 +9265,7 @@
         <w:rPr>
           <w:rFonts w:ascii="Calibri" w:eastAsia="Times New Roman" w:hAnsi="Calibri" w:cs="Calibri"/>
         </w:rPr>
+        <w:lastRenderedPageBreak/>
         <w:t>You can ignore the other piwik settings once you disable it</w:t>
       </w:r>
     </w:p>
@@ -9699,7 +9282,6 @@
           <w:rFonts w:ascii="Calibri" w:eastAsia="Times New Roman" w:hAnsi="Calibri" w:cs="Calibri"/>
         </w:rPr>
       </w:pPr>
-      <w:proofErr w:type="spellStart"/>
       <w:r>
         <w:rPr>
           <w:rFonts w:ascii="Consolas" w:eastAsiaTheme="minorHAnsi" w:hAnsi="Consolas" w:cs="Consolas"/>
@@ -9710,7 +9292,6 @@
         </w:rPr>
         <w:t>system.web</w:t>
       </w:r>
-      <w:proofErr w:type="spellEnd"/>
       <w:r>
         <w:rPr>
           <w:rFonts w:ascii="Consolas" w:eastAsiaTheme="minorHAnsi" w:hAnsi="Consolas" w:cs="Consolas"/>
@@ -9764,7 +9345,6 @@
           <w:szCs w:val="19"/>
           <w:highlight w:val="white"/>
         </w:rPr>
-        <w:lastRenderedPageBreak/>
         <w:t>allow</w:t>
       </w:r>
       <w:r>
@@ -9864,7 +9444,6 @@
         </w:rPr>
         <w:t>"</w:t>
       </w:r>
-      <w:proofErr w:type="spellStart"/>
       <w:r>
         <w:rPr>
           <w:rFonts w:ascii="Consolas" w:eastAsiaTheme="minorHAnsi" w:hAnsi="Consolas" w:cs="Consolas"/>
@@ -9875,7 +9454,6 @@
         </w:rPr>
         <w:t>elmah.axd</w:t>
       </w:r>
-      <w:proofErr w:type="spellEnd"/>
       <w:r>
         <w:rPr>
           <w:rFonts w:ascii="Consolas" w:eastAsiaTheme="minorHAnsi" w:hAnsi="Consolas" w:cs="Consolas"/>
@@ -9902,7 +9480,6 @@
         </w:rPr>
         <w:t xml:space="preserve">-&gt; </w:t>
       </w:r>
-      <w:proofErr w:type="spellStart"/>
       <w:r>
         <w:rPr>
           <w:rFonts w:ascii="Consolas" w:eastAsiaTheme="minorHAnsi" w:hAnsi="Consolas" w:cs="Consolas"/>
@@ -9913,7 +9490,6 @@
         </w:rPr>
         <w:t>system.web</w:t>
       </w:r>
-      <w:proofErr w:type="spellEnd"/>
       <w:r>
         <w:rPr>
           <w:rFonts w:ascii="Consolas" w:eastAsiaTheme="minorHAnsi" w:hAnsi="Consolas" w:cs="Consolas"/>
@@ -10210,7 +9786,6 @@
         </w:rPr>
         <w:t xml:space="preserve"> </w:t>
       </w:r>
-      <w:proofErr w:type="spellStart"/>
       <w:r>
         <w:rPr>
           <w:rFonts w:ascii="Consolas" w:eastAsiaTheme="minorHAnsi" w:hAnsi="Consolas" w:cs="Consolas"/>
@@ -10220,7 +9795,6 @@
         </w:rPr>
         <w:t>stopProcessing</w:t>
       </w:r>
-      <w:proofErr w:type="spellEnd"/>
       <w:r>
         <w:rPr>
           <w:rFonts w:ascii="Consolas" w:eastAsiaTheme="minorHAnsi" w:hAnsi="Consolas" w:cs="Consolas"/>
@@ -10278,7 +9852,6 @@
         </w:rPr>
         <w:t xml:space="preserve">          &lt;match </w:t>
       </w:r>
-      <w:proofErr w:type="spellStart"/>
       <w:r>
         <w:rPr>
           <w:rFonts w:ascii="Consolas" w:eastAsiaTheme="minorHAnsi" w:hAnsi="Consolas" w:cs="Consolas"/>
@@ -10288,7 +9861,6 @@
         </w:rPr>
         <w:t>url</w:t>
       </w:r>
-      <w:proofErr w:type="spellEnd"/>
       <w:r>
         <w:rPr>
           <w:rFonts w:ascii="Consolas" w:eastAsiaTheme="minorHAnsi" w:hAnsi="Consolas" w:cs="Consolas"/>
@@ -10296,9 +9868,68 @@
           <w:sz w:val="19"/>
           <w:szCs w:val="19"/>
         </w:rPr>
-        <w:t>="</w:t>
-      </w:r>
-      <w:proofErr w:type="gramStart"/>
+        <w:t>="(.*)"</w:t>
+      </w:r>
+      <w:r>
+        <w:rPr>
+          <w:rFonts w:ascii="Consolas" w:eastAsiaTheme="minorHAnsi" w:hAnsi="Consolas" w:cs="Consolas"/>
+          <w:color w:val="0000FF"/>
+          <w:sz w:val="19"/>
+          <w:szCs w:val="19"/>
+        </w:rPr>
+        <w:t xml:space="preserve"> /&gt;</w:t>
+      </w:r>
+    </w:p>
+    <w:p>
+      <w:pPr>
+        <w:pStyle w:val="ListParagraph"/>
+        <w:spacing w:line="240" w:lineRule="auto"/>
+        <w:rPr>
+          <w:rFonts w:ascii="Consolas" w:eastAsiaTheme="minorHAnsi" w:hAnsi="Consolas" w:cs="Consolas"/>
+          <w:color w:val="0000FF"/>
+          <w:sz w:val="19"/>
+          <w:szCs w:val="19"/>
+        </w:rPr>
+      </w:pPr>
+      <w:r>
+        <w:rPr>
+          <w:rFonts w:ascii="Consolas" w:eastAsiaTheme="minorHAnsi" w:hAnsi="Consolas" w:cs="Consolas"/>
+          <w:color w:val="0000FF"/>
+          <w:sz w:val="19"/>
+          <w:szCs w:val="19"/>
+        </w:rPr>
+        <w:t xml:space="preserve">          &lt;conditions&gt;</w:t>
+      </w:r>
+    </w:p>
+    <w:p>
+      <w:pPr>
+        <w:pStyle w:val="ListParagraph"/>
+        <w:spacing w:line="240" w:lineRule="auto"/>
+        <w:rPr>
+          <w:rFonts w:ascii="Consolas" w:eastAsiaTheme="minorHAnsi" w:hAnsi="Consolas" w:cs="Consolas"/>
+          <w:color w:val="0000FF"/>
+          <w:sz w:val="19"/>
+          <w:szCs w:val="19"/>
+        </w:rPr>
+      </w:pPr>
+      <w:r>
+        <w:rPr>
+          <w:rFonts w:ascii="Consolas" w:eastAsiaTheme="minorHAnsi" w:hAnsi="Consolas" w:cs="Consolas"/>
+          <w:color w:val="0000FF"/>
+          <w:sz w:val="19"/>
+          <w:szCs w:val="19"/>
+        </w:rPr>
+        <w:t xml:space="preserve">            &lt;add </w:t>
+      </w:r>
+      <w:r>
+        <w:rPr>
+          <w:rFonts w:ascii="Consolas" w:eastAsiaTheme="minorHAnsi" w:hAnsi="Consolas" w:cs="Consolas"/>
+          <w:color w:val="FF0000"/>
+          <w:sz w:val="19"/>
+          <w:szCs w:val="19"/>
+        </w:rPr>
+        <w:t>input</w:t>
+      </w:r>
       <w:r>
         <w:rPr>
           <w:rFonts w:ascii="Consolas" w:eastAsiaTheme="minorHAnsi" w:hAnsi="Consolas" w:cs="Consolas"/>
@@ -10306,9 +9937,26 @@
           <w:sz w:val="19"/>
           <w:szCs w:val="19"/>
         </w:rPr>
-        <w:t>(.*</w:t>
-      </w:r>
-      <w:proofErr w:type="gramEnd"/>
+        <w:t>="{HTTPS}"</w:t>
+      </w:r>
+      <w:r>
+        <w:rPr>
+          <w:rFonts w:ascii="Consolas" w:eastAsiaTheme="minorHAnsi" w:hAnsi="Consolas" w:cs="Consolas"/>
+          <w:color w:val="0000FF"/>
+          <w:sz w:val="19"/>
+          <w:szCs w:val="19"/>
+        </w:rPr>
+        <w:t xml:space="preserve"> </w:t>
+      </w:r>
+      <w:r>
+        <w:rPr>
+          <w:rFonts w:ascii="Consolas" w:eastAsiaTheme="minorHAnsi" w:hAnsi="Consolas" w:cs="Consolas"/>
+          <w:color w:val="FF0000"/>
+          <w:sz w:val="19"/>
+          <w:szCs w:val="19"/>
+        </w:rPr>
+        <w:t>pattern</w:t>
+      </w:r>
       <w:r>
         <w:rPr>
           <w:rFonts w:ascii="Consolas" w:eastAsiaTheme="minorHAnsi" w:hAnsi="Consolas" w:cs="Consolas"/>
@@ -10316,7 +9964,7 @@
           <w:sz w:val="19"/>
           <w:szCs w:val="19"/>
         </w:rPr>
-        <w:t>)"</w:t>
+        <w:t>="^OFF$"</w:t>
       </w:r>
       <w:r>
         <w:rPr>
@@ -10346,7 +9994,7 @@
           <w:sz w:val="19"/>
           <w:szCs w:val="19"/>
         </w:rPr>
-        <w:t xml:space="preserve">          &lt;conditions&gt;</w:t>
+        <w:t xml:space="preserve">          &lt;/conditions&gt;</w:t>
       </w:r>
     </w:p>
     <w:p>
@@ -10367,7 +10015,7 @@
           <w:sz w:val="19"/>
           <w:szCs w:val="19"/>
         </w:rPr>
-        <w:t xml:space="preserve">            &lt;add </w:t>
+        <w:t xml:space="preserve">          &lt;action </w:t>
       </w:r>
       <w:r>
         <w:rPr>
@@ -10376,7 +10024,7 @@
           <w:sz w:val="19"/>
           <w:szCs w:val="19"/>
         </w:rPr>
-        <w:t>input</w:t>
+        <w:t>type</w:t>
       </w:r>
       <w:r>
         <w:rPr>
@@ -10385,16 +10033,7 @@
           <w:sz w:val="19"/>
           <w:szCs w:val="19"/>
         </w:rPr>
-        <w:t>="{HTTPS}"</w:t>
-      </w:r>
-      <w:r>
-        <w:rPr>
-          <w:rFonts w:ascii="Consolas" w:eastAsiaTheme="minorHAnsi" w:hAnsi="Consolas" w:cs="Consolas"/>
-          <w:color w:val="0000FF"/>
-          <w:sz w:val="19"/>
-          <w:szCs w:val="19"/>
-        </w:rPr>
-        <w:t xml:space="preserve"> </w:t>
+        <w:t xml:space="preserve">="Redirect" </w:t>
       </w:r>
       <w:r>
         <w:rPr>
@@ -10403,7 +10042,7 @@
           <w:sz w:val="19"/>
           <w:szCs w:val="19"/>
         </w:rPr>
-        <w:t>pattern</w:t>
+        <w:t>url</w:t>
       </w:r>
       <w:r>
         <w:rPr>
@@ -10412,7 +10051,7 @@
           <w:sz w:val="19"/>
           <w:szCs w:val="19"/>
         </w:rPr>
-        <w:t>="^OFF$"</w:t>
+        <w:t>="https://{HTTP_HOST}/{R:1}"</w:t>
       </w:r>
       <w:r>
         <w:rPr>
@@ -10442,7 +10081,7 @@
           <w:sz w:val="19"/>
           <w:szCs w:val="19"/>
         </w:rPr>
-        <w:t xml:space="preserve">          &lt;/conditions&gt;</w:t>
+        <w:t xml:space="preserve">        &lt;/rule&gt;</w:t>
       </w:r>
     </w:p>
     <w:p>
@@ -10463,102 +10102,13 @@
           <w:sz w:val="19"/>
           <w:szCs w:val="19"/>
         </w:rPr>
-        <w:t xml:space="preserve">          &lt;action </w:t>
-      </w:r>
-      <w:r>
-        <w:rPr>
-          <w:rFonts w:ascii="Consolas" w:eastAsiaTheme="minorHAnsi" w:hAnsi="Consolas" w:cs="Consolas"/>
-          <w:color w:val="FF0000"/>
-          <w:sz w:val="19"/>
-          <w:szCs w:val="19"/>
-        </w:rPr>
-        <w:t>type</w:t>
-      </w:r>
-      <w:r>
-        <w:rPr>
-          <w:rFonts w:ascii="Consolas" w:eastAsiaTheme="minorHAnsi" w:hAnsi="Consolas" w:cs="Consolas"/>
-          <w:color w:val="8064A2" w:themeColor="accent4"/>
-          <w:sz w:val="19"/>
-          <w:szCs w:val="19"/>
-        </w:rPr>
-        <w:t xml:space="preserve">="Redirect" </w:t>
-      </w:r>
-      <w:proofErr w:type="spellStart"/>
-      <w:r>
-        <w:rPr>
-          <w:rFonts w:ascii="Consolas" w:eastAsiaTheme="minorHAnsi" w:hAnsi="Consolas" w:cs="Consolas"/>
-          <w:color w:val="FF0000"/>
-          <w:sz w:val="19"/>
-          <w:szCs w:val="19"/>
-        </w:rPr>
-        <w:t>url</w:t>
-      </w:r>
-      <w:proofErr w:type="spellEnd"/>
-      <w:r>
-        <w:rPr>
-          <w:rFonts w:ascii="Consolas" w:eastAsiaTheme="minorHAnsi" w:hAnsi="Consolas" w:cs="Consolas"/>
-          <w:color w:val="8064A2" w:themeColor="accent4"/>
-          <w:sz w:val="19"/>
-          <w:szCs w:val="19"/>
-        </w:rPr>
-        <w:t>="https://{HTTP_HOST}/{R:1}"</w:t>
-      </w:r>
-      <w:r>
-        <w:rPr>
-          <w:rFonts w:ascii="Consolas" w:eastAsiaTheme="minorHAnsi" w:hAnsi="Consolas" w:cs="Consolas"/>
-          <w:color w:val="0000FF"/>
-          <w:sz w:val="19"/>
-          <w:szCs w:val="19"/>
-        </w:rPr>
-        <w:t xml:space="preserve"> /&gt;</w:t>
+        <w:t xml:space="preserve">      &lt;/rules&gt;</w:t>
       </w:r>
     </w:p>
     <w:p>
       <w:pPr>
         <w:pStyle w:val="ListParagraph"/>
         <w:spacing w:line="240" w:lineRule="auto"/>
-        <w:rPr>
-          <w:rFonts w:ascii="Consolas" w:eastAsiaTheme="minorHAnsi" w:hAnsi="Consolas" w:cs="Consolas"/>
-          <w:color w:val="0000FF"/>
-          <w:sz w:val="19"/>
-          <w:szCs w:val="19"/>
-        </w:rPr>
-      </w:pPr>
-      <w:r>
-        <w:rPr>
-          <w:rFonts w:ascii="Consolas" w:eastAsiaTheme="minorHAnsi" w:hAnsi="Consolas" w:cs="Consolas"/>
-          <w:color w:val="0000FF"/>
-          <w:sz w:val="19"/>
-          <w:szCs w:val="19"/>
-        </w:rPr>
-        <w:t xml:space="preserve">        &lt;/rule&gt;</w:t>
-      </w:r>
-    </w:p>
-    <w:p>
-      <w:pPr>
-        <w:pStyle w:val="ListParagraph"/>
-        <w:spacing w:line="240" w:lineRule="auto"/>
-        <w:rPr>
-          <w:rFonts w:ascii="Consolas" w:eastAsiaTheme="minorHAnsi" w:hAnsi="Consolas" w:cs="Consolas"/>
-          <w:color w:val="0000FF"/>
-          <w:sz w:val="19"/>
-          <w:szCs w:val="19"/>
-        </w:rPr>
-      </w:pPr>
-      <w:r>
-        <w:rPr>
-          <w:rFonts w:ascii="Consolas" w:eastAsiaTheme="minorHAnsi" w:hAnsi="Consolas" w:cs="Consolas"/>
-          <w:color w:val="0000FF"/>
-          <w:sz w:val="19"/>
-          <w:szCs w:val="19"/>
-        </w:rPr>
-        <w:t xml:space="preserve">      &lt;/rules&gt;</w:t>
-      </w:r>
-    </w:p>
-    <w:p>
-      <w:pPr>
-        <w:pStyle w:val="ListParagraph"/>
-        <w:spacing w:line="240" w:lineRule="auto"/>
       </w:pPr>
       <w:r>
         <w:rPr>
@@ -10587,13 +10137,8 @@
       <w:r>
         <w:t xml:space="preserve">Emailer - </w:t>
       </w:r>
-      <w:proofErr w:type="spellStart"/>
-      <w:r>
-        <w:t>App.Config</w:t>
-      </w:r>
-      <w:proofErr w:type="spellEnd"/>
-      <w:r>
-        <w:t xml:space="preserve"> Customization</w:t>
+      <w:r>
+        <w:t>App.Config Customization</w:t>
       </w:r>
       <w:bookmarkEnd w:id="38"/>
     </w:p>
@@ -10632,25 +10177,14 @@
         </w:numPr>
         <w:spacing w:after="0"/>
       </w:pPr>
-      <w:proofErr w:type="spellStart"/>
-      <w:r>
-        <w:rPr>
-          <w:rFonts w:ascii="Consolas" w:eastAsiaTheme="minorHAnsi" w:hAnsi="Consolas" w:cs="Consolas"/>
-          <w:color w:val="0000FF"/>
-          <w:sz w:val="19"/>
-          <w:szCs w:val="19"/>
-        </w:rPr>
-        <w:t>genTracEntities</w:t>
-      </w:r>
-      <w:proofErr w:type="spellEnd"/>
-      <w:r>
-        <w:rPr>
-          <w:rFonts w:ascii="Consolas" w:eastAsiaTheme="minorHAnsi" w:hAnsi="Consolas" w:cs="Consolas"/>
-          <w:color w:val="0000FF"/>
-          <w:sz w:val="19"/>
-          <w:szCs w:val="19"/>
-        </w:rPr>
-        <w:t xml:space="preserve"> </w:t>
+      <w:r>
+        <w:rPr>
+          <w:rFonts w:ascii="Consolas" w:eastAsiaTheme="minorHAnsi" w:hAnsi="Consolas" w:cs="Consolas"/>
+          <w:color w:val="0000FF"/>
+          <w:sz w:val="19"/>
+          <w:szCs w:val="19"/>
+        </w:rPr>
+        <w:t xml:space="preserve">genTracEntities </w:t>
       </w:r>
       <w:r>
         <w:rPr>
@@ -10715,7 +10249,6 @@
           <w:rFonts w:ascii="Calibri" w:eastAsia="Times New Roman" w:hAnsi="Calibri" w:cs="Calibri"/>
         </w:rPr>
       </w:pPr>
-      <w:proofErr w:type="spellStart"/>
       <w:r>
         <w:rPr>
           <w:rFonts w:ascii="Consolas" w:eastAsiaTheme="minorHAnsi" w:hAnsi="Consolas" w:cs="Consolas"/>
@@ -10726,7 +10259,6 @@
         </w:rPr>
         <w:t>EmailServer</w:t>
       </w:r>
-      <w:proofErr w:type="spellEnd"/>
       <w:r>
         <w:t xml:space="preserve"> </w:t>
       </w:r>
@@ -10749,7 +10281,6 @@
           <w:rFonts w:ascii="Calibri" w:eastAsia="Times New Roman" w:hAnsi="Calibri" w:cs="Calibri"/>
         </w:rPr>
       </w:pPr>
-      <w:proofErr w:type="spellStart"/>
       <w:r>
         <w:rPr>
           <w:rFonts w:ascii="Consolas" w:eastAsiaTheme="minorHAnsi" w:hAnsi="Consolas" w:cs="Consolas"/>
@@ -10760,7 +10291,6 @@
         </w:rPr>
         <w:t>ServerURL</w:t>
       </w:r>
-      <w:proofErr w:type="spellEnd"/>
       <w:r>
         <w:rPr>
           <w:rFonts w:eastAsiaTheme="minorHAnsi" w:cs="Consolas"/>
@@ -10781,7 +10311,6 @@
         </w:numPr>
         <w:spacing w:after="0"/>
       </w:pPr>
-      <w:proofErr w:type="spellStart"/>
       <w:r>
         <w:rPr>
           <w:rFonts w:ascii="Consolas" w:eastAsiaTheme="minorHAnsi" w:hAnsi="Consolas" w:cs="Consolas"/>
@@ -10792,7 +10321,6 @@
         </w:rPr>
         <w:t>HelpdeskEmailAddress</w:t>
       </w:r>
-      <w:proofErr w:type="spellEnd"/>
       <w:r>
         <w:t xml:space="preserve"> – email displayed to the users to contact for help</w:t>
       </w:r>
@@ -10894,15 +10422,7 @@
       </w:pPr>
       <w:bookmarkStart w:id="39" w:name="_Toc4596588"/>
       <w:r>
-        <w:t xml:space="preserve">Appendix G: RDM Data Replication - </w:t>
-      </w:r>
-      <w:proofErr w:type="spellStart"/>
-      <w:r>
-        <w:t>App.Config</w:t>
-      </w:r>
-      <w:proofErr w:type="spellEnd"/>
-      <w:r>
-        <w:t xml:space="preserve"> Customization</w:t>
+        <w:t>Appendix G: RDM Data Replication - App.Config Customization</w:t>
       </w:r>
       <w:bookmarkEnd w:id="39"/>
     </w:p>
@@ -10941,7 +10461,6 @@
         </w:numPr>
         <w:spacing w:after="0"/>
       </w:pPr>
-      <w:proofErr w:type="spellStart"/>
       <w:r>
         <w:rPr>
           <w:rFonts w:ascii="Consolas" w:eastAsiaTheme="minorHAnsi" w:hAnsi="Consolas" w:cs="Consolas"/>
@@ -10951,7 +10470,6 @@
         </w:rPr>
         <w:t>IESEntities</w:t>
       </w:r>
-      <w:proofErr w:type="spellEnd"/>
       <w:r>
         <w:rPr>
           <w:rFonts w:ascii="Consolas" w:eastAsiaTheme="minorHAnsi" w:hAnsi="Consolas" w:cs="Consolas"/>
@@ -11024,7 +10542,6 @@
           <w:rFonts w:ascii="Calibri" w:eastAsia="Times New Roman" w:hAnsi="Calibri" w:cs="Calibri"/>
         </w:rPr>
       </w:pPr>
-      <w:proofErr w:type="spellStart"/>
       <w:r>
         <w:rPr>
           <w:rFonts w:ascii="Consolas" w:eastAsiaTheme="minorHAnsi" w:hAnsi="Consolas" w:cs="Consolas"/>
@@ -11035,7 +10552,6 @@
         </w:rPr>
         <w:t>EmailServer</w:t>
       </w:r>
-      <w:proofErr w:type="spellEnd"/>
       <w:r>
         <w:t xml:space="preserve"> </w:t>
       </w:r>
@@ -11058,25 +10574,14 @@
           <w:rFonts w:ascii="Calibri" w:eastAsia="Times New Roman" w:hAnsi="Calibri" w:cs="Calibri"/>
         </w:rPr>
       </w:pPr>
-      <w:proofErr w:type="spellStart"/>
-      <w:r>
-        <w:rPr>
-          <w:rFonts w:ascii="Consolas" w:eastAsiaTheme="minorHAnsi" w:hAnsi="Consolas" w:cs="Consolas"/>
-          <w:color w:val="0000FF"/>
-          <w:sz w:val="19"/>
-          <w:szCs w:val="19"/>
-        </w:rPr>
-        <w:t>EmailDistributionList</w:t>
-      </w:r>
-      <w:proofErr w:type="spellEnd"/>
-      <w:r>
-        <w:rPr>
-          <w:rFonts w:ascii="Consolas" w:eastAsiaTheme="minorHAnsi" w:hAnsi="Consolas" w:cs="Consolas"/>
-          <w:color w:val="0000FF"/>
-          <w:sz w:val="19"/>
-          <w:szCs w:val="19"/>
-        </w:rPr>
-        <w:t xml:space="preserve"> </w:t>
+      <w:r>
+        <w:rPr>
+          <w:rFonts w:ascii="Consolas" w:eastAsiaTheme="minorHAnsi" w:hAnsi="Consolas" w:cs="Consolas"/>
+          <w:color w:val="0000FF"/>
+          <w:sz w:val="19"/>
+          <w:szCs w:val="19"/>
+        </w:rPr>
+        <w:t xml:space="preserve">EmailDistributionList </w:t>
       </w:r>
       <w:r>
         <w:rPr>
@@ -11100,7 +10605,6 @@
         </w:numPr>
         <w:spacing w:after="0"/>
       </w:pPr>
-      <w:proofErr w:type="spellStart"/>
       <w:r>
         <w:rPr>
           <w:rFonts w:ascii="Consolas" w:eastAsiaTheme="minorHAnsi" w:hAnsi="Consolas" w:cs="Consolas"/>
@@ -11111,7 +10615,6 @@
         </w:rPr>
         <w:t>HelpdeskEmailAddress</w:t>
       </w:r>
-      <w:proofErr w:type="spellEnd"/>
       <w:r>
         <w:t xml:space="preserve"> – email displayed to the users to contact for help</w:t>
       </w:r>
@@ -11125,17 +10628,16 @@
         </w:numPr>
         <w:spacing w:after="0"/>
       </w:pPr>
-      <w:proofErr w:type="spellStart"/>
-      <w:r>
-        <w:rPr>
-          <w:rFonts w:ascii="Consolas" w:eastAsiaTheme="minorHAnsi" w:hAnsi="Consolas" w:cs="Consolas"/>
-          <w:color w:val="0000FF"/>
-          <w:sz w:val="19"/>
-          <w:szCs w:val="19"/>
-        </w:rPr>
+      <w:r>
+        <w:rPr>
+          <w:rFonts w:ascii="Consolas" w:eastAsiaTheme="minorHAnsi" w:hAnsi="Consolas" w:cs="Consolas"/>
+          <w:color w:val="0000FF"/>
+          <w:sz w:val="19"/>
+          <w:szCs w:val="19"/>
+        </w:rPr>
+        <w:lastRenderedPageBreak/>
         <w:t>RdmSearchFolder</w:t>
       </w:r>
-      <w:proofErr w:type="spellEnd"/>
       <w:r>
         <w:t xml:space="preserve"> – the account has to have full access to this folder; the folder has to exist ahead of time; this is where the security will place files once they are moved from unclassified location; </w:t>
       </w:r>
@@ -11149,18 +10651,15 @@
         </w:numPr>
         <w:spacing w:after="0"/>
       </w:pPr>
-      <w:proofErr w:type="spellStart"/>
-      <w:r>
-        <w:rPr>
-          <w:rFonts w:ascii="Consolas" w:eastAsiaTheme="minorHAnsi" w:hAnsi="Consolas" w:cs="Consolas"/>
-          <w:color w:val="0000FF"/>
-          <w:sz w:val="19"/>
-          <w:szCs w:val="19"/>
-        </w:rPr>
-        <w:lastRenderedPageBreak/>
+      <w:r>
+        <w:rPr>
+          <w:rFonts w:ascii="Consolas" w:eastAsiaTheme="minorHAnsi" w:hAnsi="Consolas" w:cs="Consolas"/>
+          <w:color w:val="0000FF"/>
+          <w:sz w:val="19"/>
+          <w:szCs w:val="19"/>
+        </w:rPr>
         <w:t>RdmArchiveFolder</w:t>
       </w:r>
-      <w:proofErr w:type="spellEnd"/>
       <w:r>
         <w:t xml:space="preserve"> – the account has to have full access to this folder; the folder has to exist ahead of time; suggested location would be an “Archive” folder in the folder above</w:t>
       </w:r>
@@ -11177,36 +10676,17 @@
           <w:sz w:val="20"/>
         </w:rPr>
       </w:pPr>
-      <w:proofErr w:type="spellStart"/>
-      <w:r>
-        <w:rPr>
-          <w:rFonts w:ascii="Consolas" w:eastAsiaTheme="minorHAnsi" w:hAnsi="Consolas" w:cs="Consolas"/>
-          <w:color w:val="0000FF"/>
-          <w:sz w:val="19"/>
-          <w:szCs w:val="19"/>
-        </w:rPr>
-        <w:t>RdmClearRevisionCacheUrl</w:t>
-      </w:r>
-      <w:proofErr w:type="spellEnd"/>
-      <w:r>
-        <w:rPr>
-          <w:rFonts w:ascii="Consolas" w:eastAsiaTheme="minorHAnsi" w:hAnsi="Consolas" w:cs="Consolas"/>
-          <w:color w:val="0000FF"/>
-          <w:sz w:val="19"/>
-          <w:szCs w:val="19"/>
-        </w:rPr>
-        <w:t xml:space="preserve"> </w:t>
-      </w:r>
-      <w:r>
-        <w:t xml:space="preserve">– URL of the RDM application, pointing to a specific view; pattern of what it needs to be set to (where </w:t>
-      </w:r>
-      <w:proofErr w:type="spellStart"/>
-      <w:r>
-        <w:t>RdmURL</w:t>
-      </w:r>
-      <w:proofErr w:type="spellEnd"/>
-      <w:r>
-        <w:t xml:space="preserve"> represents the URL of the application) is : </w:t>
+      <w:r>
+        <w:rPr>
+          <w:rFonts w:ascii="Consolas" w:eastAsiaTheme="minorHAnsi" w:hAnsi="Consolas" w:cs="Consolas"/>
+          <w:color w:val="0000FF"/>
+          <w:sz w:val="19"/>
+          <w:szCs w:val="19"/>
+        </w:rPr>
+        <w:t xml:space="preserve">RdmClearRevisionCacheUrl </w:t>
+      </w:r>
+      <w:r>
+        <w:t xml:space="preserve">– URL of the RDM application, pointing to a specific view; pattern of what it needs to be set to (where RdmURL represents the URL of the application) is : </w:t>
       </w:r>
       <w:r>
         <w:rPr>
@@ -11216,7 +10696,6 @@
         </w:rPr>
         <w:t>http(s)://</w:t>
       </w:r>
-      <w:proofErr w:type="spellStart"/>
       <w:r>
         <w:rPr>
           <w:rFonts w:ascii="Consolas" w:hAnsi="Consolas"/>
@@ -11226,25 +10705,14 @@
         </w:rPr>
         <w:t>RdmURL</w:t>
       </w:r>
-      <w:proofErr w:type="spellEnd"/>
       <w:r>
         <w:rPr>
           <w:rFonts w:ascii="Consolas" w:hAnsi="Consolas"/>
           <w:color w:val="984806" w:themeColor="accent6" w:themeShade="80"/>
           <w:sz w:val="18"/>
         </w:rPr>
-        <w:t>/Admin/</w:t>
-      </w:r>
-      <w:proofErr w:type="spellStart"/>
-      <w:r>
-        <w:rPr>
-          <w:rFonts w:ascii="Consolas" w:hAnsi="Consolas"/>
-          <w:color w:val="984806" w:themeColor="accent6" w:themeShade="80"/>
-          <w:sz w:val="18"/>
-        </w:rPr>
-        <w:t>ClearRevisionCache</w:t>
-      </w:r>
-      <w:proofErr w:type="spellEnd"/>
+        <w:t>/Admin/ClearRevisionCache</w:t>
+      </w:r>
       <w:r>
         <w:rPr>
           <w:sz w:val="20"/>
@@ -11359,15 +10827,7 @@
       </w:pPr>
       <w:bookmarkStart w:id="40" w:name="_Toc4596589"/>
       <w:r>
-        <w:t xml:space="preserve">Appendix H: GenBOE Auto Backup - </w:t>
-      </w:r>
-      <w:proofErr w:type="spellStart"/>
-      <w:r>
-        <w:t>App.Config</w:t>
-      </w:r>
-      <w:proofErr w:type="spellEnd"/>
-      <w:r>
-        <w:t xml:space="preserve"> Customization</w:t>
+        <w:t>Appendix H: GenBOE Auto Backup - App.Config Customization</w:t>
       </w:r>
       <w:bookmarkEnd w:id="40"/>
     </w:p>
@@ -11406,25 +10866,14 @@
         </w:numPr>
         <w:spacing w:after="0"/>
       </w:pPr>
-      <w:proofErr w:type="spellStart"/>
-      <w:r>
-        <w:rPr>
-          <w:rFonts w:ascii="Consolas" w:eastAsiaTheme="minorHAnsi" w:hAnsi="Consolas" w:cs="Consolas"/>
-          <w:color w:val="0000FF"/>
-          <w:sz w:val="19"/>
-          <w:szCs w:val="19"/>
-        </w:rPr>
-        <w:t>GenBoeEntities</w:t>
-      </w:r>
-      <w:proofErr w:type="spellEnd"/>
-      <w:r>
-        <w:rPr>
-          <w:rFonts w:ascii="Consolas" w:eastAsiaTheme="minorHAnsi" w:hAnsi="Consolas" w:cs="Consolas"/>
-          <w:color w:val="0000FF"/>
-          <w:sz w:val="19"/>
-          <w:szCs w:val="19"/>
-        </w:rPr>
-        <w:t xml:space="preserve"> </w:t>
+      <w:r>
+        <w:rPr>
+          <w:rFonts w:ascii="Consolas" w:eastAsiaTheme="minorHAnsi" w:hAnsi="Consolas" w:cs="Consolas"/>
+          <w:color w:val="0000FF"/>
+          <w:sz w:val="19"/>
+          <w:szCs w:val="19"/>
+        </w:rPr>
+        <w:t xml:space="preserve">GenBoeEntities </w:t>
       </w:r>
       <w:r>
         <w:rPr>
@@ -11495,7 +10944,6 @@
           <w:rFonts w:ascii="Calibri" w:eastAsia="Times New Roman" w:hAnsi="Calibri" w:cs="Calibri"/>
         </w:rPr>
       </w:pPr>
-      <w:proofErr w:type="spellStart"/>
       <w:r>
         <w:rPr>
           <w:rFonts w:ascii="Consolas" w:eastAsiaTheme="minorHAnsi" w:hAnsi="Consolas" w:cs="Consolas"/>
@@ -11506,7 +10954,6 @@
         </w:rPr>
         <w:t>EmailServer</w:t>
       </w:r>
-      <w:proofErr w:type="spellEnd"/>
       <w:r>
         <w:t xml:space="preserve"> </w:t>
       </w:r>
@@ -11529,25 +10976,14 @@
           <w:rFonts w:ascii="Calibri" w:eastAsia="Times New Roman" w:hAnsi="Calibri" w:cs="Calibri"/>
         </w:rPr>
       </w:pPr>
-      <w:proofErr w:type="spellStart"/>
-      <w:r>
-        <w:rPr>
-          <w:rFonts w:ascii="Consolas" w:eastAsiaTheme="minorHAnsi" w:hAnsi="Consolas" w:cs="Consolas"/>
-          <w:color w:val="0000FF"/>
-          <w:sz w:val="19"/>
-          <w:szCs w:val="19"/>
-        </w:rPr>
-        <w:t>SendEmailTo</w:t>
-      </w:r>
-      <w:proofErr w:type="spellEnd"/>
-      <w:r>
-        <w:rPr>
-          <w:rFonts w:ascii="Consolas" w:eastAsiaTheme="minorHAnsi" w:hAnsi="Consolas" w:cs="Consolas"/>
-          <w:color w:val="0000FF"/>
-          <w:sz w:val="19"/>
-          <w:szCs w:val="19"/>
-        </w:rPr>
-        <w:t xml:space="preserve"> </w:t>
+      <w:r>
+        <w:rPr>
+          <w:rFonts w:ascii="Consolas" w:eastAsiaTheme="minorHAnsi" w:hAnsi="Consolas" w:cs="Consolas"/>
+          <w:color w:val="0000FF"/>
+          <w:sz w:val="19"/>
+          <w:szCs w:val="19"/>
+        </w:rPr>
+        <w:t xml:space="preserve">SendEmailTo </w:t>
       </w:r>
       <w:r>
         <w:rPr>
@@ -11571,7 +11007,6 @@
         </w:numPr>
         <w:spacing w:after="0"/>
       </w:pPr>
-      <w:proofErr w:type="spellStart"/>
       <w:r>
         <w:rPr>
           <w:rFonts w:ascii="Consolas" w:eastAsiaTheme="minorHAnsi" w:hAnsi="Consolas" w:cs="Consolas"/>
@@ -11582,7 +11017,6 @@
         </w:rPr>
         <w:t>HelpdeskEmailAddress</w:t>
       </w:r>
-      <w:proofErr w:type="spellEnd"/>
       <w:r>
         <w:t xml:space="preserve"> – email displayed to the users to contact for help</w:t>
       </w:r>
@@ -11814,7 +11248,6 @@
               <v:path gradientshapeok="t" o:connecttype="rect"/>
             </v:shapetype>
             <v:shape id="Text Box 9" o:spid="_x0000_s1028" type="#_x0000_t202" alt="Lockheed Martin Proprietary Information" style="position:absolute;left:0;text-align:left;margin-left:0;margin-top:.05pt;width:34.95pt;height:34.95pt;z-index:251662336;visibility:visible;mso-wrap-style:none;mso-wrap-distance-left:0;mso-wrap-distance-top:0;mso-wrap-distance-right:0;mso-wrap-distance-bottom:0;mso-position-horizontal:center;mso-position-horizontal-relative:text;mso-position-vertical:absolute;mso-position-vertical-relative:text;v-text-anchor:top" o:gfxdata="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" filled="f" stroked="f">
-              <v:fill o:detectmouseclick="t"/>
               <v:textbox style="mso-fit-shape-to-text:t" inset="0,0,0,0">
                 <w:txbxContent>
                   <w:p>
@@ -11952,7 +11385,6 @@
               <v:path gradientshapeok="t" o:connecttype="rect"/>
             </v:shapetype>
             <v:shape id="Text Box 10" o:spid="_x0000_s1029" type="#_x0000_t202" alt="Lockheed Martin Proprietary Information" style="position:absolute;left:0;text-align:left;margin-left:0;margin-top:.05pt;width:34.95pt;height:34.95pt;z-index:251663360;visibility:visible;mso-wrap-style:none;mso-wrap-distance-left:0;mso-wrap-distance-top:0;mso-wrap-distance-right:0;mso-wrap-distance-bottom:0;mso-position-horizontal:center;mso-position-horizontal-relative:text;mso-position-vertical:absolute;mso-position-vertical-relative:text;v-text-anchor:top" o:gfxdata="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" filled="f" stroked="f">
-              <v:fill o:detectmouseclick="t"/>
               <v:textbox style="mso-fit-shape-to-text:t" inset="0,0,0,0">
                 <w:txbxContent>
                   <w:p>
@@ -12090,7 +11522,6 @@
               <v:path gradientshapeok="t" o:connecttype="rect"/>
             </v:shapetype>
             <v:shape id="Text Box 8" o:spid="_x0000_s1031" type="#_x0000_t202" alt="Lockheed Martin Proprietary Information" style="position:absolute;left:0;text-align:left;margin-left:0;margin-top:.05pt;width:34.95pt;height:34.95pt;z-index:251661312;visibility:visible;mso-wrap-style:none;mso-wrap-distance-left:0;mso-wrap-distance-top:0;mso-wrap-distance-right:0;mso-wrap-distance-bottom:0;mso-position-horizontal:center;mso-position-horizontal-relative:text;mso-position-vertical:absolute;mso-position-vertical-relative:text;v-text-anchor:top" o:gfxdata="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" filled="f" stroked="f">
-              <v:fill o:detectmouseclick="t"/>
               <v:textbox style="mso-fit-shape-to-text:t" inset="0,0,0,0">
                 <w:txbxContent>
                   <w:p>
@@ -12437,7 +11868,6 @@
               <v:path gradientshapeok="t" o:connecttype="rect"/>
             </v:shapetype>
             <v:shape id="Text Box 6" o:spid="_x0000_s1026" type="#_x0000_t202" alt="Lockheed Martin Proprietary Information" style="position:absolute;left:0;text-align:left;margin-left:0;margin-top:.05pt;width:34.95pt;height:34.95pt;z-index:251659264;visibility:visible;mso-wrap-style:none;mso-wrap-distance-left:0;mso-wrap-distance-top:0;mso-wrap-distance-right:0;mso-wrap-distance-bottom:0;mso-position-horizontal:center;mso-position-horizontal-relative:text;mso-position-vertical:absolute;mso-position-vertical-relative:text;v-text-anchor:top" o:gfxdata="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" filled="f" stroked="f">
-              <v:fill o:detectmouseclick="t"/>
               <v:textbox style="mso-fit-shape-to-text:t" inset="0,0,0,0">
                 <w:txbxContent>
                   <w:p>
@@ -12575,7 +12005,6 @@
               <v:path gradientshapeok="t" o:connecttype="rect"/>
             </v:shapetype>
             <v:shape id="Text Box 7" o:spid="_x0000_s1027" type="#_x0000_t202" alt="Lockheed Martin Proprietary Information" style="position:absolute;left:0;text-align:left;margin-left:0;margin-top:.05pt;width:34.95pt;height:34.95pt;z-index:251660288;visibility:visible;mso-wrap-style:none;mso-wrap-distance-left:0;mso-wrap-distance-top:0;mso-wrap-distance-right:0;mso-wrap-distance-bottom:0;mso-position-horizontal:center;mso-position-horizontal-relative:text;mso-position-vertical:absolute;mso-position-vertical-relative:text;v-text-anchor:top" o:gfxdata="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" filled="f" stroked="f">
-              <v:fill o:detectmouseclick="t"/>
               <v:textbox style="mso-fit-shape-to-text:t" inset="0,0,0,0">
                 <w:txbxContent>
                   <w:p>
@@ -12713,7 +12142,6 @@
               <v:path gradientshapeok="t" o:connecttype="rect"/>
             </v:shapetype>
             <v:shape id="Text Box 5" o:spid="_x0000_s1030" type="#_x0000_t202" alt="Lockheed Martin Proprietary Information" style="position:absolute;left:0;text-align:left;margin-left:0;margin-top:.05pt;width:34.95pt;height:34.95pt;z-index:251658240;visibility:visible;mso-wrap-style:none;mso-wrap-distance-left:0;mso-wrap-distance-top:0;mso-wrap-distance-right:0;mso-wrap-distance-bottom:0;mso-position-horizontal:center;mso-position-horizontal-relative:text;mso-position-vertical:absolute;mso-position-vertical-relative:text;v-text-anchor:top" o:gfxdata="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" filled="f" stroked="f">
-              <v:fill o:detectmouseclick="t"/>
               <v:textbox style="mso-fit-shape-to-text:t" inset="0,0,0,0">
                 <w:txbxContent>
                   <w:p>
@@ -14217,7 +13645,7 @@
         <w:ind w:left="1440" w:hanging="360"/>
       </w:pPr>
     </w:lvl>
-    <w:lvl w:ilvl="1" w:tplc="04090019" w:tentative="1">
+    <w:lvl w:ilvl="1" w:tplc="04090019">
       <w:start w:val="1"/>
       <w:numFmt w:val="lowerLetter"/>
       <w:lvlText w:val="%2."/>
@@ -15758,6 +15186,7 @@
     <w:lsdException w:name="HTML Sample" w:semiHidden="1" w:unhideWhenUsed="1"/>
     <w:lsdException w:name="HTML Typewriter" w:semiHidden="1" w:unhideWhenUsed="1"/>
     <w:lsdException w:name="HTML Variable" w:semiHidden="1" w:unhideWhenUsed="1"/>
+    <w:lsdException w:name="Normal Table" w:semiHidden="1" w:unhideWhenUsed="1"/>
     <w:lsdException w:name="annotation subject" w:semiHidden="1" w:unhideWhenUsed="1"/>
     <w:lsdException w:name="No List" w:semiHidden="1" w:unhideWhenUsed="1"/>
     <w:lsdException w:name="Outline List 1" w:semiHidden="1" w:unhideWhenUsed="1"/>
@@ -15800,8 +15229,11 @@
     <w:lsdException w:name="Table Contemporary" w:semiHidden="1" w:unhideWhenUsed="1"/>
     <w:lsdException w:name="Table Elegant" w:semiHidden="1" w:unhideWhenUsed="1"/>
     <w:lsdException w:name="Table Professional" w:semiHidden="1" w:unhideWhenUsed="1"/>
+    <w:lsdException w:name="Table Subtle 1" w:semiHidden="1" w:unhideWhenUsed="1"/>
     <w:lsdException w:name="Table Subtle 2" w:semiHidden="1" w:unhideWhenUsed="1"/>
     <w:lsdException w:name="Table Web 1" w:semiHidden="1" w:unhideWhenUsed="1"/>
+    <w:lsdException w:name="Table Web 2" w:semiHidden="1" w:unhideWhenUsed="1"/>
+    <w:lsdException w:name="Table Web 3" w:semiHidden="1" w:unhideWhenUsed="1"/>
     <w:lsdException w:name="Balloon Text" w:semiHidden="1" w:unhideWhenUsed="1"/>
     <w:lsdException w:name="Table Grid" w:uiPriority="59"/>
     <w:lsdException w:name="Table Theme" w:semiHidden="1" w:unhideWhenUsed="1"/>

--- a/ClassifiedInstallationStuff/_Instructions/Initial IES Suite Installation Instuctions.docx
+++ b/ClassifiedInstallationStuff/_Instructions/Initial IES Suite Installation Instuctions.docx
@@ -37,17 +37,17 @@
         </w:rPr>
       </w:pPr>
     </w:p>
-    <w:bookmarkStart w:id="0" w:name="_Toc515460341" w:displacedByCustomXml="next"/>
-    <w:bookmarkStart w:id="1" w:name="_Toc435089160" w:displacedByCustomXml="next"/>
-    <w:bookmarkStart w:id="2" w:name="_Toc402261032" w:displacedByCustomXml="next"/>
-    <w:bookmarkStart w:id="3" w:name="_Toc409096411" w:displacedByCustomXml="next"/>
-    <w:bookmarkStart w:id="4" w:name="_Toc410226779" w:displacedByCustomXml="next"/>
+    <w:bookmarkStart w:id="0" w:name="_Toc4596569" w:displacedByCustomXml="next"/>
+    <w:bookmarkStart w:id="1" w:name="_Toc426545466" w:displacedByCustomXml="next"/>
+    <w:bookmarkStart w:id="2" w:name="_Toc426545102" w:displacedByCustomXml="next"/>
+    <w:bookmarkStart w:id="3" w:name="_Toc426544400" w:displacedByCustomXml="next"/>
+    <w:bookmarkStart w:id="4" w:name="_Toc410652409" w:displacedByCustomXml="next"/>
     <w:bookmarkStart w:id="5" w:name="_Toc410286731" w:displacedByCustomXml="next"/>
-    <w:bookmarkStart w:id="6" w:name="_Toc410652409" w:displacedByCustomXml="next"/>
-    <w:bookmarkStart w:id="7" w:name="_Toc426544400" w:displacedByCustomXml="next"/>
-    <w:bookmarkStart w:id="8" w:name="_Toc426545102" w:displacedByCustomXml="next"/>
-    <w:bookmarkStart w:id="9" w:name="_Toc426545466" w:displacedByCustomXml="next"/>
-    <w:bookmarkStart w:id="10" w:name="_Toc4596569" w:displacedByCustomXml="next"/>
+    <w:bookmarkStart w:id="6" w:name="_Toc410226779" w:displacedByCustomXml="next"/>
+    <w:bookmarkStart w:id="7" w:name="_Toc409096411" w:displacedByCustomXml="next"/>
+    <w:bookmarkStart w:id="8" w:name="_Toc402261032" w:displacedByCustomXml="next"/>
+    <w:bookmarkStart w:id="9" w:name="_Toc435089160" w:displacedByCustomXml="next"/>
+    <w:bookmarkStart w:id="10" w:name="_Toc515460341" w:displacedByCustomXml="next"/>
     <w:sdt>
       <w:sdtPr>
         <w:rPr>
@@ -75,8 +75,8 @@
         </w:rPr>
       </w:sdtEndPr>
       <w:sdtContent>
-        <w:bookmarkStart w:id="11" w:name="_Toc320016168" w:displacedByCustomXml="prev"/>
-        <w:bookmarkStart w:id="12" w:name="_Toc266280202" w:displacedByCustomXml="prev"/>
+        <w:bookmarkStart w:id="11" w:name="_Toc266280202" w:displacedByCustomXml="prev"/>
+        <w:bookmarkStart w:id="12" w:name="_Toc320016168" w:displacedByCustomXml="prev"/>
         <w:p>
           <w:pPr>
             <w:pStyle w:val="Heading1"/>
@@ -7724,10 +7724,13 @@
         <w:t xml:space="preserve"> </w:t>
       </w:r>
       <w:r>
-        <w:t xml:space="preserve">– </w:t>
-      </w:r>
-      <w:r>
-        <w:t>set this to false, h</w:t>
+        <w:t xml:space="preserve">– set this to </w:t>
+      </w:r>
+      <w:r>
+        <w:t>true</w:t>
+      </w:r>
+      <w:r>
+        <w:t>, h</w:t>
       </w:r>
       <w:r>
         <w:t>ide</w:t>
@@ -7756,8 +7759,61 @@
       <w:r>
         <w:t>arking buttons</w:t>
       </w:r>
-      <w:r>
-        <w:t>;</w:t>
+    </w:p>
+    <w:p>
+      <w:pPr>
+        <w:pStyle w:val="ListParagraph"/>
+        <w:numPr>
+          <w:ilvl w:val="1"/>
+          <w:numId w:val="16"/>
+        </w:numPr>
+        <w:spacing w:after="0"/>
+        <w:textAlignment w:val="center"/>
+        <w:rPr>
+          <w:rFonts w:ascii="Calibri" w:eastAsia="Times New Roman" w:hAnsi="Calibri" w:cs="Calibri"/>
+        </w:rPr>
+      </w:pPr>
+      <w:r>
+        <w:rPr>
+          <w:rFonts w:ascii="Consolas" w:eastAsiaTheme="minorHAnsi" w:hAnsi="Consolas" w:cs="Consolas"/>
+          <w:color w:val="0000FF"/>
+          <w:sz w:val="19"/>
+          <w:szCs w:val="19"/>
+        </w:rPr>
+        <w:t>HidePortionMarking</w:t>
+      </w:r>
+      <w:r>
+        <w:rPr>
+          <w:rFonts w:ascii="Consolas" w:eastAsiaTheme="minorHAnsi" w:hAnsi="Consolas" w:cs="Consolas"/>
+          <w:color w:val="0000FF"/>
+          <w:sz w:val="19"/>
+          <w:szCs w:val="19"/>
+        </w:rPr>
+        <w:t xml:space="preserve"> </w:t>
+      </w:r>
+      <w:r>
+        <w:t>– set this to false, h</w:t>
+      </w:r>
+      <w:r>
+        <w:t>ide</w:t>
+      </w:r>
+      <w:r>
+        <w:t>s</w:t>
+      </w:r>
+      <w:r>
+        <w:t xml:space="preserve"> the </w:t>
+      </w:r>
+      <w:r>
+        <w:t>p</w:t>
+      </w:r>
+      <w:r>
+        <w:t xml:space="preserve">ortion </w:t>
+      </w:r>
+      <w:r>
+        <w:t>m</w:t>
+      </w:r>
+      <w:r>
+        <w:t>arking buttons</w:t>
       </w:r>
     </w:p>
     <w:p>
@@ -9149,6 +9205,75 @@
         <w:t xml:space="preserve"> </w:t>
       </w:r>
       <w:r>
+        <w:t xml:space="preserve">– set this to </w:t>
+      </w:r>
+      <w:r>
+        <w:t>true</w:t>
+      </w:r>
+      <w:r>
+        <w:t>, h</w:t>
+      </w:r>
+      <w:r>
+        <w:t>ide</w:t>
+      </w:r>
+      <w:r>
+        <w:t>s</w:t>
+      </w:r>
+      <w:r>
+        <w:t xml:space="preserve"> the </w:t>
+      </w:r>
+      <w:r>
+        <w:t>n</w:t>
+      </w:r>
+      <w:r>
+        <w:t>on-</w:t>
+      </w:r>
+      <w:r>
+        <w:t>p</w:t>
+      </w:r>
+      <w:r>
+        <w:t xml:space="preserve">ortion </w:t>
+      </w:r>
+      <w:r>
+        <w:t>m</w:t>
+      </w:r>
+      <w:r>
+        <w:t>arking buttons</w:t>
+      </w:r>
+    </w:p>
+    <w:p>
+      <w:pPr>
+        <w:pStyle w:val="ListParagraph"/>
+        <w:numPr>
+          <w:ilvl w:val="0"/>
+          <w:numId w:val="23"/>
+        </w:numPr>
+        <w:spacing w:after="0"/>
+        <w:textAlignment w:val="center"/>
+        <w:rPr>
+          <w:rFonts w:ascii="Calibri" w:eastAsia="Times New Roman" w:hAnsi="Calibri" w:cs="Calibri"/>
+        </w:rPr>
+      </w:pPr>
+      <w:r>
+        <w:rPr>
+          <w:rFonts w:ascii="Consolas" w:eastAsiaTheme="minorHAnsi" w:hAnsi="Consolas" w:cs="Consolas"/>
+          <w:color w:val="0000FF"/>
+          <w:sz w:val="19"/>
+          <w:szCs w:val="19"/>
+        </w:rPr>
+        <w:lastRenderedPageBreak/>
+        <w:t>HidePortionMarking</w:t>
+      </w:r>
+      <w:r>
+        <w:rPr>
+          <w:rFonts w:ascii="Consolas" w:eastAsiaTheme="minorHAnsi" w:hAnsi="Consolas" w:cs="Consolas"/>
+          <w:color w:val="0000FF"/>
+          <w:sz w:val="19"/>
+          <w:szCs w:val="19"/>
+        </w:rPr>
+        <w:t xml:space="preserve"> </w:t>
+      </w:r>
+      <w:r>
         <w:t>– set this to false, h</w:t>
       </w:r>
       <w:r>
@@ -9159,12 +9284,6 @@
       </w:r>
       <w:r>
         <w:t xml:space="preserve"> the </w:t>
-      </w:r>
-      <w:r>
-        <w:t>n</w:t>
-      </w:r>
-      <w:r>
-        <w:t>on-</w:t>
       </w:r>
       <w:r>
         <w:t>p</w:t>
@@ -9265,7 +9384,6 @@
         <w:rPr>
           <w:rFonts w:ascii="Calibri" w:eastAsia="Times New Roman" w:hAnsi="Calibri" w:cs="Calibri"/>
         </w:rPr>
-        <w:lastRenderedPageBreak/>
         <w:t>You can ignore the other piwik settings once you disable it</w:t>
       </w:r>
     </w:p>
@@ -10613,6 +10731,7 @@
           <w:szCs w:val="19"/>
           <w:highlight w:val="white"/>
         </w:rPr>
+        <w:lastRenderedPageBreak/>
         <w:t>HelpdeskEmailAddress</w:t>
       </w:r>
       <w:r>
@@ -10635,7 +10754,6 @@
           <w:sz w:val="19"/>
           <w:szCs w:val="19"/>
         </w:rPr>
-        <w:lastRenderedPageBreak/>
         <w:t>RdmSearchFolder</w:t>
       </w:r>
       <w:r>

--- a/ClassifiedInstallationStuff/_Instructions/Initial IES Suite Installation Instuctions.docx
+++ b/ClassifiedInstallationStuff/_Instructions/Initial IES Suite Installation Instuctions.docx
@@ -37,18 +37,18 @@
         </w:rPr>
       </w:pPr>
     </w:p>
-    <w:bookmarkStart w:id="0" w:name="_Toc4596569" w:displacedByCustomXml="next"/>
-    <w:bookmarkStart w:id="1" w:name="_Toc426545466" w:displacedByCustomXml="next"/>
-    <w:bookmarkStart w:id="2" w:name="_Toc426545102" w:displacedByCustomXml="next"/>
-    <w:bookmarkStart w:id="3" w:name="_Toc426544400" w:displacedByCustomXml="next"/>
-    <w:bookmarkStart w:id="4" w:name="_Toc410652409" w:displacedByCustomXml="next"/>
-    <w:bookmarkStart w:id="5" w:name="_Toc410286731" w:displacedByCustomXml="next"/>
-    <w:bookmarkStart w:id="6" w:name="_Toc410226779" w:displacedByCustomXml="next"/>
-    <w:bookmarkStart w:id="7" w:name="_Toc409096411" w:displacedByCustomXml="next"/>
-    <w:bookmarkStart w:id="8" w:name="_Toc402261032" w:displacedByCustomXml="next"/>
-    <w:bookmarkStart w:id="9" w:name="_Toc435089160" w:displacedByCustomXml="next"/>
-    <w:bookmarkStart w:id="10" w:name="_Toc515460341" w:displacedByCustomXml="next"/>
-    <w:bookmarkStart w:id="11" w:name="_Toc165370082" w:displacedByCustomXml="next"/>
+    <w:bookmarkStart w:id="0" w:name="_Toc165372469" w:displacedByCustomXml="next"/>
+    <w:bookmarkStart w:id="1" w:name="_Toc515460341" w:displacedByCustomXml="next"/>
+    <w:bookmarkStart w:id="2" w:name="_Toc435089160" w:displacedByCustomXml="next"/>
+    <w:bookmarkStart w:id="3" w:name="_Toc402261032" w:displacedByCustomXml="next"/>
+    <w:bookmarkStart w:id="4" w:name="_Toc409096411" w:displacedByCustomXml="next"/>
+    <w:bookmarkStart w:id="5" w:name="_Toc410226779" w:displacedByCustomXml="next"/>
+    <w:bookmarkStart w:id="6" w:name="_Toc410286731" w:displacedByCustomXml="next"/>
+    <w:bookmarkStart w:id="7" w:name="_Toc410652409" w:displacedByCustomXml="next"/>
+    <w:bookmarkStart w:id="8" w:name="_Toc426544400" w:displacedByCustomXml="next"/>
+    <w:bookmarkStart w:id="9" w:name="_Toc426545102" w:displacedByCustomXml="next"/>
+    <w:bookmarkStart w:id="10" w:name="_Toc426545466" w:displacedByCustomXml="next"/>
+    <w:bookmarkStart w:id="11" w:name="_Toc4596569" w:displacedByCustomXml="next"/>
     <w:sdt>
       <w:sdtPr>
         <w:rPr>
@@ -76,8 +76,8 @@
         </w:rPr>
       </w:sdtEndPr>
       <w:sdtContent>
-        <w:bookmarkStart w:id="12" w:name="_Toc266280202" w:displacedByCustomXml="prev"/>
-        <w:bookmarkStart w:id="13" w:name="_Toc320016168" w:displacedByCustomXml="prev"/>
+        <w:bookmarkStart w:id="12" w:name="_Toc320016168" w:displacedByCustomXml="prev"/>
+        <w:bookmarkStart w:id="13" w:name="_Toc266280202" w:displacedByCustomXml="prev"/>
         <w:p>
           <w:pPr>
             <w:pStyle w:val="Heading1"/>
@@ -153,13 +153,20 @@
           <w:bookmarkStart w:id="15" w:name="_Toc435089162"/>
           <w:bookmarkStart w:id="16" w:name="_Toc515460343"/>
           <w:bookmarkStart w:id="17" w:name="_Toc4596570"/>
-          <w:bookmarkStart w:id="18" w:name="_Toc165370083"/>
+          <w:bookmarkStart w:id="18" w:name="_Toc165372470"/>
           <w:r>
             <w:rPr>
               <w:lang w:val="fr-FR"/>
             </w:rPr>
             <w:lastRenderedPageBreak/>
-            <w:t>Change History</w:t>
+            <w:t xml:space="preserve">Change </w:t>
+          </w:r>
+          <w:proofErr w:type="spellStart"/>
+          <w:r>
+            <w:rPr>
+              <w:lang w:val="fr-FR"/>
+            </w:rPr>
+            <w:t>History</w:t>
           </w:r>
           <w:bookmarkEnd w:id="13"/>
           <w:bookmarkEnd w:id="12"/>
@@ -168,6 +175,7 @@
           <w:bookmarkEnd w:id="16"/>
           <w:bookmarkEnd w:id="17"/>
           <w:bookmarkEnd w:id="18"/>
+          <w:proofErr w:type="spellEnd"/>
         </w:p>
         <w:p>
           <w:pPr>
@@ -495,7 +503,7 @@
             <w:contextualSpacing/>
           </w:pPr>
           <w:bookmarkStart w:id="23" w:name="_Toc4596571"/>
-          <w:bookmarkStart w:id="24" w:name="_Toc165370084"/>
+          <w:bookmarkStart w:id="24" w:name="_Toc165372471"/>
           <w:r>
             <w:lastRenderedPageBreak/>
             <w:t>Table of Contents</w:t>
@@ -525,7 +533,7 @@
           <w:r>
             <w:fldChar w:fldCharType="separate"/>
           </w:r>
-          <w:hyperlink w:anchor="_Toc165370082" w:history="1">
+          <w:hyperlink w:anchor="_Toc165372469" w:history="1">
             <w:r>
               <w:rPr>
                 <w:rStyle w:val="Hyperlink"/>
@@ -550,7 +558,7 @@
               <w:rPr>
                 <w:webHidden/>
               </w:rPr>
-              <w:instrText xml:space="preserve"> PAGEREF _Toc165370082 \h </w:instrText>
+              <w:instrText xml:space="preserve"> PAGEREF _Toc165372469 \h </w:instrText>
             </w:r>
             <w:r>
               <w:rPr>
@@ -586,7 +594,7 @@
               <w14:ligatures w14:val="standardContextual"/>
             </w:rPr>
           </w:pPr>
-          <w:hyperlink w:anchor="_Toc165370083" w:history="1">
+          <w:hyperlink w:anchor="_Toc165372470" w:history="1">
             <w:r>
               <w:rPr>
                 <w:rStyle w:val="Hyperlink"/>
@@ -610,7 +618,7 @@
               <w:rPr>
                 <w:webHidden/>
               </w:rPr>
-              <w:instrText xml:space="preserve"> PAGEREF _Toc165370083 \h </w:instrText>
+              <w:instrText xml:space="preserve"> PAGEREF _Toc165372470 \h </w:instrText>
             </w:r>
             <w:r>
               <w:rPr>
@@ -646,7 +654,7 @@
               <w14:ligatures w14:val="standardContextual"/>
             </w:rPr>
           </w:pPr>
-          <w:hyperlink w:anchor="_Toc165370084" w:history="1">
+          <w:hyperlink w:anchor="_Toc165372471" w:history="1">
             <w:r>
               <w:rPr>
                 <w:rStyle w:val="Hyperlink"/>
@@ -669,7 +677,7 @@
               <w:rPr>
                 <w:webHidden/>
               </w:rPr>
-              <w:instrText xml:space="preserve"> PAGEREF _Toc165370084 \h </w:instrText>
+              <w:instrText xml:space="preserve"> PAGEREF _Toc165372471 \h </w:instrText>
             </w:r>
             <w:r>
               <w:rPr>
@@ -705,7 +713,7 @@
               <w14:ligatures w14:val="standardContextual"/>
             </w:rPr>
           </w:pPr>
-          <w:hyperlink w:anchor="_Toc165370085" w:history="1">
+          <w:hyperlink w:anchor="_Toc165372472" w:history="1">
             <w:r>
               <w:rPr>
                 <w:rStyle w:val="Hyperlink"/>
@@ -728,7 +736,7 @@
               <w:rPr>
                 <w:webHidden/>
               </w:rPr>
-              <w:instrText xml:space="preserve"> PAGEREF _Toc165370085 \h </w:instrText>
+              <w:instrText xml:space="preserve"> PAGEREF _Toc165372472 \h </w:instrText>
             </w:r>
             <w:r>
               <w:rPr>
@@ -764,7 +772,7 @@
               <w14:ligatures w14:val="standardContextual"/>
             </w:rPr>
           </w:pPr>
-          <w:hyperlink w:anchor="_Toc165370086" w:history="1">
+          <w:hyperlink w:anchor="_Toc165372473" w:history="1">
             <w:r>
               <w:rPr>
                 <w:rStyle w:val="Hyperlink"/>
@@ -787,7 +795,7 @@
               <w:rPr>
                 <w:webHidden/>
               </w:rPr>
-              <w:instrText xml:space="preserve"> PAGEREF _Toc165370086 \h </w:instrText>
+              <w:instrText xml:space="preserve"> PAGEREF _Toc165372473 \h </w:instrText>
             </w:r>
             <w:r>
               <w:rPr>
@@ -823,7 +831,7 @@
               <w14:ligatures w14:val="standardContextual"/>
             </w:rPr>
           </w:pPr>
-          <w:hyperlink w:anchor="_Toc165370087" w:history="1">
+          <w:hyperlink w:anchor="_Toc165372474" w:history="1">
             <w:r>
               <w:rPr>
                 <w:rStyle w:val="Hyperlink"/>
@@ -846,7 +854,7 @@
               <w:rPr>
                 <w:webHidden/>
               </w:rPr>
-              <w:instrText xml:space="preserve"> PAGEREF _Toc165370087 \h </w:instrText>
+              <w:instrText xml:space="preserve"> PAGEREF _Toc165372474 \h </w:instrText>
             </w:r>
             <w:r>
               <w:rPr>
@@ -882,7 +890,7 @@
               <w14:ligatures w14:val="standardContextual"/>
             </w:rPr>
           </w:pPr>
-          <w:hyperlink w:anchor="_Toc165370088" w:history="1">
+          <w:hyperlink w:anchor="_Toc165372475" w:history="1">
             <w:r>
               <w:rPr>
                 <w:rStyle w:val="Hyperlink"/>
@@ -905,7 +913,7 @@
               <w:rPr>
                 <w:webHidden/>
               </w:rPr>
-              <w:instrText xml:space="preserve"> PAGEREF _Toc165370088 \h </w:instrText>
+              <w:instrText xml:space="preserve"> PAGEREF _Toc165372475 \h </w:instrText>
             </w:r>
             <w:r>
               <w:rPr>
@@ -941,7 +949,7 @@
               <w14:ligatures w14:val="standardContextual"/>
             </w:rPr>
           </w:pPr>
-          <w:hyperlink w:anchor="_Toc165370089" w:history="1">
+          <w:hyperlink w:anchor="_Toc165372476" w:history="1">
             <w:r>
               <w:rPr>
                 <w:rStyle w:val="Hyperlink"/>
@@ -964,7 +972,7 @@
               <w:rPr>
                 <w:webHidden/>
               </w:rPr>
-              <w:instrText xml:space="preserve"> PAGEREF _Toc165370089 \h </w:instrText>
+              <w:instrText xml:space="preserve"> PAGEREF _Toc165372476 \h </w:instrText>
             </w:r>
             <w:r>
               <w:rPr>
@@ -1000,7 +1008,7 @@
               <w14:ligatures w14:val="standardContextual"/>
             </w:rPr>
           </w:pPr>
-          <w:hyperlink w:anchor="_Toc165370090" w:history="1">
+          <w:hyperlink w:anchor="_Toc165372477" w:history="1">
             <w:r>
               <w:rPr>
                 <w:rStyle w:val="Hyperlink"/>
@@ -1023,7 +1031,7 @@
               <w:rPr>
                 <w:webHidden/>
               </w:rPr>
-              <w:instrText xml:space="preserve"> PAGEREF _Toc165370090 \h </w:instrText>
+              <w:instrText xml:space="preserve"> PAGEREF _Toc165372477 \h </w:instrText>
             </w:r>
             <w:r>
               <w:rPr>
@@ -1059,7 +1067,7 @@
               <w14:ligatures w14:val="standardContextual"/>
             </w:rPr>
           </w:pPr>
-          <w:hyperlink w:anchor="_Toc165370091" w:history="1">
+          <w:hyperlink w:anchor="_Toc165372478" w:history="1">
             <w:r>
               <w:rPr>
                 <w:rStyle w:val="Hyperlink"/>
@@ -1082,7 +1090,7 @@
               <w:rPr>
                 <w:webHidden/>
               </w:rPr>
-              <w:instrText xml:space="preserve"> PAGEREF _Toc165370091 \h </w:instrText>
+              <w:instrText xml:space="preserve"> PAGEREF _Toc165372478 \h </w:instrText>
             </w:r>
             <w:r>
               <w:rPr>
@@ -1118,7 +1126,7 @@
               <w14:ligatures w14:val="standardContextual"/>
             </w:rPr>
           </w:pPr>
-          <w:hyperlink w:anchor="_Toc165370092" w:history="1">
+          <w:hyperlink w:anchor="_Toc165372479" w:history="1">
             <w:r>
               <w:rPr>
                 <w:rStyle w:val="Hyperlink"/>
@@ -1141,7 +1149,7 @@
               <w:rPr>
                 <w:webHidden/>
               </w:rPr>
-              <w:instrText xml:space="preserve"> PAGEREF _Toc165370092 \h </w:instrText>
+              <w:instrText xml:space="preserve"> PAGEREF _Toc165372479 \h </w:instrText>
             </w:r>
             <w:r>
               <w:rPr>
@@ -1177,7 +1185,7 @@
               <w14:ligatures w14:val="standardContextual"/>
             </w:rPr>
           </w:pPr>
-          <w:hyperlink w:anchor="_Toc165370093" w:history="1">
+          <w:hyperlink w:anchor="_Toc165372480" w:history="1">
             <w:r>
               <w:rPr>
                 <w:rStyle w:val="Hyperlink"/>
@@ -1200,7 +1208,7 @@
               <w:rPr>
                 <w:webHidden/>
               </w:rPr>
-              <w:instrText xml:space="preserve"> PAGEREF _Toc165370093 \h </w:instrText>
+              <w:instrText xml:space="preserve"> PAGEREF _Toc165372480 \h </w:instrText>
             </w:r>
             <w:r>
               <w:rPr>
@@ -1236,7 +1244,7 @@
               <w14:ligatures w14:val="standardContextual"/>
             </w:rPr>
           </w:pPr>
-          <w:hyperlink w:anchor="_Toc165370094" w:history="1">
+          <w:hyperlink w:anchor="_Toc165372481" w:history="1">
             <w:r>
               <w:rPr>
                 <w:rStyle w:val="Hyperlink"/>
@@ -1259,7 +1267,7 @@
               <w:rPr>
                 <w:webHidden/>
               </w:rPr>
-              <w:instrText xml:space="preserve"> PAGEREF _Toc165370094 \h </w:instrText>
+              <w:instrText xml:space="preserve"> PAGEREF _Toc165372481 \h </w:instrText>
             </w:r>
             <w:r>
               <w:rPr>
@@ -1295,7 +1303,7 @@
               <w14:ligatures w14:val="standardContextual"/>
             </w:rPr>
           </w:pPr>
-          <w:hyperlink w:anchor="_Toc165370095" w:history="1">
+          <w:hyperlink w:anchor="_Toc165372482" w:history="1">
             <w:r>
               <w:rPr>
                 <w:rStyle w:val="Hyperlink"/>
@@ -1318,7 +1326,7 @@
               <w:rPr>
                 <w:webHidden/>
               </w:rPr>
-              <w:instrText xml:space="preserve"> PAGEREF _Toc165370095 \h </w:instrText>
+              <w:instrText xml:space="preserve"> PAGEREF _Toc165372482 \h </w:instrText>
             </w:r>
             <w:r>
               <w:rPr>
@@ -1354,7 +1362,7 @@
               <w14:ligatures w14:val="standardContextual"/>
             </w:rPr>
           </w:pPr>
-          <w:hyperlink w:anchor="_Toc165370096" w:history="1">
+          <w:hyperlink w:anchor="_Toc165372483" w:history="1">
             <w:r>
               <w:rPr>
                 <w:rStyle w:val="Hyperlink"/>
@@ -1377,7 +1385,7 @@
               <w:rPr>
                 <w:webHidden/>
               </w:rPr>
-              <w:instrText xml:space="preserve"> PAGEREF _Toc165370096 \h </w:instrText>
+              <w:instrText xml:space="preserve"> PAGEREF _Toc165372483 \h </w:instrText>
             </w:r>
             <w:r>
               <w:rPr>
@@ -1416,7 +1424,7 @@
               <w14:ligatures w14:val="standardContextual"/>
             </w:rPr>
           </w:pPr>
-          <w:hyperlink w:anchor="_Toc165370097" w:history="1">
+          <w:hyperlink w:anchor="_Toc165372484" w:history="1">
             <w:r>
               <w:rPr>
                 <w:rStyle w:val="Hyperlink"/>
@@ -1443,7 +1451,7 @@
                 <w:noProof/>
                 <w:webHidden/>
               </w:rPr>
-              <w:instrText xml:space="preserve"> PAGEREF _Toc165370097 \h </w:instrText>
+              <w:instrText xml:space="preserve"> PAGEREF _Toc165372484 \h </w:instrText>
             </w:r>
             <w:r>
               <w:rPr>
@@ -1486,7 +1494,7 @@
               <w14:ligatures w14:val="standardContextual"/>
             </w:rPr>
           </w:pPr>
-          <w:hyperlink w:anchor="_Toc165370098" w:history="1">
+          <w:hyperlink w:anchor="_Toc165372485" w:history="1">
             <w:r>
               <w:rPr>
                 <w:rStyle w:val="Hyperlink"/>
@@ -1513,7 +1521,7 @@
                 <w:noProof/>
                 <w:webHidden/>
               </w:rPr>
-              <w:instrText xml:space="preserve"> PAGEREF _Toc165370098 \h </w:instrText>
+              <w:instrText xml:space="preserve"> PAGEREF _Toc165372485 \h </w:instrText>
             </w:r>
             <w:r>
               <w:rPr>
@@ -1553,7 +1561,7 @@
               <w14:ligatures w14:val="standardContextual"/>
             </w:rPr>
           </w:pPr>
-          <w:hyperlink w:anchor="_Toc165370099" w:history="1">
+          <w:hyperlink w:anchor="_Toc165372486" w:history="1">
             <w:r>
               <w:rPr>
                 <w:rStyle w:val="Hyperlink"/>
@@ -1576,7 +1584,7 @@
               <w:rPr>
                 <w:webHidden/>
               </w:rPr>
-              <w:instrText xml:space="preserve"> PAGEREF _Toc165370099 \h </w:instrText>
+              <w:instrText xml:space="preserve"> PAGEREF _Toc165372486 \h </w:instrText>
             </w:r>
             <w:r>
               <w:rPr>
@@ -1612,7 +1620,7 @@
               <w14:ligatures w14:val="standardContextual"/>
             </w:rPr>
           </w:pPr>
-          <w:hyperlink w:anchor="_Toc165370100" w:history="1">
+          <w:hyperlink w:anchor="_Toc165372487" w:history="1">
             <w:r>
               <w:rPr>
                 <w:rStyle w:val="Hyperlink"/>
@@ -1635,7 +1643,7 @@
               <w:rPr>
                 <w:webHidden/>
               </w:rPr>
-              <w:instrText xml:space="preserve"> PAGEREF _Toc165370100 \h </w:instrText>
+              <w:instrText xml:space="preserve"> PAGEREF _Toc165372487 \h </w:instrText>
             </w:r>
             <w:r>
               <w:rPr>
@@ -1671,7 +1679,7 @@
               <w14:ligatures w14:val="standardContextual"/>
             </w:rPr>
           </w:pPr>
-          <w:hyperlink w:anchor="_Toc165370101" w:history="1">
+          <w:hyperlink w:anchor="_Toc165372488" w:history="1">
             <w:r>
               <w:rPr>
                 <w:rStyle w:val="Hyperlink"/>
@@ -1694,7 +1702,7 @@
               <w:rPr>
                 <w:webHidden/>
               </w:rPr>
-              <w:instrText xml:space="preserve"> PAGEREF _Toc165370101 \h </w:instrText>
+              <w:instrText xml:space="preserve"> PAGEREF _Toc165372488 \h </w:instrText>
             </w:r>
             <w:r>
               <w:rPr>
@@ -1733,7 +1741,7 @@
               <w14:ligatures w14:val="standardContextual"/>
             </w:rPr>
           </w:pPr>
-          <w:hyperlink w:anchor="_Toc165370102" w:history="1">
+          <w:hyperlink w:anchor="_Toc165372489" w:history="1">
             <w:r>
               <w:rPr>
                 <w:rStyle w:val="Hyperlink"/>
@@ -1760,7 +1768,7 @@
                 <w:noProof/>
                 <w:webHidden/>
               </w:rPr>
-              <w:instrText xml:space="preserve"> PAGEREF _Toc165370102 \h </w:instrText>
+              <w:instrText xml:space="preserve"> PAGEREF _Toc165372489 \h </w:instrText>
             </w:r>
             <w:r>
               <w:rPr>
@@ -1803,7 +1811,7 @@
               <w14:ligatures w14:val="standardContextual"/>
             </w:rPr>
           </w:pPr>
-          <w:hyperlink w:anchor="_Toc165370103" w:history="1">
+          <w:hyperlink w:anchor="_Toc165372490" w:history="1">
             <w:r>
               <w:rPr>
                 <w:rStyle w:val="Hyperlink"/>
@@ -1830,7 +1838,7 @@
                 <w:noProof/>
                 <w:webHidden/>
               </w:rPr>
-              <w:instrText xml:space="preserve"> PAGEREF _Toc165370103 \h </w:instrText>
+              <w:instrText xml:space="preserve"> PAGEREF _Toc165372490 \h </w:instrText>
             </w:r>
             <w:r>
               <w:rPr>
@@ -1870,7 +1878,7 @@
               <w14:ligatures w14:val="standardContextual"/>
             </w:rPr>
           </w:pPr>
-          <w:hyperlink w:anchor="_Toc165370104" w:history="1">
+          <w:hyperlink w:anchor="_Toc165372491" w:history="1">
             <w:r>
               <w:rPr>
                 <w:rStyle w:val="Hyperlink"/>
@@ -1893,7 +1901,7 @@
               <w:rPr>
                 <w:webHidden/>
               </w:rPr>
-              <w:instrText xml:space="preserve"> PAGEREF _Toc165370104 \h </w:instrText>
+              <w:instrText xml:space="preserve"> PAGEREF _Toc165372491 \h </w:instrText>
             </w:r>
             <w:r>
               <w:rPr>
@@ -1929,7 +1937,7 @@
               <w14:ligatures w14:val="standardContextual"/>
             </w:rPr>
           </w:pPr>
-          <w:hyperlink w:anchor="_Toc165370105" w:history="1">
+          <w:hyperlink w:anchor="_Toc165372492" w:history="1">
             <w:r>
               <w:rPr>
                 <w:rStyle w:val="Hyperlink"/>
@@ -1952,7 +1960,7 @@
               <w:rPr>
                 <w:webHidden/>
               </w:rPr>
-              <w:instrText xml:space="preserve"> PAGEREF _Toc165370105 \h </w:instrText>
+              <w:instrText xml:space="preserve"> PAGEREF _Toc165372492 \h </w:instrText>
             </w:r>
             <w:r>
               <w:rPr>
@@ -1988,7 +1996,7 @@
               <w14:ligatures w14:val="standardContextual"/>
             </w:rPr>
           </w:pPr>
-          <w:hyperlink w:anchor="_Toc165370106" w:history="1">
+          <w:hyperlink w:anchor="_Toc165372493" w:history="1">
             <w:r>
               <w:rPr>
                 <w:rStyle w:val="Hyperlink"/>
@@ -2011,7 +2019,7 @@
               <w:rPr>
                 <w:webHidden/>
               </w:rPr>
-              <w:instrText xml:space="preserve"> PAGEREF _Toc165370106 \h </w:instrText>
+              <w:instrText xml:space="preserve"> PAGEREF _Toc165372493 \h </w:instrText>
             </w:r>
             <w:r>
               <w:rPr>
@@ -2062,7 +2070,7 @@
         <w:pStyle w:val="Heading1"/>
         <w:contextualSpacing/>
       </w:pPr>
-      <w:bookmarkStart w:id="25" w:name="_Toc165370085"/>
+      <w:bookmarkStart w:id="25" w:name="_Toc165372472"/>
       <w:r>
         <w:lastRenderedPageBreak/>
         <w:t>About</w:t>
@@ -2093,7 +2101,7 @@
         <w:pStyle w:val="Heading1"/>
         <w:contextualSpacing/>
       </w:pPr>
-      <w:bookmarkStart w:id="26" w:name="_Toc165370086"/>
+      <w:bookmarkStart w:id="26" w:name="_Toc165372473"/>
       <w:r>
         <w:t>Getting Started</w:t>
       </w:r>
@@ -2326,6 +2334,7 @@
       <w:r>
         <w:t xml:space="preserve"> account that the SSRS server will use. Name it </w:t>
       </w:r>
+      <w:proofErr w:type="spellStart"/>
       <w:r>
         <w:rPr>
           <w:rFonts w:ascii="Consolas" w:hAnsi="Consolas"/>
@@ -2334,6 +2343,7 @@
         </w:rPr>
         <w:t>generationReporter</w:t>
       </w:r>
+      <w:proofErr w:type="spellEnd"/>
       <w:r>
         <w:t xml:space="preserve"> or you will cause the DB scripts to keep failing.</w:t>
       </w:r>
@@ -2403,102 +2413,44 @@
           <w:color w:val="E36C0A" w:themeColor="accent6" w:themeShade="BF"/>
           <w:sz w:val="20"/>
         </w:rPr>
-        <w:t>us\EBS.EstimationInitiative.DevTeam</w:t>
-      </w:r>
-    </w:p>
-    <w:p>
-      <w:pPr>
-        <w:pStyle w:val="ListParagraph"/>
-        <w:numPr>
-          <w:ilvl w:val="1"/>
-          <w:numId w:val="2"/>
-        </w:numPr>
-      </w:pPr>
-      <w:r>
-        <w:t>User group – should reuse one from GenBOE if possible; will contain all application users; will be used by all apps</w:t>
-      </w:r>
-    </w:p>
-    <w:p>
-      <w:pPr>
-        <w:pStyle w:val="ListParagraph"/>
-        <w:numPr>
-          <w:ilvl w:val="1"/>
-          <w:numId w:val="2"/>
-        </w:numPr>
-      </w:pPr>
-      <w:r>
-        <w:t xml:space="preserve">Additional application specific groups for </w:t>
-      </w:r>
-      <w:r>
-        <w:t>PTM:</w:t>
-      </w:r>
-    </w:p>
-    <w:p>
-      <w:pPr>
-        <w:pStyle w:val="ListParagraph"/>
-        <w:numPr>
-          <w:ilvl w:val="2"/>
-          <w:numId w:val="2"/>
-        </w:numPr>
-      </w:pPr>
-      <w:r>
-        <w:t>LeadEstimators</w:t>
-      </w:r>
-    </w:p>
-    <w:p>
-      <w:pPr>
-        <w:pStyle w:val="ListParagraph"/>
-        <w:numPr>
-          <w:ilvl w:val="2"/>
-          <w:numId w:val="2"/>
-        </w:numPr>
-      </w:pPr>
-      <w:r>
-        <w:t>PricingVerification</w:t>
-      </w:r>
-    </w:p>
-    <w:p>
-      <w:pPr>
-        <w:pStyle w:val="ListParagraph"/>
-        <w:numPr>
-          <w:ilvl w:val="2"/>
-          <w:numId w:val="2"/>
-        </w:numPr>
-      </w:pPr>
-      <w:r>
-        <w:t>IndependentReviewers</w:t>
-      </w:r>
-    </w:p>
-    <w:p>
-      <w:pPr>
-        <w:pStyle w:val="ListParagraph"/>
-        <w:numPr>
-          <w:ilvl w:val="3"/>
-          <w:numId w:val="2"/>
-        </w:numPr>
-      </w:pPr>
-      <w:r>
-        <w:t>In our prod system, the above 3 are combined into a single group</w:t>
-      </w:r>
-    </w:p>
-    <w:p>
-      <w:pPr>
-        <w:pStyle w:val="ListParagraph"/>
-        <w:numPr>
-          <w:ilvl w:val="3"/>
-          <w:numId w:val="2"/>
-        </w:numPr>
-        <w:rPr>
-          <w:rFonts w:ascii="Consolas" w:hAnsi="Consolas"/>
-        </w:rPr>
-      </w:pPr>
+        <w:t>us\</w:t>
+      </w:r>
+      <w:proofErr w:type="spellStart"/>
       <w:r>
         <w:rPr>
           <w:rFonts w:ascii="Consolas" w:hAnsi="Consolas"/>
           <w:color w:val="E36C0A" w:themeColor="accent6" w:themeShade="BF"/>
           <w:sz w:val="20"/>
         </w:rPr>
-        <w:t>us\EBS.IES.LeadEst.PricingVer.IndependentRev.Roles</w:t>
+        <w:t>EBS.EstimationInitiative.DevTeam</w:t>
+      </w:r>
+      <w:proofErr w:type="spellEnd"/>
+    </w:p>
+    <w:p>
+      <w:pPr>
+        <w:pStyle w:val="ListParagraph"/>
+        <w:numPr>
+          <w:ilvl w:val="1"/>
+          <w:numId w:val="2"/>
+        </w:numPr>
+      </w:pPr>
+      <w:r>
+        <w:t>User group – should reuse one from GenBOE if possible; will contain all application users; will be used by all apps</w:t>
+      </w:r>
+    </w:p>
+    <w:p>
+      <w:pPr>
+        <w:pStyle w:val="ListParagraph"/>
+        <w:numPr>
+          <w:ilvl w:val="1"/>
+          <w:numId w:val="2"/>
+        </w:numPr>
+      </w:pPr>
+      <w:r>
+        <w:t xml:space="preserve">Additional application specific groups for </w:t>
+      </w:r>
+      <w:r>
+        <w:t>PTM:</w:t>
       </w:r>
     </w:p>
     <w:p>
@@ -2509,9 +2461,39 @@
           <w:numId w:val="2"/>
         </w:numPr>
       </w:pPr>
-      <w:r>
-        <w:t>LOBLeads</w:t>
-      </w:r>
+      <w:proofErr w:type="spellStart"/>
+      <w:r>
+        <w:t>LeadEstimators</w:t>
+      </w:r>
+      <w:proofErr w:type="spellEnd"/>
+    </w:p>
+    <w:p>
+      <w:pPr>
+        <w:pStyle w:val="ListParagraph"/>
+        <w:numPr>
+          <w:ilvl w:val="2"/>
+          <w:numId w:val="2"/>
+        </w:numPr>
+      </w:pPr>
+      <w:proofErr w:type="spellStart"/>
+      <w:r>
+        <w:t>PricingVerification</w:t>
+      </w:r>
+      <w:proofErr w:type="spellEnd"/>
+    </w:p>
+    <w:p>
+      <w:pPr>
+        <w:pStyle w:val="ListParagraph"/>
+        <w:numPr>
+          <w:ilvl w:val="2"/>
+          <w:numId w:val="2"/>
+        </w:numPr>
+      </w:pPr>
+      <w:proofErr w:type="spellStart"/>
+      <w:r>
+        <w:t>IndependentReviewers</w:t>
+      </w:r>
+      <w:proofErr w:type="spellEnd"/>
     </w:p>
     <w:p>
       <w:pPr>
@@ -2520,61 +2502,139 @@
           <w:ilvl w:val="3"/>
           <w:numId w:val="2"/>
         </w:numPr>
+      </w:pPr>
+      <w:r>
+        <w:t>In our prod system, the above 3 are combined into a single group</w:t>
+      </w:r>
+    </w:p>
+    <w:p>
+      <w:pPr>
+        <w:pStyle w:val="ListParagraph"/>
+        <w:numPr>
+          <w:ilvl w:val="3"/>
+          <w:numId w:val="2"/>
+        </w:numPr>
         <w:rPr>
           <w:rFonts w:ascii="Consolas" w:hAnsi="Consolas"/>
         </w:rPr>
       </w:pPr>
-      <w:r>
-        <w:t xml:space="preserve">Our value: </w:t>
-      </w:r>
       <w:r>
         <w:rPr>
           <w:rFonts w:ascii="Consolas" w:hAnsi="Consolas"/>
           <w:color w:val="E36C0A" w:themeColor="accent6" w:themeShade="BF"/>
           <w:sz w:val="20"/>
         </w:rPr>
-        <w:t>us\EBS.IES.LOBLeads</w:t>
-      </w:r>
-    </w:p>
-    <w:p>
-      <w:pPr>
-        <w:pStyle w:val="ListParagraph"/>
-        <w:numPr>
-          <w:ilvl w:val="2"/>
-          <w:numId w:val="2"/>
-        </w:numPr>
-      </w:pPr>
-      <w:r>
-        <w:t>CoverSheetApprovers</w:t>
-      </w:r>
-    </w:p>
-    <w:p>
-      <w:pPr>
-        <w:pStyle w:val="ListParagraph"/>
-        <w:numPr>
-          <w:ilvl w:val="3"/>
-          <w:numId w:val="2"/>
-        </w:numPr>
-      </w:pPr>
-      <w:r>
-        <w:lastRenderedPageBreak/>
-        <w:t xml:space="preserve">Our value: </w:t>
-      </w:r>
+        <w:t>us\</w:t>
+      </w:r>
+      <w:proofErr w:type="spellStart"/>
       <w:r>
         <w:rPr>
           <w:rFonts w:ascii="Consolas" w:hAnsi="Consolas"/>
           <w:color w:val="E36C0A" w:themeColor="accent6" w:themeShade="BF"/>
           <w:sz w:val="20"/>
         </w:rPr>
-        <w:t>us\EBS.IES.CoverSheetApprovers</w:t>
-      </w:r>
+        <w:t>EBS.IES.LeadEst.PricingVer.IndependentRev.Roles</w:t>
+      </w:r>
+      <w:proofErr w:type="spellEnd"/>
+    </w:p>
+    <w:p>
+      <w:pPr>
+        <w:pStyle w:val="ListParagraph"/>
+        <w:numPr>
+          <w:ilvl w:val="2"/>
+          <w:numId w:val="2"/>
+        </w:numPr>
+      </w:pPr>
+      <w:proofErr w:type="spellStart"/>
+      <w:r>
+        <w:t>LOBLeads</w:t>
+      </w:r>
+      <w:proofErr w:type="spellEnd"/>
+    </w:p>
+    <w:p>
+      <w:pPr>
+        <w:pStyle w:val="ListParagraph"/>
+        <w:numPr>
+          <w:ilvl w:val="3"/>
+          <w:numId w:val="2"/>
+        </w:numPr>
+        <w:rPr>
+          <w:rFonts w:ascii="Consolas" w:hAnsi="Consolas"/>
+        </w:rPr>
+      </w:pPr>
+      <w:r>
+        <w:t xml:space="preserve">Our value: </w:t>
+      </w:r>
+      <w:r>
+        <w:rPr>
+          <w:rFonts w:ascii="Consolas" w:hAnsi="Consolas"/>
+          <w:color w:val="E36C0A" w:themeColor="accent6" w:themeShade="BF"/>
+          <w:sz w:val="20"/>
+        </w:rPr>
+        <w:t>us\</w:t>
+      </w:r>
+      <w:proofErr w:type="spellStart"/>
+      <w:r>
+        <w:rPr>
+          <w:rFonts w:ascii="Consolas" w:hAnsi="Consolas"/>
+          <w:color w:val="E36C0A" w:themeColor="accent6" w:themeShade="BF"/>
+          <w:sz w:val="20"/>
+        </w:rPr>
+        <w:t>EBS.IES.LOBLeads</w:t>
+      </w:r>
+      <w:proofErr w:type="spellEnd"/>
+    </w:p>
+    <w:p>
+      <w:pPr>
+        <w:pStyle w:val="ListParagraph"/>
+        <w:numPr>
+          <w:ilvl w:val="2"/>
+          <w:numId w:val="2"/>
+        </w:numPr>
+      </w:pPr>
+      <w:proofErr w:type="spellStart"/>
+      <w:r>
+        <w:t>CoverSheetApprovers</w:t>
+      </w:r>
+      <w:proofErr w:type="spellEnd"/>
+    </w:p>
+    <w:p>
+      <w:pPr>
+        <w:pStyle w:val="ListParagraph"/>
+        <w:numPr>
+          <w:ilvl w:val="3"/>
+          <w:numId w:val="2"/>
+        </w:numPr>
+      </w:pPr>
+      <w:r>
+        <w:lastRenderedPageBreak/>
+        <w:t xml:space="preserve">Our value: </w:t>
+      </w:r>
+      <w:r>
+        <w:rPr>
+          <w:rFonts w:ascii="Consolas" w:hAnsi="Consolas"/>
+          <w:color w:val="E36C0A" w:themeColor="accent6" w:themeShade="BF"/>
+          <w:sz w:val="20"/>
+        </w:rPr>
+        <w:t>us\</w:t>
+      </w:r>
+      <w:proofErr w:type="spellStart"/>
+      <w:r>
+        <w:rPr>
+          <w:rFonts w:ascii="Consolas" w:hAnsi="Consolas"/>
+          <w:color w:val="E36C0A" w:themeColor="accent6" w:themeShade="BF"/>
+          <w:sz w:val="20"/>
+        </w:rPr>
+        <w:t>EBS.IES.CoverSheetApprovers</w:t>
+      </w:r>
+      <w:proofErr w:type="spellEnd"/>
     </w:p>
     <w:p>
       <w:pPr>
         <w:pStyle w:val="Heading1"/>
         <w:contextualSpacing/>
       </w:pPr>
-      <w:bookmarkStart w:id="29" w:name="_Toc165370087"/>
+      <w:bookmarkStart w:id="29" w:name="_Toc165372474"/>
       <w:r>
         <w:t>Initial IIS Setup</w:t>
       </w:r>
@@ -3404,7 +3464,7 @@
         <w:pStyle w:val="Heading1"/>
         <w:contextualSpacing/>
       </w:pPr>
-      <w:bookmarkStart w:id="30" w:name="_Toc165370088"/>
+      <w:bookmarkStart w:id="30" w:name="_Toc165372475"/>
       <w:r>
         <w:t>Unpack the installation ZIP file</w:t>
       </w:r>
@@ -3478,9 +3538,11 @@
           <w:numId w:val="1"/>
         </w:numPr>
       </w:pPr>
+      <w:proofErr w:type="spellStart"/>
       <w:r>
         <w:t>IES.Backend</w:t>
       </w:r>
+      <w:proofErr w:type="spellEnd"/>
     </w:p>
     <w:p>
       <w:pPr>
@@ -3490,9 +3552,11 @@
           <w:numId w:val="1"/>
         </w:numPr>
       </w:pPr>
+      <w:proofErr w:type="spellStart"/>
       <w:r>
         <w:t>PTM.Web</w:t>
       </w:r>
+      <w:proofErr w:type="spellEnd"/>
     </w:p>
     <w:p>
       <w:pPr>
@@ -3502,9 +3566,11 @@
           <w:numId w:val="1"/>
         </w:numPr>
       </w:pPr>
+      <w:proofErr w:type="spellStart"/>
       <w:r>
         <w:t>RDM.Web</w:t>
       </w:r>
+      <w:proofErr w:type="spellEnd"/>
     </w:p>
     <w:p>
       <w:pPr>
@@ -3526,10 +3592,12 @@
           <w:numId w:val="1"/>
         </w:numPr>
       </w:pPr>
+      <w:proofErr w:type="spellStart"/>
       <w:r>
         <w:lastRenderedPageBreak/>
         <w:t>RDSB.Backend</w:t>
       </w:r>
+      <w:proofErr w:type="spellEnd"/>
     </w:p>
     <w:p>
       <w:pPr>
@@ -3623,7 +3691,7 @@
         <w:pStyle w:val="Heading1"/>
         <w:contextualSpacing/>
       </w:pPr>
-      <w:bookmarkStart w:id="31" w:name="_Toc165370089"/>
+      <w:bookmarkStart w:id="31" w:name="_Toc165372476"/>
       <w:r>
         <w:t>Database Deployment</w:t>
       </w:r>
@@ -3700,7 +3768,7 @@
         <w:pStyle w:val="Heading1"/>
         <w:contextualSpacing/>
       </w:pPr>
-      <w:bookmarkStart w:id="32" w:name="_Toc165370090"/>
+      <w:bookmarkStart w:id="32" w:name="_Toc165372477"/>
       <w:r>
         <w:t>Web Application Deployment</w:t>
       </w:r>
@@ -3831,7 +3899,7 @@
         <w:pStyle w:val="Heading1"/>
         <w:contextualSpacing/>
       </w:pPr>
-      <w:bookmarkStart w:id="33" w:name="_Toc165370091"/>
+      <w:bookmarkStart w:id="33" w:name="_Toc165372478"/>
       <w:r>
         <w:t xml:space="preserve">PTM </w:t>
       </w:r>
@@ -3913,6 +3981,7 @@
       <w:r>
         <w:t xml:space="preserve">The </w:t>
       </w:r>
+      <w:proofErr w:type="spellStart"/>
       <w:r>
         <w:rPr>
           <w:rFonts w:ascii="Consolas" w:hAnsi="Consolas"/>
@@ -3921,6 +3990,7 @@
         </w:rPr>
         <w:t>GenTracEmailScheduler.exe.config</w:t>
       </w:r>
+      <w:proofErr w:type="spellEnd"/>
       <w:r>
         <w:t xml:space="preserve"> file</w:t>
       </w:r>
@@ -3980,8 +4050,16 @@
         <w:rPr>
           <w:rFonts w:ascii="Calibri" w:eastAsia="Times New Roman" w:hAnsi="Calibri" w:cs="Calibri"/>
         </w:rPr>
-        <w:t xml:space="preserve"> PTM / GenTrac</w:t>
-      </w:r>
+        <w:t xml:space="preserve"> PTM / </w:t>
+      </w:r>
+      <w:proofErr w:type="spellStart"/>
+      <w:r>
+        <w:rPr>
+          <w:rFonts w:ascii="Calibri" w:eastAsia="Times New Roman" w:hAnsi="Calibri" w:cs="Calibri"/>
+        </w:rPr>
+        <w:t>GenTrac</w:t>
+      </w:r>
+      <w:proofErr w:type="spellEnd"/>
       <w:r>
         <w:rPr>
           <w:rFonts w:ascii="Calibri" w:eastAsia="Times New Roman" w:hAnsi="Calibri" w:cs="Calibri"/>
@@ -4044,7 +4122,7 @@
         <w:pStyle w:val="Heading1"/>
         <w:contextualSpacing/>
       </w:pPr>
-      <w:bookmarkStart w:id="34" w:name="_Toc165370092"/>
+      <w:bookmarkStart w:id="34" w:name="_Toc165372479"/>
       <w:r>
         <w:t xml:space="preserve">RDM Data Replication </w:t>
       </w:r>
@@ -4123,6 +4201,7 @@
       <w:r>
         <w:t xml:space="preserve">The </w:t>
       </w:r>
+      <w:proofErr w:type="spellStart"/>
       <w:r>
         <w:rPr>
           <w:rFonts w:ascii="Consolas" w:eastAsia="Times New Roman" w:hAnsi="Consolas" w:cs="Calibri"/>
@@ -4132,7 +4211,11 @@
         <w:t>RDMClassifiedDeployment</w:t>
       </w:r>
       <w:r>
-        <w:t>.exe.config file</w:t>
+        <w:t>.exe.config</w:t>
+      </w:r>
+      <w:proofErr w:type="spellEnd"/>
+      <w:r>
+        <w:t xml:space="preserve"> file</w:t>
       </w:r>
     </w:p>
     <w:p>
@@ -4267,7 +4350,7 @@
         <w:pStyle w:val="Heading1"/>
         <w:contextualSpacing/>
       </w:pPr>
-      <w:bookmarkStart w:id="35" w:name="_Toc165370093"/>
+      <w:bookmarkStart w:id="35" w:name="_Toc165372480"/>
       <w:r>
         <w:lastRenderedPageBreak/>
         <w:t xml:space="preserve">GenBOE Data Backup Application </w:t>
@@ -4349,6 +4432,7 @@
       <w:r>
         <w:t xml:space="preserve">The </w:t>
       </w:r>
+      <w:proofErr w:type="spellStart"/>
       <w:r>
         <w:rPr>
           <w:rFonts w:ascii="Consolas" w:eastAsia="Times New Roman" w:hAnsi="Consolas" w:cs="Calibri"/>
@@ -4358,7 +4442,11 @@
         <w:t>GenBOEAutoBackup</w:t>
       </w:r>
       <w:r>
-        <w:t>.exe.config file</w:t>
+        <w:t>.exe.config</w:t>
+      </w:r>
+      <w:proofErr w:type="spellEnd"/>
+      <w:r>
+        <w:t xml:space="preserve"> file</w:t>
       </w:r>
     </w:p>
     <w:p>
@@ -4454,7 +4542,7 @@
       <w:pPr>
         <w:pStyle w:val="Heading1"/>
       </w:pPr>
-      <w:bookmarkStart w:id="36" w:name="_Toc165370094"/>
+      <w:bookmarkStart w:id="36" w:name="_Toc165372481"/>
       <w:r>
         <w:t>SSRS Server Setup</w:t>
       </w:r>
@@ -4491,6 +4579,7 @@
         </w:rPr>
         <w:t xml:space="preserve">We use </w:t>
       </w:r>
+      <w:proofErr w:type="spellStart"/>
       <w:r>
         <w:rPr>
           <w:rFonts w:ascii="Consolas" w:eastAsia="Times New Roman" w:hAnsi="Consolas" w:cs="Calibri"/>
@@ -4498,6 +4587,7 @@
         </w:rPr>
         <w:t>GenTrac</w:t>
       </w:r>
+      <w:proofErr w:type="spellEnd"/>
       <w:r>
         <w:rPr>
           <w:rFonts w:ascii="Calibri" w:eastAsia="Times New Roman" w:hAnsi="Calibri" w:cs="Calibri"/>
@@ -4577,6 +4667,7 @@
       <w:r>
         <w:t>“</w:t>
       </w:r>
+      <w:proofErr w:type="spellStart"/>
       <w:r>
         <w:rPr>
           <w:rFonts w:ascii="Consolas" w:hAnsi="Consolas"/>
@@ -4584,6 +4675,7 @@
         </w:rPr>
         <w:t>genTrac</w:t>
       </w:r>
+      <w:proofErr w:type="spellEnd"/>
       <w:r>
         <w:t xml:space="preserve">”, </w:t>
       </w:r>
@@ -4908,7 +5000,7 @@
       <w:pPr>
         <w:pStyle w:val="Heading1"/>
       </w:pPr>
-      <w:bookmarkStart w:id="37" w:name="_Toc165370095"/>
+      <w:bookmarkStart w:id="37" w:name="_Toc165372482"/>
       <w:r>
         <w:t xml:space="preserve">Appendix A: </w:t>
       </w:r>
@@ -4948,8 +5040,8 @@
         <w:pStyle w:val="Heading1"/>
       </w:pPr>
       <w:bookmarkStart w:id="38" w:name="_Toc165367913"/>
-      <w:bookmarkStart w:id="39" w:name="_Toc165370096"/>
-      <w:bookmarkStart w:id="40" w:name="_Toc443999451"/>
+      <w:bookmarkStart w:id="39" w:name="_Toc443999451"/>
+      <w:bookmarkStart w:id="40" w:name="_Toc165372483"/>
       <w:r>
         <w:t xml:space="preserve">Appendix B: </w:t>
       </w:r>
@@ -4975,7 +5067,7 @@
         <w:t>IES (Portal)</w:t>
       </w:r>
       <w:bookmarkEnd w:id="38"/>
-      <w:bookmarkEnd w:id="39"/>
+      <w:bookmarkEnd w:id="40"/>
     </w:p>
     <w:p>
       <w:r>
@@ -4987,7 +5079,7 @@
         <w:pStyle w:val="Heading2"/>
       </w:pPr>
       <w:bookmarkStart w:id="41" w:name="_Toc165367914"/>
-      <w:bookmarkStart w:id="42" w:name="_Toc165370097"/>
+      <w:bookmarkStart w:id="42" w:name="_Toc165372484"/>
       <w:r>
         <w:t>Appendix B.</w:t>
       </w:r>
@@ -4998,7 +5090,15 @@
         <w:t>: (Space) IES (Portal) Back</w:t>
       </w:r>
       <w:r>
-        <w:t>end Appsettings.Json Customization</w:t>
+        <w:t xml:space="preserve">end </w:t>
+      </w:r>
+      <w:proofErr w:type="spellStart"/>
+      <w:r>
+        <w:t>Appsettings.Json</w:t>
+      </w:r>
+      <w:proofErr w:type="spellEnd"/>
+      <w:r>
+        <w:t xml:space="preserve"> Customization</w:t>
       </w:r>
       <w:bookmarkEnd w:id="41"/>
       <w:bookmarkEnd w:id="42"/>
@@ -5012,6 +5112,7 @@
         </w:numPr>
         <w:spacing w:after="0"/>
       </w:pPr>
+      <w:proofErr w:type="spellStart"/>
       <w:r>
         <w:rPr>
           <w:rFonts w:ascii="Consolas" w:eastAsiaTheme="minorHAnsi" w:hAnsi="Consolas" w:cs="Consolas"/>
@@ -5030,6 +5131,7 @@
         </w:rPr>
         <w:t>onnectionStrings</w:t>
       </w:r>
+      <w:proofErr w:type="spellEnd"/>
       <w:r>
         <w:rPr>
           <w:rFonts w:ascii="Calibri" w:eastAsia="Times New Roman" w:hAnsi="Calibri" w:cs="Calibri"/>
@@ -5139,7 +5241,21 @@
         <w:rPr>
           <w:rFonts w:ascii="Calibri" w:eastAsia="Times New Roman" w:hAnsi="Calibri" w:cs="Calibri"/>
         </w:rPr>
-        <w:t>Splunk Host : “_Splunk_Host_”</w:t>
+        <w:t>Splunk Host : “_</w:t>
+      </w:r>
+      <w:proofErr w:type="spellStart"/>
+      <w:r>
+        <w:rPr>
+          <w:rFonts w:ascii="Calibri" w:eastAsia="Times New Roman" w:hAnsi="Calibri" w:cs="Calibri"/>
+        </w:rPr>
+        <w:t>Splunk_Host</w:t>
+      </w:r>
+      <w:proofErr w:type="spellEnd"/>
+      <w:r>
+        <w:rPr>
+          <w:rFonts w:ascii="Calibri" w:eastAsia="Times New Roman" w:hAnsi="Calibri" w:cs="Calibri"/>
+        </w:rPr>
+        <w:t>_”</w:t>
       </w:r>
     </w:p>
     <w:p>
@@ -5183,7 +5299,15 @@
         <w:t>Index</w:t>
       </w:r>
       <w:r>
-        <w:t xml:space="preserve"> – Application index : “application_eo”</w:t>
+        <w:t xml:space="preserve"> – Application index : “</w:t>
+      </w:r>
+      <w:proofErr w:type="spellStart"/>
+      <w:r>
+        <w:t>application_eo</w:t>
+      </w:r>
+      <w:proofErr w:type="spellEnd"/>
+      <w:r>
+        <w:t>”</w:t>
       </w:r>
     </w:p>
     <w:p>
@@ -5198,6 +5322,7 @@
           <w:lang w:val="fr-FR"/>
         </w:rPr>
       </w:pPr>
+      <w:proofErr w:type="spellStart"/>
       <w:r>
         <w:rPr>
           <w:rFonts w:ascii="Consolas" w:eastAsiaTheme="minorHAnsi" w:hAnsi="Consolas" w:cs="Consolas"/>
@@ -5206,32 +5331,65 @@
           <w:szCs w:val="19"/>
           <w:lang w:val="fr-FR"/>
         </w:rPr>
-        <w:t xml:space="preserve">SourceType </w:t>
-      </w:r>
-      <w:r>
-        <w:rPr>
+        <w:t>SourceType</w:t>
+      </w:r>
+      <w:proofErr w:type="spellEnd"/>
+      <w:r>
+        <w:rPr>
+          <w:rFonts w:ascii="Consolas" w:eastAsiaTheme="minorHAnsi" w:hAnsi="Consolas" w:cs="Consolas"/>
+          <w:color w:val="0000FF"/>
+          <w:sz w:val="19"/>
+          <w:szCs w:val="19"/>
           <w:lang w:val="fr-FR"/>
         </w:rPr>
+        <w:t xml:space="preserve"> </w:t>
+      </w:r>
+      <w:r>
+        <w:rPr>
+          <w:lang w:val="fr-FR"/>
+        </w:rPr>
         <w:t>–</w:t>
       </w:r>
       <w:r>
         <w:rPr>
           <w:lang w:val="fr-FR"/>
         </w:rPr>
-        <w:t xml:space="preserve"> Source type for logging :</w:t>
-      </w:r>
+        <w:t xml:space="preserve"> Source type for </w:t>
+      </w:r>
+      <w:proofErr w:type="spellStart"/>
       <w:r>
         <w:rPr>
           <w:lang w:val="fr-FR"/>
         </w:rPr>
-        <w:t xml:space="preserve"> “ies_portal:logs:j</w:t>
-      </w:r>
+        <w:t>logging</w:t>
+      </w:r>
+      <w:proofErr w:type="spellEnd"/>
       <w:r>
         <w:rPr>
           <w:lang w:val="fr-FR"/>
         </w:rPr>
+        <w:t> :</w:t>
+      </w:r>
+      <w:r>
+        <w:rPr>
+          <w:lang w:val="fr-FR"/>
+        </w:rPr>
+        <w:t xml:space="preserve"> “</w:t>
+      </w:r>
+      <w:proofErr w:type="spellStart"/>
+      <w:r>
+        <w:rPr>
+          <w:lang w:val="fr-FR"/>
+        </w:rPr>
+        <w:t>ies_portal:logs:j</w:t>
+      </w:r>
+      <w:r>
+        <w:rPr>
+          <w:lang w:val="fr-FR"/>
+        </w:rPr>
         <w:t>son</w:t>
       </w:r>
+      <w:proofErr w:type="spellEnd"/>
       <w:r>
         <w:rPr>
           <w:lang w:val="fr-FR"/>
@@ -5254,6 +5412,7 @@
         </w:numPr>
         <w:spacing w:after="0"/>
       </w:pPr>
+      <w:proofErr w:type="spellStart"/>
       <w:r>
         <w:rPr>
           <w:rFonts w:ascii="Consolas" w:eastAsiaTheme="minorHAnsi" w:hAnsi="Consolas" w:cs="Consolas"/>
@@ -5263,6 +5422,7 @@
         </w:rPr>
         <w:t>LoggerConfig</w:t>
       </w:r>
+      <w:proofErr w:type="spellEnd"/>
       <w:r>
         <w:rPr>
           <w:rFonts w:ascii="Calibri" w:eastAsia="Times New Roman" w:hAnsi="Calibri" w:cs="Calibri"/>
@@ -5285,6 +5445,7 @@
         </w:numPr>
         <w:spacing w:after="0"/>
       </w:pPr>
+      <w:proofErr w:type="spellStart"/>
       <w:r>
         <w:rPr>
           <w:rFonts w:ascii="Consolas" w:eastAsiaTheme="minorHAnsi" w:hAnsi="Consolas" w:cs="Consolas"/>
@@ -5294,6 +5455,7 @@
         </w:rPr>
         <w:t>LogIntoSplunk</w:t>
       </w:r>
+      <w:proofErr w:type="spellEnd"/>
       <w:r>
         <w:rPr>
           <w:rFonts w:ascii="Consolas" w:eastAsiaTheme="minorHAnsi" w:hAnsi="Consolas" w:cs="Consolas"/>
@@ -5325,14 +5487,25 @@
         </w:numPr>
         <w:spacing w:after="0"/>
       </w:pPr>
-      <w:r>
-        <w:rPr>
-          <w:rFonts w:ascii="Consolas" w:eastAsiaTheme="minorHAnsi" w:hAnsi="Consolas" w:cs="Consolas"/>
-          <w:color w:val="0000FF"/>
-          <w:sz w:val="19"/>
-          <w:szCs w:val="19"/>
-        </w:rPr>
-        <w:t xml:space="preserve">LogIntoDb </w:t>
+      <w:proofErr w:type="spellStart"/>
+      <w:r>
+        <w:rPr>
+          <w:rFonts w:ascii="Consolas" w:eastAsiaTheme="minorHAnsi" w:hAnsi="Consolas" w:cs="Consolas"/>
+          <w:color w:val="0000FF"/>
+          <w:sz w:val="19"/>
+          <w:szCs w:val="19"/>
+        </w:rPr>
+        <w:t>LogIntoDb</w:t>
+      </w:r>
+      <w:proofErr w:type="spellEnd"/>
+      <w:r>
+        <w:rPr>
+          <w:rFonts w:ascii="Consolas" w:eastAsiaTheme="minorHAnsi" w:hAnsi="Consolas" w:cs="Consolas"/>
+          <w:color w:val="0000FF"/>
+          <w:sz w:val="19"/>
+          <w:szCs w:val="19"/>
+        </w:rPr>
+        <w:t xml:space="preserve"> </w:t>
       </w:r>
       <w:r>
         <w:t>– Option to log into the Database. If not applicable set to false.</w:t>
@@ -5347,6 +5520,7 @@
         </w:numPr>
         <w:spacing w:after="0"/>
       </w:pPr>
+      <w:proofErr w:type="spellStart"/>
       <w:r>
         <w:rPr>
           <w:rFonts w:ascii="Consolas" w:eastAsiaTheme="minorHAnsi" w:hAnsi="Consolas" w:cs="Consolas"/>
@@ -5356,6 +5530,7 @@
         </w:rPr>
         <w:t>LogIntoFile</w:t>
       </w:r>
+      <w:proofErr w:type="spellEnd"/>
       <w:r>
         <w:t xml:space="preserve"> – Option to log into a log file. If not applicable set to false.</w:t>
       </w:r>
@@ -5369,14 +5544,25 @@
         </w:numPr>
         <w:spacing w:after="0"/>
       </w:pPr>
-      <w:r>
-        <w:rPr>
-          <w:rFonts w:ascii="Consolas" w:eastAsiaTheme="minorHAnsi" w:hAnsi="Consolas" w:cs="Consolas"/>
-          <w:color w:val="0000FF"/>
-          <w:sz w:val="19"/>
-          <w:szCs w:val="19"/>
-        </w:rPr>
-        <w:t xml:space="preserve">MinimumLevel </w:t>
+      <w:proofErr w:type="spellStart"/>
+      <w:r>
+        <w:rPr>
+          <w:rFonts w:ascii="Consolas" w:eastAsiaTheme="minorHAnsi" w:hAnsi="Consolas" w:cs="Consolas"/>
+          <w:color w:val="0000FF"/>
+          <w:sz w:val="19"/>
+          <w:szCs w:val="19"/>
+        </w:rPr>
+        <w:t>MinimumLevel</w:t>
+      </w:r>
+      <w:proofErr w:type="spellEnd"/>
+      <w:r>
+        <w:rPr>
+          <w:rFonts w:ascii="Consolas" w:eastAsiaTheme="minorHAnsi" w:hAnsi="Consolas" w:cs="Consolas"/>
+          <w:color w:val="0000FF"/>
+          <w:sz w:val="19"/>
+          <w:szCs w:val="19"/>
+        </w:rPr>
+        <w:t xml:space="preserve"> </w:t>
       </w:r>
       <w:r>
         <w:t xml:space="preserve">– Composes of various </w:t>
@@ -5468,7 +5654,27 @@
           <w:szCs w:val="19"/>
         </w:rPr>
         <w:lastRenderedPageBreak/>
-        <w:t xml:space="preserve">Microsoft AspNetCore </w:t>
+        <w:t xml:space="preserve">Microsoft </w:t>
+      </w:r>
+      <w:proofErr w:type="spellStart"/>
+      <w:r>
+        <w:rPr>
+          <w:rFonts w:ascii="Consolas" w:eastAsiaTheme="minorHAnsi" w:hAnsi="Consolas" w:cs="Consolas"/>
+          <w:color w:val="0000FF"/>
+          <w:sz w:val="19"/>
+          <w:szCs w:val="19"/>
+        </w:rPr>
+        <w:t>AspNetCore</w:t>
+      </w:r>
+      <w:proofErr w:type="spellEnd"/>
+      <w:r>
+        <w:rPr>
+          <w:rFonts w:ascii="Consolas" w:eastAsiaTheme="minorHAnsi" w:hAnsi="Consolas" w:cs="Consolas"/>
+          <w:color w:val="0000FF"/>
+          <w:sz w:val="19"/>
+          <w:szCs w:val="19"/>
+        </w:rPr>
+        <w:t xml:space="preserve"> </w:t>
       </w:r>
       <w:r>
         <w:t>– Set to “Warning” or “Error” depending on your preferences.</w:t>
@@ -5527,6 +5733,7 @@
         </w:numPr>
         <w:spacing w:after="0"/>
       </w:pPr>
+      <w:proofErr w:type="spellStart"/>
       <w:r>
         <w:rPr>
           <w:rFonts w:ascii="Consolas" w:eastAsiaTheme="minorHAnsi" w:hAnsi="Consolas" w:cs="Consolas"/>
@@ -5536,6 +5743,7 @@
         </w:rPr>
         <w:t>appSettings</w:t>
       </w:r>
+      <w:proofErr w:type="spellEnd"/>
       <w:r>
         <w:rPr>
           <w:rFonts w:ascii="Calibri" w:eastAsia="Times New Roman" w:hAnsi="Calibri" w:cs="Calibri"/>
@@ -5577,6 +5785,7 @@
         </w:rPr>
       </w:pPr>
       <w:bookmarkStart w:id="43" w:name="_Hlk165319455"/>
+      <w:proofErr w:type="spellStart"/>
       <w:r>
         <w:rPr>
           <w:rFonts w:ascii="Consolas" w:eastAsiaTheme="minorHAnsi" w:hAnsi="Consolas" w:cs="Consolas"/>
@@ -5586,6 +5795,7 @@
         </w:rPr>
         <w:t>AllowedOrigins</w:t>
       </w:r>
+      <w:proofErr w:type="spellEnd"/>
       <w:r>
         <w:rPr>
           <w:rFonts w:ascii="Consolas" w:eastAsiaTheme="minorHAnsi" w:hAnsi="Consolas" w:cs="Consolas"/>
@@ -5638,6 +5848,7 @@
         </w:rPr>
         <w:t xml:space="preserve"> For example, we have the unclassified version of </w:t>
       </w:r>
+      <w:proofErr w:type="spellStart"/>
       <w:r>
         <w:rPr>
           <w:rFonts w:ascii="Consolas" w:eastAsiaTheme="minorHAnsi" w:hAnsi="Consolas" w:cs="Consolas"/>
@@ -5647,6 +5858,7 @@
         </w:rPr>
         <w:t>AllowedOrigins</w:t>
       </w:r>
+      <w:proofErr w:type="spellEnd"/>
       <w:r>
         <w:rPr>
           <w:rFonts w:ascii="Calibri" w:eastAsia="Times New Roman" w:hAnsi="Calibri" w:cs="Calibri"/>
@@ -5685,7 +5897,27 @@
           <w:sz w:val="18"/>
           <w:szCs w:val="18"/>
         </w:rPr>
-        <w:t>"AllowedOrigins"</w:t>
+        <w:t>"</w:t>
+      </w:r>
+      <w:proofErr w:type="spellStart"/>
+      <w:r>
+        <w:rPr>
+          <w:rFonts w:ascii="Cascadia Mono" w:eastAsia="Times New Roman" w:hAnsi="Cascadia Mono" w:cs="Calibri"/>
+          <w:color w:val="215868" w:themeColor="accent5" w:themeShade="80"/>
+          <w:sz w:val="18"/>
+          <w:szCs w:val="18"/>
+        </w:rPr>
+        <w:t>AllowedOrigins</w:t>
+      </w:r>
+      <w:proofErr w:type="spellEnd"/>
+      <w:r>
+        <w:rPr>
+          <w:rFonts w:ascii="Cascadia Mono" w:eastAsia="Times New Roman" w:hAnsi="Cascadia Mono" w:cs="Calibri"/>
+          <w:color w:val="215868" w:themeColor="accent5" w:themeShade="80"/>
+          <w:sz w:val="18"/>
+          <w:szCs w:val="18"/>
+        </w:rPr>
+        <w:t>"</w:t>
       </w:r>
       <w:r>
         <w:rPr>
@@ -5727,6 +5959,7 @@
           <w:rFonts w:ascii="Calibri" w:eastAsia="Times New Roman" w:hAnsi="Calibri" w:cs="Calibri"/>
         </w:rPr>
       </w:pPr>
+      <w:proofErr w:type="spellStart"/>
       <w:r>
         <w:rPr>
           <w:rFonts w:ascii="Consolas" w:eastAsiaTheme="minorHAnsi" w:hAnsi="Consolas" w:cs="Consolas"/>
@@ -5736,6 +5969,7 @@
         </w:rPr>
         <w:t>AllowedHosts</w:t>
       </w:r>
+      <w:proofErr w:type="spellEnd"/>
       <w:r>
         <w:rPr>
           <w:rFonts w:ascii="Consolas" w:eastAsiaTheme="minorHAnsi" w:hAnsi="Consolas" w:cs="Consolas"/>
@@ -5765,14 +5999,25 @@
           <w:rFonts w:ascii="Calibri" w:eastAsia="Times New Roman" w:hAnsi="Calibri" w:cs="Calibri"/>
         </w:rPr>
       </w:pPr>
-      <w:r>
-        <w:rPr>
-          <w:rFonts w:ascii="Consolas" w:eastAsiaTheme="minorHAnsi" w:hAnsi="Consolas" w:cs="Consolas"/>
-          <w:color w:val="0000FF"/>
-          <w:sz w:val="19"/>
-          <w:szCs w:val="19"/>
-        </w:rPr>
-        <w:t xml:space="preserve">IESUrl </w:t>
+      <w:proofErr w:type="spellStart"/>
+      <w:r>
+        <w:rPr>
+          <w:rFonts w:ascii="Consolas" w:eastAsiaTheme="minorHAnsi" w:hAnsi="Consolas" w:cs="Consolas"/>
+          <w:color w:val="0000FF"/>
+          <w:sz w:val="19"/>
+          <w:szCs w:val="19"/>
+        </w:rPr>
+        <w:t>IESUrl</w:t>
+      </w:r>
+      <w:proofErr w:type="spellEnd"/>
+      <w:r>
+        <w:rPr>
+          <w:rFonts w:ascii="Consolas" w:eastAsiaTheme="minorHAnsi" w:hAnsi="Consolas" w:cs="Consolas"/>
+          <w:color w:val="0000FF"/>
+          <w:sz w:val="19"/>
+          <w:szCs w:val="19"/>
+        </w:rPr>
+        <w:t xml:space="preserve"> </w:t>
       </w:r>
       <w:r>
         <w:rPr>
@@ -5794,17 +6039,36 @@
           <w:rFonts w:ascii="Calibri" w:eastAsia="Times New Roman" w:hAnsi="Calibri" w:cs="Calibri"/>
         </w:rPr>
       </w:pPr>
-      <w:r>
-        <w:rPr>
-          <w:rFonts w:ascii="Consolas" w:eastAsiaTheme="minorHAnsi" w:hAnsi="Consolas" w:cs="Consolas"/>
-          <w:color w:val="0000FF"/>
-          <w:sz w:val="19"/>
-          <w:szCs w:val="19"/>
-        </w:rPr>
-        <w:t xml:space="preserve">BOEUrl </w:t>
-      </w:r>
-      <w:r>
-        <w:t>– GenBOE’s URL</w:t>
+      <w:proofErr w:type="spellStart"/>
+      <w:r>
+        <w:rPr>
+          <w:rFonts w:ascii="Consolas" w:eastAsiaTheme="minorHAnsi" w:hAnsi="Consolas" w:cs="Consolas"/>
+          <w:color w:val="0000FF"/>
+          <w:sz w:val="19"/>
+          <w:szCs w:val="19"/>
+        </w:rPr>
+        <w:t>BOEUrl</w:t>
+      </w:r>
+      <w:proofErr w:type="spellEnd"/>
+      <w:r>
+        <w:rPr>
+          <w:rFonts w:ascii="Consolas" w:eastAsiaTheme="minorHAnsi" w:hAnsi="Consolas" w:cs="Consolas"/>
+          <w:color w:val="0000FF"/>
+          <w:sz w:val="19"/>
+          <w:szCs w:val="19"/>
+        </w:rPr>
+        <w:t xml:space="preserve"> </w:t>
+      </w:r>
+      <w:r>
+        <w:t xml:space="preserve">– </w:t>
+      </w:r>
+      <w:proofErr w:type="spellStart"/>
+      <w:r>
+        <w:t>GenBOE’s</w:t>
+      </w:r>
+      <w:proofErr w:type="spellEnd"/>
+      <w:r>
+        <w:t xml:space="preserve"> URL</w:t>
       </w:r>
     </w:p>
     <w:p>
@@ -5820,14 +6084,25 @@
           <w:rFonts w:ascii="Calibri" w:eastAsia="Times New Roman" w:hAnsi="Calibri" w:cs="Calibri"/>
         </w:rPr>
       </w:pPr>
-      <w:r>
-        <w:rPr>
-          <w:rFonts w:ascii="Consolas" w:eastAsiaTheme="minorHAnsi" w:hAnsi="Consolas" w:cs="Consolas"/>
-          <w:color w:val="0000FF"/>
-          <w:sz w:val="19"/>
-          <w:szCs w:val="19"/>
-        </w:rPr>
-        <w:t xml:space="preserve">PTMUrl </w:t>
+      <w:proofErr w:type="spellStart"/>
+      <w:r>
+        <w:rPr>
+          <w:rFonts w:ascii="Consolas" w:eastAsiaTheme="minorHAnsi" w:hAnsi="Consolas" w:cs="Consolas"/>
+          <w:color w:val="0000FF"/>
+          <w:sz w:val="19"/>
+          <w:szCs w:val="19"/>
+        </w:rPr>
+        <w:t>PTMUrl</w:t>
+      </w:r>
+      <w:proofErr w:type="spellEnd"/>
+      <w:r>
+        <w:rPr>
+          <w:rFonts w:ascii="Consolas" w:eastAsiaTheme="minorHAnsi" w:hAnsi="Consolas" w:cs="Consolas"/>
+          <w:color w:val="0000FF"/>
+          <w:sz w:val="19"/>
+          <w:szCs w:val="19"/>
+        </w:rPr>
+        <w:t xml:space="preserve"> </w:t>
       </w:r>
       <w:r>
         <w:t>– PTM’s URL</w:t>
@@ -5846,14 +6121,25 @@
           <w:rFonts w:ascii="Calibri" w:eastAsia="Times New Roman" w:hAnsi="Calibri" w:cs="Calibri"/>
         </w:rPr>
       </w:pPr>
-      <w:r>
-        <w:rPr>
-          <w:rFonts w:ascii="Consolas" w:eastAsiaTheme="minorHAnsi" w:hAnsi="Consolas" w:cs="Consolas"/>
-          <w:color w:val="0000FF"/>
-          <w:sz w:val="19"/>
-          <w:szCs w:val="19"/>
-        </w:rPr>
-        <w:t xml:space="preserve">RDMUrl </w:t>
+      <w:proofErr w:type="spellStart"/>
+      <w:r>
+        <w:rPr>
+          <w:rFonts w:ascii="Consolas" w:eastAsiaTheme="minorHAnsi" w:hAnsi="Consolas" w:cs="Consolas"/>
+          <w:color w:val="0000FF"/>
+          <w:sz w:val="19"/>
+          <w:szCs w:val="19"/>
+        </w:rPr>
+        <w:t>RDMUrl</w:t>
+      </w:r>
+      <w:proofErr w:type="spellEnd"/>
+      <w:r>
+        <w:rPr>
+          <w:rFonts w:ascii="Consolas" w:eastAsiaTheme="minorHAnsi" w:hAnsi="Consolas" w:cs="Consolas"/>
+          <w:color w:val="0000FF"/>
+          <w:sz w:val="19"/>
+          <w:szCs w:val="19"/>
+        </w:rPr>
+        <w:t xml:space="preserve"> </w:t>
       </w:r>
       <w:r>
         <w:t>– RDM’s URL</w:t>
@@ -5872,14 +6158,25 @@
           <w:rFonts w:ascii="Calibri" w:eastAsia="Times New Roman" w:hAnsi="Calibri" w:cs="Calibri"/>
         </w:rPr>
       </w:pPr>
-      <w:r>
-        <w:rPr>
-          <w:rFonts w:ascii="Consolas" w:eastAsiaTheme="minorHAnsi" w:hAnsi="Consolas" w:cs="Consolas"/>
-          <w:color w:val="0000FF"/>
-          <w:sz w:val="19"/>
-          <w:szCs w:val="19"/>
-        </w:rPr>
-        <w:t xml:space="preserve">RDSBUrl </w:t>
+      <w:proofErr w:type="spellStart"/>
+      <w:r>
+        <w:rPr>
+          <w:rFonts w:ascii="Consolas" w:eastAsiaTheme="minorHAnsi" w:hAnsi="Consolas" w:cs="Consolas"/>
+          <w:color w:val="0000FF"/>
+          <w:sz w:val="19"/>
+          <w:szCs w:val="19"/>
+        </w:rPr>
+        <w:t>RDSBUrl</w:t>
+      </w:r>
+      <w:proofErr w:type="spellEnd"/>
+      <w:r>
+        <w:rPr>
+          <w:rFonts w:ascii="Consolas" w:eastAsiaTheme="minorHAnsi" w:hAnsi="Consolas" w:cs="Consolas"/>
+          <w:color w:val="0000FF"/>
+          <w:sz w:val="19"/>
+          <w:szCs w:val="19"/>
+        </w:rPr>
+        <w:t xml:space="preserve"> </w:t>
       </w:r>
       <w:r>
         <w:t>– RDSB’s URL</w:t>
@@ -5898,17 +6195,44 @@
           <w:rFonts w:ascii="Calibri" w:eastAsia="Times New Roman" w:hAnsi="Calibri" w:cs="Calibri"/>
         </w:rPr>
       </w:pPr>
-      <w:r>
-        <w:rPr>
-          <w:rFonts w:ascii="Consolas" w:eastAsiaTheme="minorHAnsi" w:hAnsi="Consolas" w:cs="Consolas"/>
-          <w:color w:val="0000FF"/>
-          <w:sz w:val="19"/>
-          <w:szCs w:val="19"/>
-        </w:rPr>
-        <w:t xml:space="preserve">PPUrl </w:t>
-      </w:r>
-      <w:r>
-        <w:t>– ProPricer URL – a URL to a SharePoint site where ProPricer links are located</w:t>
+      <w:proofErr w:type="spellStart"/>
+      <w:r>
+        <w:rPr>
+          <w:rFonts w:ascii="Consolas" w:eastAsiaTheme="minorHAnsi" w:hAnsi="Consolas" w:cs="Consolas"/>
+          <w:color w:val="0000FF"/>
+          <w:sz w:val="19"/>
+          <w:szCs w:val="19"/>
+        </w:rPr>
+        <w:t>PPUrl</w:t>
+      </w:r>
+      <w:proofErr w:type="spellEnd"/>
+      <w:r>
+        <w:rPr>
+          <w:rFonts w:ascii="Consolas" w:eastAsiaTheme="minorHAnsi" w:hAnsi="Consolas" w:cs="Consolas"/>
+          <w:color w:val="0000FF"/>
+          <w:sz w:val="19"/>
+          <w:szCs w:val="19"/>
+        </w:rPr>
+        <w:t xml:space="preserve"> </w:t>
+      </w:r>
+      <w:r>
+        <w:t xml:space="preserve">– </w:t>
+      </w:r>
+      <w:proofErr w:type="spellStart"/>
+      <w:r>
+        <w:t>ProPricer</w:t>
+      </w:r>
+      <w:proofErr w:type="spellEnd"/>
+      <w:r>
+        <w:t xml:space="preserve"> URL – a URL to a SharePoint site where </w:t>
+      </w:r>
+      <w:proofErr w:type="spellStart"/>
+      <w:r>
+        <w:t>ProPricer</w:t>
+      </w:r>
+      <w:proofErr w:type="spellEnd"/>
+      <w:r>
+        <w:t xml:space="preserve"> links are located</w:t>
       </w:r>
     </w:p>
     <w:p>
@@ -5924,14 +6248,25 @@
           <w:rFonts w:ascii="Calibri" w:eastAsia="Times New Roman" w:hAnsi="Calibri" w:cs="Calibri"/>
         </w:rPr>
       </w:pPr>
-      <w:r>
-        <w:rPr>
-          <w:rFonts w:ascii="Consolas" w:eastAsiaTheme="minorHAnsi" w:hAnsi="Consolas" w:cs="Consolas"/>
-          <w:color w:val="0000FF"/>
-          <w:sz w:val="19"/>
-          <w:szCs w:val="19"/>
-        </w:rPr>
-        <w:t xml:space="preserve">RPMUrl </w:t>
+      <w:proofErr w:type="spellStart"/>
+      <w:r>
+        <w:rPr>
+          <w:rFonts w:ascii="Consolas" w:eastAsiaTheme="minorHAnsi" w:hAnsi="Consolas" w:cs="Consolas"/>
+          <w:color w:val="0000FF"/>
+          <w:sz w:val="19"/>
+          <w:szCs w:val="19"/>
+        </w:rPr>
+        <w:t>RPMUrl</w:t>
+      </w:r>
+      <w:proofErr w:type="spellEnd"/>
+      <w:r>
+        <w:rPr>
+          <w:rFonts w:ascii="Consolas" w:eastAsiaTheme="minorHAnsi" w:hAnsi="Consolas" w:cs="Consolas"/>
+          <w:color w:val="0000FF"/>
+          <w:sz w:val="19"/>
+          <w:szCs w:val="19"/>
+        </w:rPr>
+        <w:t xml:space="preserve"> </w:t>
       </w:r>
       <w:r>
         <w:t xml:space="preserve">– </w:t>
@@ -5969,14 +6304,25 @@
           <w:szCs w:val="19"/>
         </w:rPr>
       </w:pPr>
-      <w:r>
-        <w:rPr>
-          <w:rFonts w:ascii="Consolas" w:eastAsiaTheme="minorHAnsi" w:hAnsi="Consolas" w:cs="Consolas"/>
-          <w:color w:val="0000FF"/>
-          <w:sz w:val="19"/>
-          <w:szCs w:val="19"/>
-        </w:rPr>
-        <w:t xml:space="preserve">ACVUrl </w:t>
+      <w:proofErr w:type="spellStart"/>
+      <w:r>
+        <w:rPr>
+          <w:rFonts w:ascii="Consolas" w:eastAsiaTheme="minorHAnsi" w:hAnsi="Consolas" w:cs="Consolas"/>
+          <w:color w:val="0000FF"/>
+          <w:sz w:val="19"/>
+          <w:szCs w:val="19"/>
+        </w:rPr>
+        <w:t>ACVUrl</w:t>
+      </w:r>
+      <w:proofErr w:type="spellEnd"/>
+      <w:r>
+        <w:rPr>
+          <w:rFonts w:ascii="Consolas" w:eastAsiaTheme="minorHAnsi" w:hAnsi="Consolas" w:cs="Consolas"/>
+          <w:color w:val="0000FF"/>
+          <w:sz w:val="19"/>
+          <w:szCs w:val="19"/>
+        </w:rPr>
+        <w:t xml:space="preserve"> </w:t>
       </w:r>
       <w:r>
         <w:t xml:space="preserve">– </w:t>
@@ -6017,6 +6363,7 @@
           <w:szCs w:val="19"/>
         </w:rPr>
       </w:pPr>
+      <w:proofErr w:type="spellStart"/>
       <w:r>
         <w:rPr>
           <w:rFonts w:ascii="Consolas" w:eastAsiaTheme="minorHAnsi" w:hAnsi="Consolas" w:cs="Consolas"/>
@@ -6033,7 +6380,17 @@
           <w:sz w:val="19"/>
           <w:szCs w:val="19"/>
         </w:rPr>
-        <w:t xml:space="preserve">Url </w:t>
+        <w:t>Url</w:t>
+      </w:r>
+      <w:proofErr w:type="spellEnd"/>
+      <w:r>
+        <w:rPr>
+          <w:rFonts w:ascii="Consolas" w:eastAsiaTheme="minorHAnsi" w:hAnsi="Consolas" w:cs="Consolas"/>
+          <w:color w:val="0000FF"/>
+          <w:sz w:val="19"/>
+          <w:szCs w:val="19"/>
+        </w:rPr>
+        <w:t xml:space="preserve"> </w:t>
       </w:r>
       <w:r>
         <w:t xml:space="preserve">– </w:t>
@@ -6073,6 +6430,7 @@
           <w:rFonts w:ascii="Calibri" w:eastAsia="Times New Roman" w:hAnsi="Calibri" w:cs="Calibri"/>
         </w:rPr>
       </w:pPr>
+      <w:proofErr w:type="spellStart"/>
       <w:r>
         <w:rPr>
           <w:rFonts w:ascii="Consolas" w:eastAsiaTheme="minorHAnsi" w:hAnsi="Consolas" w:cs="Consolas"/>
@@ -6082,6 +6440,7 @@
         </w:rPr>
         <w:t>EEPPUrl</w:t>
       </w:r>
+      <w:proofErr w:type="spellEnd"/>
       <w:r>
         <w:rPr>
           <w:rFonts w:ascii="Consolas" w:eastAsiaTheme="minorHAnsi" w:hAnsi="Consolas" w:cs="Consolas"/>
@@ -6135,14 +6494,25 @@
           <w:rFonts w:ascii="Calibri" w:eastAsia="Times New Roman" w:hAnsi="Calibri" w:cs="Calibri"/>
         </w:rPr>
       </w:pPr>
-      <w:r>
-        <w:rPr>
-          <w:rFonts w:ascii="Consolas" w:eastAsiaTheme="minorHAnsi" w:hAnsi="Consolas" w:cs="Consolas"/>
-          <w:color w:val="0000FF"/>
-          <w:sz w:val="19"/>
-          <w:szCs w:val="19"/>
-        </w:rPr>
-        <w:t xml:space="preserve">AdminUrl </w:t>
+      <w:proofErr w:type="spellStart"/>
+      <w:r>
+        <w:rPr>
+          <w:rFonts w:ascii="Consolas" w:eastAsiaTheme="minorHAnsi" w:hAnsi="Consolas" w:cs="Consolas"/>
+          <w:color w:val="0000FF"/>
+          <w:sz w:val="19"/>
+          <w:szCs w:val="19"/>
+        </w:rPr>
+        <w:t>AdminUrl</w:t>
+      </w:r>
+      <w:proofErr w:type="spellEnd"/>
+      <w:r>
+        <w:rPr>
+          <w:rFonts w:ascii="Consolas" w:eastAsiaTheme="minorHAnsi" w:hAnsi="Consolas" w:cs="Consolas"/>
+          <w:color w:val="0000FF"/>
+          <w:sz w:val="19"/>
+          <w:szCs w:val="19"/>
+        </w:rPr>
+        <w:t xml:space="preserve"> </w:t>
       </w:r>
       <w:r>
         <w:t xml:space="preserve">– IES URL, followed by </w:t>
@@ -6169,14 +6539,25 @@
           <w:rFonts w:ascii="Calibri" w:eastAsia="Times New Roman" w:hAnsi="Calibri" w:cs="Calibri"/>
         </w:rPr>
       </w:pPr>
-      <w:r>
-        <w:rPr>
-          <w:rFonts w:ascii="Consolas" w:eastAsiaTheme="minorHAnsi" w:hAnsi="Consolas" w:cs="Consolas"/>
-          <w:color w:val="0000FF"/>
-          <w:sz w:val="19"/>
-          <w:szCs w:val="19"/>
-        </w:rPr>
-        <w:t xml:space="preserve">IESPortalAdminGroups </w:t>
+      <w:proofErr w:type="spellStart"/>
+      <w:r>
+        <w:rPr>
+          <w:rFonts w:ascii="Consolas" w:eastAsiaTheme="minorHAnsi" w:hAnsi="Consolas" w:cs="Consolas"/>
+          <w:color w:val="0000FF"/>
+          <w:sz w:val="19"/>
+          <w:szCs w:val="19"/>
+        </w:rPr>
+        <w:t>IESPortalAdminGroups</w:t>
+      </w:r>
+      <w:proofErr w:type="spellEnd"/>
+      <w:r>
+        <w:rPr>
+          <w:rFonts w:ascii="Consolas" w:eastAsiaTheme="minorHAnsi" w:hAnsi="Consolas" w:cs="Consolas"/>
+          <w:color w:val="0000FF"/>
+          <w:sz w:val="19"/>
+          <w:szCs w:val="19"/>
+        </w:rPr>
+        <w:t xml:space="preserve"> </w:t>
       </w:r>
       <w:r>
         <w:t>– Admin AD group</w:t>
@@ -6191,6 +6572,7 @@
         </w:numPr>
         <w:spacing w:after="0"/>
       </w:pPr>
+      <w:proofErr w:type="spellStart"/>
       <w:r>
         <w:rPr>
           <w:rFonts w:ascii="Consolas" w:eastAsiaTheme="minorHAnsi" w:hAnsi="Consolas" w:cs="Consolas"/>
@@ -6200,6 +6582,7 @@
         </w:rPr>
         <w:t>HelpdeskEmailAddress</w:t>
       </w:r>
+      <w:proofErr w:type="spellEnd"/>
       <w:r>
         <w:t xml:space="preserve"> – email displayed to the users to contact for help</w:t>
       </w:r>
@@ -6235,14 +6618,25 @@
         </w:numPr>
         <w:spacing w:after="0"/>
       </w:pPr>
-      <w:r>
-        <w:rPr>
-          <w:rFonts w:ascii="Consolas" w:eastAsiaTheme="minorHAnsi" w:hAnsi="Consolas" w:cs="Consolas"/>
-          <w:color w:val="0000FF"/>
-          <w:sz w:val="19"/>
-          <w:szCs w:val="19"/>
-        </w:rPr>
-        <w:t xml:space="preserve">ValidAudience </w:t>
+      <w:proofErr w:type="spellStart"/>
+      <w:r>
+        <w:rPr>
+          <w:rFonts w:ascii="Consolas" w:eastAsiaTheme="minorHAnsi" w:hAnsi="Consolas" w:cs="Consolas"/>
+          <w:color w:val="0000FF"/>
+          <w:sz w:val="19"/>
+          <w:szCs w:val="19"/>
+        </w:rPr>
+        <w:t>ValidAudience</w:t>
+      </w:r>
+      <w:proofErr w:type="spellEnd"/>
+      <w:r>
+        <w:rPr>
+          <w:rFonts w:ascii="Consolas" w:eastAsiaTheme="minorHAnsi" w:hAnsi="Consolas" w:cs="Consolas"/>
+          <w:color w:val="0000FF"/>
+          <w:sz w:val="19"/>
+          <w:szCs w:val="19"/>
+        </w:rPr>
+        <w:t xml:space="preserve"> </w:t>
       </w:r>
       <w:r>
         <w:t xml:space="preserve">– The groups that are valid to view the application. In unclassified we use </w:t>
@@ -6254,7 +6648,27 @@
           <w:sz w:val="19"/>
           <w:szCs w:val="19"/>
         </w:rPr>
-        <w:t xml:space="preserve">"eo-ssc-ies,eo-ssc-acv,eo-ssc-nlf". </w:t>
+        <w:t>"</w:t>
+      </w:r>
+      <w:proofErr w:type="spellStart"/>
+      <w:r>
+        <w:rPr>
+          <w:rFonts w:ascii="Cascadia Mono" w:eastAsiaTheme="minorHAnsi" w:hAnsi="Cascadia Mono" w:cs="Cascadia Mono"/>
+          <w:color w:val="A31515"/>
+          <w:sz w:val="19"/>
+          <w:szCs w:val="19"/>
+        </w:rPr>
+        <w:t>eo-ssc-ies,eo-ssc-acv,eo-ssc-nlf</w:t>
+      </w:r>
+      <w:proofErr w:type="spellEnd"/>
+      <w:r>
+        <w:rPr>
+          <w:rFonts w:ascii="Cascadia Mono" w:eastAsiaTheme="minorHAnsi" w:hAnsi="Cascadia Mono" w:cs="Cascadia Mono"/>
+          <w:color w:val="A31515"/>
+          <w:sz w:val="19"/>
+          <w:szCs w:val="19"/>
+        </w:rPr>
+        <w:t xml:space="preserve">". </w:t>
       </w:r>
       <w:r>
         <w:t>Use the corresponding classified version.</w:t>
@@ -6317,6 +6731,7 @@
           <w:rFonts w:ascii="Calibri" w:eastAsia="Times New Roman" w:hAnsi="Calibri" w:cs="Calibri"/>
         </w:rPr>
       </w:pPr>
+      <w:proofErr w:type="spellStart"/>
       <w:r>
         <w:rPr>
           <w:rFonts w:ascii="Consolas" w:eastAsiaTheme="minorHAnsi" w:hAnsi="Consolas" w:cs="Consolas"/>
@@ -6326,6 +6741,7 @@
         </w:rPr>
         <w:t>FeatureFlags</w:t>
       </w:r>
+      <w:proofErr w:type="spellEnd"/>
       <w:r>
         <w:rPr>
           <w:rFonts w:ascii="Consolas" w:eastAsiaTheme="minorHAnsi" w:hAnsi="Consolas" w:cs="Consolas"/>
@@ -6365,7 +6781,7 @@
         <w:pStyle w:val="Heading2"/>
       </w:pPr>
       <w:bookmarkStart w:id="44" w:name="_Toc165367915"/>
-      <w:bookmarkStart w:id="45" w:name="_Toc165370098"/>
+      <w:bookmarkStart w:id="45" w:name="_Toc165372485"/>
       <w:r>
         <w:lastRenderedPageBreak/>
         <w:t>Appendix.B.</w:t>
@@ -6377,7 +6793,15 @@
         <w:t xml:space="preserve"> (Space) IES (Portal) Frontend</w:t>
       </w:r>
       <w:r>
-        <w:t xml:space="preserve"> Config.Classified.Json Customization</w:t>
+        <w:t xml:space="preserve"> </w:t>
+      </w:r>
+      <w:proofErr w:type="spellStart"/>
+      <w:r>
+        <w:t>Config.Classified.Json</w:t>
+      </w:r>
+      <w:proofErr w:type="spellEnd"/>
+      <w:r>
+        <w:t xml:space="preserve"> Customization</w:t>
       </w:r>
       <w:bookmarkEnd w:id="44"/>
       <w:bookmarkEnd w:id="45"/>
@@ -6386,6 +6810,7 @@
       <w:r>
         <w:t xml:space="preserve">This is explicitly for the front-end (the project NOT named back-end). Look for the </w:t>
       </w:r>
+      <w:proofErr w:type="spellStart"/>
       <w:r>
         <w:rPr>
           <w:i/>
@@ -6393,6 +6818,7 @@
         </w:rPr>
         <w:t>config.Classified.json</w:t>
       </w:r>
+      <w:proofErr w:type="spellEnd"/>
       <w:r>
         <w:t xml:space="preserve"> file inside of site/assets. </w:t>
       </w:r>
@@ -6410,6 +6836,7 @@
           <w:rFonts w:ascii="Calibri" w:eastAsia="Times New Roman" w:hAnsi="Calibri" w:cs="Calibri"/>
         </w:rPr>
       </w:pPr>
+      <w:proofErr w:type="spellStart"/>
       <w:r>
         <w:rPr>
           <w:rFonts w:ascii="Consolas" w:eastAsiaTheme="minorHAnsi" w:hAnsi="Consolas" w:cs="Consolas"/>
@@ -6419,6 +6846,7 @@
         </w:rPr>
         <w:t>iesServiceUrl</w:t>
       </w:r>
+      <w:proofErr w:type="spellEnd"/>
       <w:r>
         <w:rPr>
           <w:rFonts w:ascii="Consolas" w:eastAsiaTheme="minorHAnsi" w:hAnsi="Consolas" w:cs="Consolas"/>
@@ -6454,6 +6882,7 @@
           <w:rFonts w:ascii="Calibri" w:eastAsia="Times New Roman" w:hAnsi="Calibri" w:cs="Calibri"/>
         </w:rPr>
       </w:pPr>
+      <w:proofErr w:type="spellStart"/>
       <w:r>
         <w:rPr>
           <w:rFonts w:ascii="Consolas" w:eastAsiaTheme="minorHAnsi" w:hAnsi="Consolas" w:cs="Consolas"/>
@@ -6463,6 +6892,7 @@
         </w:rPr>
         <w:t>rdsbServiceUrl</w:t>
       </w:r>
+      <w:proofErr w:type="spellEnd"/>
       <w:r>
         <w:rPr>
           <w:rFonts w:ascii="Consolas" w:eastAsiaTheme="minorHAnsi" w:hAnsi="Consolas" w:cs="Consolas"/>
@@ -6492,6 +6922,7 @@
           <w:rFonts w:ascii="Calibri" w:eastAsia="Times New Roman" w:hAnsi="Calibri" w:cs="Calibri"/>
         </w:rPr>
       </w:pPr>
+      <w:proofErr w:type="spellStart"/>
       <w:r>
         <w:rPr>
           <w:rFonts w:ascii="Consolas" w:eastAsiaTheme="minorHAnsi" w:hAnsi="Consolas" w:cs="Consolas"/>
@@ -6501,6 +6932,7 @@
         </w:rPr>
         <w:t>ptmUiUrl</w:t>
       </w:r>
+      <w:proofErr w:type="spellEnd"/>
       <w:r>
         <w:rPr>
           <w:rFonts w:ascii="Consolas" w:eastAsiaTheme="minorHAnsi" w:hAnsi="Consolas" w:cs="Consolas"/>
@@ -6530,6 +6962,7 @@
           <w:rFonts w:ascii="Calibri" w:eastAsia="Times New Roman" w:hAnsi="Calibri" w:cs="Calibri"/>
         </w:rPr>
       </w:pPr>
+      <w:proofErr w:type="spellStart"/>
       <w:r>
         <w:rPr>
           <w:rFonts w:ascii="Consolas" w:eastAsiaTheme="minorHAnsi" w:hAnsi="Consolas" w:cs="Consolas"/>
@@ -6539,6 +6972,7 @@
         </w:rPr>
         <w:t>piwikdId</w:t>
       </w:r>
+      <w:proofErr w:type="spellEnd"/>
       <w:r>
         <w:rPr>
           <w:rFonts w:ascii="Consolas" w:eastAsiaTheme="minorHAnsi" w:hAnsi="Consolas" w:cs="Consolas"/>
@@ -6568,6 +7002,7 @@
           <w:rFonts w:ascii="Calibri" w:eastAsia="Times New Roman" w:hAnsi="Calibri" w:cs="Calibri"/>
         </w:rPr>
       </w:pPr>
+      <w:proofErr w:type="spellStart"/>
       <w:r>
         <w:rPr>
           <w:rFonts w:ascii="Consolas" w:eastAsiaTheme="minorHAnsi" w:hAnsi="Consolas" w:cs="Consolas"/>
@@ -6577,6 +7012,7 @@
         </w:rPr>
         <w:t>enablePiwik</w:t>
       </w:r>
+      <w:proofErr w:type="spellEnd"/>
       <w:r>
         <w:rPr>
           <w:rFonts w:ascii="Consolas" w:eastAsiaTheme="minorHAnsi" w:hAnsi="Consolas" w:cs="Consolas"/>
@@ -6597,7 +7033,7 @@
       <w:pPr>
         <w:pStyle w:val="Heading1"/>
       </w:pPr>
-      <w:bookmarkStart w:id="46" w:name="_Toc165370099"/>
+      <w:bookmarkStart w:id="46" w:name="_Toc165372486"/>
       <w:r>
         <w:t>Appendix C</w:t>
       </w:r>
@@ -6607,10 +7043,15 @@
       <w:r>
         <w:t xml:space="preserve">PTM </w:t>
       </w:r>
-      <w:r>
-        <w:t>Web.Config Customization</w:t>
-      </w:r>
-      <w:bookmarkEnd w:id="40"/>
+      <w:proofErr w:type="spellStart"/>
+      <w:r>
+        <w:t>Web.Config</w:t>
+      </w:r>
+      <w:proofErr w:type="spellEnd"/>
+      <w:r>
+        <w:t xml:space="preserve"> Customization</w:t>
+      </w:r>
+      <w:bookmarkEnd w:id="39"/>
       <w:bookmarkEnd w:id="46"/>
     </w:p>
     <w:p>
@@ -6622,6 +7063,7 @@
         </w:numPr>
         <w:spacing w:after="0"/>
       </w:pPr>
+      <w:proofErr w:type="spellStart"/>
       <w:r>
         <w:rPr>
           <w:rFonts w:ascii="Consolas" w:eastAsiaTheme="minorHAnsi" w:hAnsi="Consolas" w:cs="Consolas"/>
@@ -6632,6 +7074,7 @@
         </w:rPr>
         <w:t>connectionStrings</w:t>
       </w:r>
+      <w:proofErr w:type="spellEnd"/>
       <w:r>
         <w:rPr>
           <w:rFonts w:ascii="Calibri" w:eastAsia="Times New Roman" w:hAnsi="Calibri" w:cs="Calibri"/>
@@ -6648,14 +7091,25 @@
         </w:numPr>
         <w:spacing w:after="0"/>
       </w:pPr>
-      <w:r>
-        <w:rPr>
-          <w:rFonts w:ascii="Consolas" w:eastAsiaTheme="minorHAnsi" w:hAnsi="Consolas" w:cs="Consolas"/>
-          <w:color w:val="0000FF"/>
-          <w:sz w:val="19"/>
-          <w:szCs w:val="19"/>
-        </w:rPr>
-        <w:t xml:space="preserve">genTracEntities </w:t>
+      <w:proofErr w:type="spellStart"/>
+      <w:r>
+        <w:rPr>
+          <w:rFonts w:ascii="Consolas" w:eastAsiaTheme="minorHAnsi" w:hAnsi="Consolas" w:cs="Consolas"/>
+          <w:color w:val="0000FF"/>
+          <w:sz w:val="19"/>
+          <w:szCs w:val="19"/>
+        </w:rPr>
+        <w:t>genTracEntities</w:t>
+      </w:r>
+      <w:proofErr w:type="spellEnd"/>
+      <w:r>
+        <w:rPr>
+          <w:rFonts w:ascii="Consolas" w:eastAsiaTheme="minorHAnsi" w:hAnsi="Consolas" w:cs="Consolas"/>
+          <w:color w:val="0000FF"/>
+          <w:sz w:val="19"/>
+          <w:szCs w:val="19"/>
+        </w:rPr>
+        <w:t xml:space="preserve"> </w:t>
       </w:r>
       <w:r>
         <w:rPr>
@@ -6685,6 +7139,7 @@
         </w:numPr>
         <w:spacing w:after="0"/>
       </w:pPr>
+      <w:proofErr w:type="spellStart"/>
       <w:r>
         <w:rPr>
           <w:rFonts w:ascii="Consolas" w:eastAsiaTheme="minorHAnsi" w:hAnsi="Consolas" w:cs="Consolas"/>
@@ -6701,7 +7156,17 @@
           <w:sz w:val="19"/>
           <w:szCs w:val="19"/>
         </w:rPr>
-        <w:t xml:space="preserve">Entities </w:t>
+        <w:t>Entities</w:t>
+      </w:r>
+      <w:proofErr w:type="spellEnd"/>
+      <w:r>
+        <w:rPr>
+          <w:rFonts w:ascii="Consolas" w:eastAsiaTheme="minorHAnsi" w:hAnsi="Consolas" w:cs="Consolas"/>
+          <w:color w:val="0000FF"/>
+          <w:sz w:val="19"/>
+          <w:szCs w:val="19"/>
+        </w:rPr>
+        <w:t xml:space="preserve"> </w:t>
       </w:r>
       <w:r>
         <w:rPr>
@@ -6737,6 +7202,7 @@
         </w:numPr>
         <w:spacing w:after="0"/>
       </w:pPr>
+      <w:proofErr w:type="spellStart"/>
       <w:r>
         <w:rPr>
           <w:rFonts w:ascii="Consolas" w:eastAsiaTheme="minorHAnsi" w:hAnsi="Consolas" w:cs="Consolas"/>
@@ -6747,6 +7213,7 @@
         </w:rPr>
         <w:t>appSettings</w:t>
       </w:r>
+      <w:proofErr w:type="spellEnd"/>
       <w:r>
         <w:rPr>
           <w:rFonts w:ascii="Calibri" w:eastAsia="Times New Roman" w:hAnsi="Calibri" w:cs="Calibri"/>
@@ -6791,6 +7258,7 @@
           <w:rFonts w:ascii="Calibri" w:eastAsia="Times New Roman" w:hAnsi="Calibri" w:cs="Calibri"/>
         </w:rPr>
       </w:pPr>
+      <w:proofErr w:type="spellStart"/>
       <w:r>
         <w:rPr>
           <w:rFonts w:ascii="Consolas" w:eastAsiaTheme="minorHAnsi" w:hAnsi="Consolas" w:cs="Consolas"/>
@@ -6801,6 +7269,7 @@
         </w:rPr>
         <w:t>EmailServer</w:t>
       </w:r>
+      <w:proofErr w:type="spellEnd"/>
       <w:r>
         <w:t xml:space="preserve"> </w:t>
       </w:r>
@@ -6823,6 +7292,7 @@
           <w:rFonts w:ascii="Calibri" w:eastAsia="Times New Roman" w:hAnsi="Calibri" w:cs="Calibri"/>
         </w:rPr>
       </w:pPr>
+      <w:proofErr w:type="spellStart"/>
       <w:r>
         <w:rPr>
           <w:rFonts w:ascii="Consolas" w:eastAsiaTheme="minorHAnsi" w:hAnsi="Consolas" w:cs="Consolas"/>
@@ -6833,6 +7303,7 @@
         </w:rPr>
         <w:t>ActiveDirectoryPath</w:t>
       </w:r>
+      <w:proofErr w:type="spellEnd"/>
       <w:r>
         <w:t xml:space="preserve"> </w:t>
       </w:r>
@@ -6855,6 +7326,7 @@
           <w:rFonts w:ascii="Calibri" w:eastAsia="Times New Roman" w:hAnsi="Calibri" w:cs="Calibri"/>
         </w:rPr>
       </w:pPr>
+      <w:proofErr w:type="spellStart"/>
       <w:r>
         <w:rPr>
           <w:rFonts w:ascii="Consolas" w:eastAsiaTheme="minorHAnsi" w:hAnsi="Consolas" w:cs="Consolas"/>
@@ -6865,6 +7337,7 @@
         </w:rPr>
         <w:t>ServerURL</w:t>
       </w:r>
+      <w:proofErr w:type="spellEnd"/>
       <w:r>
         <w:rPr>
           <w:rFonts w:eastAsiaTheme="minorHAnsi" w:cs="Consolas"/>
@@ -6888,6 +7361,7 @@
           <w:rFonts w:ascii="Calibri" w:eastAsia="Times New Roman" w:hAnsi="Calibri" w:cs="Calibri"/>
         </w:rPr>
       </w:pPr>
+      <w:proofErr w:type="spellStart"/>
       <w:r>
         <w:rPr>
           <w:rFonts w:ascii="Consolas" w:eastAsiaTheme="minorHAnsi" w:hAnsi="Consolas" w:cs="Consolas"/>
@@ -6897,6 +7371,7 @@
         </w:rPr>
         <w:t>AuthorizeProposalCreationGroups</w:t>
       </w:r>
+      <w:proofErr w:type="spellEnd"/>
       <w:r>
         <w:rPr>
           <w:rFonts w:ascii="Calibri" w:eastAsia="Times New Roman" w:hAnsi="Calibri" w:cs="Calibri"/>
@@ -6916,8 +7391,19 @@
           <w:sz w:val="19"/>
           <w:szCs w:val="19"/>
         </w:rPr>
-        <w:t>US\lmco.all.emp</w:t>
-      </w:r>
+        <w:t>US\</w:t>
+      </w:r>
+      <w:proofErr w:type="spellStart"/>
+      <w:r>
+        <w:rPr>
+          <w:rFonts w:ascii="Consolas" w:eastAsiaTheme="minorHAnsi" w:hAnsi="Consolas" w:cs="Consolas"/>
+          <w:color w:val="0000FF"/>
+          <w:sz w:val="19"/>
+          <w:szCs w:val="19"/>
+        </w:rPr>
+        <w:t>lmco.all.emp</w:t>
+      </w:r>
+      <w:proofErr w:type="spellEnd"/>
     </w:p>
     <w:p>
       <w:pPr>
@@ -6931,6 +7417,7 @@
           <w:rFonts w:ascii="Calibri" w:eastAsia="Times New Roman" w:hAnsi="Calibri" w:cs="Calibri"/>
         </w:rPr>
       </w:pPr>
+      <w:proofErr w:type="spellStart"/>
       <w:r>
         <w:rPr>
           <w:rFonts w:ascii="Consolas" w:eastAsiaTheme="minorHAnsi" w:hAnsi="Consolas" w:cs="Consolas"/>
@@ -6941,6 +7428,7 @@
         </w:rPr>
         <w:t>DomesticUsersGroup</w:t>
       </w:r>
+      <w:proofErr w:type="spellEnd"/>
       <w:r>
         <w:rPr>
           <w:rFonts w:ascii="Calibri" w:eastAsia="Times New Roman" w:hAnsi="Calibri" w:cs="Calibri"/>
@@ -6984,8 +7472,19 @@
           <w:sz w:val="19"/>
           <w:szCs w:val="19"/>
         </w:rPr>
-        <w:t>US\lmco.all.emp</w:t>
-      </w:r>
+        <w:t>US\</w:t>
+      </w:r>
+      <w:proofErr w:type="spellStart"/>
+      <w:r>
+        <w:rPr>
+          <w:rFonts w:ascii="Consolas" w:eastAsiaTheme="minorHAnsi" w:hAnsi="Consolas" w:cs="Consolas"/>
+          <w:color w:val="0000FF"/>
+          <w:sz w:val="19"/>
+          <w:szCs w:val="19"/>
+        </w:rPr>
+        <w:t>lmco.all.emp</w:t>
+      </w:r>
+      <w:proofErr w:type="spellEnd"/>
     </w:p>
     <w:p>
       <w:pPr>
@@ -6996,6 +7495,7 @@
         </w:numPr>
         <w:spacing w:after="0"/>
       </w:pPr>
+      <w:proofErr w:type="spellStart"/>
       <w:r>
         <w:rPr>
           <w:rFonts w:ascii="Consolas" w:eastAsiaTheme="minorHAnsi" w:hAnsi="Consolas" w:cs="Consolas"/>
@@ -7006,6 +7506,7 @@
         </w:rPr>
         <w:t>HelpdeskEmailAddress</w:t>
       </w:r>
+      <w:proofErr w:type="spellEnd"/>
       <w:r>
         <w:t xml:space="preserve"> – email displayed to the users to contact for help</w:t>
       </w:r>
@@ -7023,6 +7524,7 @@
           <w:rFonts w:ascii="Calibri" w:eastAsia="Times New Roman" w:hAnsi="Calibri" w:cs="Calibri"/>
         </w:rPr>
       </w:pPr>
+      <w:proofErr w:type="spellStart"/>
       <w:r>
         <w:rPr>
           <w:rFonts w:ascii="Consolas" w:eastAsiaTheme="minorHAnsi" w:hAnsi="Consolas" w:cs="Consolas"/>
@@ -7032,6 +7534,7 @@
         </w:rPr>
         <w:t>BaseUrlForInstructionLocation</w:t>
       </w:r>
+      <w:proofErr w:type="spellEnd"/>
       <w:r>
         <w:t xml:space="preserve"> – set this to the URL where the instruction files can be located. This path should start with </w:t>
       </w:r>
@@ -7099,14 +7602,25 @@
           <w:rFonts w:ascii="Calibri" w:eastAsia="Times New Roman" w:hAnsi="Calibri" w:cs="Calibri"/>
         </w:rPr>
       </w:pPr>
-      <w:r>
-        <w:rPr>
-          <w:rFonts w:ascii="Consolas" w:eastAsiaTheme="minorHAnsi" w:hAnsi="Consolas" w:cs="Consolas"/>
-          <w:color w:val="0000FF"/>
-          <w:sz w:val="19"/>
-          <w:szCs w:val="19"/>
-        </w:rPr>
-        <w:t xml:space="preserve">IsClassEnvironment </w:t>
+      <w:proofErr w:type="spellStart"/>
+      <w:r>
+        <w:rPr>
+          <w:rFonts w:ascii="Consolas" w:eastAsiaTheme="minorHAnsi" w:hAnsi="Consolas" w:cs="Consolas"/>
+          <w:color w:val="0000FF"/>
+          <w:sz w:val="19"/>
+          <w:szCs w:val="19"/>
+        </w:rPr>
+        <w:t>IsClassEnvironment</w:t>
+      </w:r>
+      <w:proofErr w:type="spellEnd"/>
+      <w:r>
+        <w:rPr>
+          <w:rFonts w:ascii="Consolas" w:eastAsiaTheme="minorHAnsi" w:hAnsi="Consolas" w:cs="Consolas"/>
+          <w:color w:val="0000FF"/>
+          <w:sz w:val="19"/>
+          <w:szCs w:val="19"/>
+        </w:rPr>
+        <w:t xml:space="preserve"> </w:t>
       </w:r>
       <w:r>
         <w:t xml:space="preserve">– set this to </w:t>
@@ -7152,14 +7666,25 @@
           <w:rFonts w:ascii="Calibri" w:eastAsia="Times New Roman" w:hAnsi="Calibri" w:cs="Calibri"/>
         </w:rPr>
       </w:pPr>
-      <w:r>
-        <w:rPr>
-          <w:rFonts w:ascii="Consolas" w:eastAsiaTheme="minorHAnsi" w:hAnsi="Consolas" w:cs="Consolas"/>
-          <w:color w:val="0000FF"/>
-          <w:sz w:val="19"/>
-          <w:szCs w:val="19"/>
-        </w:rPr>
-        <w:t xml:space="preserve">ReportServerLocation </w:t>
+      <w:proofErr w:type="spellStart"/>
+      <w:r>
+        <w:rPr>
+          <w:rFonts w:ascii="Consolas" w:eastAsiaTheme="minorHAnsi" w:hAnsi="Consolas" w:cs="Consolas"/>
+          <w:color w:val="0000FF"/>
+          <w:sz w:val="19"/>
+          <w:szCs w:val="19"/>
+        </w:rPr>
+        <w:t>ReportServerLocation</w:t>
+      </w:r>
+      <w:proofErr w:type="spellEnd"/>
+      <w:r>
+        <w:rPr>
+          <w:rFonts w:ascii="Consolas" w:eastAsiaTheme="minorHAnsi" w:hAnsi="Consolas" w:cs="Consolas"/>
+          <w:color w:val="0000FF"/>
+          <w:sz w:val="19"/>
+          <w:szCs w:val="19"/>
+        </w:rPr>
+        <w:t xml:space="preserve"> </w:t>
       </w:r>
       <w:r>
         <w:t>– URL to the SSRS server</w:t>
@@ -7178,14 +7703,25 @@
           <w:rFonts w:ascii="Calibri" w:eastAsia="Times New Roman" w:hAnsi="Calibri" w:cs="Calibri"/>
         </w:rPr>
       </w:pPr>
-      <w:r>
-        <w:rPr>
-          <w:rFonts w:ascii="Consolas" w:eastAsiaTheme="minorHAnsi" w:hAnsi="Consolas" w:cs="Consolas"/>
-          <w:color w:val="0000FF"/>
-          <w:sz w:val="19"/>
-          <w:szCs w:val="19"/>
-        </w:rPr>
-        <w:t xml:space="preserve">ReportServerFolderName </w:t>
+      <w:proofErr w:type="spellStart"/>
+      <w:r>
+        <w:rPr>
+          <w:rFonts w:ascii="Consolas" w:eastAsiaTheme="minorHAnsi" w:hAnsi="Consolas" w:cs="Consolas"/>
+          <w:color w:val="0000FF"/>
+          <w:sz w:val="19"/>
+          <w:szCs w:val="19"/>
+        </w:rPr>
+        <w:t>ReportServerFolderName</w:t>
+      </w:r>
+      <w:proofErr w:type="spellEnd"/>
+      <w:r>
+        <w:rPr>
+          <w:rFonts w:ascii="Consolas" w:eastAsiaTheme="minorHAnsi" w:hAnsi="Consolas" w:cs="Consolas"/>
+          <w:color w:val="0000FF"/>
+          <w:sz w:val="19"/>
+          <w:szCs w:val="19"/>
+        </w:rPr>
+        <w:t xml:space="preserve"> </w:t>
       </w:r>
       <w:r>
         <w:t>– folder name in which the reports are located</w:t>
@@ -7229,6 +7765,7 @@
           <w:rFonts w:ascii="Calibri" w:eastAsia="Times New Roman" w:hAnsi="Calibri" w:cs="Calibri"/>
         </w:rPr>
       </w:pPr>
+      <w:proofErr w:type="spellStart"/>
       <w:r>
         <w:rPr>
           <w:rFonts w:ascii="Consolas" w:eastAsiaTheme="minorHAnsi" w:hAnsi="Consolas" w:cs="Consolas"/>
@@ -7238,6 +7775,7 @@
         </w:rPr>
         <w:t>IESHomeUrl</w:t>
       </w:r>
+      <w:proofErr w:type="spellEnd"/>
       <w:r>
         <w:rPr>
           <w:rFonts w:ascii="Consolas" w:eastAsiaTheme="minorHAnsi" w:hAnsi="Consolas" w:cs="Consolas"/>
@@ -7276,14 +7814,25 @@
           <w:rFonts w:ascii="Calibri" w:eastAsia="Times New Roman" w:hAnsi="Calibri" w:cs="Calibri"/>
         </w:rPr>
       </w:pPr>
-      <w:r>
-        <w:rPr>
-          <w:rFonts w:ascii="Consolas" w:eastAsiaTheme="minorHAnsi" w:hAnsi="Consolas" w:cs="Consolas"/>
-          <w:color w:val="0000FF"/>
-          <w:sz w:val="19"/>
-          <w:szCs w:val="19"/>
-        </w:rPr>
-        <w:t xml:space="preserve">IESBannerUrl </w:t>
+      <w:proofErr w:type="spellStart"/>
+      <w:r>
+        <w:rPr>
+          <w:rFonts w:ascii="Consolas" w:eastAsiaTheme="minorHAnsi" w:hAnsi="Consolas" w:cs="Consolas"/>
+          <w:color w:val="0000FF"/>
+          <w:sz w:val="19"/>
+          <w:szCs w:val="19"/>
+        </w:rPr>
+        <w:t>IESBannerUrl</w:t>
+      </w:r>
+      <w:proofErr w:type="spellEnd"/>
+      <w:r>
+        <w:rPr>
+          <w:rFonts w:ascii="Consolas" w:eastAsiaTheme="minorHAnsi" w:hAnsi="Consolas" w:cs="Consolas"/>
+          <w:color w:val="0000FF"/>
+          <w:sz w:val="19"/>
+          <w:szCs w:val="19"/>
+        </w:rPr>
+        <w:t xml:space="preserve"> </w:t>
       </w:r>
       <w:r>
         <w:rPr>
@@ -7303,6 +7852,7 @@
         </w:rPr>
         <w:t>/</w:t>
       </w:r>
+      <w:proofErr w:type="spellStart"/>
       <w:r>
         <w:rPr>
           <w:rFonts w:ascii="Consolas" w:eastAsiaTheme="minorHAnsi" w:hAnsi="Consolas" w:cs="Consolas"/>
@@ -7312,6 +7862,7 @@
         </w:rPr>
         <w:t>maintenancebanner</w:t>
       </w:r>
+      <w:proofErr w:type="spellEnd"/>
       <w:r>
         <w:rPr>
           <w:rFonts w:ascii="Consolas" w:eastAsiaTheme="minorHAnsi" w:hAnsi="Consolas" w:cs="Consolas"/>
@@ -7338,14 +7889,25 @@
           <w:rFonts w:ascii="Calibri" w:eastAsia="Times New Roman" w:hAnsi="Calibri" w:cs="Calibri"/>
         </w:rPr>
       </w:pPr>
-      <w:r>
-        <w:rPr>
-          <w:rFonts w:ascii="Consolas" w:eastAsiaTheme="minorHAnsi" w:hAnsi="Consolas" w:cs="Consolas"/>
-          <w:color w:val="0000FF"/>
-          <w:sz w:val="19"/>
-          <w:szCs w:val="19"/>
-        </w:rPr>
-        <w:t xml:space="preserve">IESBannerApp </w:t>
+      <w:proofErr w:type="spellStart"/>
+      <w:r>
+        <w:rPr>
+          <w:rFonts w:ascii="Consolas" w:eastAsiaTheme="minorHAnsi" w:hAnsi="Consolas" w:cs="Consolas"/>
+          <w:color w:val="0000FF"/>
+          <w:sz w:val="19"/>
+          <w:szCs w:val="19"/>
+        </w:rPr>
+        <w:t>IESBannerApp</w:t>
+      </w:r>
+      <w:proofErr w:type="spellEnd"/>
+      <w:r>
+        <w:rPr>
+          <w:rFonts w:ascii="Consolas" w:eastAsiaTheme="minorHAnsi" w:hAnsi="Consolas" w:cs="Consolas"/>
+          <w:color w:val="0000FF"/>
+          <w:sz w:val="19"/>
+          <w:szCs w:val="19"/>
+        </w:rPr>
+        <w:t xml:space="preserve"> </w:t>
       </w:r>
       <w:r>
         <w:rPr>
@@ -7382,6 +7944,7 @@
           <w:rFonts w:ascii="Calibri" w:eastAsia="Times New Roman" w:hAnsi="Calibri" w:cs="Calibri"/>
         </w:rPr>
       </w:pPr>
+      <w:proofErr w:type="spellStart"/>
       <w:r>
         <w:rPr>
           <w:rFonts w:ascii="Consolas" w:eastAsiaTheme="minorHAnsi" w:hAnsi="Consolas" w:cs="Consolas"/>
@@ -7391,6 +7954,7 @@
         </w:rPr>
         <w:t>RDSBUrl</w:t>
       </w:r>
+      <w:proofErr w:type="spellEnd"/>
       <w:r>
         <w:rPr>
           <w:rFonts w:ascii="Consolas" w:eastAsiaTheme="minorHAnsi" w:hAnsi="Consolas" w:cs="Consolas"/>
@@ -7417,6 +7981,7 @@
           <w:rFonts w:ascii="Calibri" w:eastAsia="Times New Roman" w:hAnsi="Calibri" w:cs="Calibri"/>
         </w:rPr>
       </w:pPr>
+      <w:proofErr w:type="spellStart"/>
       <w:r>
         <w:rPr>
           <w:rFonts w:ascii="Consolas" w:eastAsiaTheme="minorHAnsi" w:hAnsi="Consolas" w:cs="Consolas"/>
@@ -7435,6 +8000,7 @@
         </w:rPr>
         <w:t>Url</w:t>
       </w:r>
+      <w:proofErr w:type="spellEnd"/>
       <w:r>
         <w:rPr>
           <w:rFonts w:ascii="Consolas" w:eastAsiaTheme="minorHAnsi" w:hAnsi="Consolas" w:cs="Consolas"/>
@@ -7458,6 +8024,7 @@
           <w:rFonts w:ascii="Calibri" w:eastAsia="Times New Roman" w:hAnsi="Calibri" w:cs="Calibri"/>
         </w:rPr>
       </w:pPr>
+      <w:proofErr w:type="spellStart"/>
       <w:r>
         <w:rPr>
           <w:rFonts w:ascii="Consolas" w:eastAsiaTheme="minorHAnsi" w:hAnsi="Consolas" w:cs="Consolas"/>
@@ -7465,7 +8032,17 @@
           <w:sz w:val="19"/>
           <w:szCs w:val="19"/>
         </w:rPr>
-        <w:t>Piwik Settings</w:t>
+        <w:t>Piwik</w:t>
+      </w:r>
+      <w:proofErr w:type="spellEnd"/>
+      <w:r>
+        <w:rPr>
+          <w:rFonts w:ascii="Consolas" w:eastAsiaTheme="minorHAnsi" w:hAnsi="Consolas" w:cs="Consolas"/>
+          <w:color w:val="008000"/>
+          <w:sz w:val="19"/>
+          <w:szCs w:val="19"/>
+        </w:rPr>
+        <w:t xml:space="preserve"> Settings</w:t>
       </w:r>
     </w:p>
     <w:p>
@@ -7516,7 +8093,15 @@
         <w:t xml:space="preserve"> </w:t>
       </w:r>
       <w:r>
-        <w:t>(to not track the website usage via piwik)</w:t>
+        <w:t xml:space="preserve">(to not track the website usage via </w:t>
+      </w:r>
+      <w:proofErr w:type="spellStart"/>
+      <w:r>
+        <w:t>piwik</w:t>
+      </w:r>
+      <w:proofErr w:type="spellEnd"/>
+      <w:r>
+        <w:t>)</w:t>
       </w:r>
     </w:p>
     <w:p>
@@ -7536,7 +8121,21 @@
         <w:rPr>
           <w:rFonts w:ascii="Calibri" w:eastAsia="Times New Roman" w:hAnsi="Calibri" w:cs="Calibri"/>
         </w:rPr>
-        <w:t>You can ignore the other piwik settings once you disable it</w:t>
+        <w:t xml:space="preserve">You can ignore the other </w:t>
+      </w:r>
+      <w:proofErr w:type="spellStart"/>
+      <w:r>
+        <w:rPr>
+          <w:rFonts w:ascii="Calibri" w:eastAsia="Times New Roman" w:hAnsi="Calibri" w:cs="Calibri"/>
+        </w:rPr>
+        <w:t>piwik</w:t>
+      </w:r>
+      <w:proofErr w:type="spellEnd"/>
+      <w:r>
+        <w:rPr>
+          <w:rFonts w:ascii="Calibri" w:eastAsia="Times New Roman" w:hAnsi="Calibri" w:cs="Calibri"/>
+        </w:rPr>
+        <w:t xml:space="preserve"> settings once you disable it</w:t>
       </w:r>
     </w:p>
     <w:p>
@@ -7572,14 +8171,25 @@
           <w:rFonts w:ascii="Calibri" w:eastAsia="Times New Roman" w:hAnsi="Calibri" w:cs="Calibri"/>
         </w:rPr>
       </w:pPr>
-      <w:r>
-        <w:rPr>
-          <w:rFonts w:ascii="Consolas" w:eastAsiaTheme="minorHAnsi" w:hAnsi="Consolas" w:cs="Consolas"/>
-          <w:color w:val="0000FF"/>
-          <w:sz w:val="19"/>
-          <w:szCs w:val="19"/>
-        </w:rPr>
-        <w:t xml:space="preserve">LeadEstimators </w:t>
+      <w:proofErr w:type="spellStart"/>
+      <w:r>
+        <w:rPr>
+          <w:rFonts w:ascii="Consolas" w:eastAsiaTheme="minorHAnsi" w:hAnsi="Consolas" w:cs="Consolas"/>
+          <w:color w:val="0000FF"/>
+          <w:sz w:val="19"/>
+          <w:szCs w:val="19"/>
+        </w:rPr>
+        <w:t>LeadEstimators</w:t>
+      </w:r>
+      <w:proofErr w:type="spellEnd"/>
+      <w:r>
+        <w:rPr>
+          <w:rFonts w:ascii="Consolas" w:eastAsiaTheme="minorHAnsi" w:hAnsi="Consolas" w:cs="Consolas"/>
+          <w:color w:val="0000FF"/>
+          <w:sz w:val="19"/>
+          <w:szCs w:val="19"/>
+        </w:rPr>
+        <w:t xml:space="preserve"> </w:t>
       </w:r>
       <w:r>
         <w:t xml:space="preserve">– set this </w:t>
@@ -7601,14 +8211,25 @@
           <w:rFonts w:ascii="Calibri" w:eastAsia="Times New Roman" w:hAnsi="Calibri" w:cs="Calibri"/>
         </w:rPr>
       </w:pPr>
-      <w:r>
-        <w:rPr>
-          <w:rFonts w:ascii="Consolas" w:eastAsiaTheme="minorHAnsi" w:hAnsi="Consolas" w:cs="Consolas"/>
-          <w:color w:val="0000FF"/>
-          <w:sz w:val="19"/>
-          <w:szCs w:val="19"/>
-        </w:rPr>
-        <w:t xml:space="preserve">LOBLeads </w:t>
+      <w:proofErr w:type="spellStart"/>
+      <w:r>
+        <w:rPr>
+          <w:rFonts w:ascii="Consolas" w:eastAsiaTheme="minorHAnsi" w:hAnsi="Consolas" w:cs="Consolas"/>
+          <w:color w:val="0000FF"/>
+          <w:sz w:val="19"/>
+          <w:szCs w:val="19"/>
+        </w:rPr>
+        <w:t>LOBLeads</w:t>
+      </w:r>
+      <w:proofErr w:type="spellEnd"/>
+      <w:r>
+        <w:rPr>
+          <w:rFonts w:ascii="Consolas" w:eastAsiaTheme="minorHAnsi" w:hAnsi="Consolas" w:cs="Consolas"/>
+          <w:color w:val="0000FF"/>
+          <w:sz w:val="19"/>
+          <w:szCs w:val="19"/>
+        </w:rPr>
+        <w:t xml:space="preserve"> </w:t>
       </w:r>
       <w:r>
         <w:t xml:space="preserve">– </w:t>
@@ -7639,14 +8260,25 @@
           <w:rFonts w:ascii="Calibri" w:eastAsia="Times New Roman" w:hAnsi="Calibri" w:cs="Calibri"/>
         </w:rPr>
       </w:pPr>
-      <w:r>
-        <w:rPr>
-          <w:rFonts w:ascii="Consolas" w:eastAsiaTheme="minorHAnsi" w:hAnsi="Consolas" w:cs="Consolas"/>
-          <w:color w:val="0000FF"/>
-          <w:sz w:val="19"/>
-          <w:szCs w:val="19"/>
-        </w:rPr>
-        <w:t xml:space="preserve">LOBManagers </w:t>
+      <w:proofErr w:type="spellStart"/>
+      <w:r>
+        <w:rPr>
+          <w:rFonts w:ascii="Consolas" w:eastAsiaTheme="minorHAnsi" w:hAnsi="Consolas" w:cs="Consolas"/>
+          <w:color w:val="0000FF"/>
+          <w:sz w:val="19"/>
+          <w:szCs w:val="19"/>
+        </w:rPr>
+        <w:t>LOBManagers</w:t>
+      </w:r>
+      <w:proofErr w:type="spellEnd"/>
+      <w:r>
+        <w:rPr>
+          <w:rFonts w:ascii="Consolas" w:eastAsiaTheme="minorHAnsi" w:hAnsi="Consolas" w:cs="Consolas"/>
+          <w:color w:val="0000FF"/>
+          <w:sz w:val="19"/>
+          <w:szCs w:val="19"/>
+        </w:rPr>
+        <w:t xml:space="preserve"> </w:t>
       </w:r>
       <w:r>
         <w:t>– set this to the appropriate AD group</w:t>
@@ -7665,14 +8297,25 @@
           <w:rFonts w:ascii="Calibri" w:eastAsia="Times New Roman" w:hAnsi="Calibri" w:cs="Calibri"/>
         </w:rPr>
       </w:pPr>
-      <w:r>
-        <w:rPr>
-          <w:rFonts w:ascii="Consolas" w:eastAsiaTheme="minorHAnsi" w:hAnsi="Consolas" w:cs="Consolas"/>
-          <w:color w:val="0000FF"/>
-          <w:sz w:val="19"/>
-          <w:szCs w:val="19"/>
-        </w:rPr>
-        <w:t xml:space="preserve">CoverSheetApprovers </w:t>
+      <w:proofErr w:type="spellStart"/>
+      <w:r>
+        <w:rPr>
+          <w:rFonts w:ascii="Consolas" w:eastAsiaTheme="minorHAnsi" w:hAnsi="Consolas" w:cs="Consolas"/>
+          <w:color w:val="0000FF"/>
+          <w:sz w:val="19"/>
+          <w:szCs w:val="19"/>
+        </w:rPr>
+        <w:t>CoverSheetApprovers</w:t>
+      </w:r>
+      <w:proofErr w:type="spellEnd"/>
+      <w:r>
+        <w:rPr>
+          <w:rFonts w:ascii="Consolas" w:eastAsiaTheme="minorHAnsi" w:hAnsi="Consolas" w:cs="Consolas"/>
+          <w:color w:val="0000FF"/>
+          <w:sz w:val="19"/>
+          <w:szCs w:val="19"/>
+        </w:rPr>
+        <w:t xml:space="preserve"> </w:t>
       </w:r>
       <w:r>
         <w:t xml:space="preserve">– </w:t>
@@ -7694,14 +8337,25 @@
           <w:rFonts w:ascii="Calibri" w:eastAsia="Times New Roman" w:hAnsi="Calibri" w:cs="Calibri"/>
         </w:rPr>
       </w:pPr>
-      <w:r>
-        <w:rPr>
-          <w:rFonts w:ascii="Consolas" w:eastAsiaTheme="minorHAnsi" w:hAnsi="Consolas" w:cs="Consolas"/>
-          <w:color w:val="0000FF"/>
-          <w:sz w:val="19"/>
-          <w:szCs w:val="19"/>
-        </w:rPr>
-        <w:t xml:space="preserve">PricingVerifications </w:t>
+      <w:proofErr w:type="spellStart"/>
+      <w:r>
+        <w:rPr>
+          <w:rFonts w:ascii="Consolas" w:eastAsiaTheme="minorHAnsi" w:hAnsi="Consolas" w:cs="Consolas"/>
+          <w:color w:val="0000FF"/>
+          <w:sz w:val="19"/>
+          <w:szCs w:val="19"/>
+        </w:rPr>
+        <w:t>PricingVerifications</w:t>
+      </w:r>
+      <w:proofErr w:type="spellEnd"/>
+      <w:r>
+        <w:rPr>
+          <w:rFonts w:ascii="Consolas" w:eastAsiaTheme="minorHAnsi" w:hAnsi="Consolas" w:cs="Consolas"/>
+          <w:color w:val="0000FF"/>
+          <w:sz w:val="19"/>
+          <w:szCs w:val="19"/>
+        </w:rPr>
+        <w:t xml:space="preserve"> </w:t>
       </w:r>
       <w:r>
         <w:t xml:space="preserve">– </w:t>
@@ -7723,14 +8377,25 @@
           <w:rFonts w:ascii="Calibri" w:eastAsia="Times New Roman" w:hAnsi="Calibri" w:cs="Calibri"/>
         </w:rPr>
       </w:pPr>
-      <w:r>
-        <w:rPr>
-          <w:rFonts w:ascii="Consolas" w:eastAsiaTheme="minorHAnsi" w:hAnsi="Consolas" w:cs="Consolas"/>
-          <w:color w:val="0000FF"/>
-          <w:sz w:val="19"/>
-          <w:szCs w:val="19"/>
-        </w:rPr>
-        <w:t xml:space="preserve">IndependentReviewers </w:t>
+      <w:proofErr w:type="spellStart"/>
+      <w:r>
+        <w:rPr>
+          <w:rFonts w:ascii="Consolas" w:eastAsiaTheme="minorHAnsi" w:hAnsi="Consolas" w:cs="Consolas"/>
+          <w:color w:val="0000FF"/>
+          <w:sz w:val="19"/>
+          <w:szCs w:val="19"/>
+        </w:rPr>
+        <w:t>IndependentReviewers</w:t>
+      </w:r>
+      <w:proofErr w:type="spellEnd"/>
+      <w:r>
+        <w:rPr>
+          <w:rFonts w:ascii="Consolas" w:eastAsiaTheme="minorHAnsi" w:hAnsi="Consolas" w:cs="Consolas"/>
+          <w:color w:val="0000FF"/>
+          <w:sz w:val="19"/>
+          <w:szCs w:val="19"/>
+        </w:rPr>
+        <w:t xml:space="preserve"> </w:t>
       </w:r>
       <w:r>
         <w:t xml:space="preserve">– </w:t>
@@ -7752,6 +8417,7 @@
           <w:rFonts w:ascii="Calibri" w:eastAsia="Times New Roman" w:hAnsi="Calibri" w:cs="Calibri"/>
         </w:rPr>
       </w:pPr>
+      <w:proofErr w:type="spellStart"/>
       <w:r>
         <w:rPr>
           <w:rFonts w:ascii="Consolas" w:eastAsiaTheme="minorHAnsi" w:hAnsi="Consolas" w:cs="Consolas"/>
@@ -7762,6 +8428,7 @@
         </w:rPr>
         <w:t>system.web</w:t>
       </w:r>
+      <w:proofErr w:type="spellEnd"/>
       <w:r>
         <w:rPr>
           <w:rFonts w:ascii="Consolas" w:eastAsiaTheme="minorHAnsi" w:hAnsi="Consolas" w:cs="Consolas"/>
@@ -7914,6 +8581,7 @@
         </w:rPr>
         <w:t>"</w:t>
       </w:r>
+      <w:proofErr w:type="spellStart"/>
       <w:r>
         <w:rPr>
           <w:rFonts w:ascii="Consolas" w:eastAsiaTheme="minorHAnsi" w:hAnsi="Consolas" w:cs="Consolas"/>
@@ -7924,6 +8592,7 @@
         </w:rPr>
         <w:t>elmah.axd</w:t>
       </w:r>
+      <w:proofErr w:type="spellEnd"/>
       <w:r>
         <w:rPr>
           <w:rFonts w:ascii="Consolas" w:eastAsiaTheme="minorHAnsi" w:hAnsi="Consolas" w:cs="Consolas"/>
@@ -7950,6 +8619,7 @@
         </w:rPr>
         <w:t xml:space="preserve">-&gt; </w:t>
       </w:r>
+      <w:proofErr w:type="spellStart"/>
       <w:r>
         <w:rPr>
           <w:rFonts w:ascii="Consolas" w:eastAsiaTheme="minorHAnsi" w:hAnsi="Consolas" w:cs="Consolas"/>
@@ -7960,6 +8630,7 @@
         </w:rPr>
         <w:t>system.web</w:t>
       </w:r>
+      <w:proofErr w:type="spellEnd"/>
       <w:r>
         <w:rPr>
           <w:rFonts w:ascii="Consolas" w:eastAsiaTheme="minorHAnsi" w:hAnsi="Consolas" w:cs="Consolas"/>
@@ -8051,6 +8722,7 @@
           <w:numId w:val="19"/>
         </w:numPr>
       </w:pPr>
+      <w:proofErr w:type="spellStart"/>
       <w:r>
         <w:rPr>
           <w:rFonts w:ascii="Consolas" w:eastAsiaTheme="minorHAnsi" w:hAnsi="Consolas" w:cs="Consolas"/>
@@ -8060,6 +8732,7 @@
         </w:rPr>
         <w:t>elmah</w:t>
       </w:r>
+      <w:proofErr w:type="spellEnd"/>
       <w:r>
         <w:t xml:space="preserve"> section</w:t>
       </w:r>
@@ -8079,6 +8752,7 @@
         </w:rPr>
         <w:t xml:space="preserve">in </w:t>
       </w:r>
+      <w:proofErr w:type="spellStart"/>
       <w:r>
         <w:rPr>
           <w:rFonts w:ascii="Consolas" w:eastAsiaTheme="minorHAnsi" w:hAnsi="Consolas" w:cs="Consolas"/>
@@ -8088,6 +8762,7 @@
         </w:rPr>
         <w:t>errorLog</w:t>
       </w:r>
+      <w:proofErr w:type="spellEnd"/>
       <w:r>
         <w:rPr>
           <w:rFonts w:ascii="Calibri" w:eastAsia="Times New Roman" w:hAnsi="Calibri" w:cs="Calibri"/>
@@ -8100,6 +8775,7 @@
         </w:rPr>
         <w:t xml:space="preserve"> update the </w:t>
       </w:r>
+      <w:proofErr w:type="spellStart"/>
       <w:r>
         <w:rPr>
           <w:rFonts w:ascii="Consolas" w:eastAsiaTheme="minorHAnsi" w:hAnsi="Consolas" w:cs="Consolas"/>
@@ -8109,6 +8785,7 @@
         </w:rPr>
         <w:t>connectionString</w:t>
       </w:r>
+      <w:proofErr w:type="spellEnd"/>
       <w:r>
         <w:rPr>
           <w:rFonts w:ascii="Calibri" w:eastAsia="Times New Roman" w:hAnsi="Calibri" w:cs="Calibri"/>
@@ -8143,7 +8820,15 @@
         </w:numPr>
       </w:pPr>
       <w:r>
-        <w:t>Remove the HTTPS redirect portion of web.config. Example:</w:t>
+        <w:t xml:space="preserve">Remove the HTTPS redirect portion of </w:t>
+      </w:r>
+      <w:proofErr w:type="spellStart"/>
+      <w:r>
+        <w:t>web.config</w:t>
+      </w:r>
+      <w:proofErr w:type="spellEnd"/>
+      <w:r>
+        <w:t>. Example:</w:t>
       </w:r>
     </w:p>
     <w:p>
@@ -8247,6 +8932,7 @@
         </w:rPr>
         <w:t xml:space="preserve"> </w:t>
       </w:r>
+      <w:proofErr w:type="spellStart"/>
       <w:r>
         <w:rPr>
           <w:rFonts w:ascii="Consolas" w:eastAsiaTheme="minorHAnsi" w:hAnsi="Consolas" w:cs="Consolas"/>
@@ -8256,6 +8942,7 @@
         </w:rPr>
         <w:t>stopProcessing</w:t>
       </w:r>
+      <w:proofErr w:type="spellEnd"/>
       <w:r>
         <w:rPr>
           <w:rFonts w:ascii="Consolas" w:eastAsiaTheme="minorHAnsi" w:hAnsi="Consolas" w:cs="Consolas"/>
@@ -8313,6 +9000,7 @@
         </w:rPr>
         <w:t xml:space="preserve">          &lt;match </w:t>
       </w:r>
+      <w:proofErr w:type="spellStart"/>
       <w:r>
         <w:rPr>
           <w:rFonts w:ascii="Consolas" w:eastAsiaTheme="minorHAnsi" w:hAnsi="Consolas" w:cs="Consolas"/>
@@ -8322,6 +9010,7 @@
         </w:rPr>
         <w:t>url</w:t>
       </w:r>
+      <w:proofErr w:type="spellEnd"/>
       <w:r>
         <w:rPr>
           <w:rFonts w:ascii="Consolas" w:eastAsiaTheme="minorHAnsi" w:hAnsi="Consolas" w:cs="Consolas"/>
@@ -8496,6 +9185,7 @@
         </w:rPr>
         <w:t xml:space="preserve">="Redirect" </w:t>
       </w:r>
+      <w:proofErr w:type="spellStart"/>
       <w:r>
         <w:rPr>
           <w:rFonts w:ascii="Consolas" w:eastAsiaTheme="minorHAnsi" w:hAnsi="Consolas" w:cs="Consolas"/>
@@ -8505,6 +9195,7 @@
         </w:rPr>
         <w:t>url</w:t>
       </w:r>
+      <w:proofErr w:type="spellEnd"/>
       <w:r>
         <w:rPr>
           <w:rFonts w:ascii="Consolas" w:eastAsiaTheme="minorHAnsi" w:hAnsi="Consolas" w:cs="Consolas"/>
@@ -8588,12 +9279,20 @@
       <w:pPr>
         <w:pStyle w:val="Heading1"/>
       </w:pPr>
-      <w:bookmarkStart w:id="47" w:name="_Toc165370100"/>
+      <w:bookmarkStart w:id="47" w:name="_Toc165372487"/>
       <w:r>
         <w:t>Appendix D</w:t>
       </w:r>
       <w:r>
-        <w:t>: RDM Web.Config Customization</w:t>
+        <w:t xml:space="preserve">: RDM </w:t>
+      </w:r>
+      <w:proofErr w:type="spellStart"/>
+      <w:r>
+        <w:t>Web.Config</w:t>
+      </w:r>
+      <w:proofErr w:type="spellEnd"/>
+      <w:r>
+        <w:t xml:space="preserve"> Customization</w:t>
       </w:r>
       <w:bookmarkEnd w:id="47"/>
     </w:p>
@@ -8606,6 +9305,7 @@
         </w:numPr>
         <w:spacing w:after="0"/>
       </w:pPr>
+      <w:proofErr w:type="spellStart"/>
       <w:r>
         <w:rPr>
           <w:rFonts w:ascii="Consolas" w:eastAsiaTheme="minorHAnsi" w:hAnsi="Consolas" w:cs="Consolas"/>
@@ -8616,6 +9316,7 @@
         </w:rPr>
         <w:t>connectionStrings</w:t>
       </w:r>
+      <w:proofErr w:type="spellEnd"/>
       <w:r>
         <w:rPr>
           <w:rFonts w:ascii="Calibri" w:eastAsia="Times New Roman" w:hAnsi="Calibri" w:cs="Calibri"/>
@@ -8632,6 +9333,7 @@
         </w:numPr>
         <w:spacing w:after="0"/>
       </w:pPr>
+      <w:proofErr w:type="spellStart"/>
       <w:r>
         <w:rPr>
           <w:rFonts w:ascii="Consolas" w:eastAsiaTheme="minorHAnsi" w:hAnsi="Consolas" w:cs="Consolas"/>
@@ -8641,6 +9343,7 @@
         </w:rPr>
         <w:t>IESEntities</w:t>
       </w:r>
+      <w:proofErr w:type="spellEnd"/>
       <w:r>
         <w:rPr>
           <w:rFonts w:ascii="Calibri" w:eastAsia="Times New Roman" w:hAnsi="Calibri" w:cs="Calibri"/>
@@ -8669,6 +9372,7 @@
         </w:numPr>
         <w:spacing w:after="0"/>
       </w:pPr>
+      <w:proofErr w:type="spellStart"/>
       <w:r>
         <w:rPr>
           <w:rFonts w:ascii="Consolas" w:eastAsiaTheme="minorHAnsi" w:hAnsi="Consolas" w:cs="Consolas"/>
@@ -8679,6 +9383,7 @@
         </w:rPr>
         <w:t>appSettings</w:t>
       </w:r>
+      <w:proofErr w:type="spellEnd"/>
       <w:r>
         <w:rPr>
           <w:rFonts w:ascii="Calibri" w:eastAsia="Times New Roman" w:hAnsi="Calibri" w:cs="Calibri"/>
@@ -8723,6 +9428,7 @@
           <w:rFonts w:ascii="Calibri" w:eastAsia="Times New Roman" w:hAnsi="Calibri" w:cs="Calibri"/>
         </w:rPr>
       </w:pPr>
+      <w:proofErr w:type="spellStart"/>
       <w:r>
         <w:rPr>
           <w:rFonts w:ascii="Consolas" w:eastAsiaTheme="minorHAnsi" w:hAnsi="Consolas" w:cs="Consolas"/>
@@ -8733,6 +9439,7 @@
         </w:rPr>
         <w:t>EmailServer</w:t>
       </w:r>
+      <w:proofErr w:type="spellEnd"/>
       <w:r>
         <w:t xml:space="preserve"> </w:t>
       </w:r>
@@ -8755,6 +9462,7 @@
           <w:rFonts w:ascii="Calibri" w:eastAsia="Times New Roman" w:hAnsi="Calibri" w:cs="Calibri"/>
         </w:rPr>
       </w:pPr>
+      <w:proofErr w:type="spellStart"/>
       <w:r>
         <w:rPr>
           <w:rFonts w:ascii="Consolas" w:eastAsiaTheme="minorHAnsi" w:hAnsi="Consolas" w:cs="Consolas"/>
@@ -8765,6 +9473,7 @@
         </w:rPr>
         <w:t>ActiveDirectoryPath</w:t>
       </w:r>
+      <w:proofErr w:type="spellEnd"/>
       <w:r>
         <w:t xml:space="preserve"> </w:t>
       </w:r>
@@ -8787,6 +9496,7 @@
           <w:rFonts w:ascii="Calibri" w:eastAsia="Times New Roman" w:hAnsi="Calibri" w:cs="Calibri"/>
         </w:rPr>
       </w:pPr>
+      <w:proofErr w:type="spellStart"/>
       <w:r>
         <w:rPr>
           <w:rFonts w:ascii="Consolas" w:eastAsiaTheme="minorHAnsi" w:hAnsi="Consolas" w:cs="Consolas"/>
@@ -8797,6 +9507,7 @@
         </w:rPr>
         <w:t>ServerURL</w:t>
       </w:r>
+      <w:proofErr w:type="spellEnd"/>
       <w:r>
         <w:rPr>
           <w:rFonts w:eastAsiaTheme="minorHAnsi" w:cs="Consolas"/>
@@ -8820,6 +9531,7 @@
           <w:rFonts w:ascii="Calibri" w:eastAsia="Times New Roman" w:hAnsi="Calibri" w:cs="Calibri"/>
         </w:rPr>
       </w:pPr>
+      <w:proofErr w:type="spellStart"/>
       <w:r>
         <w:rPr>
           <w:rFonts w:ascii="Consolas" w:eastAsiaTheme="minorHAnsi" w:hAnsi="Consolas" w:cs="Consolas"/>
@@ -8830,6 +9542,7 @@
         </w:rPr>
         <w:t>HelpdeskEmailAddress</w:t>
       </w:r>
+      <w:proofErr w:type="spellEnd"/>
       <w:r>
         <w:t xml:space="preserve"> – email displayed to the users to contact for help</w:t>
       </w:r>
@@ -8847,6 +9560,7 @@
           <w:rFonts w:ascii="Calibri" w:eastAsia="Times New Roman" w:hAnsi="Calibri" w:cs="Calibri"/>
         </w:rPr>
       </w:pPr>
+      <w:proofErr w:type="spellStart"/>
       <w:r>
         <w:rPr>
           <w:rFonts w:ascii="Consolas" w:eastAsiaTheme="minorHAnsi" w:hAnsi="Consolas" w:cs="Consolas"/>
@@ -8856,6 +9570,7 @@
         </w:rPr>
         <w:t>IESHomeUrl</w:t>
       </w:r>
+      <w:proofErr w:type="spellEnd"/>
       <w:r>
         <w:t xml:space="preserve"> – IES URL, base URL followed by “</w:t>
       </w:r>
@@ -8885,14 +9600,25 @@
           <w:rFonts w:ascii="Calibri" w:eastAsia="Times New Roman" w:hAnsi="Calibri" w:cs="Calibri"/>
         </w:rPr>
       </w:pPr>
-      <w:r>
-        <w:rPr>
-          <w:rFonts w:ascii="Consolas" w:eastAsiaTheme="minorHAnsi" w:hAnsi="Consolas" w:cs="Consolas"/>
-          <w:color w:val="0000FF"/>
-          <w:sz w:val="19"/>
-          <w:szCs w:val="19"/>
-        </w:rPr>
-        <w:t xml:space="preserve">IESBannerUrl </w:t>
+      <w:proofErr w:type="spellStart"/>
+      <w:r>
+        <w:rPr>
+          <w:rFonts w:ascii="Consolas" w:eastAsiaTheme="minorHAnsi" w:hAnsi="Consolas" w:cs="Consolas"/>
+          <w:color w:val="0000FF"/>
+          <w:sz w:val="19"/>
+          <w:szCs w:val="19"/>
+        </w:rPr>
+        <w:t>IESBannerUrl</w:t>
+      </w:r>
+      <w:proofErr w:type="spellEnd"/>
+      <w:r>
+        <w:rPr>
+          <w:rFonts w:ascii="Consolas" w:eastAsiaTheme="minorHAnsi" w:hAnsi="Consolas" w:cs="Consolas"/>
+          <w:color w:val="0000FF"/>
+          <w:sz w:val="19"/>
+          <w:szCs w:val="19"/>
+        </w:rPr>
+        <w:t xml:space="preserve"> </w:t>
       </w:r>
       <w:r>
         <w:rPr>
@@ -8912,6 +9638,7 @@
         </w:rPr>
         <w:t>/</w:t>
       </w:r>
+      <w:proofErr w:type="spellStart"/>
       <w:r>
         <w:rPr>
           <w:rFonts w:ascii="Consolas" w:eastAsiaTheme="minorHAnsi" w:hAnsi="Consolas" w:cs="Consolas"/>
@@ -8921,6 +9648,7 @@
         </w:rPr>
         <w:t>maintenancebanner</w:t>
       </w:r>
+      <w:proofErr w:type="spellEnd"/>
       <w:r>
         <w:rPr>
           <w:rFonts w:ascii="Consolas" w:eastAsiaTheme="minorHAnsi" w:hAnsi="Consolas" w:cs="Consolas"/>
@@ -8947,14 +9675,25 @@
           <w:rFonts w:ascii="Calibri" w:eastAsia="Times New Roman" w:hAnsi="Calibri" w:cs="Calibri"/>
         </w:rPr>
       </w:pPr>
-      <w:r>
-        <w:rPr>
-          <w:rFonts w:ascii="Consolas" w:eastAsiaTheme="minorHAnsi" w:hAnsi="Consolas" w:cs="Consolas"/>
-          <w:color w:val="0000FF"/>
-          <w:sz w:val="19"/>
-          <w:szCs w:val="19"/>
-        </w:rPr>
-        <w:t xml:space="preserve">IESBannerApp </w:t>
+      <w:proofErr w:type="spellStart"/>
+      <w:r>
+        <w:rPr>
+          <w:rFonts w:ascii="Consolas" w:eastAsiaTheme="minorHAnsi" w:hAnsi="Consolas" w:cs="Consolas"/>
+          <w:color w:val="0000FF"/>
+          <w:sz w:val="19"/>
+          <w:szCs w:val="19"/>
+        </w:rPr>
+        <w:t>IESBannerApp</w:t>
+      </w:r>
+      <w:proofErr w:type="spellEnd"/>
+      <w:r>
+        <w:rPr>
+          <w:rFonts w:ascii="Consolas" w:eastAsiaTheme="minorHAnsi" w:hAnsi="Consolas" w:cs="Consolas"/>
+          <w:color w:val="0000FF"/>
+          <w:sz w:val="19"/>
+          <w:szCs w:val="19"/>
+        </w:rPr>
+        <w:t xml:space="preserve"> </w:t>
       </w:r>
       <w:r>
         <w:rPr>
@@ -8991,14 +9730,25 @@
           <w:rFonts w:ascii="Calibri" w:eastAsia="Times New Roman" w:hAnsi="Calibri" w:cs="Calibri"/>
         </w:rPr>
       </w:pPr>
-      <w:r>
-        <w:rPr>
-          <w:rFonts w:ascii="Consolas" w:eastAsiaTheme="minorHAnsi" w:hAnsi="Consolas" w:cs="Consolas"/>
-          <w:color w:val="0000FF"/>
-          <w:sz w:val="19"/>
-          <w:szCs w:val="19"/>
-        </w:rPr>
-        <w:t xml:space="preserve">LMIProxy </w:t>
+      <w:proofErr w:type="spellStart"/>
+      <w:r>
+        <w:rPr>
+          <w:rFonts w:ascii="Consolas" w:eastAsiaTheme="minorHAnsi" w:hAnsi="Consolas" w:cs="Consolas"/>
+          <w:color w:val="0000FF"/>
+          <w:sz w:val="19"/>
+          <w:szCs w:val="19"/>
+        </w:rPr>
+        <w:t>LMIProxy</w:t>
+      </w:r>
+      <w:proofErr w:type="spellEnd"/>
+      <w:r>
+        <w:rPr>
+          <w:rFonts w:ascii="Consolas" w:eastAsiaTheme="minorHAnsi" w:hAnsi="Consolas" w:cs="Consolas"/>
+          <w:color w:val="0000FF"/>
+          <w:sz w:val="19"/>
+          <w:szCs w:val="19"/>
+        </w:rPr>
+        <w:t xml:space="preserve"> </w:t>
       </w:r>
       <w:r>
         <w:t>– proxy used during image processing</w:t>
@@ -9014,6 +9764,7 @@
         <w:spacing w:after="0"/>
         <w:textAlignment w:val="center"/>
       </w:pPr>
+      <w:proofErr w:type="spellStart"/>
       <w:r>
         <w:rPr>
           <w:rFonts w:ascii="Consolas" w:eastAsiaTheme="minorHAnsi" w:hAnsi="Consolas" w:cs="Consolas"/>
@@ -9023,6 +9774,7 @@
         </w:rPr>
         <w:t>EstimatingDataGroupDL</w:t>
       </w:r>
+      <w:proofErr w:type="spellEnd"/>
       <w:r>
         <w:t xml:space="preserve">– </w:t>
       </w:r>
@@ -9055,6 +9807,7 @@
           <w:rFonts w:ascii="Calibri" w:eastAsia="Times New Roman" w:hAnsi="Calibri" w:cs="Calibri"/>
         </w:rPr>
       </w:pPr>
+      <w:proofErr w:type="spellStart"/>
       <w:r>
         <w:rPr>
           <w:rFonts w:ascii="Consolas" w:eastAsiaTheme="minorHAnsi" w:hAnsi="Consolas" w:cs="Consolas"/>
@@ -9064,6 +9817,7 @@
         </w:rPr>
         <w:t>HideNonPortionMarking</w:t>
       </w:r>
+      <w:proofErr w:type="spellEnd"/>
       <w:r>
         <w:rPr>
           <w:rFonts w:ascii="Consolas" w:eastAsiaTheme="minorHAnsi" w:hAnsi="Consolas" w:cs="Consolas"/>
@@ -9123,6 +9877,7 @@
           <w:rFonts w:ascii="Calibri" w:eastAsia="Times New Roman" w:hAnsi="Calibri" w:cs="Calibri"/>
         </w:rPr>
       </w:pPr>
+      <w:proofErr w:type="spellStart"/>
       <w:r>
         <w:rPr>
           <w:rFonts w:ascii="Consolas" w:eastAsiaTheme="minorHAnsi" w:hAnsi="Consolas" w:cs="Consolas"/>
@@ -9133,6 +9888,7 @@
         <w:lastRenderedPageBreak/>
         <w:t>HidePortionMarking</w:t>
       </w:r>
+      <w:proofErr w:type="spellEnd"/>
       <w:r>
         <w:rPr>
           <w:rFonts w:ascii="Consolas" w:eastAsiaTheme="minorHAnsi" w:hAnsi="Consolas" w:cs="Consolas"/>
@@ -9176,6 +9932,7 @@
           <w:rFonts w:ascii="Calibri" w:eastAsia="Times New Roman" w:hAnsi="Calibri" w:cs="Calibri"/>
         </w:rPr>
       </w:pPr>
+      <w:proofErr w:type="spellStart"/>
       <w:r>
         <w:rPr>
           <w:rFonts w:ascii="Consolas" w:eastAsiaTheme="minorHAnsi" w:hAnsi="Consolas" w:cs="Consolas"/>
@@ -9183,7 +9940,17 @@
           <w:sz w:val="19"/>
           <w:szCs w:val="19"/>
         </w:rPr>
-        <w:t>Piwik Settings</w:t>
+        <w:t>Piwik</w:t>
+      </w:r>
+      <w:proofErr w:type="spellEnd"/>
+      <w:r>
+        <w:rPr>
+          <w:rFonts w:ascii="Consolas" w:eastAsiaTheme="minorHAnsi" w:hAnsi="Consolas" w:cs="Consolas"/>
+          <w:color w:val="008000"/>
+          <w:sz w:val="19"/>
+          <w:szCs w:val="19"/>
+        </w:rPr>
+        <w:t xml:space="preserve"> Settings</w:t>
       </w:r>
     </w:p>
     <w:p>
@@ -9233,7 +10000,15 @@
         <w:t xml:space="preserve"> </w:t>
       </w:r>
       <w:r>
-        <w:t>(to not track the website usage via piwik)</w:t>
+        <w:t xml:space="preserve">(to not track the website usage via </w:t>
+      </w:r>
+      <w:proofErr w:type="spellStart"/>
+      <w:r>
+        <w:t>piwik</w:t>
+      </w:r>
+      <w:proofErr w:type="spellEnd"/>
+      <w:r>
+        <w:t>)</w:t>
       </w:r>
     </w:p>
     <w:p>
@@ -9253,7 +10028,21 @@
         <w:rPr>
           <w:rFonts w:ascii="Calibri" w:eastAsia="Times New Roman" w:hAnsi="Calibri" w:cs="Calibri"/>
         </w:rPr>
-        <w:t>You can ignore the other piwik settings once you disable it</w:t>
+        <w:t xml:space="preserve">You can ignore the other </w:t>
+      </w:r>
+      <w:proofErr w:type="spellStart"/>
+      <w:r>
+        <w:rPr>
+          <w:rFonts w:ascii="Calibri" w:eastAsia="Times New Roman" w:hAnsi="Calibri" w:cs="Calibri"/>
+        </w:rPr>
+        <w:t>piwik</w:t>
+      </w:r>
+      <w:proofErr w:type="spellEnd"/>
+      <w:r>
+        <w:rPr>
+          <w:rFonts w:ascii="Calibri" w:eastAsia="Times New Roman" w:hAnsi="Calibri" w:cs="Calibri"/>
+        </w:rPr>
+        <w:t xml:space="preserve"> settings once you disable it</w:t>
       </w:r>
     </w:p>
     <w:p>
@@ -9291,14 +10080,25 @@
           <w:rFonts w:ascii="Calibri" w:eastAsia="Times New Roman" w:hAnsi="Calibri" w:cs="Calibri"/>
         </w:rPr>
       </w:pPr>
-      <w:r>
-        <w:rPr>
-          <w:rFonts w:ascii="Consolas" w:eastAsiaTheme="minorHAnsi" w:hAnsi="Consolas" w:cs="Consolas"/>
-          <w:color w:val="0000FF"/>
-          <w:sz w:val="19"/>
-          <w:szCs w:val="19"/>
-        </w:rPr>
-        <w:t xml:space="preserve">RDMAdminGroups </w:t>
+      <w:proofErr w:type="spellStart"/>
+      <w:r>
+        <w:rPr>
+          <w:rFonts w:ascii="Consolas" w:eastAsiaTheme="minorHAnsi" w:hAnsi="Consolas" w:cs="Consolas"/>
+          <w:color w:val="0000FF"/>
+          <w:sz w:val="19"/>
+          <w:szCs w:val="19"/>
+        </w:rPr>
+        <w:t>RDMAdminGroups</w:t>
+      </w:r>
+      <w:proofErr w:type="spellEnd"/>
+      <w:r>
+        <w:rPr>
+          <w:rFonts w:ascii="Consolas" w:eastAsiaTheme="minorHAnsi" w:hAnsi="Consolas" w:cs="Consolas"/>
+          <w:color w:val="0000FF"/>
+          <w:sz w:val="19"/>
+          <w:szCs w:val="19"/>
+        </w:rPr>
+        <w:t xml:space="preserve"> </w:t>
       </w:r>
       <w:r>
         <w:t>– admin users;</w:t>
@@ -9317,14 +10117,25 @@
           <w:rFonts w:ascii="Calibri" w:eastAsia="Times New Roman" w:hAnsi="Calibri" w:cs="Calibri"/>
         </w:rPr>
       </w:pPr>
-      <w:r>
-        <w:rPr>
-          <w:rFonts w:ascii="Consolas" w:eastAsiaTheme="minorHAnsi" w:hAnsi="Consolas" w:cs="Consolas"/>
-          <w:color w:val="0000FF"/>
-          <w:sz w:val="19"/>
-          <w:szCs w:val="19"/>
-        </w:rPr>
-        <w:t xml:space="preserve">RDMCobraAdminGroups </w:t>
+      <w:proofErr w:type="spellStart"/>
+      <w:r>
+        <w:rPr>
+          <w:rFonts w:ascii="Consolas" w:eastAsiaTheme="minorHAnsi" w:hAnsi="Consolas" w:cs="Consolas"/>
+          <w:color w:val="0000FF"/>
+          <w:sz w:val="19"/>
+          <w:szCs w:val="19"/>
+        </w:rPr>
+        <w:t>RDMCobraAdminGroups</w:t>
+      </w:r>
+      <w:proofErr w:type="spellEnd"/>
+      <w:r>
+        <w:rPr>
+          <w:rFonts w:ascii="Consolas" w:eastAsiaTheme="minorHAnsi" w:hAnsi="Consolas" w:cs="Consolas"/>
+          <w:color w:val="0000FF"/>
+          <w:sz w:val="19"/>
+          <w:szCs w:val="19"/>
+        </w:rPr>
+        <w:t xml:space="preserve"> </w:t>
       </w:r>
       <w:r>
         <w:t xml:space="preserve">– </w:t>
@@ -9349,14 +10160,25 @@
           <w:rFonts w:ascii="Calibri" w:eastAsia="Times New Roman" w:hAnsi="Calibri" w:cs="Calibri"/>
         </w:rPr>
       </w:pPr>
-      <w:r>
-        <w:rPr>
-          <w:rFonts w:ascii="Consolas" w:eastAsiaTheme="minorHAnsi" w:hAnsi="Consolas" w:cs="Consolas"/>
-          <w:color w:val="0000FF"/>
-          <w:sz w:val="19"/>
-          <w:szCs w:val="19"/>
-        </w:rPr>
-        <w:t xml:space="preserve">RDMViewerGroups </w:t>
+      <w:proofErr w:type="spellStart"/>
+      <w:r>
+        <w:rPr>
+          <w:rFonts w:ascii="Consolas" w:eastAsiaTheme="minorHAnsi" w:hAnsi="Consolas" w:cs="Consolas"/>
+          <w:color w:val="0000FF"/>
+          <w:sz w:val="19"/>
+          <w:szCs w:val="19"/>
+        </w:rPr>
+        <w:t>RDMViewerGroups</w:t>
+      </w:r>
+      <w:proofErr w:type="spellEnd"/>
+      <w:r>
+        <w:rPr>
+          <w:rFonts w:ascii="Consolas" w:eastAsiaTheme="minorHAnsi" w:hAnsi="Consolas" w:cs="Consolas"/>
+          <w:color w:val="0000FF"/>
+          <w:sz w:val="19"/>
+          <w:szCs w:val="19"/>
+        </w:rPr>
+        <w:t xml:space="preserve"> </w:t>
       </w:r>
       <w:r>
         <w:t xml:space="preserve">– all users that need to have </w:t>
@@ -9384,6 +10206,7 @@
           <w:rFonts w:ascii="Calibri" w:eastAsia="Times New Roman" w:hAnsi="Calibri" w:cs="Calibri"/>
         </w:rPr>
       </w:pPr>
+      <w:proofErr w:type="spellStart"/>
       <w:r>
         <w:rPr>
           <w:rFonts w:ascii="Consolas" w:eastAsiaTheme="minorHAnsi" w:hAnsi="Consolas" w:cs="Consolas"/>
@@ -9394,6 +10217,7 @@
         </w:rPr>
         <w:t>system.web</w:t>
       </w:r>
+      <w:proofErr w:type="spellEnd"/>
       <w:r>
         <w:rPr>
           <w:rFonts w:ascii="Consolas" w:eastAsiaTheme="minorHAnsi" w:hAnsi="Consolas" w:cs="Consolas"/>
@@ -9546,6 +10370,7 @@
         </w:rPr>
         <w:t>"</w:t>
       </w:r>
+      <w:proofErr w:type="spellStart"/>
       <w:r>
         <w:rPr>
           <w:rFonts w:ascii="Consolas" w:eastAsiaTheme="minorHAnsi" w:hAnsi="Consolas" w:cs="Consolas"/>
@@ -9556,6 +10381,7 @@
         </w:rPr>
         <w:t>elmah.axd</w:t>
       </w:r>
+      <w:proofErr w:type="spellEnd"/>
       <w:r>
         <w:rPr>
           <w:rFonts w:ascii="Consolas" w:eastAsiaTheme="minorHAnsi" w:hAnsi="Consolas" w:cs="Consolas"/>
@@ -9582,6 +10408,7 @@
         </w:rPr>
         <w:t xml:space="preserve">-&gt; </w:t>
       </w:r>
+      <w:proofErr w:type="spellStart"/>
       <w:r>
         <w:rPr>
           <w:rFonts w:ascii="Consolas" w:eastAsiaTheme="minorHAnsi" w:hAnsi="Consolas" w:cs="Consolas"/>
@@ -9592,6 +10419,7 @@
         </w:rPr>
         <w:t>system.web</w:t>
       </w:r>
+      <w:proofErr w:type="spellEnd"/>
       <w:r>
         <w:rPr>
           <w:rFonts w:ascii="Consolas" w:eastAsiaTheme="minorHAnsi" w:hAnsi="Consolas" w:cs="Consolas"/>
@@ -9680,6 +10508,7 @@
           <w:numId w:val="17"/>
         </w:numPr>
       </w:pPr>
+      <w:proofErr w:type="spellStart"/>
       <w:r>
         <w:rPr>
           <w:rFonts w:ascii="Consolas" w:eastAsiaTheme="minorHAnsi" w:hAnsi="Consolas" w:cs="Consolas"/>
@@ -9689,6 +10518,7 @@
         </w:rPr>
         <w:t>elmah</w:t>
       </w:r>
+      <w:proofErr w:type="spellEnd"/>
       <w:r>
         <w:t xml:space="preserve"> section</w:t>
       </w:r>
@@ -9708,6 +10538,7 @@
         </w:rPr>
         <w:t xml:space="preserve">in </w:t>
       </w:r>
+      <w:proofErr w:type="spellStart"/>
       <w:r>
         <w:rPr>
           <w:rFonts w:ascii="Consolas" w:eastAsiaTheme="minorHAnsi" w:hAnsi="Consolas" w:cs="Consolas"/>
@@ -9717,6 +10548,7 @@
         </w:rPr>
         <w:t>errorLog</w:t>
       </w:r>
+      <w:proofErr w:type="spellEnd"/>
       <w:r>
         <w:rPr>
           <w:rFonts w:ascii="Calibri" w:eastAsia="Times New Roman" w:hAnsi="Calibri" w:cs="Calibri"/>
@@ -9729,6 +10561,7 @@
         </w:rPr>
         <w:t xml:space="preserve"> update the </w:t>
       </w:r>
+      <w:proofErr w:type="spellStart"/>
       <w:r>
         <w:rPr>
           <w:rFonts w:ascii="Consolas" w:eastAsiaTheme="minorHAnsi" w:hAnsi="Consolas" w:cs="Consolas"/>
@@ -9738,6 +10571,7 @@
         </w:rPr>
         <w:t>connectionString</w:t>
       </w:r>
+      <w:proofErr w:type="spellEnd"/>
       <w:r>
         <w:rPr>
           <w:rFonts w:ascii="Calibri" w:eastAsia="Times New Roman" w:hAnsi="Calibri" w:cs="Calibri"/>
@@ -9784,7 +10618,15 @@
         </w:numPr>
       </w:pPr>
       <w:r>
-        <w:t>Remove the HTTPS redirect portion of web.config. Example:</w:t>
+        <w:t xml:space="preserve">Remove the HTTPS redirect portion of </w:t>
+      </w:r>
+      <w:proofErr w:type="spellStart"/>
+      <w:r>
+        <w:t>web.config</w:t>
+      </w:r>
+      <w:proofErr w:type="spellEnd"/>
+      <w:r>
+        <w:t>. Example:</w:t>
       </w:r>
     </w:p>
     <w:p>
@@ -9888,6 +10730,7 @@
         </w:rPr>
         <w:t xml:space="preserve"> </w:t>
       </w:r>
+      <w:proofErr w:type="spellStart"/>
       <w:r>
         <w:rPr>
           <w:rFonts w:ascii="Consolas" w:eastAsiaTheme="minorHAnsi" w:hAnsi="Consolas" w:cs="Consolas"/>
@@ -9897,6 +10740,7 @@
         </w:rPr>
         <w:t>stopProcessing</w:t>
       </w:r>
+      <w:proofErr w:type="spellEnd"/>
       <w:r>
         <w:rPr>
           <w:rFonts w:ascii="Consolas" w:eastAsiaTheme="minorHAnsi" w:hAnsi="Consolas" w:cs="Consolas"/>
@@ -9954,6 +10798,7 @@
         </w:rPr>
         <w:t xml:space="preserve">          &lt;match </w:t>
       </w:r>
+      <w:proofErr w:type="spellStart"/>
       <w:r>
         <w:rPr>
           <w:rFonts w:ascii="Consolas" w:eastAsiaTheme="minorHAnsi" w:hAnsi="Consolas" w:cs="Consolas"/>
@@ -9963,6 +10808,7 @@
         </w:rPr>
         <w:t>url</w:t>
       </w:r>
+      <w:proofErr w:type="spellEnd"/>
       <w:r>
         <w:rPr>
           <w:rFonts w:ascii="Consolas" w:eastAsiaTheme="minorHAnsi" w:hAnsi="Consolas" w:cs="Consolas"/>
@@ -10137,6 +10983,7 @@
         </w:rPr>
         <w:t xml:space="preserve">="Redirect" </w:t>
       </w:r>
+      <w:proofErr w:type="spellStart"/>
       <w:r>
         <w:rPr>
           <w:rFonts w:ascii="Consolas" w:eastAsiaTheme="minorHAnsi" w:hAnsi="Consolas" w:cs="Consolas"/>
@@ -10146,6 +10993,7 @@
         </w:rPr>
         <w:t>url</w:t>
       </w:r>
+      <w:proofErr w:type="spellEnd"/>
       <w:r>
         <w:rPr>
           <w:rFonts w:ascii="Consolas" w:eastAsiaTheme="minorHAnsi" w:hAnsi="Consolas" w:cs="Consolas"/>
@@ -10227,7 +11075,7 @@
         <w:pStyle w:val="Heading1"/>
       </w:pPr>
       <w:bookmarkStart w:id="48" w:name="_Toc165367918"/>
-      <w:bookmarkStart w:id="49" w:name="_Toc165370101"/>
+      <w:bookmarkStart w:id="49" w:name="_Toc165372488"/>
       <w:r>
         <w:t xml:space="preserve">Appendix E: </w:t>
       </w:r>
@@ -10265,12 +11113,17 @@
         <w:pStyle w:val="Heading2"/>
       </w:pPr>
       <w:bookmarkStart w:id="50" w:name="_Toc165367919"/>
-      <w:bookmarkStart w:id="51" w:name="_Toc165370102"/>
-      <w:r>
-        <w:t>Appendix E.1: (Space) RDSB Backend Appsettings.Json</w:t>
+      <w:bookmarkStart w:id="51" w:name="_Toc165372489"/>
+      <w:r>
+        <w:t xml:space="preserve">Appendix E.1: (Space) RDSB Backend </w:t>
+      </w:r>
+      <w:proofErr w:type="spellStart"/>
+      <w:r>
+        <w:t>Appsettings.Json</w:t>
       </w:r>
       <w:bookmarkEnd w:id="50"/>
       <w:bookmarkEnd w:id="51"/>
+      <w:proofErr w:type="spellEnd"/>
     </w:p>
     <w:p>
       <w:pPr>
@@ -10281,6 +11134,7 @@
         </w:numPr>
         <w:spacing w:after="0"/>
       </w:pPr>
+      <w:proofErr w:type="spellStart"/>
       <w:r>
         <w:rPr>
           <w:rFonts w:ascii="Consolas" w:eastAsiaTheme="minorHAnsi" w:hAnsi="Consolas" w:cs="Consolas"/>
@@ -10299,6 +11153,7 @@
         </w:rPr>
         <w:t>onnectionStrings</w:t>
       </w:r>
+      <w:proofErr w:type="spellEnd"/>
       <w:r>
         <w:rPr>
           <w:rFonts w:ascii="Calibri" w:eastAsia="Times New Roman" w:hAnsi="Calibri" w:cs="Calibri"/>
@@ -10408,7 +11263,21 @@
         <w:rPr>
           <w:rFonts w:ascii="Calibri" w:eastAsia="Times New Roman" w:hAnsi="Calibri" w:cs="Calibri"/>
         </w:rPr>
-        <w:t>Splunk Host : “_Splunk_Host_”</w:t>
+        <w:t>Splunk Host : “_</w:t>
+      </w:r>
+      <w:proofErr w:type="spellStart"/>
+      <w:r>
+        <w:rPr>
+          <w:rFonts w:ascii="Calibri" w:eastAsia="Times New Roman" w:hAnsi="Calibri" w:cs="Calibri"/>
+        </w:rPr>
+        <w:t>Splunk_Host</w:t>
+      </w:r>
+      <w:proofErr w:type="spellEnd"/>
+      <w:r>
+        <w:rPr>
+          <w:rFonts w:ascii="Calibri" w:eastAsia="Times New Roman" w:hAnsi="Calibri" w:cs="Calibri"/>
+        </w:rPr>
+        <w:t>_”</w:t>
       </w:r>
     </w:p>
     <w:p>
@@ -10452,7 +11321,15 @@
         <w:t>Index</w:t>
       </w:r>
       <w:r>
-        <w:t xml:space="preserve"> – Application index : “application_eo”</w:t>
+        <w:t xml:space="preserve"> – Application index : “</w:t>
+      </w:r>
+      <w:proofErr w:type="spellStart"/>
+      <w:r>
+        <w:t>application_eo</w:t>
+      </w:r>
+      <w:proofErr w:type="spellEnd"/>
+      <w:r>
+        <w:t>”</w:t>
       </w:r>
     </w:p>
     <w:p>
@@ -10467,6 +11344,7 @@
           <w:lang w:val="fr-FR"/>
         </w:rPr>
       </w:pPr>
+      <w:proofErr w:type="spellStart"/>
       <w:r>
         <w:rPr>
           <w:rFonts w:ascii="Consolas" w:eastAsiaTheme="minorHAnsi" w:hAnsi="Consolas" w:cs="Consolas"/>
@@ -10475,26 +11353,52 @@
           <w:szCs w:val="19"/>
           <w:lang w:val="fr-FR"/>
         </w:rPr>
-        <w:t xml:space="preserve">SourceType </w:t>
-      </w:r>
-      <w:r>
-        <w:rPr>
+        <w:t>SourceType</w:t>
+      </w:r>
+      <w:proofErr w:type="spellEnd"/>
+      <w:r>
+        <w:rPr>
+          <w:rFonts w:ascii="Consolas" w:eastAsiaTheme="minorHAnsi" w:hAnsi="Consolas" w:cs="Consolas"/>
+          <w:color w:val="0000FF"/>
+          <w:sz w:val="19"/>
+          <w:szCs w:val="19"/>
           <w:lang w:val="fr-FR"/>
         </w:rPr>
+        <w:t xml:space="preserve"> </w:t>
+      </w:r>
+      <w:r>
+        <w:rPr>
+          <w:lang w:val="fr-FR"/>
+        </w:rPr>
         <w:t>–</w:t>
       </w:r>
       <w:r>
         <w:rPr>
           <w:lang w:val="fr-FR"/>
         </w:rPr>
-        <w:t xml:space="preserve"> Source type for logging :</w:t>
-      </w:r>
+        <w:t xml:space="preserve"> Source type for </w:t>
+      </w:r>
+      <w:proofErr w:type="spellStart"/>
       <w:r>
         <w:rPr>
           <w:lang w:val="fr-FR"/>
         </w:rPr>
+        <w:t>logging</w:t>
+      </w:r>
+      <w:proofErr w:type="spellEnd"/>
+      <w:r>
+        <w:rPr>
+          <w:lang w:val="fr-FR"/>
+        </w:rPr>
+        <w:t> :</w:t>
+      </w:r>
+      <w:r>
+        <w:rPr>
+          <w:lang w:val="fr-FR"/>
+        </w:rPr>
         <w:t xml:space="preserve"> “</w:t>
       </w:r>
+      <w:proofErr w:type="spellStart"/>
       <w:r>
         <w:rPr>
           <w:lang w:val="fr-FR"/>
@@ -10513,6 +11417,7 @@
         </w:rPr>
         <w:t>son</w:t>
       </w:r>
+      <w:proofErr w:type="spellEnd"/>
       <w:r>
         <w:rPr>
           <w:lang w:val="fr-FR"/>
@@ -10535,6 +11440,7 @@
         </w:numPr>
         <w:spacing w:after="0"/>
       </w:pPr>
+      <w:proofErr w:type="spellStart"/>
       <w:r>
         <w:rPr>
           <w:rFonts w:ascii="Consolas" w:eastAsiaTheme="minorHAnsi" w:hAnsi="Consolas" w:cs="Consolas"/>
@@ -10544,6 +11450,7 @@
         </w:rPr>
         <w:t>LoggerConfig</w:t>
       </w:r>
+      <w:proofErr w:type="spellEnd"/>
       <w:r>
         <w:rPr>
           <w:rFonts w:ascii="Calibri" w:eastAsia="Times New Roman" w:hAnsi="Calibri" w:cs="Calibri"/>
@@ -10566,6 +11473,7 @@
         </w:numPr>
         <w:spacing w:after="0"/>
       </w:pPr>
+      <w:proofErr w:type="spellStart"/>
       <w:r>
         <w:rPr>
           <w:rFonts w:ascii="Consolas" w:eastAsiaTheme="minorHAnsi" w:hAnsi="Consolas" w:cs="Consolas"/>
@@ -10575,6 +11483,7 @@
         </w:rPr>
         <w:t>LogIntoSplunk</w:t>
       </w:r>
+      <w:proofErr w:type="spellEnd"/>
       <w:r>
         <w:rPr>
           <w:rFonts w:ascii="Consolas" w:eastAsiaTheme="minorHAnsi" w:hAnsi="Consolas" w:cs="Consolas"/>
@@ -10606,6 +11515,7 @@
         </w:numPr>
         <w:spacing w:after="0"/>
       </w:pPr>
+      <w:proofErr w:type="spellStart"/>
       <w:r>
         <w:rPr>
           <w:rFonts w:ascii="Consolas" w:eastAsiaTheme="minorHAnsi" w:hAnsi="Consolas" w:cs="Consolas"/>
@@ -10614,7 +11524,17 @@
           <w:szCs w:val="19"/>
         </w:rPr>
         <w:lastRenderedPageBreak/>
-        <w:t xml:space="preserve">LogIntoDb </w:t>
+        <w:t>LogIntoDb</w:t>
+      </w:r>
+      <w:proofErr w:type="spellEnd"/>
+      <w:r>
+        <w:rPr>
+          <w:rFonts w:ascii="Consolas" w:eastAsiaTheme="minorHAnsi" w:hAnsi="Consolas" w:cs="Consolas"/>
+          <w:color w:val="0000FF"/>
+          <w:sz w:val="19"/>
+          <w:szCs w:val="19"/>
+        </w:rPr>
+        <w:t xml:space="preserve"> </w:t>
       </w:r>
       <w:r>
         <w:t>– Option to log into the Database. If not applicable set to false.</w:t>
@@ -10629,6 +11549,7 @@
         </w:numPr>
         <w:spacing w:after="0"/>
       </w:pPr>
+      <w:proofErr w:type="spellStart"/>
       <w:r>
         <w:rPr>
           <w:rFonts w:ascii="Consolas" w:eastAsiaTheme="minorHAnsi" w:hAnsi="Consolas" w:cs="Consolas"/>
@@ -10638,6 +11559,7 @@
         </w:rPr>
         <w:t>LogIntoFile</w:t>
       </w:r>
+      <w:proofErr w:type="spellEnd"/>
       <w:r>
         <w:t xml:space="preserve"> – Option to log into a log file. If not applicable set to false.</w:t>
       </w:r>
@@ -10651,14 +11573,25 @@
         </w:numPr>
         <w:spacing w:after="0"/>
       </w:pPr>
-      <w:r>
-        <w:rPr>
-          <w:rFonts w:ascii="Consolas" w:eastAsiaTheme="minorHAnsi" w:hAnsi="Consolas" w:cs="Consolas"/>
-          <w:color w:val="0000FF"/>
-          <w:sz w:val="19"/>
-          <w:szCs w:val="19"/>
-        </w:rPr>
-        <w:t xml:space="preserve">MinimumLevel </w:t>
+      <w:proofErr w:type="spellStart"/>
+      <w:r>
+        <w:rPr>
+          <w:rFonts w:ascii="Consolas" w:eastAsiaTheme="minorHAnsi" w:hAnsi="Consolas" w:cs="Consolas"/>
+          <w:color w:val="0000FF"/>
+          <w:sz w:val="19"/>
+          <w:szCs w:val="19"/>
+        </w:rPr>
+        <w:t>MinimumLevel</w:t>
+      </w:r>
+      <w:proofErr w:type="spellEnd"/>
+      <w:r>
+        <w:rPr>
+          <w:rFonts w:ascii="Consolas" w:eastAsiaTheme="minorHAnsi" w:hAnsi="Consolas" w:cs="Consolas"/>
+          <w:color w:val="0000FF"/>
+          <w:sz w:val="19"/>
+          <w:szCs w:val="19"/>
+        </w:rPr>
+        <w:t xml:space="preserve"> </w:t>
       </w:r>
       <w:r>
         <w:t xml:space="preserve">– Composes of various </w:t>
@@ -10749,7 +11682,27 @@
           <w:sz w:val="19"/>
           <w:szCs w:val="19"/>
         </w:rPr>
-        <w:t xml:space="preserve">Microsoft AspNetCore </w:t>
+        <w:t xml:space="preserve">Microsoft </w:t>
+      </w:r>
+      <w:proofErr w:type="spellStart"/>
+      <w:r>
+        <w:rPr>
+          <w:rFonts w:ascii="Consolas" w:eastAsiaTheme="minorHAnsi" w:hAnsi="Consolas" w:cs="Consolas"/>
+          <w:color w:val="0000FF"/>
+          <w:sz w:val="19"/>
+          <w:szCs w:val="19"/>
+        </w:rPr>
+        <w:t>AspNetCore</w:t>
+      </w:r>
+      <w:proofErr w:type="spellEnd"/>
+      <w:r>
+        <w:rPr>
+          <w:rFonts w:ascii="Consolas" w:eastAsiaTheme="minorHAnsi" w:hAnsi="Consolas" w:cs="Consolas"/>
+          <w:color w:val="0000FF"/>
+          <w:sz w:val="19"/>
+          <w:szCs w:val="19"/>
+        </w:rPr>
+        <w:t xml:space="preserve"> </w:t>
       </w:r>
       <w:r>
         <w:t>– Set to “Warning” or “Error” depending on your preferences.</w:t>
@@ -10808,6 +11761,7 @@
         </w:numPr>
         <w:spacing w:after="0"/>
       </w:pPr>
+      <w:proofErr w:type="spellStart"/>
       <w:r>
         <w:rPr>
           <w:rFonts w:ascii="Consolas" w:eastAsiaTheme="minorHAnsi" w:hAnsi="Consolas" w:cs="Consolas"/>
@@ -10817,6 +11771,7 @@
         </w:rPr>
         <w:t>appSettings</w:t>
       </w:r>
+      <w:proofErr w:type="spellEnd"/>
       <w:r>
         <w:rPr>
           <w:rFonts w:ascii="Calibri" w:eastAsia="Times New Roman" w:hAnsi="Calibri" w:cs="Calibri"/>
@@ -10857,6 +11812,7 @@
           <w:rFonts w:ascii="Calibri" w:eastAsia="Times New Roman" w:hAnsi="Calibri" w:cs="Calibri"/>
         </w:rPr>
       </w:pPr>
+      <w:proofErr w:type="spellStart"/>
       <w:r>
         <w:rPr>
           <w:rFonts w:ascii="Consolas" w:eastAsiaTheme="minorHAnsi" w:hAnsi="Consolas" w:cs="Consolas"/>
@@ -10866,6 +11822,7 @@
         </w:rPr>
         <w:t>AllowedOrigins</w:t>
       </w:r>
+      <w:proofErr w:type="spellEnd"/>
       <w:r>
         <w:rPr>
           <w:rFonts w:ascii="Consolas" w:eastAsiaTheme="minorHAnsi" w:hAnsi="Consolas" w:cs="Consolas"/>
@@ -10917,6 +11874,7 @@
         </w:rPr>
         <w:t xml:space="preserve"> For example, we have the unclassified version of </w:t>
       </w:r>
+      <w:proofErr w:type="spellStart"/>
       <w:r>
         <w:rPr>
           <w:rFonts w:ascii="Consolas" w:eastAsiaTheme="minorHAnsi" w:hAnsi="Consolas" w:cs="Consolas"/>
@@ -10926,6 +11884,7 @@
         </w:rPr>
         <w:t>AllowedOrigins</w:t>
       </w:r>
+      <w:proofErr w:type="spellEnd"/>
       <w:r>
         <w:rPr>
           <w:rFonts w:ascii="Calibri" w:eastAsia="Times New Roman" w:hAnsi="Calibri" w:cs="Calibri"/>
@@ -10964,7 +11923,27 @@
           <w:sz w:val="18"/>
           <w:szCs w:val="18"/>
         </w:rPr>
-        <w:t>"AllowedOrigins"</w:t>
+        <w:t>"</w:t>
+      </w:r>
+      <w:proofErr w:type="spellStart"/>
+      <w:r>
+        <w:rPr>
+          <w:rFonts w:ascii="Cascadia Mono" w:eastAsia="Times New Roman" w:hAnsi="Cascadia Mono" w:cs="Calibri"/>
+          <w:color w:val="215868" w:themeColor="accent5" w:themeShade="80"/>
+          <w:sz w:val="18"/>
+          <w:szCs w:val="18"/>
+        </w:rPr>
+        <w:t>AllowedOrigins</w:t>
+      </w:r>
+      <w:proofErr w:type="spellEnd"/>
+      <w:r>
+        <w:rPr>
+          <w:rFonts w:ascii="Cascadia Mono" w:eastAsia="Times New Roman" w:hAnsi="Cascadia Mono" w:cs="Calibri"/>
+          <w:color w:val="215868" w:themeColor="accent5" w:themeShade="80"/>
+          <w:sz w:val="18"/>
+          <w:szCs w:val="18"/>
+        </w:rPr>
+        <w:t>"</w:t>
       </w:r>
       <w:r>
         <w:rPr>
@@ -11006,6 +11985,7 @@
           <w:rFonts w:ascii="Calibri" w:eastAsia="Times New Roman" w:hAnsi="Calibri" w:cs="Calibri"/>
         </w:rPr>
       </w:pPr>
+      <w:proofErr w:type="spellStart"/>
       <w:r>
         <w:rPr>
           <w:rFonts w:ascii="Consolas" w:eastAsiaTheme="minorHAnsi" w:hAnsi="Consolas" w:cs="Consolas"/>
@@ -11015,6 +11995,7 @@
         </w:rPr>
         <w:t>AllowedHosts</w:t>
       </w:r>
+      <w:proofErr w:type="spellEnd"/>
       <w:r>
         <w:rPr>
           <w:rFonts w:ascii="Consolas" w:eastAsiaTheme="minorHAnsi" w:hAnsi="Consolas" w:cs="Consolas"/>
@@ -11044,14 +12025,25 @@
           <w:rFonts w:ascii="Calibri" w:eastAsia="Times New Roman" w:hAnsi="Calibri" w:cs="Calibri"/>
         </w:rPr>
       </w:pPr>
-      <w:r>
-        <w:rPr>
-          <w:rFonts w:ascii="Consolas" w:eastAsiaTheme="minorHAnsi" w:hAnsi="Consolas" w:cs="Consolas"/>
-          <w:color w:val="0000FF"/>
-          <w:sz w:val="19"/>
-          <w:szCs w:val="19"/>
-        </w:rPr>
-        <w:t xml:space="preserve">IESUrl </w:t>
+      <w:proofErr w:type="spellStart"/>
+      <w:r>
+        <w:rPr>
+          <w:rFonts w:ascii="Consolas" w:eastAsiaTheme="minorHAnsi" w:hAnsi="Consolas" w:cs="Consolas"/>
+          <w:color w:val="0000FF"/>
+          <w:sz w:val="19"/>
+          <w:szCs w:val="19"/>
+        </w:rPr>
+        <w:t>IESUrl</w:t>
+      </w:r>
+      <w:proofErr w:type="spellEnd"/>
+      <w:r>
+        <w:rPr>
+          <w:rFonts w:ascii="Consolas" w:eastAsiaTheme="minorHAnsi" w:hAnsi="Consolas" w:cs="Consolas"/>
+          <w:color w:val="0000FF"/>
+          <w:sz w:val="19"/>
+          <w:szCs w:val="19"/>
+        </w:rPr>
+        <w:t xml:space="preserve"> </w:t>
       </w:r>
       <w:r>
         <w:rPr>
@@ -11073,17 +12065,36 @@
           <w:rFonts w:ascii="Calibri" w:eastAsia="Times New Roman" w:hAnsi="Calibri" w:cs="Calibri"/>
         </w:rPr>
       </w:pPr>
-      <w:r>
-        <w:rPr>
-          <w:rFonts w:ascii="Consolas" w:eastAsiaTheme="minorHAnsi" w:hAnsi="Consolas" w:cs="Consolas"/>
-          <w:color w:val="0000FF"/>
-          <w:sz w:val="19"/>
-          <w:szCs w:val="19"/>
-        </w:rPr>
-        <w:t xml:space="preserve">BOEUrl </w:t>
-      </w:r>
-      <w:r>
-        <w:t>– GenBOE’s URL</w:t>
+      <w:proofErr w:type="spellStart"/>
+      <w:r>
+        <w:rPr>
+          <w:rFonts w:ascii="Consolas" w:eastAsiaTheme="minorHAnsi" w:hAnsi="Consolas" w:cs="Consolas"/>
+          <w:color w:val="0000FF"/>
+          <w:sz w:val="19"/>
+          <w:szCs w:val="19"/>
+        </w:rPr>
+        <w:t>BOEUrl</w:t>
+      </w:r>
+      <w:proofErr w:type="spellEnd"/>
+      <w:r>
+        <w:rPr>
+          <w:rFonts w:ascii="Consolas" w:eastAsiaTheme="minorHAnsi" w:hAnsi="Consolas" w:cs="Consolas"/>
+          <w:color w:val="0000FF"/>
+          <w:sz w:val="19"/>
+          <w:szCs w:val="19"/>
+        </w:rPr>
+        <w:t xml:space="preserve"> </w:t>
+      </w:r>
+      <w:r>
+        <w:t xml:space="preserve">– </w:t>
+      </w:r>
+      <w:proofErr w:type="spellStart"/>
+      <w:r>
+        <w:t>GenBOE’s</w:t>
+      </w:r>
+      <w:proofErr w:type="spellEnd"/>
+      <w:r>
+        <w:t xml:space="preserve"> URL</w:t>
       </w:r>
     </w:p>
     <w:p>
@@ -11099,14 +12110,25 @@
           <w:rFonts w:ascii="Calibri" w:eastAsia="Times New Roman" w:hAnsi="Calibri" w:cs="Calibri"/>
         </w:rPr>
       </w:pPr>
-      <w:r>
-        <w:rPr>
-          <w:rFonts w:ascii="Consolas" w:eastAsiaTheme="minorHAnsi" w:hAnsi="Consolas" w:cs="Consolas"/>
-          <w:color w:val="0000FF"/>
-          <w:sz w:val="19"/>
-          <w:szCs w:val="19"/>
-        </w:rPr>
-        <w:t xml:space="preserve">PTMUrl </w:t>
+      <w:proofErr w:type="spellStart"/>
+      <w:r>
+        <w:rPr>
+          <w:rFonts w:ascii="Consolas" w:eastAsiaTheme="minorHAnsi" w:hAnsi="Consolas" w:cs="Consolas"/>
+          <w:color w:val="0000FF"/>
+          <w:sz w:val="19"/>
+          <w:szCs w:val="19"/>
+        </w:rPr>
+        <w:t>PTMUrl</w:t>
+      </w:r>
+      <w:proofErr w:type="spellEnd"/>
+      <w:r>
+        <w:rPr>
+          <w:rFonts w:ascii="Consolas" w:eastAsiaTheme="minorHAnsi" w:hAnsi="Consolas" w:cs="Consolas"/>
+          <w:color w:val="0000FF"/>
+          <w:sz w:val="19"/>
+          <w:szCs w:val="19"/>
+        </w:rPr>
+        <w:t xml:space="preserve"> </w:t>
       </w:r>
       <w:r>
         <w:t>– PTM’s URL</w:t>
@@ -11125,14 +12147,25 @@
           <w:rFonts w:ascii="Calibri" w:eastAsia="Times New Roman" w:hAnsi="Calibri" w:cs="Calibri"/>
         </w:rPr>
       </w:pPr>
-      <w:r>
-        <w:rPr>
-          <w:rFonts w:ascii="Consolas" w:eastAsiaTheme="minorHAnsi" w:hAnsi="Consolas" w:cs="Consolas"/>
-          <w:color w:val="0000FF"/>
-          <w:sz w:val="19"/>
-          <w:szCs w:val="19"/>
-        </w:rPr>
-        <w:t xml:space="preserve">RDMUrl </w:t>
+      <w:proofErr w:type="spellStart"/>
+      <w:r>
+        <w:rPr>
+          <w:rFonts w:ascii="Consolas" w:eastAsiaTheme="minorHAnsi" w:hAnsi="Consolas" w:cs="Consolas"/>
+          <w:color w:val="0000FF"/>
+          <w:sz w:val="19"/>
+          <w:szCs w:val="19"/>
+        </w:rPr>
+        <w:t>RDMUrl</w:t>
+      </w:r>
+      <w:proofErr w:type="spellEnd"/>
+      <w:r>
+        <w:rPr>
+          <w:rFonts w:ascii="Consolas" w:eastAsiaTheme="minorHAnsi" w:hAnsi="Consolas" w:cs="Consolas"/>
+          <w:color w:val="0000FF"/>
+          <w:sz w:val="19"/>
+          <w:szCs w:val="19"/>
+        </w:rPr>
+        <w:t xml:space="preserve"> </w:t>
       </w:r>
       <w:r>
         <w:t>– RDM’s URL</w:t>
@@ -11151,14 +12184,25 @@
           <w:rFonts w:ascii="Calibri" w:eastAsia="Times New Roman" w:hAnsi="Calibri" w:cs="Calibri"/>
         </w:rPr>
       </w:pPr>
-      <w:r>
-        <w:rPr>
-          <w:rFonts w:ascii="Consolas" w:eastAsiaTheme="minorHAnsi" w:hAnsi="Consolas" w:cs="Consolas"/>
-          <w:color w:val="0000FF"/>
-          <w:sz w:val="19"/>
-          <w:szCs w:val="19"/>
-        </w:rPr>
-        <w:t xml:space="preserve">RDSBUrl </w:t>
+      <w:proofErr w:type="spellStart"/>
+      <w:r>
+        <w:rPr>
+          <w:rFonts w:ascii="Consolas" w:eastAsiaTheme="minorHAnsi" w:hAnsi="Consolas" w:cs="Consolas"/>
+          <w:color w:val="0000FF"/>
+          <w:sz w:val="19"/>
+          <w:szCs w:val="19"/>
+        </w:rPr>
+        <w:t>RDSBUrl</w:t>
+      </w:r>
+      <w:proofErr w:type="spellEnd"/>
+      <w:r>
+        <w:rPr>
+          <w:rFonts w:ascii="Consolas" w:eastAsiaTheme="minorHAnsi" w:hAnsi="Consolas" w:cs="Consolas"/>
+          <w:color w:val="0000FF"/>
+          <w:sz w:val="19"/>
+          <w:szCs w:val="19"/>
+        </w:rPr>
+        <w:t xml:space="preserve"> </w:t>
       </w:r>
       <w:r>
         <w:t>– RDSB’s URL</w:t>
@@ -11177,17 +12221,44 @@
           <w:rFonts w:ascii="Calibri" w:eastAsia="Times New Roman" w:hAnsi="Calibri" w:cs="Calibri"/>
         </w:rPr>
       </w:pPr>
-      <w:r>
-        <w:rPr>
-          <w:rFonts w:ascii="Consolas" w:eastAsiaTheme="minorHAnsi" w:hAnsi="Consolas" w:cs="Consolas"/>
-          <w:color w:val="0000FF"/>
-          <w:sz w:val="19"/>
-          <w:szCs w:val="19"/>
-        </w:rPr>
-        <w:t xml:space="preserve">PPUrl </w:t>
-      </w:r>
-      <w:r>
-        <w:t>– ProPricer URL – a URL to a SharePoint site where ProPricer links are located</w:t>
+      <w:proofErr w:type="spellStart"/>
+      <w:r>
+        <w:rPr>
+          <w:rFonts w:ascii="Consolas" w:eastAsiaTheme="minorHAnsi" w:hAnsi="Consolas" w:cs="Consolas"/>
+          <w:color w:val="0000FF"/>
+          <w:sz w:val="19"/>
+          <w:szCs w:val="19"/>
+        </w:rPr>
+        <w:t>PPUrl</w:t>
+      </w:r>
+      <w:proofErr w:type="spellEnd"/>
+      <w:r>
+        <w:rPr>
+          <w:rFonts w:ascii="Consolas" w:eastAsiaTheme="minorHAnsi" w:hAnsi="Consolas" w:cs="Consolas"/>
+          <w:color w:val="0000FF"/>
+          <w:sz w:val="19"/>
+          <w:szCs w:val="19"/>
+        </w:rPr>
+        <w:t xml:space="preserve"> </w:t>
+      </w:r>
+      <w:r>
+        <w:t xml:space="preserve">– </w:t>
+      </w:r>
+      <w:proofErr w:type="spellStart"/>
+      <w:r>
+        <w:t>ProPricer</w:t>
+      </w:r>
+      <w:proofErr w:type="spellEnd"/>
+      <w:r>
+        <w:t xml:space="preserve"> URL – a URL to a SharePoint site where </w:t>
+      </w:r>
+      <w:proofErr w:type="spellStart"/>
+      <w:r>
+        <w:t>ProPricer</w:t>
+      </w:r>
+      <w:proofErr w:type="spellEnd"/>
+      <w:r>
+        <w:t xml:space="preserve"> links are located</w:t>
       </w:r>
     </w:p>
     <w:p>
@@ -11203,14 +12274,25 @@
           <w:rFonts w:ascii="Calibri" w:eastAsia="Times New Roman" w:hAnsi="Calibri" w:cs="Calibri"/>
         </w:rPr>
       </w:pPr>
-      <w:r>
-        <w:rPr>
-          <w:rFonts w:ascii="Consolas" w:eastAsiaTheme="minorHAnsi" w:hAnsi="Consolas" w:cs="Consolas"/>
-          <w:color w:val="0000FF"/>
-          <w:sz w:val="19"/>
-          <w:szCs w:val="19"/>
-        </w:rPr>
-        <w:t xml:space="preserve">RPMUrl </w:t>
+      <w:proofErr w:type="spellStart"/>
+      <w:r>
+        <w:rPr>
+          <w:rFonts w:ascii="Consolas" w:eastAsiaTheme="minorHAnsi" w:hAnsi="Consolas" w:cs="Consolas"/>
+          <w:color w:val="0000FF"/>
+          <w:sz w:val="19"/>
+          <w:szCs w:val="19"/>
+        </w:rPr>
+        <w:t>RPMUrl</w:t>
+      </w:r>
+      <w:proofErr w:type="spellEnd"/>
+      <w:r>
+        <w:rPr>
+          <w:rFonts w:ascii="Consolas" w:eastAsiaTheme="minorHAnsi" w:hAnsi="Consolas" w:cs="Consolas"/>
+          <w:color w:val="0000FF"/>
+          <w:sz w:val="19"/>
+          <w:szCs w:val="19"/>
+        </w:rPr>
+        <w:t xml:space="preserve"> </w:t>
       </w:r>
       <w:r>
         <w:t xml:space="preserve">– </w:t>
@@ -11248,14 +12330,25 @@
           <w:szCs w:val="19"/>
         </w:rPr>
       </w:pPr>
-      <w:r>
-        <w:rPr>
-          <w:rFonts w:ascii="Consolas" w:eastAsiaTheme="minorHAnsi" w:hAnsi="Consolas" w:cs="Consolas"/>
-          <w:color w:val="0000FF"/>
-          <w:sz w:val="19"/>
-          <w:szCs w:val="19"/>
-        </w:rPr>
-        <w:t xml:space="preserve">ACVUrl </w:t>
+      <w:proofErr w:type="spellStart"/>
+      <w:r>
+        <w:rPr>
+          <w:rFonts w:ascii="Consolas" w:eastAsiaTheme="minorHAnsi" w:hAnsi="Consolas" w:cs="Consolas"/>
+          <w:color w:val="0000FF"/>
+          <w:sz w:val="19"/>
+          <w:szCs w:val="19"/>
+        </w:rPr>
+        <w:t>ACVUrl</w:t>
+      </w:r>
+      <w:proofErr w:type="spellEnd"/>
+      <w:r>
+        <w:rPr>
+          <w:rFonts w:ascii="Consolas" w:eastAsiaTheme="minorHAnsi" w:hAnsi="Consolas" w:cs="Consolas"/>
+          <w:color w:val="0000FF"/>
+          <w:sz w:val="19"/>
+          <w:szCs w:val="19"/>
+        </w:rPr>
+        <w:t xml:space="preserve"> </w:t>
       </w:r>
       <w:r>
         <w:t xml:space="preserve">– </w:t>
@@ -11296,6 +12389,7 @@
           <w:szCs w:val="19"/>
         </w:rPr>
       </w:pPr>
+      <w:proofErr w:type="spellStart"/>
       <w:r>
         <w:rPr>
           <w:rFonts w:ascii="Consolas" w:eastAsiaTheme="minorHAnsi" w:hAnsi="Consolas" w:cs="Consolas"/>
@@ -11312,7 +12406,17 @@
           <w:sz w:val="19"/>
           <w:szCs w:val="19"/>
         </w:rPr>
-        <w:t xml:space="preserve">Url </w:t>
+        <w:t>Url</w:t>
+      </w:r>
+      <w:proofErr w:type="spellEnd"/>
+      <w:r>
+        <w:rPr>
+          <w:rFonts w:ascii="Consolas" w:eastAsiaTheme="minorHAnsi" w:hAnsi="Consolas" w:cs="Consolas"/>
+          <w:color w:val="0000FF"/>
+          <w:sz w:val="19"/>
+          <w:szCs w:val="19"/>
+        </w:rPr>
+        <w:t xml:space="preserve"> </w:t>
       </w:r>
       <w:r>
         <w:t xml:space="preserve">– </w:t>
@@ -11352,6 +12456,7 @@
           <w:rFonts w:ascii="Calibri" w:eastAsia="Times New Roman" w:hAnsi="Calibri" w:cs="Calibri"/>
         </w:rPr>
       </w:pPr>
+      <w:proofErr w:type="spellStart"/>
       <w:r>
         <w:rPr>
           <w:rFonts w:ascii="Consolas" w:eastAsiaTheme="minorHAnsi" w:hAnsi="Consolas" w:cs="Consolas"/>
@@ -11361,6 +12466,7 @@
         </w:rPr>
         <w:t>EEPPUrl</w:t>
       </w:r>
+      <w:proofErr w:type="spellEnd"/>
       <w:r>
         <w:rPr>
           <w:rFonts w:ascii="Consolas" w:eastAsiaTheme="minorHAnsi" w:hAnsi="Consolas" w:cs="Consolas"/>
@@ -11414,14 +12520,25 @@
           <w:rFonts w:ascii="Calibri" w:eastAsia="Times New Roman" w:hAnsi="Calibri" w:cs="Calibri"/>
         </w:rPr>
       </w:pPr>
-      <w:r>
-        <w:rPr>
-          <w:rFonts w:ascii="Consolas" w:eastAsiaTheme="minorHAnsi" w:hAnsi="Consolas" w:cs="Consolas"/>
-          <w:color w:val="0000FF"/>
-          <w:sz w:val="19"/>
-          <w:szCs w:val="19"/>
-        </w:rPr>
-        <w:t xml:space="preserve">AdminUrl </w:t>
+      <w:proofErr w:type="spellStart"/>
+      <w:r>
+        <w:rPr>
+          <w:rFonts w:ascii="Consolas" w:eastAsiaTheme="minorHAnsi" w:hAnsi="Consolas" w:cs="Consolas"/>
+          <w:color w:val="0000FF"/>
+          <w:sz w:val="19"/>
+          <w:szCs w:val="19"/>
+        </w:rPr>
+        <w:t>AdminUrl</w:t>
+      </w:r>
+      <w:proofErr w:type="spellEnd"/>
+      <w:r>
+        <w:rPr>
+          <w:rFonts w:ascii="Consolas" w:eastAsiaTheme="minorHAnsi" w:hAnsi="Consolas" w:cs="Consolas"/>
+          <w:color w:val="0000FF"/>
+          <w:sz w:val="19"/>
+          <w:szCs w:val="19"/>
+        </w:rPr>
+        <w:t xml:space="preserve"> </w:t>
       </w:r>
       <w:r>
         <w:t xml:space="preserve">– IES URL, followed by </w:t>
@@ -11448,14 +12565,25 @@
           <w:rFonts w:ascii="Calibri" w:eastAsia="Times New Roman" w:hAnsi="Calibri" w:cs="Calibri"/>
         </w:rPr>
       </w:pPr>
-      <w:r>
-        <w:rPr>
-          <w:rFonts w:ascii="Consolas" w:eastAsiaTheme="minorHAnsi" w:hAnsi="Consolas" w:cs="Consolas"/>
-          <w:color w:val="0000FF"/>
-          <w:sz w:val="19"/>
-          <w:szCs w:val="19"/>
-        </w:rPr>
-        <w:t xml:space="preserve">IESPortalAdminGroups </w:t>
+      <w:proofErr w:type="spellStart"/>
+      <w:r>
+        <w:rPr>
+          <w:rFonts w:ascii="Consolas" w:eastAsiaTheme="minorHAnsi" w:hAnsi="Consolas" w:cs="Consolas"/>
+          <w:color w:val="0000FF"/>
+          <w:sz w:val="19"/>
+          <w:szCs w:val="19"/>
+        </w:rPr>
+        <w:t>IESPortalAdminGroups</w:t>
+      </w:r>
+      <w:proofErr w:type="spellEnd"/>
+      <w:r>
+        <w:rPr>
+          <w:rFonts w:ascii="Consolas" w:eastAsiaTheme="minorHAnsi" w:hAnsi="Consolas" w:cs="Consolas"/>
+          <w:color w:val="0000FF"/>
+          <w:sz w:val="19"/>
+          <w:szCs w:val="19"/>
+        </w:rPr>
+        <w:t xml:space="preserve"> </w:t>
       </w:r>
       <w:r>
         <w:t>– Admin AD group</w:t>
@@ -11470,6 +12598,7 @@
         </w:numPr>
         <w:spacing w:after="0"/>
       </w:pPr>
+      <w:proofErr w:type="spellStart"/>
       <w:r>
         <w:rPr>
           <w:rFonts w:ascii="Consolas" w:eastAsiaTheme="minorHAnsi" w:hAnsi="Consolas" w:cs="Consolas"/>
@@ -11479,6 +12608,7 @@
         </w:rPr>
         <w:t>HelpdeskEmailAddress</w:t>
       </w:r>
+      <w:proofErr w:type="spellEnd"/>
       <w:r>
         <w:t xml:space="preserve"> – email displayed to the users to contact for help</w:t>
       </w:r>
@@ -11514,6 +12644,7 @@
         </w:numPr>
         <w:spacing w:after="0"/>
       </w:pPr>
+      <w:proofErr w:type="spellStart"/>
       <w:r>
         <w:rPr>
           <w:rFonts w:ascii="Consolas" w:eastAsiaTheme="minorHAnsi" w:hAnsi="Consolas" w:cs="Consolas"/>
@@ -11522,7 +12653,17 @@
           <w:szCs w:val="19"/>
         </w:rPr>
         <w:lastRenderedPageBreak/>
-        <w:t xml:space="preserve">ValidAudience </w:t>
+        <w:t>ValidAudience</w:t>
+      </w:r>
+      <w:proofErr w:type="spellEnd"/>
+      <w:r>
+        <w:rPr>
+          <w:rFonts w:ascii="Consolas" w:eastAsiaTheme="minorHAnsi" w:hAnsi="Consolas" w:cs="Consolas"/>
+          <w:color w:val="0000FF"/>
+          <w:sz w:val="19"/>
+          <w:szCs w:val="19"/>
+        </w:rPr>
+        <w:t xml:space="preserve"> </w:t>
       </w:r>
       <w:r>
         <w:t xml:space="preserve">– The groups that are valid to view the application. In unclassified we use </w:t>
@@ -11534,7 +12675,27 @@
           <w:sz w:val="19"/>
           <w:szCs w:val="19"/>
         </w:rPr>
-        <w:t xml:space="preserve">"eo-ssc-ies,eo-ssc-acv,eo-ssc-nlf". </w:t>
+        <w:t>"</w:t>
+      </w:r>
+      <w:proofErr w:type="spellStart"/>
+      <w:r>
+        <w:rPr>
+          <w:rFonts w:ascii="Cascadia Mono" w:eastAsiaTheme="minorHAnsi" w:hAnsi="Cascadia Mono" w:cs="Cascadia Mono"/>
+          <w:color w:val="A31515"/>
+          <w:sz w:val="19"/>
+          <w:szCs w:val="19"/>
+        </w:rPr>
+        <w:t>eo-ssc-ies,eo-ssc-acv,eo-ssc-nlf</w:t>
+      </w:r>
+      <w:proofErr w:type="spellEnd"/>
+      <w:r>
+        <w:rPr>
+          <w:rFonts w:ascii="Cascadia Mono" w:eastAsiaTheme="minorHAnsi" w:hAnsi="Cascadia Mono" w:cs="Cascadia Mono"/>
+          <w:color w:val="A31515"/>
+          <w:sz w:val="19"/>
+          <w:szCs w:val="19"/>
+        </w:rPr>
+        <w:t xml:space="preserve">". </w:t>
       </w:r>
       <w:r>
         <w:t>Use the corresponding classified version.</w:t>
@@ -11597,6 +12758,7 @@
           <w:rFonts w:ascii="Calibri" w:eastAsia="Times New Roman" w:hAnsi="Calibri" w:cs="Calibri"/>
         </w:rPr>
       </w:pPr>
+      <w:proofErr w:type="spellStart"/>
       <w:r>
         <w:rPr>
           <w:rFonts w:ascii="Consolas" w:eastAsiaTheme="minorHAnsi" w:hAnsi="Consolas" w:cs="Consolas"/>
@@ -11606,6 +12768,7 @@
         </w:rPr>
         <w:t>FeatureFlags</w:t>
       </w:r>
+      <w:proofErr w:type="spellEnd"/>
       <w:r>
         <w:rPr>
           <w:rFonts w:ascii="Consolas" w:eastAsiaTheme="minorHAnsi" w:hAnsi="Consolas" w:cs="Consolas"/>
@@ -11654,14 +12817,25 @@
           <w:rFonts w:ascii="Calibri" w:eastAsia="Times New Roman" w:hAnsi="Calibri" w:cs="Calibri"/>
         </w:rPr>
       </w:pPr>
-      <w:r>
-        <w:rPr>
-          <w:rFonts w:ascii="Consolas" w:eastAsiaTheme="minorHAnsi" w:hAnsi="Consolas" w:cs="Consolas"/>
-          <w:color w:val="0000FF"/>
-          <w:sz w:val="19"/>
-          <w:szCs w:val="19"/>
-        </w:rPr>
-        <w:t xml:space="preserve">HideNonPortionMarking </w:t>
+      <w:proofErr w:type="spellStart"/>
+      <w:r>
+        <w:rPr>
+          <w:rFonts w:ascii="Consolas" w:eastAsiaTheme="minorHAnsi" w:hAnsi="Consolas" w:cs="Consolas"/>
+          <w:color w:val="0000FF"/>
+          <w:sz w:val="19"/>
+          <w:szCs w:val="19"/>
+        </w:rPr>
+        <w:t>HideNonPortionMarking</w:t>
+      </w:r>
+      <w:proofErr w:type="spellEnd"/>
+      <w:r>
+        <w:rPr>
+          <w:rFonts w:ascii="Consolas" w:eastAsiaTheme="minorHAnsi" w:hAnsi="Consolas" w:cs="Consolas"/>
+          <w:color w:val="0000FF"/>
+          <w:sz w:val="19"/>
+          <w:szCs w:val="19"/>
+        </w:rPr>
+        <w:t xml:space="preserve"> </w:t>
       </w:r>
       <w:r>
         <w:t>– “false”.</w:t>
@@ -11680,14 +12854,25 @@
           <w:rFonts w:ascii="Calibri" w:eastAsia="Times New Roman" w:hAnsi="Calibri" w:cs="Calibri"/>
         </w:rPr>
       </w:pPr>
-      <w:r>
-        <w:rPr>
-          <w:rFonts w:ascii="Consolas" w:eastAsiaTheme="minorHAnsi" w:hAnsi="Consolas" w:cs="Consolas"/>
-          <w:color w:val="0000FF"/>
-          <w:sz w:val="19"/>
-          <w:szCs w:val="19"/>
-        </w:rPr>
-        <w:t xml:space="preserve">HidePortionMarking </w:t>
+      <w:proofErr w:type="spellStart"/>
+      <w:r>
+        <w:rPr>
+          <w:rFonts w:ascii="Consolas" w:eastAsiaTheme="minorHAnsi" w:hAnsi="Consolas" w:cs="Consolas"/>
+          <w:color w:val="0000FF"/>
+          <w:sz w:val="19"/>
+          <w:szCs w:val="19"/>
+        </w:rPr>
+        <w:t>HidePortionMarking</w:t>
+      </w:r>
+      <w:proofErr w:type="spellEnd"/>
+      <w:r>
+        <w:rPr>
+          <w:rFonts w:ascii="Consolas" w:eastAsiaTheme="minorHAnsi" w:hAnsi="Consolas" w:cs="Consolas"/>
+          <w:color w:val="0000FF"/>
+          <w:sz w:val="19"/>
+          <w:szCs w:val="19"/>
+        </w:rPr>
+        <w:t xml:space="preserve"> </w:t>
       </w:r>
       <w:r>
         <w:t xml:space="preserve">– “true”. </w:t>
@@ -11698,17 +12883,23 @@
         <w:pStyle w:val="Heading2"/>
       </w:pPr>
       <w:bookmarkStart w:id="52" w:name="_Toc165367920"/>
-      <w:bookmarkStart w:id="53" w:name="_Toc165370103"/>
-      <w:r>
-        <w:t>Appendix E.2: (Space) RDSB Frontend Config.Classified.Json</w:t>
+      <w:bookmarkStart w:id="53" w:name="_Toc165372490"/>
+      <w:r>
+        <w:t xml:space="preserve">Appendix E.2: (Space) RDSB Frontend </w:t>
+      </w:r>
+      <w:proofErr w:type="spellStart"/>
+      <w:r>
+        <w:t>Config.Classified.Json</w:t>
       </w:r>
       <w:bookmarkEnd w:id="52"/>
       <w:bookmarkEnd w:id="53"/>
+      <w:proofErr w:type="spellEnd"/>
     </w:p>
     <w:p>
       <w:r>
         <w:t xml:space="preserve">This is explicitly for the front-end (the project NOT named back-end). Look for the </w:t>
       </w:r>
+      <w:proofErr w:type="spellStart"/>
       <w:r>
         <w:rPr>
           <w:i/>
@@ -11716,6 +12907,7 @@
         </w:rPr>
         <w:t>config.Classified.json</w:t>
       </w:r>
+      <w:proofErr w:type="spellEnd"/>
       <w:r>
         <w:t xml:space="preserve"> file inside of site/assets. </w:t>
       </w:r>
@@ -11733,6 +12925,7 @@
           <w:rFonts w:ascii="Calibri" w:eastAsia="Times New Roman" w:hAnsi="Calibri" w:cs="Calibri"/>
         </w:rPr>
       </w:pPr>
+      <w:proofErr w:type="spellStart"/>
       <w:r>
         <w:rPr>
           <w:rFonts w:ascii="Consolas" w:eastAsiaTheme="minorHAnsi" w:hAnsi="Consolas" w:cs="Consolas"/>
@@ -11742,6 +12935,7 @@
         </w:rPr>
         <w:t>iesServiceUrl</w:t>
       </w:r>
+      <w:proofErr w:type="spellEnd"/>
       <w:r>
         <w:rPr>
           <w:rFonts w:ascii="Consolas" w:eastAsiaTheme="minorHAnsi" w:hAnsi="Consolas" w:cs="Consolas"/>
@@ -11777,6 +12971,7 @@
           <w:rFonts w:ascii="Calibri" w:eastAsia="Times New Roman" w:hAnsi="Calibri" w:cs="Calibri"/>
         </w:rPr>
       </w:pPr>
+      <w:proofErr w:type="spellStart"/>
       <w:r>
         <w:rPr>
           <w:rFonts w:ascii="Consolas" w:eastAsiaTheme="minorHAnsi" w:hAnsi="Consolas" w:cs="Consolas"/>
@@ -11786,6 +12981,7 @@
         </w:rPr>
         <w:t>rdsbServiceUrl</w:t>
       </w:r>
+      <w:proofErr w:type="spellEnd"/>
       <w:r>
         <w:rPr>
           <w:rFonts w:ascii="Consolas" w:eastAsiaTheme="minorHAnsi" w:hAnsi="Consolas" w:cs="Consolas"/>
@@ -11815,6 +13011,7 @@
           <w:rFonts w:ascii="Calibri" w:eastAsia="Times New Roman" w:hAnsi="Calibri" w:cs="Calibri"/>
         </w:rPr>
       </w:pPr>
+      <w:proofErr w:type="spellStart"/>
       <w:r>
         <w:rPr>
           <w:rFonts w:ascii="Consolas" w:eastAsiaTheme="minorHAnsi" w:hAnsi="Consolas" w:cs="Consolas"/>
@@ -11824,6 +13021,7 @@
         </w:rPr>
         <w:t>ptmUiUrl</w:t>
       </w:r>
+      <w:proofErr w:type="spellEnd"/>
       <w:r>
         <w:rPr>
           <w:rFonts w:ascii="Consolas" w:eastAsiaTheme="minorHAnsi" w:hAnsi="Consolas" w:cs="Consolas"/>
@@ -11853,6 +13051,7 @@
           <w:rFonts w:ascii="Calibri" w:eastAsia="Times New Roman" w:hAnsi="Calibri" w:cs="Calibri"/>
         </w:rPr>
       </w:pPr>
+      <w:proofErr w:type="spellStart"/>
       <w:r>
         <w:rPr>
           <w:rFonts w:ascii="Consolas" w:eastAsiaTheme="minorHAnsi" w:hAnsi="Consolas" w:cs="Consolas"/>
@@ -11862,6 +13061,7 @@
         </w:rPr>
         <w:t>piwikdId</w:t>
       </w:r>
+      <w:proofErr w:type="spellEnd"/>
       <w:r>
         <w:rPr>
           <w:rFonts w:ascii="Consolas" w:eastAsiaTheme="minorHAnsi" w:hAnsi="Consolas" w:cs="Consolas"/>
@@ -11891,6 +13091,7 @@
           <w:rFonts w:ascii="Calibri" w:eastAsia="Times New Roman" w:hAnsi="Calibri" w:cs="Calibri"/>
         </w:rPr>
       </w:pPr>
+      <w:proofErr w:type="spellStart"/>
       <w:r>
         <w:rPr>
           <w:rFonts w:ascii="Consolas" w:eastAsiaTheme="minorHAnsi" w:hAnsi="Consolas" w:cs="Consolas"/>
@@ -11900,6 +13101,7 @@
         </w:rPr>
         <w:t>enablePiwik</w:t>
       </w:r>
+      <w:proofErr w:type="spellEnd"/>
       <w:r>
         <w:rPr>
           <w:rFonts w:ascii="Consolas" w:eastAsiaTheme="minorHAnsi" w:hAnsi="Consolas" w:cs="Consolas"/>
@@ -11920,7 +13122,7 @@
       <w:pPr>
         <w:pStyle w:val="Heading1"/>
       </w:pPr>
-      <w:bookmarkStart w:id="54" w:name="_Toc165370104"/>
+      <w:bookmarkStart w:id="54" w:name="_Toc165372491"/>
       <w:r>
         <w:t>Appendix F</w:t>
       </w:r>
@@ -11933,8 +13135,13 @@
       <w:r>
         <w:t xml:space="preserve">Emailer - </w:t>
       </w:r>
-      <w:r>
-        <w:t>App.Config Customization</w:t>
+      <w:proofErr w:type="spellStart"/>
+      <w:r>
+        <w:t>App.Config</w:t>
+      </w:r>
+      <w:proofErr w:type="spellEnd"/>
+      <w:r>
+        <w:t xml:space="preserve"> Customization</w:t>
       </w:r>
       <w:bookmarkEnd w:id="54"/>
     </w:p>
@@ -11947,6 +13154,7 @@
         </w:numPr>
         <w:spacing w:after="0"/>
       </w:pPr>
+      <w:proofErr w:type="spellStart"/>
       <w:r>
         <w:rPr>
           <w:rFonts w:ascii="Consolas" w:eastAsiaTheme="minorHAnsi" w:hAnsi="Consolas" w:cs="Consolas"/>
@@ -11957,6 +13165,7 @@
         </w:rPr>
         <w:t>connectionStrings</w:t>
       </w:r>
+      <w:proofErr w:type="spellEnd"/>
       <w:r>
         <w:rPr>
           <w:rFonts w:ascii="Calibri" w:eastAsia="Times New Roman" w:hAnsi="Calibri" w:cs="Calibri"/>
@@ -11973,14 +13182,25 @@
         </w:numPr>
         <w:spacing w:after="0"/>
       </w:pPr>
-      <w:r>
-        <w:rPr>
-          <w:rFonts w:ascii="Consolas" w:eastAsiaTheme="minorHAnsi" w:hAnsi="Consolas" w:cs="Consolas"/>
-          <w:color w:val="0000FF"/>
-          <w:sz w:val="19"/>
-          <w:szCs w:val="19"/>
-        </w:rPr>
-        <w:t xml:space="preserve">genTracEntities </w:t>
+      <w:proofErr w:type="spellStart"/>
+      <w:r>
+        <w:rPr>
+          <w:rFonts w:ascii="Consolas" w:eastAsiaTheme="minorHAnsi" w:hAnsi="Consolas" w:cs="Consolas"/>
+          <w:color w:val="0000FF"/>
+          <w:sz w:val="19"/>
+          <w:szCs w:val="19"/>
+        </w:rPr>
+        <w:t>genTracEntities</w:t>
+      </w:r>
+      <w:proofErr w:type="spellEnd"/>
+      <w:r>
+        <w:rPr>
+          <w:rFonts w:ascii="Consolas" w:eastAsiaTheme="minorHAnsi" w:hAnsi="Consolas" w:cs="Consolas"/>
+          <w:color w:val="0000FF"/>
+          <w:sz w:val="19"/>
+          <w:szCs w:val="19"/>
+        </w:rPr>
+        <w:t xml:space="preserve"> </w:t>
       </w:r>
       <w:r>
         <w:rPr>
@@ -12010,6 +13230,7 @@
         </w:numPr>
         <w:spacing w:after="0"/>
       </w:pPr>
+      <w:proofErr w:type="spellStart"/>
       <w:r>
         <w:rPr>
           <w:rFonts w:ascii="Consolas" w:eastAsiaTheme="minorHAnsi" w:hAnsi="Consolas" w:cs="Consolas"/>
@@ -12020,6 +13241,7 @@
         </w:rPr>
         <w:t>appSettings</w:t>
       </w:r>
+      <w:proofErr w:type="spellEnd"/>
       <w:r>
         <w:rPr>
           <w:rFonts w:ascii="Calibri" w:eastAsia="Times New Roman" w:hAnsi="Calibri" w:cs="Calibri"/>
@@ -12045,6 +13267,7 @@
           <w:rFonts w:ascii="Calibri" w:eastAsia="Times New Roman" w:hAnsi="Calibri" w:cs="Calibri"/>
         </w:rPr>
       </w:pPr>
+      <w:proofErr w:type="spellStart"/>
       <w:r>
         <w:rPr>
           <w:rFonts w:ascii="Consolas" w:eastAsiaTheme="minorHAnsi" w:hAnsi="Consolas" w:cs="Consolas"/>
@@ -12055,6 +13278,7 @@
         </w:rPr>
         <w:t>EmailServer</w:t>
       </w:r>
+      <w:proofErr w:type="spellEnd"/>
       <w:r>
         <w:t xml:space="preserve"> </w:t>
       </w:r>
@@ -12077,6 +13301,7 @@
           <w:rFonts w:ascii="Calibri" w:eastAsia="Times New Roman" w:hAnsi="Calibri" w:cs="Calibri"/>
         </w:rPr>
       </w:pPr>
+      <w:proofErr w:type="spellStart"/>
       <w:r>
         <w:rPr>
           <w:rFonts w:ascii="Consolas" w:eastAsiaTheme="minorHAnsi" w:hAnsi="Consolas" w:cs="Consolas"/>
@@ -12087,6 +13312,7 @@
         </w:rPr>
         <w:t>ServerURL</w:t>
       </w:r>
+      <w:proofErr w:type="spellEnd"/>
       <w:r>
         <w:rPr>
           <w:rFonts w:eastAsiaTheme="minorHAnsi" w:cs="Consolas"/>
@@ -12107,6 +13333,7 @@
         </w:numPr>
         <w:spacing w:after="0"/>
       </w:pPr>
+      <w:proofErr w:type="spellStart"/>
       <w:r>
         <w:rPr>
           <w:rFonts w:ascii="Consolas" w:eastAsiaTheme="minorHAnsi" w:hAnsi="Consolas" w:cs="Consolas"/>
@@ -12117,6 +13344,7 @@
         </w:rPr>
         <w:t>HelpdeskEmailAddress</w:t>
       </w:r>
+      <w:proofErr w:type="spellEnd"/>
       <w:r>
         <w:t xml:space="preserve"> – email displayed to the users to contact for help</w:t>
       </w:r>
@@ -12129,6 +13357,7 @@
           <w:numId w:val="9"/>
         </w:numPr>
       </w:pPr>
+      <w:proofErr w:type="spellStart"/>
       <w:r>
         <w:rPr>
           <w:rFonts w:ascii="Consolas" w:eastAsiaTheme="minorHAnsi" w:hAnsi="Consolas" w:cs="Consolas"/>
@@ -12138,6 +13367,7 @@
         </w:rPr>
         <w:t>elmah</w:t>
       </w:r>
+      <w:proofErr w:type="spellEnd"/>
       <w:r>
         <w:t xml:space="preserve"> section</w:t>
       </w:r>
@@ -12157,6 +13387,7 @@
         </w:rPr>
         <w:t xml:space="preserve">in </w:t>
       </w:r>
+      <w:proofErr w:type="spellStart"/>
       <w:r>
         <w:rPr>
           <w:rFonts w:ascii="Consolas" w:eastAsiaTheme="minorHAnsi" w:hAnsi="Consolas" w:cs="Consolas"/>
@@ -12166,6 +13397,7 @@
         </w:rPr>
         <w:t>errorLog</w:t>
       </w:r>
+      <w:proofErr w:type="spellEnd"/>
       <w:r>
         <w:rPr>
           <w:rFonts w:ascii="Calibri" w:eastAsia="Times New Roman" w:hAnsi="Calibri" w:cs="Calibri"/>
@@ -12178,6 +13410,7 @@
         </w:rPr>
         <w:t xml:space="preserve"> update the </w:t>
       </w:r>
+      <w:proofErr w:type="spellStart"/>
       <w:r>
         <w:rPr>
           <w:rFonts w:ascii="Consolas" w:eastAsiaTheme="minorHAnsi" w:hAnsi="Consolas" w:cs="Consolas"/>
@@ -12187,6 +13420,7 @@
         </w:rPr>
         <w:t>connectionString</w:t>
       </w:r>
+      <w:proofErr w:type="spellEnd"/>
       <w:r>
         <w:rPr>
           <w:rFonts w:ascii="Calibri" w:eastAsia="Times New Roman" w:hAnsi="Calibri" w:cs="Calibri"/>
@@ -12216,9 +13450,17 @@
       <w:pPr>
         <w:pStyle w:val="Heading1"/>
       </w:pPr>
-      <w:bookmarkStart w:id="55" w:name="_Toc165370105"/>
-      <w:r>
-        <w:t>Appendix G: RDM Data Replication - App.Config Customization</w:t>
+      <w:bookmarkStart w:id="55" w:name="_Toc165372492"/>
+      <w:r>
+        <w:t xml:space="preserve">Appendix G: RDM Data Replication - </w:t>
+      </w:r>
+      <w:proofErr w:type="spellStart"/>
+      <w:r>
+        <w:t>App.Config</w:t>
+      </w:r>
+      <w:proofErr w:type="spellEnd"/>
+      <w:r>
+        <w:t xml:space="preserve"> Customization</w:t>
       </w:r>
       <w:bookmarkEnd w:id="55"/>
     </w:p>
@@ -12231,6 +13473,7 @@
         </w:numPr>
         <w:spacing w:after="0"/>
       </w:pPr>
+      <w:proofErr w:type="spellStart"/>
       <w:r>
         <w:rPr>
           <w:rFonts w:ascii="Consolas" w:eastAsiaTheme="minorHAnsi" w:hAnsi="Consolas" w:cs="Consolas"/>
@@ -12241,6 +13484,7 @@
         </w:rPr>
         <w:t>connectionStrings</w:t>
       </w:r>
+      <w:proofErr w:type="spellEnd"/>
       <w:r>
         <w:rPr>
           <w:rFonts w:ascii="Calibri" w:eastAsia="Times New Roman" w:hAnsi="Calibri" w:cs="Calibri"/>
@@ -12257,6 +13501,7 @@
         </w:numPr>
         <w:spacing w:after="0"/>
       </w:pPr>
+      <w:proofErr w:type="spellStart"/>
       <w:r>
         <w:rPr>
           <w:rFonts w:ascii="Consolas" w:eastAsiaTheme="minorHAnsi" w:hAnsi="Consolas" w:cs="Consolas"/>
@@ -12266,6 +13511,7 @@
         </w:rPr>
         <w:t>IESEntities</w:t>
       </w:r>
+      <w:proofErr w:type="spellEnd"/>
       <w:r>
         <w:rPr>
           <w:rFonts w:ascii="Consolas" w:eastAsiaTheme="minorHAnsi" w:hAnsi="Consolas" w:cs="Consolas"/>
@@ -12303,6 +13549,7 @@
         </w:numPr>
         <w:spacing w:after="0"/>
       </w:pPr>
+      <w:proofErr w:type="spellStart"/>
       <w:r>
         <w:rPr>
           <w:rFonts w:ascii="Consolas" w:eastAsiaTheme="minorHAnsi" w:hAnsi="Consolas" w:cs="Consolas"/>
@@ -12313,6 +13560,7 @@
         </w:rPr>
         <w:t>appSettings</w:t>
       </w:r>
+      <w:proofErr w:type="spellEnd"/>
       <w:r>
         <w:rPr>
           <w:rFonts w:ascii="Calibri" w:eastAsia="Times New Roman" w:hAnsi="Calibri" w:cs="Calibri"/>
@@ -12338,6 +13586,7 @@
           <w:rFonts w:ascii="Calibri" w:eastAsia="Times New Roman" w:hAnsi="Calibri" w:cs="Calibri"/>
         </w:rPr>
       </w:pPr>
+      <w:proofErr w:type="spellStart"/>
       <w:r>
         <w:rPr>
           <w:rFonts w:ascii="Consolas" w:eastAsiaTheme="minorHAnsi" w:hAnsi="Consolas" w:cs="Consolas"/>
@@ -12348,6 +13597,7 @@
         </w:rPr>
         <w:t>EmailServer</w:t>
       </w:r>
+      <w:proofErr w:type="spellEnd"/>
       <w:r>
         <w:t xml:space="preserve"> </w:t>
       </w:r>
@@ -12370,14 +13620,25 @@
           <w:rFonts w:ascii="Calibri" w:eastAsia="Times New Roman" w:hAnsi="Calibri" w:cs="Calibri"/>
         </w:rPr>
       </w:pPr>
-      <w:r>
-        <w:rPr>
-          <w:rFonts w:ascii="Consolas" w:eastAsiaTheme="minorHAnsi" w:hAnsi="Consolas" w:cs="Consolas"/>
-          <w:color w:val="0000FF"/>
-          <w:sz w:val="19"/>
-          <w:szCs w:val="19"/>
-        </w:rPr>
-        <w:t xml:space="preserve">EmailDistributionList </w:t>
+      <w:proofErr w:type="spellStart"/>
+      <w:r>
+        <w:rPr>
+          <w:rFonts w:ascii="Consolas" w:eastAsiaTheme="minorHAnsi" w:hAnsi="Consolas" w:cs="Consolas"/>
+          <w:color w:val="0000FF"/>
+          <w:sz w:val="19"/>
+          <w:szCs w:val="19"/>
+        </w:rPr>
+        <w:t>EmailDistributionList</w:t>
+      </w:r>
+      <w:proofErr w:type="spellEnd"/>
+      <w:r>
+        <w:rPr>
+          <w:rFonts w:ascii="Consolas" w:eastAsiaTheme="minorHAnsi" w:hAnsi="Consolas" w:cs="Consolas"/>
+          <w:color w:val="0000FF"/>
+          <w:sz w:val="19"/>
+          <w:szCs w:val="19"/>
+        </w:rPr>
+        <w:t xml:space="preserve"> </w:t>
       </w:r>
       <w:r>
         <w:rPr>
@@ -12401,6 +13662,7 @@
         </w:numPr>
         <w:spacing w:after="0"/>
       </w:pPr>
+      <w:proofErr w:type="spellStart"/>
       <w:r>
         <w:rPr>
           <w:rFonts w:ascii="Consolas" w:eastAsiaTheme="minorHAnsi" w:hAnsi="Consolas" w:cs="Consolas"/>
@@ -12411,6 +13673,7 @@
         </w:rPr>
         <w:t>HelpdeskEmailAddress</w:t>
       </w:r>
+      <w:proofErr w:type="spellEnd"/>
       <w:r>
         <w:t xml:space="preserve"> – email displayed to the users to contact for help</w:t>
       </w:r>
@@ -12424,6 +13687,7 @@
         </w:numPr>
         <w:spacing w:after="0"/>
       </w:pPr>
+      <w:proofErr w:type="spellStart"/>
       <w:r>
         <w:rPr>
           <w:rFonts w:ascii="Consolas" w:eastAsiaTheme="minorHAnsi" w:hAnsi="Consolas" w:cs="Consolas"/>
@@ -12434,6 +13698,7 @@
         <w:lastRenderedPageBreak/>
         <w:t>RdmSearchFolder</w:t>
       </w:r>
+      <w:proofErr w:type="spellEnd"/>
       <w:r>
         <w:t xml:space="preserve"> – the account has to have full access to this folder; the folder has to exist ahead of time; this is where the security will place files once they are moved from unclassified location; </w:t>
       </w:r>
@@ -12447,6 +13712,7 @@
         </w:numPr>
         <w:spacing w:after="0"/>
       </w:pPr>
+      <w:proofErr w:type="spellStart"/>
       <w:r>
         <w:rPr>
           <w:rFonts w:ascii="Consolas" w:eastAsiaTheme="minorHAnsi" w:hAnsi="Consolas" w:cs="Consolas"/>
@@ -12456,6 +13722,7 @@
         </w:rPr>
         <w:t>RdmArchiveFolder</w:t>
       </w:r>
+      <w:proofErr w:type="spellEnd"/>
       <w:r>
         <w:t xml:space="preserve"> – the account has to have full access to this folder; the folder has to exist ahead of time; suggested location would be an “Archive” folder in the folder above</w:t>
       </w:r>
@@ -12472,17 +13739,36 @@
           <w:sz w:val="20"/>
         </w:rPr>
       </w:pPr>
-      <w:r>
-        <w:rPr>
-          <w:rFonts w:ascii="Consolas" w:eastAsiaTheme="minorHAnsi" w:hAnsi="Consolas" w:cs="Consolas"/>
-          <w:color w:val="0000FF"/>
-          <w:sz w:val="19"/>
-          <w:szCs w:val="19"/>
-        </w:rPr>
-        <w:t xml:space="preserve">RdmClearRevisionCacheUrl </w:t>
-      </w:r>
-      <w:r>
-        <w:t xml:space="preserve">– URL of the RDM application, pointing to a specific view; pattern of what it needs to be set to (where RdmURL represents the URL of the application) is : </w:t>
+      <w:proofErr w:type="spellStart"/>
+      <w:r>
+        <w:rPr>
+          <w:rFonts w:ascii="Consolas" w:eastAsiaTheme="minorHAnsi" w:hAnsi="Consolas" w:cs="Consolas"/>
+          <w:color w:val="0000FF"/>
+          <w:sz w:val="19"/>
+          <w:szCs w:val="19"/>
+        </w:rPr>
+        <w:t>RdmClearRevisionCacheUrl</w:t>
+      </w:r>
+      <w:proofErr w:type="spellEnd"/>
+      <w:r>
+        <w:rPr>
+          <w:rFonts w:ascii="Consolas" w:eastAsiaTheme="minorHAnsi" w:hAnsi="Consolas" w:cs="Consolas"/>
+          <w:color w:val="0000FF"/>
+          <w:sz w:val="19"/>
+          <w:szCs w:val="19"/>
+        </w:rPr>
+        <w:t xml:space="preserve"> </w:t>
+      </w:r>
+      <w:r>
+        <w:t xml:space="preserve">– URL of the RDM application, pointing to a specific view; pattern of what it needs to be set to (where </w:t>
+      </w:r>
+      <w:proofErr w:type="spellStart"/>
+      <w:r>
+        <w:t>RdmURL</w:t>
+      </w:r>
+      <w:proofErr w:type="spellEnd"/>
+      <w:r>
+        <w:t xml:space="preserve"> represents the URL of the application) is : </w:t>
       </w:r>
       <w:r>
         <w:rPr>
@@ -12492,6 +13778,7 @@
         </w:rPr>
         <w:t>http(s)://</w:t>
       </w:r>
+      <w:proofErr w:type="spellStart"/>
       <w:r>
         <w:rPr>
           <w:rFonts w:ascii="Consolas" w:hAnsi="Consolas"/>
@@ -12501,14 +13788,25 @@
         </w:rPr>
         <w:t>RdmURL</w:t>
       </w:r>
+      <w:proofErr w:type="spellEnd"/>
       <w:r>
         <w:rPr>
           <w:rFonts w:ascii="Consolas" w:hAnsi="Consolas"/>
           <w:color w:val="984806" w:themeColor="accent6" w:themeShade="80"/>
           <w:sz w:val="18"/>
         </w:rPr>
-        <w:t>/Admin/ClearRevisionCache</w:t>
-      </w:r>
+        <w:t>/Admin/</w:t>
+      </w:r>
+      <w:proofErr w:type="spellStart"/>
+      <w:r>
+        <w:rPr>
+          <w:rFonts w:ascii="Consolas" w:hAnsi="Consolas"/>
+          <w:color w:val="984806" w:themeColor="accent6" w:themeShade="80"/>
+          <w:sz w:val="18"/>
+        </w:rPr>
+        <w:t>ClearRevisionCache</w:t>
+      </w:r>
+      <w:proofErr w:type="spellEnd"/>
       <w:r>
         <w:rPr>
           <w:sz w:val="20"/>
@@ -12534,6 +13832,7 @@
           <w:numId w:val="29"/>
         </w:numPr>
       </w:pPr>
+      <w:proofErr w:type="spellStart"/>
       <w:r>
         <w:rPr>
           <w:rFonts w:ascii="Consolas" w:eastAsiaTheme="minorHAnsi" w:hAnsi="Consolas" w:cs="Consolas"/>
@@ -12543,6 +13842,7 @@
         </w:rPr>
         <w:t>elmah</w:t>
       </w:r>
+      <w:proofErr w:type="spellEnd"/>
       <w:r>
         <w:t xml:space="preserve"> section</w:t>
       </w:r>
@@ -12562,6 +13862,7 @@
         </w:rPr>
         <w:t xml:space="preserve">in </w:t>
       </w:r>
+      <w:proofErr w:type="spellStart"/>
       <w:r>
         <w:rPr>
           <w:rFonts w:ascii="Consolas" w:eastAsiaTheme="minorHAnsi" w:hAnsi="Consolas" w:cs="Consolas"/>
@@ -12571,6 +13872,7 @@
         </w:rPr>
         <w:t>errorLog</w:t>
       </w:r>
+      <w:proofErr w:type="spellEnd"/>
       <w:r>
         <w:rPr>
           <w:rFonts w:ascii="Calibri" w:eastAsia="Times New Roman" w:hAnsi="Calibri" w:cs="Calibri"/>
@@ -12583,6 +13885,7 @@
         </w:rPr>
         <w:t xml:space="preserve"> update the </w:t>
       </w:r>
+      <w:proofErr w:type="spellStart"/>
       <w:r>
         <w:rPr>
           <w:rFonts w:ascii="Consolas" w:eastAsiaTheme="minorHAnsi" w:hAnsi="Consolas" w:cs="Consolas"/>
@@ -12592,6 +13895,7 @@
         </w:rPr>
         <w:t>connectionString</w:t>
       </w:r>
+      <w:proofErr w:type="spellEnd"/>
       <w:r>
         <w:rPr>
           <w:rFonts w:ascii="Calibri" w:eastAsia="Times New Roman" w:hAnsi="Calibri" w:cs="Calibri"/>
@@ -12621,9 +13925,17 @@
       <w:pPr>
         <w:pStyle w:val="Heading1"/>
       </w:pPr>
-      <w:bookmarkStart w:id="56" w:name="_Toc165370106"/>
-      <w:r>
-        <w:t>Appendix H: GenBOE Auto Backup - App.Config Customization</w:t>
+      <w:bookmarkStart w:id="56" w:name="_Toc165372493"/>
+      <w:r>
+        <w:t xml:space="preserve">Appendix H: GenBOE Auto Backup - </w:t>
+      </w:r>
+      <w:proofErr w:type="spellStart"/>
+      <w:r>
+        <w:t>App.Config</w:t>
+      </w:r>
+      <w:proofErr w:type="spellEnd"/>
+      <w:r>
+        <w:t xml:space="preserve"> Customization</w:t>
       </w:r>
       <w:bookmarkEnd w:id="56"/>
     </w:p>
@@ -12636,6 +13948,7 @@
         </w:numPr>
         <w:spacing w:after="0"/>
       </w:pPr>
+      <w:proofErr w:type="spellStart"/>
       <w:r>
         <w:rPr>
           <w:rFonts w:ascii="Consolas" w:eastAsiaTheme="minorHAnsi" w:hAnsi="Consolas" w:cs="Consolas"/>
@@ -12646,6 +13959,7 @@
         </w:rPr>
         <w:t>connectionStrings</w:t>
       </w:r>
+      <w:proofErr w:type="spellEnd"/>
       <w:r>
         <w:rPr>
           <w:rFonts w:ascii="Calibri" w:eastAsia="Times New Roman" w:hAnsi="Calibri" w:cs="Calibri"/>
@@ -12662,14 +13976,25 @@
         </w:numPr>
         <w:spacing w:after="0"/>
       </w:pPr>
-      <w:r>
-        <w:rPr>
-          <w:rFonts w:ascii="Consolas" w:eastAsiaTheme="minorHAnsi" w:hAnsi="Consolas" w:cs="Consolas"/>
-          <w:color w:val="0000FF"/>
-          <w:sz w:val="19"/>
-          <w:szCs w:val="19"/>
-        </w:rPr>
-        <w:t xml:space="preserve">GenBoeEntities </w:t>
+      <w:proofErr w:type="spellStart"/>
+      <w:r>
+        <w:rPr>
+          <w:rFonts w:ascii="Consolas" w:eastAsiaTheme="minorHAnsi" w:hAnsi="Consolas" w:cs="Consolas"/>
+          <w:color w:val="0000FF"/>
+          <w:sz w:val="19"/>
+          <w:szCs w:val="19"/>
+        </w:rPr>
+        <w:t>GenBoeEntities</w:t>
+      </w:r>
+      <w:proofErr w:type="spellEnd"/>
+      <w:r>
+        <w:rPr>
+          <w:rFonts w:ascii="Consolas" w:eastAsiaTheme="minorHAnsi" w:hAnsi="Consolas" w:cs="Consolas"/>
+          <w:color w:val="0000FF"/>
+          <w:sz w:val="19"/>
+          <w:szCs w:val="19"/>
+        </w:rPr>
+        <w:t xml:space="preserve"> </w:t>
       </w:r>
       <w:r>
         <w:rPr>
@@ -12705,6 +14030,7 @@
         </w:numPr>
         <w:spacing w:after="0"/>
       </w:pPr>
+      <w:proofErr w:type="spellStart"/>
       <w:r>
         <w:rPr>
           <w:rFonts w:ascii="Consolas" w:eastAsiaTheme="minorHAnsi" w:hAnsi="Consolas" w:cs="Consolas"/>
@@ -12715,6 +14041,7 @@
         </w:rPr>
         <w:t>appSettings</w:t>
       </w:r>
+      <w:proofErr w:type="spellEnd"/>
       <w:r>
         <w:rPr>
           <w:rFonts w:ascii="Calibri" w:eastAsia="Times New Roman" w:hAnsi="Calibri" w:cs="Calibri"/>
@@ -12740,6 +14067,7 @@
           <w:rFonts w:ascii="Calibri" w:eastAsia="Times New Roman" w:hAnsi="Calibri" w:cs="Calibri"/>
         </w:rPr>
       </w:pPr>
+      <w:proofErr w:type="spellStart"/>
       <w:r>
         <w:rPr>
           <w:rFonts w:ascii="Consolas" w:eastAsiaTheme="minorHAnsi" w:hAnsi="Consolas" w:cs="Consolas"/>
@@ -12750,6 +14078,7 @@
         </w:rPr>
         <w:t>EmailServer</w:t>
       </w:r>
+      <w:proofErr w:type="spellEnd"/>
       <w:r>
         <w:t xml:space="preserve"> </w:t>
       </w:r>
@@ -12772,14 +14101,25 @@
           <w:rFonts w:ascii="Calibri" w:eastAsia="Times New Roman" w:hAnsi="Calibri" w:cs="Calibri"/>
         </w:rPr>
       </w:pPr>
-      <w:r>
-        <w:rPr>
-          <w:rFonts w:ascii="Consolas" w:eastAsiaTheme="minorHAnsi" w:hAnsi="Consolas" w:cs="Consolas"/>
-          <w:color w:val="0000FF"/>
-          <w:sz w:val="19"/>
-          <w:szCs w:val="19"/>
-        </w:rPr>
-        <w:t xml:space="preserve">SendEmailTo </w:t>
+      <w:proofErr w:type="spellStart"/>
+      <w:r>
+        <w:rPr>
+          <w:rFonts w:ascii="Consolas" w:eastAsiaTheme="minorHAnsi" w:hAnsi="Consolas" w:cs="Consolas"/>
+          <w:color w:val="0000FF"/>
+          <w:sz w:val="19"/>
+          <w:szCs w:val="19"/>
+        </w:rPr>
+        <w:t>SendEmailTo</w:t>
+      </w:r>
+      <w:proofErr w:type="spellEnd"/>
+      <w:r>
+        <w:rPr>
+          <w:rFonts w:ascii="Consolas" w:eastAsiaTheme="minorHAnsi" w:hAnsi="Consolas" w:cs="Consolas"/>
+          <w:color w:val="0000FF"/>
+          <w:sz w:val="19"/>
+          <w:szCs w:val="19"/>
+        </w:rPr>
+        <w:t xml:space="preserve"> </w:t>
       </w:r>
       <w:r>
         <w:rPr>
@@ -12803,6 +14143,7 @@
         </w:numPr>
         <w:spacing w:after="0"/>
       </w:pPr>
+      <w:proofErr w:type="spellStart"/>
       <w:r>
         <w:rPr>
           <w:rFonts w:ascii="Consolas" w:eastAsiaTheme="minorHAnsi" w:hAnsi="Consolas" w:cs="Consolas"/>
@@ -12813,6 +14154,7 @@
         </w:rPr>
         <w:t>HelpdeskEmailAddress</w:t>
       </w:r>
+      <w:proofErr w:type="spellEnd"/>
       <w:r>
         <w:t xml:space="preserve"> – email displayed to the users to contact for help</w:t>
       </w:r>
@@ -12825,6 +14167,7 @@
           <w:numId w:val="30"/>
         </w:numPr>
       </w:pPr>
+      <w:proofErr w:type="spellStart"/>
       <w:r>
         <w:rPr>
           <w:rFonts w:ascii="Consolas" w:eastAsiaTheme="minorHAnsi" w:hAnsi="Consolas" w:cs="Consolas"/>
@@ -12834,6 +14177,7 @@
         </w:rPr>
         <w:t>elmah</w:t>
       </w:r>
+      <w:proofErr w:type="spellEnd"/>
       <w:r>
         <w:t xml:space="preserve"> section</w:t>
       </w:r>
@@ -12853,6 +14197,7 @@
         </w:rPr>
         <w:t xml:space="preserve">in </w:t>
       </w:r>
+      <w:proofErr w:type="spellStart"/>
       <w:r>
         <w:rPr>
           <w:rFonts w:ascii="Consolas" w:eastAsiaTheme="minorHAnsi" w:hAnsi="Consolas" w:cs="Consolas"/>
@@ -12862,6 +14207,7 @@
         </w:rPr>
         <w:t>errorLog</w:t>
       </w:r>
+      <w:proofErr w:type="spellEnd"/>
       <w:r>
         <w:rPr>
           <w:rFonts w:ascii="Calibri" w:eastAsia="Times New Roman" w:hAnsi="Calibri" w:cs="Calibri"/>
@@ -12874,6 +14220,7 @@
         </w:rPr>
         <w:t xml:space="preserve"> update the </w:t>
       </w:r>
+      <w:proofErr w:type="spellStart"/>
       <w:r>
         <w:rPr>
           <w:rFonts w:ascii="Consolas" w:eastAsiaTheme="minorHAnsi" w:hAnsi="Consolas" w:cs="Consolas"/>
@@ -12883,6 +14230,7 @@
         </w:rPr>
         <w:t>connectionString</w:t>
       </w:r>
+      <w:proofErr w:type="spellEnd"/>
       <w:r>
         <w:rPr>
           <w:rFonts w:ascii="Calibri" w:eastAsia="Times New Roman" w:hAnsi="Calibri" w:cs="Calibri"/>
